--- a/Курсовая_работа_ЕГРН.docx
+++ b/Курсовая_работа_ЕГРН.docx
@@ -170,7 +170,7 @@
         </w:rPr>
         <w:t>2 ОЦЕНКА ПРИГОДНОСТИ СВЕДЕНИЙ ЕГРН НА ПРИМЕРЕ ЗЕМЕЛЬНОГО УЧАСТКА 50:28:0000000:51403</w:t>
         <w:tab/>
-        <w:t>14</w:t>
+        <w:t>15</w:t>
       </w:r>
     </w:p>
     <w:p>
@@ -192,7 +192,7 @@
         </w:rPr>
         <w:t>2.1 Характеристика объекта оценки по данным ЕГРН, НСПД и межевого плана</w:t>
         <w:tab/>
-        <w:t>14</w:t>
+        <w:t>15</w:t>
       </w:r>
     </w:p>
     <w:p>
@@ -214,7 +214,7 @@
         </w:rPr>
         <w:t>2.2 Проверка геометрических сведений и разбивка участка</w:t>
         <w:tab/>
-        <w:t>18</w:t>
+        <w:t>19</w:t>
       </w:r>
     </w:p>
     <w:p>
@@ -236,7 +236,7 @@
         </w:rPr>
         <w:t>2.3 Определение рыночной стоимости и достаточность сведений для сделки</w:t>
         <w:tab/>
-        <w:t>22</w:t>
+        <w:t>24</w:t>
       </w:r>
     </w:p>
     <w:p>
@@ -258,7 +258,7 @@
         </w:rPr>
         <w:t>3 РЕКОМЕНДАЦИИ ПО ИСПОЛЬЗОВАНИЮ И ПОВЫШЕНИЮ ПРИГОДНОСТИ СВЕДЕНИЙ ЕГРН</w:t>
         <w:tab/>
-        <w:t>28</w:t>
+        <w:t>31</w:t>
       </w:r>
     </w:p>
     <w:p>
@@ -280,7 +280,7 @@
         </w:rPr>
         <w:t>3.1 Рекомендации применительно к участку 50:28:0000000:51403</w:t>
         <w:tab/>
-        <w:t>28</w:t>
+        <w:t>31</w:t>
       </w:r>
     </w:p>
     <w:p>
@@ -302,7 +302,29 @@
         </w:rPr>
         <w:t>3.2 Предложения по информационному обеспечению рынка недвижимости</w:t>
         <w:tab/>
-        <w:t>30</w:t>
+        <w:t>33</w:t>
+      </w:r>
+    </w:p>
+    <w:p>
+      <w:pPr>
+        <w:tabs>
+          <w:tab w:pos="9638" w:val="right" w:leader="dot"/>
+        </w:tabs>
+        <w:spacing w:line="240" w:lineRule="auto" w:before="0" w:after="0"/>
+        <w:ind w:firstLine="0" w:left="709"/>
+        <w:jc w:val="left"/>
+      </w:pPr>
+      <w:r>
+        <w:rPr>
+          <w:rFonts w:ascii="Times New Roman" w:hAnsi="Times New Roman" w:cs="Times New Roman" w:eastAsia="Times New Roman"/>
+          <w:b w:val="0"/>
+          <w:i w:val="0"/>
+          <w:color w:val="000000"/>
+          <w:sz w:val="28"/>
+        </w:rPr>
+        <w:t>3.3 Использование сведений ЕГРН и межевого плана при подготовке сделки</w:t>
+        <w:tab/>
+        <w:t>35</w:t>
       </w:r>
     </w:p>
     <w:p>
@@ -324,7 +346,7 @@
         </w:rPr>
         <w:t>ЗАКЛЮЧЕНИЕ</w:t>
         <w:tab/>
-        <w:t>33</w:t>
+        <w:t>37</w:t>
       </w:r>
     </w:p>
     <w:p>
@@ -346,7 +368,7 @@
         </w:rPr>
         <w:t>СПИСОК ИСПОЛЬЗОВАННЫХ ИСТОЧНИКОВ</w:t>
         <w:tab/>
-        <w:t>35</w:t>
+        <w:t>39</w:t>
       </w:r>
     </w:p>
     <w:p>
@@ -368,7 +390,7 @@
         </w:rPr>
         <w:t>ПРИЛОЖЕНИЯ</w:t>
         <w:tab/>
-        <w:t>38</w:t>
+        <w:t>43</w:t>
       </w:r>
     </w:p>
     <w:p>
@@ -390,7 +412,7 @@
         </w:rPr>
         <w:t>Приложение А. Сводные сведения об объекте оценки</w:t>
         <w:tab/>
-        <w:t>38</w:t>
+        <w:t>43</w:t>
       </w:r>
     </w:p>
     <w:p>
@@ -412,7 +434,7 @@
         </w:rPr>
         <w:t>Приложение Б. Каталог координат, разбивочная ведомость и расчет площади</w:t>
         <w:tab/>
-        <w:t>39</w:t>
+        <w:t>44</w:t>
       </w:r>
     </w:p>
     <w:p>
@@ -434,7 +456,7 @@
         </w:rPr>
         <w:t>Приложение В. Чертеж земельного участка</w:t>
         <w:tab/>
-        <w:t>40</w:t>
+        <w:t>45</w:t>
       </w:r>
     </w:p>
     <w:p>
@@ -456,7 +478,7 @@
         </w:rPr>
         <w:t>Приложение Г. Расчет рыночной стоимости</w:t>
         <w:tab/>
-        <w:t>42</w:t>
+        <w:t>47</w:t>
       </w:r>
     </w:p>
     <w:p>
@@ -478,7 +500,7 @@
         </w:rPr>
         <w:t>Приложение Д. Копии исходных материалов</w:t>
         <w:tab/>
-        <w:t>43</w:t>
+        <w:t>48</w:t>
       </w:r>
     </w:p>
     <w:p>
@@ -760,7 +782,7 @@
           <w:color w:val="000000"/>
           <w:sz w:val="28"/>
         </w:rPr>
-        <w:t>Сделка с недвижимостью опирается не на объявление и не на устное описание участка, а на сведения, которые позволяют понять, что именно продается, кому принадлежит объект и на каких условиях им можно пользоваться. Для земельного участка это кадастровый номер, местоположение, площадь, описание границ, категория земель, вид разрешенного использования, сведения о правах и ограничениях, а также кадастровая стоимость. В Российской Федерации такие сведения ведутся в Едином государственном реестре недвижимости. С 1 января 2017 года ЕГРН соединил государственный кадастр недвижимости и Единый государственный реестр прав [4].</w:t>
+        <w:t>Сделка с недвижимостью опирается не на объявление и не на устное описание участка, а на сведения, которые позволяют понять, что именно продается, кому принадлежит объект и на каких условиях им можно пользоваться. Для земельного участка это кадастровый номер, местоположение, площадь, описание границ, категория земель, вид разрешенного использования, сведения о правах и ограничениях, а также кадастровая стоимость. В Российской Федерации такие сведения ведутся в Едином государственном реестре недвижимости. С 1 января 2017 года ЕГРН соединил государственный кадастр недвижимости и Единый государственный реестр прав [2].</w:t>
       </w:r>
     </w:p>
     <w:p>
@@ -777,7 +799,7 @@
           <w:color w:val="000000"/>
           <w:sz w:val="28"/>
         </w:rPr>
-        <w:t>Пространственные характеристики участка появляются в реестре не сами по себе. Координаты характерных точек, горизонтальные проложения границ и площадь определяются при кадастровых работах и включаются в межевой план. Межевой план является документом, на основании которого сведения о границах вносятся в ЕГРН [4; 5]. Поэтому вопрос о том, годится ли ЕГРН для решений на рынке, одновременно является вопросом о качестве межевого плана и о том, насколько полно реестр доносит его содержание до покупателя, продавца, кредитора и налогового органа.</w:t>
+        <w:t>Пространственные характеристики участка появляются в реестре не сами по себе. Координаты характерных точек, горизонтальные проложения границ и площадь определяются при кадастровых работах и включаются в межевой план. Межевой план является документом, на основании которого сведения о границах вносятся в ЕГРН [2; 3]. Поэтому вопрос о том, годится ли ЕГРН для решений на рынке, одновременно является вопросом о качестве межевого плана и о том, насколько полно реестр доносит его содержание до покупателя, продавца, кредитора и налогового органа.</w:t>
       </w:r>
     </w:p>
     <w:p>
@@ -828,7 +850,7 @@
           <w:color w:val="000000"/>
           <w:sz w:val="28"/>
         </w:rPr>
-        <w:t>Объект исследования — Единый государственный реестр недвижимости как информационная основа рынка недвижимости. Предмет исследования — состав, происхождение и пригодность сведений ЕГРН о границах, координатах, площади, правах и кадастровой стоимости земельного участка для рыночных решений. Объект оценки — земельный участок 50:28:0000000:51403, адрес по публичной карточке Росреестра: Российская Федерация, Московская область, г. о. Домодедово, тер. СНТ «Ветеран-5», з/у 7 [18].</w:t>
+        <w:t>Объект исследования — Единый государственный реестр недвижимости как информационная основа рынка недвижимости. Предмет исследования — состав, происхождение и пригодность сведений ЕГРН о границах, координатах, площади, правах и кадастровой стоимости земельного участка для рыночных решений. Объект оценки — земельный участок 50:28:0000000:51403, адрес по публичной карточке Росреестра: Российская Федерация, Московская область, г. о. Домодедово, тер. СНТ «Ветеран-5», з/у 7 [27].</w:t>
       </w:r>
     </w:p>
     <w:p>
@@ -964,7 +986,7 @@
           <w:color w:val="000000"/>
           <w:sz w:val="28"/>
         </w:rPr>
-        <w:t>Методы работы: формально-юридический анализ нормативных актов, сопоставление публичной карточки Росреестра, карточки НСПД и межевого плана, геодезический контроль координат и сравнительный подход к оценке [7; 15]. Нормативная база — кодексы, федеральные законы № 218-ФЗ, № 221-ФЗ, № 237-ФЗ, № 135-ФЗ и № 217-ФЗ, приказы о межевом плане и о кадастровой оценке, решение Совета депутатов городского округа Домодедово о земельном налоге [16; 17]. Фактические сведения взяты из карточки, обновленной 28.09.2026 [18], из НСПД [19] и из межевого плана от 09.09.2015 [20]. Дата оценки — 18.10.2026.</w:t>
+        <w:t>Методы работы: формально-юридический анализ нормативных актов, сопоставление публичной карточки Росреестра, карточки НСПД и межевого плана, геодезический контроль координат и сравнительный подход к оценке [6; 9; 13; 15]. Нормативная база приведена в редакции, подлежащей применению в 2026 году: Земельный кодекс Российской Федерации, федеральные законы № 218-ФЗ, № 221-ФЗ, № 217-ФЗ, № 237-ФЗ и № 135-ФЗ, приказы Росреестра о межевом плане и о кадастровой оценке, федеральные стандарты оценки и решение Совета депутатов городского округа Домодедово о земельном налоге [1–11]. Научные издания отобраны за 2021–2026 годы и включают отечественные и зарубежные работы [12–26]. Отмененные акты в список источников не включены. Фактические сведения взяты из карточки, обновленной 28.09.2026 [27], из НСПД [28] и из межевого плана от 09.09.2015 [29]. Дата оценки — 18.10.2026.</w:t>
       </w:r>
     </w:p>
     <w:p>
@@ -1037,7 +1059,7 @@
           <w:color w:val="000000"/>
           <w:sz w:val="28"/>
         </w:rPr>
-        <w:t>Недвижимостью признаются земельные участки, участки недр и все, что прочно связано с землей, то есть объекты, перемещение которых без несоразмерного ущерба их назначению невозможно [1]. Право собственности и другие вещные права на недвижимость, ограничения этих прав, их возникновение, переход и прекращение подлежат государственной регистрации в случаях, установленных законом. Для рынка это означает простое правило: пока характеристика объекта или право на него не отражены в реестре, ссылаться на них при сделке рискованно, даже если они известны продавцу.</w:t>
+        <w:t>К недвижимому имуществу закон относит земельные участки и объекты, прочно связанные с землей. Право собственности и другие вещные права на недвижимость, ограничения этих прав, их возникновение, переход и прекращение подлежат государственной регистрации в случаях, установленных законом [2]. Пока характеристика объекта или право на него не отражены в реестре, ссылаться на них при сделке рискованно, даже если они известны продавцу. Достоверность реестровой записи при этом имеет собственные критерии: полноту, актуальность и согласованность сведений, а не только факт их наличия на экране [22].</w:t>
       </w:r>
     </w:p>
     <w:p>
@@ -1054,7 +1076,7 @@
           <w:color w:val="000000"/>
           <w:sz w:val="28"/>
         </w:rPr>
-        <w:t>Единый государственный реестр недвижимости является сводом достоверных систематизированных сведений об учтенном недвижимом имуществе, о зарегистрированных правах на него, об основаниях их возникновения, о правообладателях, а также об иных сведениях, предусмотренных федеральным законом [4]. Реестр ведется на русском языке, на электронных носителях. До 2017 года кадастровый учет и регистрация прав были разделены между ГКН и ЕГРП. Их объединение сократило ситуацию, при которой участок был описан в кадастре, а право на него подтверждалось отдельной системой. Для покупателя это важно тем, что описание объекта и запись о праве запрашиваются как связанные сведения одного реестра [4; 16].</w:t>
+        <w:t>Единый государственный реестр недвижимости является сводом достоверных систематизированных сведений об учтенном недвижимом имуществе, о зарегистрированных правах на него, об основаниях их возникновения, о правообладателях, а также об иных сведениях, предусмотренных федеральным законом [2]. Реестр ведется на русском языке, на электронных носителях. До 2017 года кадастровый учет и регистрация прав были разделены между ГКН и ЕГРП. Их объединение сократило ситуацию, при которой участок был описан в кадастре, а право на него подтверждалось отдельной системой. Сопоставление прежней АИС ГКН и действующей ФГИС ЕГРН показывает, что смена системы улучшила связь объекта и права, но не сняла зависимость качества записи от исходных документов [16]. Для покупателя описание объекта и запись о праве запрашиваются как связанные сведения одного реестра [2; 12].</w:t>
       </w:r>
     </w:p>
     <w:p>
@@ -1071,7 +1093,7 @@
           <w:color w:val="000000"/>
           <w:sz w:val="28"/>
         </w:rPr>
-        <w:t>По своему составу ЕГРН включает реестр объектов недвижимости, реестр прав, ограничений прав и обременений, реестровые дела, кадастровые карты и книги учета документов [4]. Реестр объектов недвижимости хранит характеристики, которые отвечают на вопрос «что это за объект». Реестр прав отвечает на вопрос «кто и на каком праве им владеет и что этому праву мешает». Кадастровая карта показывает пространственное положение. Реестровое дело собирает документы-основания, в том числе межевой план. Учебная литература по кадастру подчеркивает, что ни одна из этих частей по отдельности не заменяет остальные: карта без записи о праве не доказывает собственность, а запись о праве без координат не позволяет однозначно вынести границу на местность [16; 17].</w:t>
+        <w:t>По своему составу ЕГРН включает реестр объектов недвижимости, реестр прав, ограничений прав и обременений, реестровые дела, кадастровые карты и книги учета документов [2]. Реестр объектов недвижимости хранит характеристики, которые отвечают на вопрос, что представляет собой объект. Реестр прав отвечает на вопрос, кто и на каком праве им владеет и какие ограничения этому праву установлены. Кадастровая карта показывает пространственное положение. Реестровое дело собирает документы-основания, в том числе межевой план. Учебная литература по кадастровой деятельности подчеркивает, что ни одна из этих частей по отдельности не заменяет остальные: карта без записи о праве не доказывает собственность, а запись о праве без координат не позволяет однозначно вынести границу на местность [12]. Зарубежные исследования кадастра приходят к тому же выводу применительно к рынку: реестр поддерживает оборот, если одновременно раскрывает пространственную единицу и права, ограничения и обременения, и одновременно охраняет персональные данные [26].</w:t>
       </w:r>
     </w:p>
     <w:p>
@@ -1088,7 +1110,7 @@
           <w:color w:val="000000"/>
           <w:sz w:val="28"/>
         </w:rPr>
-        <w:t>В отношении земельного участка в кадастре недвижимости указываются вид объекта, кадастровый номер, описание местоположения границ (список координат характерных точек), площадь, категория земель, вид разрешенного использования, адрес или иное описание местоположения, кадастровая стоимость, сведения о лесах, водных объектах и иных природных объектах в границах участка, сведения о частях участка и об обременениях, если они относятся к части [4]. Именно этот набор образует информационный минимум, с которым работает рынок. Категория и вид разрешенного использования определяют правовой режим. Площадь и границы определяют предмет сделки количественно и пространственно. Кадастровая стоимость определяет налоговую базу и часто ошибочно принимается за ориентир цены.</w:t>
+        <w:t>В отношении земельного участка в кадастре недвижимости указываются вид объекта, кадастровый номер, описание местоположения границ (список координат характерных точек), площадь, категория земель, вид разрешенного использования, адрес или иное описание местоположения, кадастровая стоимость, сведения о лесах, водных объектах и иных природных объектах в границах участка, сведения о частях участка и об обременениях, если они относятся к части [2]. Именно этот набор образует информационный минимум, с которым работает рынок. Категория и вид разрешенного использования определяют правовой режим. Площадь и границы определяют предмет сделки количественно и пространственно. Кадастровая стоимость определяет налоговую базу и не заменяет ориентир цены. Исследования полноты единого информационного ресурса о земле фиксируют сохраняющийся дефицит: значительная часть участков не имеет установленных границ, а по многим объектам отсутствуют сведения о правообладателе [21].</w:t>
       </w:r>
     </w:p>
     <w:p>
@@ -1122,7 +1144,7 @@
           <w:color w:val="000000"/>
           <w:sz w:val="28"/>
         </w:rPr>
-        <w:t>Сведения ЕГРН являются общедоступными, если законом не установлено иное. Персональные данные правообладателя в открытый просмотр без запроса не выносятся в том же объеме, в каком они содержатся в выписке, выдаваемой заинтересованному лицу. Поэтому «посмотреть участок на карте» и «получить сведения, достаточные для договора» — разные действия. Статья 62 Федерального закона № 218-ФЗ определяет порядок предоставления сведений. Выписка об основных характеристиках и зарегистрированных правах, выписка о переходе прав на объект и выписка о кадастровой стоимости закрывают разные вопросы. Срок предоставления по общему правилу составляет три рабочих дня со дня получения запроса органом регистрации прав [4].</w:t>
+        <w:t>Сведения ЕГРН являются общедоступными, если законом не установлено иное. Персональные данные правообладателя в открытый просмотр без запроса не выносятся в том же объеме, в каком они содержатся в выписке, выдаваемой заинтересованному лицу. Поэтому просмотр участка на карте и получение сведений, достаточных для договора, представляют собой разные действия. Статья 62 Федерального закона № 218-ФЗ определяет порядок предоставления сведений. Выписка об основных характеристиках и зарегистрированных правах, выписка о переходе прав на объект и выписка о кадастровой стоимости закрывают разные вопросы. Срок предоставления по общему правилу составляет три рабочих дня со дня получения запроса органом регистрации прав [2].</w:t>
       </w:r>
     </w:p>
     <w:p>
@@ -1173,7 +1195,7 @@
           <w:color w:val="000000"/>
           <w:sz w:val="28"/>
         </w:rPr>
-        <w:t>Граница земельного участка в реестре — это не линия на аэрофотоснимке, а список координат характерных точек, между которыми проходят части границы. Пока координат нет, площадь может быть указана по правоустанавливающему документу как «декларированная», а контур на публичной карте либо отсутствует, либо показан ориентировочно. Внести координаты можно по результатам кадастровых работ. Документом, который передает результат этих работ в орган регистрации, является межевой план [4; 5].</w:t>
+        <w:t>Граница земельного участка в реестре представляет собой список координат характерных точек, между которыми проходят части границы, а не линию, проведенную по аэрофотоснимку. Пока координат нет, площадь может быть указана по правоустанавливающему документу как декларированная, а контур на публичной карте либо отсутствует, либо показан ориентировочно. Внести координаты можно по результатам кадастровых работ. Документом, который передает результат этих работ в орган регистрации, является межевой план [2; 3].</w:t>
       </w:r>
     </w:p>
     <w:p>
@@ -1190,7 +1212,7 @@
           <w:color w:val="000000"/>
           <w:sz w:val="28"/>
         </w:rPr>
-        <w:t>Межевой план составляется кадастровым инженером на основе кадастрового плана территории или выписки из ЕГРН. В нем воспроизводятся уже внесенные в реестр сведения и указываются новые сведения, необходимые для учета: об образуемом участке, о части участка либо об уточняемом местоположении границы [4]. Кадастровый инженер несет ответственность за достоверность внесенных в план сведений. Для рынка это означает, что качество границы в ЕГРН не выше качества измерений, исходных документов и согласования, которые легли в межевой план.</w:t>
+        <w:t>Межевой план составляется кадастровым инженером на основе кадастрового плана территории или выписки из ЕГРН. В нем воспроизводятся уже внесенные в реестр сведения и указываются новые сведения, необходимые для учета: об образуемом участке, о части участка либо об уточняемом местоположении границы [2; 12]. Кадастровый инженер несет ответственность за достоверность внесенных в план сведений. Для рынка это означает, что качество границы в ЕГРН не выше качества измерений, исходных документов и согласования, которые легли в межевой план.</w:t>
       </w:r>
     </w:p>
     <w:p>
@@ -1207,7 +1229,7 @@
           <w:color w:val="000000"/>
           <w:sz w:val="28"/>
         </w:rPr>
-        <w:t>Форма плана менялась вместе с законодательством. План от 09.09.2015 составлен по приказу Минэкономразвития России от 24.11.2008 № 412 [10] в период действия Федерального закона № 221-ФЗ [5]. Сейчас форма и требования утверждены приказом Росреестра от 14.12.2021 № П/0592 [9]. Уже внесенные сведения смена формы не отменяет. Новый план, если границу придется уточнять снова, готовится уже по действующему приказу.</w:t>
+        <w:t>Форма плана менялась вместе с законодательством. План от 09.09.2015 составлен по форме, действовавшей на дату работ, в период применения Федерального закона № 221-ФЗ [3]. Эта форма впоследствии утратила силу, поэтому в список источников она не включается. Действующие форма и требования утверждены приказом Росреестра от 14.12.2021 № П/0592 [7]. Уже внесенные сведения смена формы не отменяет. Новый план, если границу потребуется уточнять снова, готовится по действующему приказу.</w:t>
       </w:r>
     </w:p>
     <w:p>
@@ -1224,7 +1246,7 @@
           <w:color w:val="000000"/>
           <w:sz w:val="28"/>
         </w:rPr>
-        <w:t>Текстовая часть плана уточнения границы содержит исходные данные, геодезическую основу, метод и точность координат, каталог точек, длины частей границы, смежества и заключение кадастрового инженера. Графическая часть содержит схему построений, схему расположения и чертеж участка [9; 10]. Акт согласования границы обязателен, когда уточнение затрагивает смежные землепользования [5].</w:t>
+        <w:t>Текстовая часть плана уточнения границы содержит исходные данные, геодезическую основу, метод и точность координат, каталог точек, длины частей границы, смежества и заключение кадастрового инженера. Графическая часть содержит схему построений, схему расположения и чертеж участка [7]. Акт согласования границы обязателен, когда уточнение затрагивает смежные землепользования [3].</w:t>
       </w:r>
     </w:p>
     <w:p>
@@ -1394,7 +1416,7 @@
           <w:color w:val="000000"/>
           <w:sz w:val="28"/>
         </w:rPr>
-        <w:t>Согласование границы проводится с правообладателями смежных участков. Результат фиксируется актом. Отсутствие возражений делает границу пригодной для учета. Если правообладатель смежного участка неизвестен, инженер отражает это в акте, а соответствующая часть границы может считаться ранее согласованной только при наличии предусмотренных законом оснований [5]. Такая часть остается зоной повышенного внимания при следующей сделке: реестр покажет координаты, но риск спора выше, чем на стороне, где сосед лично подписал акт.</w:t>
+        <w:t>Согласование границы проводится с правообладателями смежных участков. Результат фиксируется актом. Отсутствие возражений делает границу пригодной для учета. Если правообладатель смежного участка неизвестен, инженер отражает это в акте, а соответствующая часть границы может считаться ранее согласованной только при наличии предусмотренных законом оснований [3]. Такая часть остается зоной повышенного внимания при следующей сделке: реестр может содержать координаты, однако риск спора выше, чем на стороне, где смежный правообладатель лично подписал акт.</w:t>
       </w:r>
     </w:p>
     <w:p>
@@ -1522,7 +1544,7 @@
           <w:color w:val="000000"/>
           <w:sz w:val="28"/>
         </w:rPr>
-        <w:t>Рыночная стоимость — это наиболее вероятная цена, по которой объект может быть отчужден на открытом рынке в условиях конкуренции, когда стороны действуют разумно, располагают всей необходимой информацией, а на величине цены не отражаются чрезвычайные обстоятельства [7]. Определение требует информации. ЕГРН закрывает ее юридическую и идентификационную часть: без реестра покупатель не знает, тот ли объект он покупает и вправе ли продавец его продать. Ценовую часть реестр закрывает лишь косвенно. Кадастровая стоимость устанавливается методами массовой оценки по состоянию на определенную дату и вносится в ЕГРН для целей, предусмотренных законом, прежде всего для налогообложения [2; 3; 6].</w:t>
+        <w:t>Рыночная стоимость — это наиболее вероятная цена, по которой объект может быть отчужден на открытом рынке в условиях конкуренции, когда стороны действуют разумно, располагают всей необходимой информацией, а на величине цены не отражаются чрезвычайные обстоятельства [6]. Федеральные стандарты оценки, утвержденные в 2022 году, сохраняют это понимание и отделяют рыночную стоимость от кадастровой [9; 13; 15]. Определение требует информации. ЕГРН закрывает ее юридическую и идентификационную часть: без реестра покупатель не устанавливает тождество объекта и полномочия продавца. Ценовую часть реестр закрывает лишь косвенно. Кадастровая стоимость устанавливается методами массовой оценки по состоянию на определенную дату и вносится в ЕГРН для целей, предусмотренных законом, прежде всего для налогообложения [1; 5]. Зарубежная практика массовой оценки также разделяет налоговую кадастровую величину и наблюдаемую рыночную цену: первая часто устаревает относительно второй [24].</w:t>
       </w:r>
     </w:p>
     <w:p>
@@ -1539,7 +1561,7 @@
           <w:color w:val="000000"/>
           <w:sz w:val="28"/>
         </w:rPr>
-        <w:t>Статья 66 Земельного кодекса разводит две величины. Кадастровая стоимость определяется в порядке, установленном законодательством об оценочной деятельности и о государственной кадастровой оценке. Если в отношении участка определена рыночная стоимость, кадастровая стоимость устанавливается равной рыночной [2]. Отсюда следует не то, что кадастровая стоимость всегда равна рыночной, а то, что равенство достигается отдельной процедурой. Пока такой процедуры не было, величина в ЕГРН остается результатом массовой оценки. Использовать ее как цену оферты методологически неверно.</w:t>
+        <w:t>Статья 66 Земельного кодекса разводит две величины. Кадастровая стоимость определяется в порядке, установленном законодательством об оценочной деятельности и о государственной кадастровой оценке. Если в отношении участка определена рыночная стоимость, кадастровая стоимость устанавливается равной рыночной [1; 5]. Из этого не следует, что кадастровая стоимость всегда равна рыночной. Равенство достигается отдельной процедурой. Пока такой процедуры не было, величина в ЕГРН остается результатом массовой оценки. Использовать ее как цену оферты методологически неверно. Модели оценки, построенные на кадастре, берут из реестра права и пространственную единицу, однако стандартный состав этих моделей не содержит статистики цен сделок [25].</w:t>
       </w:r>
     </w:p>
     <w:p>
@@ -1556,7 +1578,7 @@
           <w:color w:val="000000"/>
           <w:sz w:val="28"/>
         </w:rPr>
-        <w:t>Массовая оценка группирует участки по видам использования и по территории. Методические указания, утвержденные приказом Росреестра от 04.08.2021 № П/0336, выделяют садоводство отдельно от индивидуальной жилой застройки [11]. Удельный показатель усредняет положение внутри группы: он учитывает квартал и вид использования и не учитывает колодец, подъезд конкретной улицы и фактическое отсутствие электричества. Поэтому добросовестно определенная кадастровая стоимость может расходиться с ценами предложений в конкретном товариществе.</w:t>
+        <w:t>Массовая оценка группирует участки по видам использования и по территории. Методические указания, утвержденные приказом Росреестра от 04.08.2021 № П/0336, выделяют садоводство отдельно от индивидуальной жилой застройки [8]. Учебные и научные работы по кадастровой оценке показывают, что в расчет попадают основные характеристики ЕГРН, а не индивидуальные потребительские свойства конкретного участка [14; 20]. Удельный показатель усредняет положение внутри группы: он учитывает квартал и вид использования и не учитывает колодец, подъезд конкретной улицы и фактическое состояние сетей. Поэтому добросовестно определенная кадастровая стоимость может расходиться с ценами предложений в конкретном товариществе. Местоположение при этом остается главным ценообразующим фактором рыночной стоимости, а ряд характеристик ЕГРН заполнен полнее, чем ряд цен сделок [18].</w:t>
       </w:r>
     </w:p>
     <w:p>
@@ -1573,7 +1595,7 @@
           <w:color w:val="000000"/>
           <w:sz w:val="28"/>
         </w:rPr>
-        <w:t>Налоговой базой земельного налога является кадастровая стоимость, внесенная в ЕГРН и подлежащая применению на 1 января налогового периода [3]. Ставку в пределах, заданных Налоговым кодексом, устанавливает муниципалитет. Для садоводства федеральный предел составляет 0,3 процента, местная ставка может быть ниже. Из реестра берутся стоимость, категория и вид разрешенного использования, а ставка лежит вне ЕГРН. Реестр для налога необходим, но одной карточкой сумма налога не определяется.</w:t>
+        <w:t>Для земельного налога используется кадастровая стоимость, внесенная в ЕГРН и подлежащая применению на 1 января налогового периода [1; 5]. Ставку в пределах, заданных налоговым законодательством, устанавливает муниципалитет. Для садоводства федеральный предел составляет 0,3 процента, местная ставка может быть ниже. Из реестра берутся стоимость, категория и вид разрешенного использования, а ставка лежит вне ЕГРН. Реестр для налога необходим, однако одной карточкой сумма налога не определяется. Отдельная проблема информационного обеспечения состоит в том, что единого ресурса цен сделок и предложений до сих пор нет: характеристики ЕГРН могут быть уточнены заявлением, а рыночная цена таким образом в реестр не вносится, поэтому в отчетах о кадастровой оценке преобладают цены предложений [17; 23].</w:t>
       </w:r>
     </w:p>
     <w:p>
@@ -1590,7 +1612,7 @@
           <w:color w:val="000000"/>
           <w:sz w:val="28"/>
         </w:rPr>
-        <w:t>Разные решения требуют разного состава сведений. Отождествление объекта на местности требует кадастрового номера, адреса и координат. Проверка полномочий продавца требует актуальной записи о праве и об отсутствии ограничений. Назначение цены требует площади из ЕГРН и рыночных аналогов, которых в ЕГРН нет. Расчет налога требует кадастровой стоимости и местной ставки. Решение банка о залоге обычно требует установленных границ: участок без координат, сохраняющий статус ранее учтенного, кредитная организация часто не принимает. Решение о строительстве садового дома требует вида разрешенного использования и дополнительно градостроительного регламента, который ведется вне ЕГРН [8]. Сводка приведена в таблице 1.</w:t>
+        <w:t>Разные решения требуют разного состава сведений. Отождествление объекта на местности требует кадастрового номера, адреса и координат. Проверка полномочий продавца требует актуальной записи о праве и об отсутствии ограничений. Назначение цены требует площади из ЕГРН и рыночных аналогов, которых в ЕГРН нет. Расчет налога требует кадастровой стоимости и местной ставки. Решение банка о залоге обычно требует установленных границ: участок без координат, сохраняющий статус ранее учтенного, кредитная организация часто не принимает. Решение о строительстве садового дома требует вида разрешенного использования и дополнительно градостроительного регламента, который ведется вне ЕГРН [4]. Сводка приведена в таблице 1.</w:t>
       </w:r>
     </w:p>
     <w:p>
@@ -2418,7 +2440,7 @@
           <w:color w:val="000000"/>
           <w:sz w:val="28"/>
         </w:rPr>
-        <w:t>Для незастроенного садового участка основным является сравнительный подход: есть рынок сходных объектов [7; 15]. Затратный подход не применяется, потому что земля не создается как улучшение. Доходный подход не применяется: устойчивой аренды такого участка в источниках, сопоставимых с ЕГРН, нет. Справочная карточка при этом не показывает цену договора, поэтому аналоги берутся из предложений и корректируются на торг. Реестр описывает объект и не содержит самих цен.</w:t>
+        <w:t>Для незастроенного садового участка основным является сравнительный подход: имеется рынок сходных объектов [6; 9; 13; 15]. Затратный подход не применяется, потому что земля не создается как улучшение. Доходный подход не применяется: он требует сведений о доходе, а устойчивой аренды такого участка в источниках, сопоставимых с ЕГРН, нет [19]. Справочная карточка при этом не показывает цену договора, поэтому аналоги берутся из предложений и корректируются на торг. Реестр описывает объект и не содержит самих цен [17].</w:t>
       </w:r>
     </w:p>
     <w:p>
@@ -2491,7 +2513,7 @@
           <w:color w:val="000000"/>
           <w:sz w:val="28"/>
         </w:rPr>
-        <w:t>По справочной информации Росреестра, обновленной 28.09.2026, объект является земельным участком, статус записи — «актуально». Кадастровый номер 50:28:0000000:51403 присвоен 24.04.2015. Форма собственности — частная. Адрес: Российская Федерация, Московская область, г. о. Домодедово, тер. СНТ «Ветеран-5», з/у 7. Площадь — 1 005 кв. м. Категория земель — земли сельскохозяйственного назначения. Вид разрешенного использования — для садоводства. Кадастровая стоимость — 3 078 864,73 руб., дата определения стоимости — 01.01.2022, дата внесения сведения — 05.12.2025. В разделе прав указана собственность, номер регистрации 50-50/028-50/028/005/2016-1164/1 от 22.03.2016 [18].</w:t>
+        <w:t>По справочной информации Росреестра, обновленной 28.09.2026, объект является земельным участком, статус записи — «актуально». Кадастровый номер 50:28:0000000:51403 присвоен 24.04.2015. Форма собственности — частная. Адрес: Российская Федерация, Московская область, г. о. Домодедово, тер. СНТ «Ветеран-5», з/у 7. Площадь — 1 005 кв. м. Категория земель — земли сельскохозяйственного назначения. Вид разрешенного использования — для садоводства. Кадастровая стоимость — 3 078 864,73 руб., дата определения стоимости — 01.01.2022, дата внесения сведения — 05.12.2025. В разделе прав указана собственность, номер регистрации 50-50/028-50/028/005/2016-1164/1 от 22.03.2016 [27].</w:t>
       </w:r>
     </w:p>
     <w:p>
@@ -2508,7 +2530,7 @@
           <w:color w:val="000000"/>
           <w:sz w:val="28"/>
         </w:rPr>
-        <w:t>Карточка НСПД подтверждает тот же номер, ту же дату присвоения номера, ту же площадь как «уточненную», ту же категорию, тот же вид разрешенного использования и частную форму собственности. Дополнительно указаны вид земельного участка «землепользование», кадастровый квартал 50:28:0090134 и удельный показатель кадастровой стоимости 3 063,55 руб./кв. м. Статус в этой карточке обозначен как «ранее учтенный» [19]. На карте участок показан замкнутым контуром среди иных участков ЕГРН и выделен при запросе пересечений вместе с участками 50:28:0090134:4, 50:28:0090134:10 и 50:28:0090134:104.</w:t>
+        <w:t>Карточка НСПД подтверждает тот же номер, ту же дату присвоения номера, ту же площадь как уточненную, ту же категорию, тот же вид разрешенного использования и частную форму собственности. Дополнительно указаны вид земельного участка «землепользование», кадастровый квартал 50:28:0090134 и удельный показатель кадастровой стоимости 3 063,55 руб./кв. м. Статус в этой карточке обозначен как «ранее учтенный» [28]. На карте участок показан замкнутым контуром среди иных участков ЕГРН и выделен при запросе пересечений вместе с участками 50:28:0090134:4, 50:28:0090134:10 и 50:28:0090134:104.</w:t>
       </w:r>
     </w:p>
     <w:p>
@@ -2525,7 +2547,7 @@
           <w:color w:val="000000"/>
           <w:sz w:val="28"/>
         </w:rPr>
-        <w:t>Межевой план подготовлен 09.09.2015 в результате кадастровых работ по уточнению местоположения границы участка 50:28:0000000:51403. Адрес в плане: Московская область, Домодедовский район, садоводческое товарищество «Ветеран-5», уч. № 7. Заказчик работ — Морсаков Михаил Николаевич. Кадастровый инженер — Мурагина Елизавета Васильевна, номер квалификационного аттестата 50-10-140, исполнитель — ООО «ЦГиКУ». План составлен по требованиям закона о государственном кадастре недвижимости и приказа № 412 [10; 20]. В исходных материалах работы этот план приведен как документ по участку; он же размещен Центром геодезических и кадастровых услуг в качестве образца. Кадастровый номер, адрес товарищества и площадь в плане совпадают с действующей карточкой, поэтому план принят как источник геометрических сведений именно этого участка. Контактные данные инженера в текст не переносятся: для проверки пригодности реестра они не требуются.</w:t>
+        <w:t>Межевой план подготовлен 09.09.2015 в результате кадастровых работ по уточнению местоположения границы участка 50:28:0000000:51403. Адрес в плане: Московская область, Домодедовский район, садоводческое товарищество «Ветеран-5», уч. № 7. Заказчик работ — Морсаков Михаил Николаевич. Кадастровый инженер — Мурагина Елизавета Васильевна, номер квалификационного аттестата 50-10-140, исполнитель — ООО «ЦГиКУ». План составлен по требованиям закона о кадастровой деятельности, действовавшим на дату работ [3; 29]. В исходных материалах работы этот план приведен как документ по участку; он же размещен Центром геодезических и кадастровых услуг в качестве образца. Кадастровый номер, адрес товарищества и площадь в плане совпадают с действующей карточкой, поэтому план принят как источник геометрических сведений именно этого участка. Контактные данные инженера в текст не переносятся: для проверки пригодности реестра они не требуются.</w:t>
       </w:r>
     </w:p>
     <w:p>
@@ -2542,7 +2564,7 @@
           <w:color w:val="000000"/>
           <w:sz w:val="28"/>
         </w:rPr>
-        <w:t>Расхождение трех источников собрано в таблице 2. Совпадающие показатели можно использовать без оговорок. Расходящиеся показатели нельзя молча сводить к одной цифре.</w:t>
+        <w:t>Совпадение и расхождение трех источников собраны в таблице 2. Совпадающие показатели можно использовать без оговорок. Расходящиеся показатели не сводятся к одной цифре.</w:t>
       </w:r>
     </w:p>
     <w:p>
@@ -4220,6 +4242,23 @@
           <w:color w:val="000000"/>
           <w:sz w:val="28"/>
         </w:rPr>
+        <w:t>По таблице 2 совпадают кадастровый номер, дата его присвоения 24.04.2015, площадь 1 005 кв. м, категория земель сельскохозяйственного назначения, вид разрешенного использования «для садоводства», частная форма собственности и набор смежных участков 50:28:0090134:4, :10 и :104. Кадастровая стоимость 3 078 864,73 руб. совпадает в карточке Росреестра и в НСПД. В межевом плане 2015 года ее нет, поскольку действующий тур оценки относится к 2022 году. Не совпадают статус («актуально» как состояние записи и «ранее учтенный» как происхождение объекта), квартал в номере (0000000) и квартал фактического расположения (50:28:0090134), формулировка адреса (городской округ Домодедово и Домодедовский район; в акте согласования дополнительно названа деревня Соломахово). Каталог координат есть только в плане. Заказчик работ Морсаков М. Н. назван в плане и не является записью о действующем правообладателе: собственность зарегистрирована 22.03.2016, а открытая карточка фамилию не показывает. Зданий план не содержит, вкладка «Объекты» НСПД в исходных материалах отсутствует. Пересечения на карте показали смежные участки, а не перечень зон с особыми условиями использования территории. Эти расхождения далее не усредняются.</w:t>
+      </w:r>
+    </w:p>
+    <w:p>
+      <w:pPr>
+        <w:spacing w:line="360" w:lineRule="auto" w:before="0" w:after="0"/>
+        <w:ind w:firstLine="709" w:left="0"/>
+        <w:jc w:val="both"/>
+      </w:pPr>
+      <w:r>
+        <w:rPr>
+          <w:rFonts w:ascii="Times New Roman" w:hAnsi="Times New Roman" w:cs="Times New Roman" w:eastAsia="Times New Roman"/>
+          <w:b w:val="0"/>
+          <w:i w:val="0"/>
+          <w:color w:val="000000"/>
+          <w:sz w:val="28"/>
+        </w:rPr>
         <w:t>Площадь во всех трех источниках равна 1 005 кв. м. Это главный положительный результат сопоставления: величина, которая попала в ЕГРН, совпадает и с действующей карточкой, и с межевым планом, и с удельной проверкой кадастровой стоимости. Деление 3 078 864,73 / 1 005 дает 3 063,547 руб./кв. м, что при округлении до копейки совпадает с удельным показателем НСПД 3 063,55 руб./кв. м. Расхождение произведения 3 063,55 × 1 005 с записанной стоимостью составляет около 3 руб. и объясняется округлением удельного показателя, а не иной площадью.</w:t>
       </w:r>
     </w:p>
@@ -4237,7 +4276,7 @@
           <w:color w:val="000000"/>
           <w:sz w:val="28"/>
         </w:rPr>
-        <w:t>Кадастровый номер 50:28:0000000:51403 читается так: 50 — Московская область, 28 — кадастровый район, 0000000 — квартал в номере не задан, 51403 — номер участка в пределах района. Нулевой квартал характерен для ранее учтенных объектов. Карта при этом относит участок к кварталу 50:28:0090134, и смежные участки имеют номера уже внутри этого квартала. Покупатель, который ищет объект «по кварталу из номера», участок не найдет. Надежный поисковый признак — полный кадастровый номер, а квартал устанавливается по НСПД.</w:t>
+        <w:t>Кадастровый номер 50:28:0000000:51403 читается так: 50 — Московская область, 28 — кадастровый район, 0000000 — квартал в номере не задан, 51403 — номер участка в пределах района. Нулевой квартал характерен для ранее учтенных объектов. Карта при этом относит участок к кварталу 50:28:0090134, и смежные участки имеют номера уже внутри этого квартала. Поиск только по номеру квартала, извлеченному из кадастрового номера, этот объект не выявляет. Надежный поисковый признак — полный кадастровый номер, а квартал устанавливается по НСПД.</w:t>
       </w:r>
     </w:p>
     <w:p>
@@ -4322,7 +4361,7 @@
           <w:color w:val="000000"/>
           <w:sz w:val="28"/>
         </w:rPr>
-        <w:t>Кадастровая стоимость определена по состоянию на 01.01.2022. Эта дата совпадает с туром государственной кадастровой оценки земель Московской области, результаты которого утверждены распоряжением Минимущества Московской области от 28.11.2022 № 15ВР-2452 и применяются с 01.01.2023 [12; 13]. Дата внесения 05.12.2025 фиксирует момент актуальной записи в просматриваемой карточке. Сама по себе она не означает, что 5 декабря 2025 года участок оценили заново. Для налога имеет значение стоимость, действующая на 1 января соответствующего года. Подмена даты определения датой внесения была бы ошибкой использования сведений ЕГРН.</w:t>
+        <w:t>Кадастровая стоимость определена по состоянию на 01.01.2022. Эта дата совпадает с туром государственной кадастровой оценки земель Московской области, результаты которого утверждены распоряжением Минимущества Московской области от 28.11.2022 № 15ВР-2452 и применяются с 01.01.2023 [10]. Дата внесения 05.12.2025 фиксирует момент актуальной записи в просматриваемой карточке. Сама по себе она не означает, что 5 декабря 2025 года участок оценили заново. Для налога имеет значение стоимость, действующая на 1 января соответствующего года. Подмена даты определения датой внесения была бы ошибкой использования сведений ЕГРН.</w:t>
       </w:r>
     </w:p>
     <w:p>
@@ -4356,7 +4395,7 @@
           <w:color w:val="000000"/>
           <w:sz w:val="28"/>
         </w:rPr>
-        <w:t>Геометрические сведения, которые реестр получает из межевого плана, проверены заново по каталогу координат. Система координат — МСК-50. Метод определения координат — спутниковые геодезические измерения. Исходный пункт — «Шахово», пирамида, 3 класс, X = 419 546,85 м, Y = 2 214 903,66 м. Средство измерений — комплект спутниковой геодезической аппаратуры Leica GS 15, свидетельство о поверке от 10.07.2015 № 075048, срок до 10.07.2016. На дату плана поверка была действующей. Зданий, сооружений и объектов незавершенного строительства на участке план не указывает [20].</w:t>
+        <w:t>Геометрические сведения, которые реестр получает из межевого плана, проверены заново по каталогу координат. Система координат — МСК-50. Метод определения координат — спутниковые геодезические измерения. Исходный пункт — «Шахово», пирамида, 3 класс, X = 419 546,85 м, Y = 2 214 903,66 м. Средство измерений — комплект спутниковой геодезической аппаратуры Leica GS 15, свидетельство о поверке от 10.07.2015 № 075048, срок до 10.07.2016. На дату плана поверка была действующей. Зданий, сооружений и объектов незавершенного строительства на участке план не указывает [29].</w:t>
       </w:r>
     </w:p>
     <w:p>
@@ -6593,7 +6632,7 @@
           <w:color w:val="000000"/>
           <w:sz w:val="28"/>
         </w:rPr>
-        <w:t>В деньгах тот же допуск выглядит так. При рыночном удельном показателе, полученном в параграфе 2.3, 22 кв. м соответствуют примерно 27,5 тыс. руб. При кадастровом удельном показателе 3 063,55 руб./кв. м те же 22 кв. м соответствуют примерно 67,4 тыс. руб. Оба значения намного меньше разрыва между кадастровой и рыночной стоимостью всего участка. Следовательно, для решения о цене неточность границы не является главным риском. Главный риск — подмена рыночной стоимости кадастровой. Для спора о заборе допуск 0,20 м по точке, напротив, существенен: именно поэтому разбивка должна идти по каталогу, а не «на глаз по карте».</w:t>
+        <w:t>В деньгах тот же допуск выглядит так. При рыночном удельном показателе, полученном в параграфе 2.3, 22 кв. м соответствуют примерно 27,5 тыс. руб. При кадастровом удельном показателе 3 063,55 руб./кв. м те же 22 кв. м соответствуют примерно 67,4 тыс. руб. Оба значения намного меньше разрыва между кадастровой и рыночной стоимостью всего участка. Следовательно, для решения о цене неточность границы не является главным риском. Главный риск — подмена рыночной стоимости кадастровой. Для спора о заборе допуск 0,20 м по точке, напротив, существенен: именно поэтому разбивка выполняется по каталогу координат, а не по изображению публичной карты без каталога.</w:t>
       </w:r>
     </w:p>
     <w:p>
@@ -6627,7 +6666,7 @@
           <w:color w:val="000000"/>
           <w:sz w:val="28"/>
         </w:rPr>
-        <w:t>Смежества плана и пересечения НСПД описывают один набор участков. Линии н1–н3 и н4–н5 граничат с 50:28:0090134:4, правообладатель — СНТ «Ветеран-5» на праве коллективной совместной собственности, от имени товарищества в акте указан председатель Малышкин Игорь Васильевич. Линия н3–н4 граничит с 50:28:0090134:104, в плане назван Евдокимов Алексей Алексеевич. Линия н5–н1 граничит с 50:28:0090134:10: вид права, правообладатель и адрес для связи в плане отсутствуют, в акте сделана запись «граница ранее согласована». Возражений по акту нет, спор не зафиксирован [20]. Для рынка согласованный акт повышает пригодность границы. Неустановленный правообладатель на западной стороне остается единственным содержательным дефектом согласования.</w:t>
+        <w:t>Смежества плана и пересечения НСПД описывают один набор участков. Линии н1–н3 и н4–н5 граничат с 50:28:0090134:4, правообладатель — СНТ «Ветеран-5» на праве коллективной совместной собственности, от имени товарищества в акте указан председатель Малышкин Игорь Васильевич. Линия н3–н4 граничит с 50:28:0090134:104, в плане назван Евдокимов Алексей Алексеевич. Линия н5–н1 граничит с 50:28:0090134:10: вид права, правообладатель и адрес для связи в плане отсутствуют, в акте сделана запись «граница ранее согласована». Возражений по акту нет, спор не зафиксирован [29]. Для рынка согласованный акт повышает пригодность границы. Неустановленный правообладатель на западной стороне остается единственным содержательным дефектом согласования.</w:t>
       </w:r>
     </w:p>
     <w:p>
@@ -6755,7 +6794,901 @@
           <w:color w:val="000000"/>
           <w:sz w:val="28"/>
         </w:rPr>
-        <w:t>Определение стоимости выполнено в учебных целях по структуре отчета об оценке. Вид стоимости — рыночная. Дата оценки — 18.10.2026. Объект — земельный участок 50:28:0000000:51403 площадью 1 005 кв. м (10,05 сотки), категория земель сельскохозяйственного назначения, вид разрешенного использования — для садоводства, форма собственности частная, право зарегистрировано. Предполагаемое использование совпадает с разрешенным. Улучшения в расчет не включались: межевой план зданий не содержит, публичная карточка объектов капитального строительства не называет, вкладка «Объекты» НСПД в исходных материалах отсутствует. Коммуникации сведениями ЕГРН не описываются и в расчете приняты как неподтвержденные. Результат не заменяет отчет оценщика, состоящего в саморегулируемой организации, и сам по себе не является основанием для пересмотра кадастровой стоимости по Федеральному закону № 237-ФЗ [6; 7].</w:t>
+        <w:t>Определение стоимости выполнено в учебных целях по структуре сравнительного расчета. Вид стоимости — рыночная. Дата оценки — 18.10.2026. Объект описан в таблице 5 только теми сведениями, которые подтверждены карточкой Росреестра, НСПД или межевым планом. Площадь — 1 005 кв. м (10,05 сотки). Предполагаемое использование совпадает с разрешенным. Улучшения в расчет не включались. Коммуникации сведениями ЕГРН не описываются и приняты как неподтвержденные. Результат не заменяет отчет оценщика, состоящего в саморегулируемой организации, и не является основанием для пересмотра кадастровой стоимости по Федеральному закону № 237-ФЗ [5; 6].</w:t>
+      </w:r>
+    </w:p>
+    <w:p>
+      <w:pPr>
+        <w:spacing w:line="360" w:lineRule="auto" w:before="120" w:after="80"/>
+        <w:ind w:firstLine="0" w:left="0"/>
+        <w:jc w:val="left"/>
+      </w:pPr>
+      <w:r>
+        <w:rPr>
+          <w:rFonts w:ascii="Times New Roman" w:hAnsi="Times New Roman" w:cs="Times New Roman" w:eastAsia="Times New Roman"/>
+          <w:b w:val="0"/>
+          <w:i w:val="0"/>
+          <w:color w:val="000000"/>
+          <w:sz w:val="28"/>
+        </w:rPr>
+        <w:t>Таблица 5 – Описание объекта оценки для сравнительного расчета</w:t>
+      </w:r>
+    </w:p>
+    <w:tbl>
+      <w:tblPr>
+        <w:tblW w:type="dxa" w:w="9639"/>
+        <w:jc w:val="center"/>
+        <w:tblLayout w:type="fixed"/>
+        <w:tblLook w:firstColumn="1" w:firstRow="1" w:lastColumn="0" w:lastRow="0" w:noHBand="0" w:noVBand="1" w:val="04A0"/>
+      </w:tblPr>
+      <w:tblGrid>
+        <w:gridCol w:w="3685"/>
+        <w:gridCol w:w="5953"/>
+      </w:tblGrid>
+      <w:tr>
+        <w:trPr>
+          <w:cantSplit/>
+          <w:tblHeader/>
+        </w:trPr>
+        <w:tc>
+          <w:tcPr>
+            <w:tcW w:type="dxa" w:w="3685"/>
+            <w:vAlign w:val="center"/>
+            <w:tcBorders>
+              <w:top w:val="single" w:sz="4" w:space="0" w:color="000000"/>
+              <w:left w:val="single" w:sz="4" w:space="0" w:color="000000"/>
+              <w:bottom w:val="single" w:sz="4" w:space="0" w:color="000000"/>
+              <w:right w:val="single" w:sz="4" w:space="0" w:color="000000"/>
+            </w:tcBorders>
+            <w:shd w:fill="E8E8E8" w:val="clear"/>
+          </w:tcPr>
+          <w:p>
+            <w:pPr>
+              <w:spacing w:line="240" w:lineRule="auto" w:before="0" w:after="0"/>
+              <w:ind w:firstLine="0" w:left="0"/>
+              <w:jc w:val="center"/>
+            </w:pPr>
+            <w:r/>
+            <w:r>
+              <w:rPr>
+                <w:rFonts w:ascii="Times New Roman" w:hAnsi="Times New Roman" w:cs="Times New Roman" w:eastAsia="Times New Roman"/>
+                <w:b/>
+                <w:i w:val="0"/>
+                <w:color w:val="000000"/>
+                <w:sz w:val="24"/>
+              </w:rPr>
+              <w:t>Показатель</w:t>
+            </w:r>
+          </w:p>
+        </w:tc>
+        <w:tc>
+          <w:tcPr>
+            <w:tcW w:type="dxa" w:w="5953"/>
+            <w:vAlign w:val="center"/>
+            <w:tcBorders>
+              <w:top w:val="single" w:sz="4" w:space="0" w:color="000000"/>
+              <w:left w:val="single" w:sz="4" w:space="0" w:color="000000"/>
+              <w:bottom w:val="single" w:sz="4" w:space="0" w:color="000000"/>
+              <w:right w:val="single" w:sz="4" w:space="0" w:color="000000"/>
+            </w:tcBorders>
+            <w:shd w:fill="E8E8E8" w:val="clear"/>
+          </w:tcPr>
+          <w:p>
+            <w:pPr>
+              <w:spacing w:line="240" w:lineRule="auto" w:before="0" w:after="0"/>
+              <w:ind w:firstLine="0" w:left="0"/>
+              <w:jc w:val="center"/>
+            </w:pPr>
+            <w:r/>
+            <w:r>
+              <w:rPr>
+                <w:rFonts w:ascii="Times New Roman" w:hAnsi="Times New Roman" w:cs="Times New Roman" w:eastAsia="Times New Roman"/>
+                <w:b/>
+                <w:i w:val="0"/>
+                <w:color w:val="000000"/>
+                <w:sz w:val="24"/>
+              </w:rPr>
+              <w:t>Значение по участку 50:28:0000000:51403</w:t>
+            </w:r>
+          </w:p>
+        </w:tc>
+      </w:tr>
+      <w:tr>
+        <w:trPr>
+          <w:cantSplit/>
+        </w:trPr>
+        <w:tc>
+          <w:tcPr>
+            <w:tcW w:type="dxa" w:w="3685"/>
+            <w:vAlign w:val="center"/>
+            <w:tcBorders>
+              <w:top w:val="single" w:sz="4" w:space="0" w:color="000000"/>
+              <w:left w:val="single" w:sz="4" w:space="0" w:color="000000"/>
+              <w:bottom w:val="single" w:sz="4" w:space="0" w:color="000000"/>
+              <w:right w:val="single" w:sz="4" w:space="0" w:color="000000"/>
+            </w:tcBorders>
+          </w:tcPr>
+          <w:p>
+            <w:pPr>
+              <w:spacing w:line="240" w:lineRule="auto" w:before="0" w:after="0"/>
+              <w:ind w:firstLine="0" w:left="0"/>
+              <w:jc w:val="center"/>
+            </w:pPr>
+            <w:r/>
+            <w:r>
+              <w:rPr>
+                <w:rFonts w:ascii="Times New Roman" w:hAnsi="Times New Roman" w:cs="Times New Roman" w:eastAsia="Times New Roman"/>
+                <w:b w:val="0"/>
+                <w:i w:val="0"/>
+                <w:color w:val="000000"/>
+                <w:sz w:val="24"/>
+              </w:rPr>
+              <w:t>Вид объекта</w:t>
+            </w:r>
+          </w:p>
+        </w:tc>
+        <w:tc>
+          <w:tcPr>
+            <w:tcW w:type="dxa" w:w="5953"/>
+            <w:vAlign w:val="center"/>
+            <w:tcBorders>
+              <w:top w:val="single" w:sz="4" w:space="0" w:color="000000"/>
+              <w:left w:val="single" w:sz="4" w:space="0" w:color="000000"/>
+              <w:bottom w:val="single" w:sz="4" w:space="0" w:color="000000"/>
+              <w:right w:val="single" w:sz="4" w:space="0" w:color="000000"/>
+            </w:tcBorders>
+          </w:tcPr>
+          <w:p>
+            <w:pPr>
+              <w:spacing w:line="240" w:lineRule="auto" w:before="0" w:after="0"/>
+              <w:ind w:firstLine="0" w:left="0"/>
+              <w:jc w:val="center"/>
+            </w:pPr>
+            <w:r/>
+            <w:r>
+              <w:rPr>
+                <w:rFonts w:ascii="Times New Roman" w:hAnsi="Times New Roman" w:cs="Times New Roman" w:eastAsia="Times New Roman"/>
+                <w:b w:val="0"/>
+                <w:i w:val="0"/>
+                <w:color w:val="000000"/>
+                <w:sz w:val="24"/>
+              </w:rPr>
+              <w:t>Земельный участок, землепользование</w:t>
+            </w:r>
+          </w:p>
+        </w:tc>
+      </w:tr>
+      <w:tr>
+        <w:trPr>
+          <w:cantSplit/>
+        </w:trPr>
+        <w:tc>
+          <w:tcPr>
+            <w:tcW w:type="dxa" w:w="3685"/>
+            <w:vAlign w:val="center"/>
+            <w:tcBorders>
+              <w:top w:val="single" w:sz="4" w:space="0" w:color="000000"/>
+              <w:left w:val="single" w:sz="4" w:space="0" w:color="000000"/>
+              <w:bottom w:val="single" w:sz="4" w:space="0" w:color="000000"/>
+              <w:right w:val="single" w:sz="4" w:space="0" w:color="000000"/>
+            </w:tcBorders>
+          </w:tcPr>
+          <w:p>
+            <w:pPr>
+              <w:spacing w:line="240" w:lineRule="auto" w:before="0" w:after="0"/>
+              <w:ind w:firstLine="0" w:left="0"/>
+              <w:jc w:val="center"/>
+            </w:pPr>
+            <w:r/>
+            <w:r>
+              <w:rPr>
+                <w:rFonts w:ascii="Times New Roman" w:hAnsi="Times New Roman" w:cs="Times New Roman" w:eastAsia="Times New Roman"/>
+                <w:b w:val="0"/>
+                <w:i w:val="0"/>
+                <w:color w:val="000000"/>
+                <w:sz w:val="24"/>
+              </w:rPr>
+              <w:t>Кадастровый номер</w:t>
+            </w:r>
+          </w:p>
+        </w:tc>
+        <w:tc>
+          <w:tcPr>
+            <w:tcW w:type="dxa" w:w="5953"/>
+            <w:vAlign w:val="center"/>
+            <w:tcBorders>
+              <w:top w:val="single" w:sz="4" w:space="0" w:color="000000"/>
+              <w:left w:val="single" w:sz="4" w:space="0" w:color="000000"/>
+              <w:bottom w:val="single" w:sz="4" w:space="0" w:color="000000"/>
+              <w:right w:val="single" w:sz="4" w:space="0" w:color="000000"/>
+            </w:tcBorders>
+          </w:tcPr>
+          <w:p>
+            <w:pPr>
+              <w:spacing w:line="240" w:lineRule="auto" w:before="0" w:after="0"/>
+              <w:ind w:firstLine="0" w:left="0"/>
+              <w:jc w:val="center"/>
+            </w:pPr>
+            <w:r/>
+            <w:r>
+              <w:rPr>
+                <w:rFonts w:ascii="Times New Roman" w:hAnsi="Times New Roman" w:cs="Times New Roman" w:eastAsia="Times New Roman"/>
+                <w:b w:val="0"/>
+                <w:i w:val="0"/>
+                <w:color w:val="000000"/>
+                <w:sz w:val="24"/>
+              </w:rPr>
+              <w:t>50:28:0000000:51403</w:t>
+            </w:r>
+          </w:p>
+        </w:tc>
+      </w:tr>
+      <w:tr>
+        <w:trPr>
+          <w:cantSplit/>
+        </w:trPr>
+        <w:tc>
+          <w:tcPr>
+            <w:tcW w:type="dxa" w:w="3685"/>
+            <w:vAlign w:val="center"/>
+            <w:tcBorders>
+              <w:top w:val="single" w:sz="4" w:space="0" w:color="000000"/>
+              <w:left w:val="single" w:sz="4" w:space="0" w:color="000000"/>
+              <w:bottom w:val="single" w:sz="4" w:space="0" w:color="000000"/>
+              <w:right w:val="single" w:sz="4" w:space="0" w:color="000000"/>
+            </w:tcBorders>
+          </w:tcPr>
+          <w:p>
+            <w:pPr>
+              <w:spacing w:line="240" w:lineRule="auto" w:before="0" w:after="0"/>
+              <w:ind w:firstLine="0" w:left="0"/>
+              <w:jc w:val="center"/>
+            </w:pPr>
+            <w:r/>
+            <w:r>
+              <w:rPr>
+                <w:rFonts w:ascii="Times New Roman" w:hAnsi="Times New Roman" w:cs="Times New Roman" w:eastAsia="Times New Roman"/>
+                <w:b w:val="0"/>
+                <w:i w:val="0"/>
+                <w:color w:val="000000"/>
+                <w:sz w:val="24"/>
+              </w:rPr>
+              <w:t>Площадь</w:t>
+            </w:r>
+          </w:p>
+        </w:tc>
+        <w:tc>
+          <w:tcPr>
+            <w:tcW w:type="dxa" w:w="5953"/>
+            <w:vAlign w:val="center"/>
+            <w:tcBorders>
+              <w:top w:val="single" w:sz="4" w:space="0" w:color="000000"/>
+              <w:left w:val="single" w:sz="4" w:space="0" w:color="000000"/>
+              <w:bottom w:val="single" w:sz="4" w:space="0" w:color="000000"/>
+              <w:right w:val="single" w:sz="4" w:space="0" w:color="000000"/>
+            </w:tcBorders>
+          </w:tcPr>
+          <w:p>
+            <w:pPr>
+              <w:spacing w:line="240" w:lineRule="auto" w:before="0" w:after="0"/>
+              <w:ind w:firstLine="0" w:left="0"/>
+              <w:jc w:val="center"/>
+            </w:pPr>
+            <w:r/>
+            <w:r>
+              <w:rPr>
+                <w:rFonts w:ascii="Times New Roman" w:hAnsi="Times New Roman" w:cs="Times New Roman" w:eastAsia="Times New Roman"/>
+                <w:b w:val="0"/>
+                <w:i w:val="0"/>
+                <w:color w:val="000000"/>
+                <w:sz w:val="24"/>
+              </w:rPr>
+              <w:t>1 005 кв. м (10,05 сотки), допуск ±22 кв. м</w:t>
+            </w:r>
+          </w:p>
+        </w:tc>
+      </w:tr>
+      <w:tr>
+        <w:trPr>
+          <w:cantSplit/>
+        </w:trPr>
+        <w:tc>
+          <w:tcPr>
+            <w:tcW w:type="dxa" w:w="3685"/>
+            <w:vAlign w:val="center"/>
+            <w:tcBorders>
+              <w:top w:val="single" w:sz="4" w:space="0" w:color="000000"/>
+              <w:left w:val="single" w:sz="4" w:space="0" w:color="000000"/>
+              <w:bottom w:val="single" w:sz="4" w:space="0" w:color="000000"/>
+              <w:right w:val="single" w:sz="4" w:space="0" w:color="000000"/>
+            </w:tcBorders>
+          </w:tcPr>
+          <w:p>
+            <w:pPr>
+              <w:spacing w:line="240" w:lineRule="auto" w:before="0" w:after="0"/>
+              <w:ind w:firstLine="0" w:left="0"/>
+              <w:jc w:val="center"/>
+            </w:pPr>
+            <w:r/>
+            <w:r>
+              <w:rPr>
+                <w:rFonts w:ascii="Times New Roman" w:hAnsi="Times New Roman" w:cs="Times New Roman" w:eastAsia="Times New Roman"/>
+                <w:b w:val="0"/>
+                <w:i w:val="0"/>
+                <w:color w:val="000000"/>
+                <w:sz w:val="24"/>
+              </w:rPr>
+              <w:t>Категория земель</w:t>
+            </w:r>
+          </w:p>
+        </w:tc>
+        <w:tc>
+          <w:tcPr>
+            <w:tcW w:type="dxa" w:w="5953"/>
+            <w:vAlign w:val="center"/>
+            <w:tcBorders>
+              <w:top w:val="single" w:sz="4" w:space="0" w:color="000000"/>
+              <w:left w:val="single" w:sz="4" w:space="0" w:color="000000"/>
+              <w:bottom w:val="single" w:sz="4" w:space="0" w:color="000000"/>
+              <w:right w:val="single" w:sz="4" w:space="0" w:color="000000"/>
+            </w:tcBorders>
+          </w:tcPr>
+          <w:p>
+            <w:pPr>
+              <w:spacing w:line="240" w:lineRule="auto" w:before="0" w:after="0"/>
+              <w:ind w:firstLine="0" w:left="0"/>
+              <w:jc w:val="center"/>
+            </w:pPr>
+            <w:r/>
+            <w:r>
+              <w:rPr>
+                <w:rFonts w:ascii="Times New Roman" w:hAnsi="Times New Roman" w:cs="Times New Roman" w:eastAsia="Times New Roman"/>
+                <w:b w:val="0"/>
+                <w:i w:val="0"/>
+                <w:color w:val="000000"/>
+                <w:sz w:val="24"/>
+              </w:rPr>
+              <w:t>Земли сельскохозяйственного назначения</w:t>
+            </w:r>
+          </w:p>
+        </w:tc>
+      </w:tr>
+      <w:tr>
+        <w:trPr>
+          <w:cantSplit/>
+        </w:trPr>
+        <w:tc>
+          <w:tcPr>
+            <w:tcW w:type="dxa" w:w="3685"/>
+            <w:vAlign w:val="center"/>
+            <w:tcBorders>
+              <w:top w:val="single" w:sz="4" w:space="0" w:color="000000"/>
+              <w:left w:val="single" w:sz="4" w:space="0" w:color="000000"/>
+              <w:bottom w:val="single" w:sz="4" w:space="0" w:color="000000"/>
+              <w:right w:val="single" w:sz="4" w:space="0" w:color="000000"/>
+            </w:tcBorders>
+          </w:tcPr>
+          <w:p>
+            <w:pPr>
+              <w:spacing w:line="240" w:lineRule="auto" w:before="0" w:after="0"/>
+              <w:ind w:firstLine="0" w:left="0"/>
+              <w:jc w:val="center"/>
+            </w:pPr>
+            <w:r/>
+            <w:r>
+              <w:rPr>
+                <w:rFonts w:ascii="Times New Roman" w:hAnsi="Times New Roman" w:cs="Times New Roman" w:eastAsia="Times New Roman"/>
+                <w:b w:val="0"/>
+                <w:i w:val="0"/>
+                <w:color w:val="000000"/>
+                <w:sz w:val="24"/>
+              </w:rPr>
+              <w:t>Вид разрешенного использования</w:t>
+            </w:r>
+          </w:p>
+        </w:tc>
+        <w:tc>
+          <w:tcPr>
+            <w:tcW w:type="dxa" w:w="5953"/>
+            <w:vAlign w:val="center"/>
+            <w:tcBorders>
+              <w:top w:val="single" w:sz="4" w:space="0" w:color="000000"/>
+              <w:left w:val="single" w:sz="4" w:space="0" w:color="000000"/>
+              <w:bottom w:val="single" w:sz="4" w:space="0" w:color="000000"/>
+              <w:right w:val="single" w:sz="4" w:space="0" w:color="000000"/>
+            </w:tcBorders>
+          </w:tcPr>
+          <w:p>
+            <w:pPr>
+              <w:spacing w:line="240" w:lineRule="auto" w:before="0" w:after="0"/>
+              <w:ind w:firstLine="0" w:left="0"/>
+              <w:jc w:val="center"/>
+            </w:pPr>
+            <w:r/>
+            <w:r>
+              <w:rPr>
+                <w:rFonts w:ascii="Times New Roman" w:hAnsi="Times New Roman" w:cs="Times New Roman" w:eastAsia="Times New Roman"/>
+                <w:b w:val="0"/>
+                <w:i w:val="0"/>
+                <w:color w:val="000000"/>
+                <w:sz w:val="24"/>
+              </w:rPr>
+              <w:t>Для садоводства</w:t>
+            </w:r>
+          </w:p>
+        </w:tc>
+      </w:tr>
+      <w:tr>
+        <w:trPr>
+          <w:cantSplit/>
+        </w:trPr>
+        <w:tc>
+          <w:tcPr>
+            <w:tcW w:type="dxa" w:w="3685"/>
+            <w:vAlign w:val="center"/>
+            <w:tcBorders>
+              <w:top w:val="single" w:sz="4" w:space="0" w:color="000000"/>
+              <w:left w:val="single" w:sz="4" w:space="0" w:color="000000"/>
+              <w:bottom w:val="single" w:sz="4" w:space="0" w:color="000000"/>
+              <w:right w:val="single" w:sz="4" w:space="0" w:color="000000"/>
+            </w:tcBorders>
+          </w:tcPr>
+          <w:p>
+            <w:pPr>
+              <w:spacing w:line="240" w:lineRule="auto" w:before="0" w:after="0"/>
+              <w:ind w:firstLine="0" w:left="0"/>
+              <w:jc w:val="center"/>
+            </w:pPr>
+            <w:r/>
+            <w:r>
+              <w:rPr>
+                <w:rFonts w:ascii="Times New Roman" w:hAnsi="Times New Roman" w:cs="Times New Roman" w:eastAsia="Times New Roman"/>
+                <w:b w:val="0"/>
+                <w:i w:val="0"/>
+                <w:color w:val="000000"/>
+                <w:sz w:val="24"/>
+              </w:rPr>
+              <w:t>Адрес</w:t>
+            </w:r>
+          </w:p>
+        </w:tc>
+        <w:tc>
+          <w:tcPr>
+            <w:tcW w:type="dxa" w:w="5953"/>
+            <w:vAlign w:val="center"/>
+            <w:tcBorders>
+              <w:top w:val="single" w:sz="4" w:space="0" w:color="000000"/>
+              <w:left w:val="single" w:sz="4" w:space="0" w:color="000000"/>
+              <w:bottom w:val="single" w:sz="4" w:space="0" w:color="000000"/>
+              <w:right w:val="single" w:sz="4" w:space="0" w:color="000000"/>
+            </w:tcBorders>
+          </w:tcPr>
+          <w:p>
+            <w:pPr>
+              <w:spacing w:line="240" w:lineRule="auto" w:before="0" w:after="0"/>
+              <w:ind w:firstLine="0" w:left="0"/>
+              <w:jc w:val="center"/>
+            </w:pPr>
+            <w:r/>
+            <w:r>
+              <w:rPr>
+                <w:rFonts w:ascii="Times New Roman" w:hAnsi="Times New Roman" w:cs="Times New Roman" w:eastAsia="Times New Roman"/>
+                <w:b w:val="0"/>
+                <w:i w:val="0"/>
+                <w:color w:val="000000"/>
+                <w:sz w:val="24"/>
+              </w:rPr>
+              <w:t>г. о. Домодедово, тер. СНТ «Ветеран-5», з/у 7</w:t>
+            </w:r>
+          </w:p>
+        </w:tc>
+      </w:tr>
+      <w:tr>
+        <w:trPr>
+          <w:cantSplit/>
+        </w:trPr>
+        <w:tc>
+          <w:tcPr>
+            <w:tcW w:type="dxa" w:w="3685"/>
+            <w:vAlign w:val="center"/>
+            <w:tcBorders>
+              <w:top w:val="single" w:sz="4" w:space="0" w:color="000000"/>
+              <w:left w:val="single" w:sz="4" w:space="0" w:color="000000"/>
+              <w:bottom w:val="single" w:sz="4" w:space="0" w:color="000000"/>
+              <w:right w:val="single" w:sz="4" w:space="0" w:color="000000"/>
+            </w:tcBorders>
+          </w:tcPr>
+          <w:p>
+            <w:pPr>
+              <w:spacing w:line="240" w:lineRule="auto" w:before="0" w:after="0"/>
+              <w:ind w:firstLine="0" w:left="0"/>
+              <w:jc w:val="center"/>
+            </w:pPr>
+            <w:r/>
+            <w:r>
+              <w:rPr>
+                <w:rFonts w:ascii="Times New Roman" w:hAnsi="Times New Roman" w:cs="Times New Roman" w:eastAsia="Times New Roman"/>
+                <w:b w:val="0"/>
+                <w:i w:val="0"/>
+                <w:color w:val="000000"/>
+                <w:sz w:val="24"/>
+              </w:rPr>
+              <w:t>Право</w:t>
+            </w:r>
+          </w:p>
+        </w:tc>
+        <w:tc>
+          <w:tcPr>
+            <w:tcW w:type="dxa" w:w="5953"/>
+            <w:vAlign w:val="center"/>
+            <w:tcBorders>
+              <w:top w:val="single" w:sz="4" w:space="0" w:color="000000"/>
+              <w:left w:val="single" w:sz="4" w:space="0" w:color="000000"/>
+              <w:bottom w:val="single" w:sz="4" w:space="0" w:color="000000"/>
+              <w:right w:val="single" w:sz="4" w:space="0" w:color="000000"/>
+            </w:tcBorders>
+          </w:tcPr>
+          <w:p>
+            <w:pPr>
+              <w:spacing w:line="240" w:lineRule="auto" w:before="0" w:after="0"/>
+              <w:ind w:firstLine="0" w:left="0"/>
+              <w:jc w:val="center"/>
+            </w:pPr>
+            <w:r/>
+            <w:r>
+              <w:rPr>
+                <w:rFonts w:ascii="Times New Roman" w:hAnsi="Times New Roman" w:cs="Times New Roman" w:eastAsia="Times New Roman"/>
+                <w:b w:val="0"/>
+                <w:i w:val="0"/>
+                <w:color w:val="000000"/>
+                <w:sz w:val="24"/>
+              </w:rPr>
+              <w:t>Частная собственность, запись от 22.03.2016</w:t>
+            </w:r>
+          </w:p>
+        </w:tc>
+      </w:tr>
+      <w:tr>
+        <w:trPr>
+          <w:cantSplit/>
+        </w:trPr>
+        <w:tc>
+          <w:tcPr>
+            <w:tcW w:type="dxa" w:w="3685"/>
+            <w:vAlign w:val="center"/>
+            <w:tcBorders>
+              <w:top w:val="single" w:sz="4" w:space="0" w:color="000000"/>
+              <w:left w:val="single" w:sz="4" w:space="0" w:color="000000"/>
+              <w:bottom w:val="single" w:sz="4" w:space="0" w:color="000000"/>
+              <w:right w:val="single" w:sz="4" w:space="0" w:color="000000"/>
+            </w:tcBorders>
+          </w:tcPr>
+          <w:p>
+            <w:pPr>
+              <w:spacing w:line="240" w:lineRule="auto" w:before="0" w:after="0"/>
+              <w:ind w:firstLine="0" w:left="0"/>
+              <w:jc w:val="center"/>
+            </w:pPr>
+            <w:r/>
+            <w:r>
+              <w:rPr>
+                <w:rFonts w:ascii="Times New Roman" w:hAnsi="Times New Roman" w:cs="Times New Roman" w:eastAsia="Times New Roman"/>
+                <w:b w:val="0"/>
+                <w:i w:val="0"/>
+                <w:color w:val="000000"/>
+                <w:sz w:val="24"/>
+              </w:rPr>
+              <w:t>Кадастровая стоимость</w:t>
+            </w:r>
+          </w:p>
+        </w:tc>
+        <w:tc>
+          <w:tcPr>
+            <w:tcW w:type="dxa" w:w="5953"/>
+            <w:vAlign w:val="center"/>
+            <w:tcBorders>
+              <w:top w:val="single" w:sz="4" w:space="0" w:color="000000"/>
+              <w:left w:val="single" w:sz="4" w:space="0" w:color="000000"/>
+              <w:bottom w:val="single" w:sz="4" w:space="0" w:color="000000"/>
+              <w:right w:val="single" w:sz="4" w:space="0" w:color="000000"/>
+            </w:tcBorders>
+          </w:tcPr>
+          <w:p>
+            <w:pPr>
+              <w:spacing w:line="240" w:lineRule="auto" w:before="0" w:after="0"/>
+              <w:ind w:firstLine="0" w:left="0"/>
+              <w:jc w:val="center"/>
+            </w:pPr>
+            <w:r/>
+            <w:r>
+              <w:rPr>
+                <w:rFonts w:ascii="Times New Roman" w:hAnsi="Times New Roman" w:cs="Times New Roman" w:eastAsia="Times New Roman"/>
+                <w:b w:val="0"/>
+                <w:i w:val="0"/>
+                <w:color w:val="000000"/>
+                <w:sz w:val="24"/>
+              </w:rPr>
+              <w:t>3 078 864,73 руб. на 01.01.2022</w:t>
+            </w:r>
+          </w:p>
+        </w:tc>
+      </w:tr>
+      <w:tr>
+        <w:trPr>
+          <w:cantSplit/>
+        </w:trPr>
+        <w:tc>
+          <w:tcPr>
+            <w:tcW w:type="dxa" w:w="3685"/>
+            <w:vAlign w:val="center"/>
+            <w:tcBorders>
+              <w:top w:val="single" w:sz="4" w:space="0" w:color="000000"/>
+              <w:left w:val="single" w:sz="4" w:space="0" w:color="000000"/>
+              <w:bottom w:val="single" w:sz="4" w:space="0" w:color="000000"/>
+              <w:right w:val="single" w:sz="4" w:space="0" w:color="000000"/>
+            </w:tcBorders>
+          </w:tcPr>
+          <w:p>
+            <w:pPr>
+              <w:spacing w:line="240" w:lineRule="auto" w:before="0" w:after="0"/>
+              <w:ind w:firstLine="0" w:left="0"/>
+              <w:jc w:val="center"/>
+            </w:pPr>
+            <w:r/>
+            <w:r>
+              <w:rPr>
+                <w:rFonts w:ascii="Times New Roman" w:hAnsi="Times New Roman" w:cs="Times New Roman" w:eastAsia="Times New Roman"/>
+                <w:b w:val="0"/>
+                <w:i w:val="0"/>
+                <w:color w:val="000000"/>
+                <w:sz w:val="24"/>
+              </w:rPr>
+              <w:t>Обременения</w:t>
+            </w:r>
+          </w:p>
+        </w:tc>
+        <w:tc>
+          <w:tcPr>
+            <w:tcW w:type="dxa" w:w="5953"/>
+            <w:vAlign w:val="center"/>
+            <w:tcBorders>
+              <w:top w:val="single" w:sz="4" w:space="0" w:color="000000"/>
+              <w:left w:val="single" w:sz="4" w:space="0" w:color="000000"/>
+              <w:bottom w:val="single" w:sz="4" w:space="0" w:color="000000"/>
+              <w:right w:val="single" w:sz="4" w:space="0" w:color="000000"/>
+            </w:tcBorders>
+          </w:tcPr>
+          <w:p>
+            <w:pPr>
+              <w:spacing w:line="240" w:lineRule="auto" w:before="0" w:after="0"/>
+              <w:ind w:firstLine="0" w:left="0"/>
+              <w:jc w:val="center"/>
+            </w:pPr>
+            <w:r/>
+            <w:r>
+              <w:rPr>
+                <w:rFonts w:ascii="Times New Roman" w:hAnsi="Times New Roman" w:cs="Times New Roman" w:eastAsia="Times New Roman"/>
+                <w:b w:val="0"/>
+                <w:i w:val="0"/>
+                <w:color w:val="000000"/>
+                <w:sz w:val="24"/>
+              </w:rPr>
+              <w:t>В открытой карточке не раскрыты</w:t>
+            </w:r>
+          </w:p>
+        </w:tc>
+      </w:tr>
+      <w:tr>
+        <w:trPr>
+          <w:cantSplit/>
+        </w:trPr>
+        <w:tc>
+          <w:tcPr>
+            <w:tcW w:type="dxa" w:w="3685"/>
+            <w:vAlign w:val="center"/>
+            <w:tcBorders>
+              <w:top w:val="single" w:sz="4" w:space="0" w:color="000000"/>
+              <w:left w:val="single" w:sz="4" w:space="0" w:color="000000"/>
+              <w:bottom w:val="single" w:sz="4" w:space="0" w:color="000000"/>
+              <w:right w:val="single" w:sz="4" w:space="0" w:color="000000"/>
+            </w:tcBorders>
+          </w:tcPr>
+          <w:p>
+            <w:pPr>
+              <w:spacing w:line="240" w:lineRule="auto" w:before="0" w:after="0"/>
+              <w:ind w:firstLine="0" w:left="0"/>
+              <w:jc w:val="center"/>
+            </w:pPr>
+            <w:r/>
+            <w:r>
+              <w:rPr>
+                <w:rFonts w:ascii="Times New Roman" w:hAnsi="Times New Roman" w:cs="Times New Roman" w:eastAsia="Times New Roman"/>
+                <w:b w:val="0"/>
+                <w:i w:val="0"/>
+                <w:color w:val="000000"/>
+                <w:sz w:val="24"/>
+              </w:rPr>
+              <w:t>Улучшения</w:t>
+            </w:r>
+          </w:p>
+        </w:tc>
+        <w:tc>
+          <w:tcPr>
+            <w:tcW w:type="dxa" w:w="5953"/>
+            <w:vAlign w:val="center"/>
+            <w:tcBorders>
+              <w:top w:val="single" w:sz="4" w:space="0" w:color="000000"/>
+              <w:left w:val="single" w:sz="4" w:space="0" w:color="000000"/>
+              <w:bottom w:val="single" w:sz="4" w:space="0" w:color="000000"/>
+              <w:right w:val="single" w:sz="4" w:space="0" w:color="000000"/>
+            </w:tcBorders>
+          </w:tcPr>
+          <w:p>
+            <w:pPr>
+              <w:spacing w:line="240" w:lineRule="auto" w:before="0" w:after="0"/>
+              <w:ind w:firstLine="0" w:left="0"/>
+              <w:jc w:val="center"/>
+            </w:pPr>
+            <w:r/>
+            <w:r>
+              <w:rPr>
+                <w:rFonts w:ascii="Times New Roman" w:hAnsi="Times New Roman" w:cs="Times New Roman" w:eastAsia="Times New Roman"/>
+                <w:b w:val="0"/>
+                <w:i w:val="0"/>
+                <w:color w:val="000000"/>
+                <w:sz w:val="24"/>
+              </w:rPr>
+              <w:t>В межевом плане и карточке не указаны</w:t>
+            </w:r>
+          </w:p>
+        </w:tc>
+      </w:tr>
+      <w:tr>
+        <w:trPr>
+          <w:cantSplit/>
+        </w:trPr>
+        <w:tc>
+          <w:tcPr>
+            <w:tcW w:type="dxa" w:w="3685"/>
+            <w:vAlign w:val="center"/>
+            <w:tcBorders>
+              <w:top w:val="single" w:sz="4" w:space="0" w:color="000000"/>
+              <w:left w:val="single" w:sz="4" w:space="0" w:color="000000"/>
+              <w:bottom w:val="single" w:sz="4" w:space="0" w:color="000000"/>
+              <w:right w:val="single" w:sz="4" w:space="0" w:color="000000"/>
+            </w:tcBorders>
+          </w:tcPr>
+          <w:p>
+            <w:pPr>
+              <w:spacing w:line="240" w:lineRule="auto" w:before="0" w:after="0"/>
+              <w:ind w:firstLine="0" w:left="0"/>
+              <w:jc w:val="center"/>
+            </w:pPr>
+            <w:r/>
+            <w:r>
+              <w:rPr>
+                <w:rFonts w:ascii="Times New Roman" w:hAnsi="Times New Roman" w:cs="Times New Roman" w:eastAsia="Times New Roman"/>
+                <w:b w:val="0"/>
+                <w:i w:val="0"/>
+                <w:color w:val="000000"/>
+                <w:sz w:val="24"/>
+              </w:rPr>
+              <w:t>Коммуникации</w:t>
+            </w:r>
+          </w:p>
+        </w:tc>
+        <w:tc>
+          <w:tcPr>
+            <w:tcW w:type="dxa" w:w="5953"/>
+            <w:vAlign w:val="center"/>
+            <w:tcBorders>
+              <w:top w:val="single" w:sz="4" w:space="0" w:color="000000"/>
+              <w:left w:val="single" w:sz="4" w:space="0" w:color="000000"/>
+              <w:bottom w:val="single" w:sz="4" w:space="0" w:color="000000"/>
+              <w:right w:val="single" w:sz="4" w:space="0" w:color="000000"/>
+            </w:tcBorders>
+          </w:tcPr>
+          <w:p>
+            <w:pPr>
+              <w:spacing w:line="240" w:lineRule="auto" w:before="0" w:after="0"/>
+              <w:ind w:firstLine="0" w:left="0"/>
+              <w:jc w:val="center"/>
+            </w:pPr>
+            <w:r/>
+            <w:r>
+              <w:rPr>
+                <w:rFonts w:ascii="Times New Roman" w:hAnsi="Times New Roman" w:cs="Times New Roman" w:eastAsia="Times New Roman"/>
+                <w:b w:val="0"/>
+                <w:i w:val="0"/>
+                <w:color w:val="000000"/>
+                <w:sz w:val="24"/>
+              </w:rPr>
+              <w:t>Сведениями ЕГРН не подтверждены</w:t>
+            </w:r>
+          </w:p>
+        </w:tc>
+      </w:tr>
+      <w:tr>
+        <w:trPr>
+          <w:cantSplit/>
+        </w:trPr>
+        <w:tc>
+          <w:tcPr>
+            <w:tcW w:type="dxa" w:w="3685"/>
+            <w:vAlign w:val="center"/>
+            <w:tcBorders>
+              <w:top w:val="single" w:sz="4" w:space="0" w:color="000000"/>
+              <w:left w:val="single" w:sz="4" w:space="0" w:color="000000"/>
+              <w:bottom w:val="single" w:sz="4" w:space="0" w:color="000000"/>
+              <w:right w:val="single" w:sz="4" w:space="0" w:color="000000"/>
+            </w:tcBorders>
+          </w:tcPr>
+          <w:p>
+            <w:pPr>
+              <w:spacing w:line="240" w:lineRule="auto" w:before="0" w:after="0"/>
+              <w:ind w:firstLine="0" w:left="0"/>
+              <w:jc w:val="center"/>
+            </w:pPr>
+            <w:r/>
+            <w:r>
+              <w:rPr>
+                <w:rFonts w:ascii="Times New Roman" w:hAnsi="Times New Roman" w:cs="Times New Roman" w:eastAsia="Times New Roman"/>
+                <w:b w:val="0"/>
+                <w:i w:val="0"/>
+                <w:color w:val="000000"/>
+                <w:sz w:val="24"/>
+              </w:rPr>
+              <w:t>Подъезд и взносы СНТ</w:t>
+            </w:r>
+          </w:p>
+        </w:tc>
+        <w:tc>
+          <w:tcPr>
+            <w:tcW w:type="dxa" w:w="5953"/>
+            <w:vAlign w:val="center"/>
+            <w:tcBorders>
+              <w:top w:val="single" w:sz="4" w:space="0" w:color="000000"/>
+              <w:left w:val="single" w:sz="4" w:space="0" w:color="000000"/>
+              <w:bottom w:val="single" w:sz="4" w:space="0" w:color="000000"/>
+              <w:right w:val="single" w:sz="4" w:space="0" w:color="000000"/>
+            </w:tcBorders>
+          </w:tcPr>
+          <w:p>
+            <w:pPr>
+              <w:spacing w:line="240" w:lineRule="auto" w:before="0" w:after="0"/>
+              <w:ind w:firstLine="0" w:left="0"/>
+              <w:jc w:val="center"/>
+            </w:pPr>
+            <w:r/>
+            <w:r>
+              <w:rPr>
+                <w:rFonts w:ascii="Times New Roman" w:hAnsi="Times New Roman" w:cs="Times New Roman" w:eastAsia="Times New Roman"/>
+                <w:b w:val="0"/>
+                <w:i w:val="0"/>
+                <w:color w:val="000000"/>
+                <w:sz w:val="24"/>
+              </w:rPr>
+              <w:t>Из сведений ЕГРН не следуют</w:t>
+            </w:r>
+          </w:p>
+        </w:tc>
+      </w:tr>
+    </w:tbl>
+    <w:p>
+      <w:pPr>
+        <w:spacing w:line="360" w:lineRule="auto" w:before="0" w:after="0"/>
+        <w:ind w:firstLine="709" w:left="0"/>
+        <w:jc w:val="both"/>
+      </w:pPr>
+      <w:r>
+        <w:rPr>
+          <w:rFonts w:ascii="Times New Roman" w:hAnsi="Times New Roman" w:cs="Times New Roman" w:eastAsia="Times New Roman"/>
+          <w:b w:val="0"/>
+          <w:i w:val="0"/>
+          <w:color w:val="000000"/>
+          <w:sz w:val="28"/>
+        </w:rPr>
+        <w:t>Затратный подход не применялся: объект — свободный земельный участок, создавать замещающий объект «земля» невозможно [13; 15]. Доходный подход не применялся: для него нужны сведения о доходе, а по участку нет арендной платы. Использовать кадастровую стоимость как источник дохода означало бы подменить рынок налоговым показателем [19]. Применен сравнительный подход [9]. Элементы сравнения заданы коэффициентами: 1,00 означает отсутствие поправки. Учитываются передаваемые права, условия финансирования, условия продажи (торг), дата предложения, местоположение, площадь, коммуникации и юридическая готовность границы.</w:t>
       </w:r>
     </w:p>
     <w:p>
@@ -6772,24 +7705,7 @@
           <w:color w:val="000000"/>
           <w:sz w:val="28"/>
         </w:rPr>
-        <w:t>Затратный подход не применялся: объект — свободный земельный участок, создавать замещающий объект «земля» невозможно. Доходный подход не применялся: по участку нет сведений об арендной плате, а использовать кадастровую стоимость как источник дохода означало бы подменить рынок налоговым показателем. Применен сравнительный подход. Элементы сравнения: передаваемые права, условия финансирования, условия продажи (торг), дата предложения, местоположение, площадь, коммуникации и юридическая готовность границы.</w:t>
-      </w:r>
-    </w:p>
-    <w:p>
-      <w:pPr>
-        <w:spacing w:line="360" w:lineRule="auto" w:before="0" w:after="0"/>
-        <w:ind w:firstLine="709" w:left="0"/>
-        <w:jc w:val="both"/>
-      </w:pPr>
-      <w:r>
-        <w:rPr>
-          <w:rFonts w:ascii="Times New Roman" w:hAnsi="Times New Roman" w:cs="Times New Roman" w:eastAsia="Times New Roman"/>
-          <w:b w:val="0"/>
-          <w:i w:val="0"/>
-          <w:color w:val="000000"/>
-          <w:sz w:val="28"/>
-        </w:rPr>
-        <w:t>Локальный рынок определен по местоположению объекта. Товарищество «Ветеран-5» относится к городскому округу Домодедово, а смежные описания плана указывают на деревню Соломахово. Средняя цена сотки по всему округу Домодедово, где в одной выборке смешаны участки индивидуальной жилой застройки и коттеджные поселки, для садового участка южной части округа нерепрезентативна: такие сводки превышают 400 тыс. руб. за сотку и описывают другой сегмент. Аналоги отобраны в СНТ «Лайнер-Соломыково» того же городского округа, в непосредственной близости от деревни Соломыково. Предложения просмотрены 18.10.2026 в открытой базе N1 [21].</w:t>
+        <w:t>Локальный рынок определен по местоположению объекта. Товарищество «Ветеран-5» относится к городскому округу Домодедово, а смежные описания плана указывают на деревню Соломахово. Средняя цена сотки по всему округу Домодедово, где в одной выборке смешаны участки индивидуальной жилой застройки и коттеджные поселки, для садового участка южной части округа нерепрезентативна: такие сводки превышают 400 тыс. руб. за сотку и описывают другой сегмент. Аналоги отобраны в СНТ «Лайнер-Соломыково» того же городского округа, в непосредственной близости от деревни Соломыково. Предложения просмотрены 18.10.2026 в открытой базе N1 [30].</w:t>
       </w:r>
     </w:p>
     <w:p>
@@ -6823,7 +7739,7 @@
           <w:color w:val="000000"/>
           <w:sz w:val="28"/>
         </w:rPr>
-        <w:t>Таблица 5 – Аналоги для сравнительного подхода, цены предложения на 18.10.2026</w:t>
+        <w:t>Таблица 6 – Аналоги для сравнительного подхода, цены предложения на 18.10.2026</w:t>
       </w:r>
     </w:p>
     <w:tbl>
@@ -8118,7 +9034,7 @@
           <w:color w:val="000000"/>
           <w:sz w:val="28"/>
         </w:rPr>
-        <w:t>Последовательность поправок и веса приведены в таблице 6. Наибольший вес 0,45 присвоен аналогу 1 как ближайшему по площади и наиболее полно описанному. Аналогу 2 присвоен вес 0,35. Аналогу 3 присвоен вес 0,20: цена заметно ниже двух других, а описание коммуникаций пустое, поэтому опираться на него как на единственный ориентир нельзя, но исключать его как наблюдаемую цену того же массива тоже нет оснований.</w:t>
+        <w:t>Коэффициенты и веса приведены в таблице 7. Коэффициент 1,00 означает, что поправка не вводится. Наибольший вес 0,45 присвоен аналогу 1 как ближайшему по площади и наиболее полно описанному. Аналогу 2 присвоен вес 0,35. Аналогу 3 присвоен вес 0,20: цена заметно ниже двух других, а описание коммуникаций отсутствует, поэтому опираться на него как на единственный ориентир нельзя, но исключать его как наблюдаемую цену того же массива оснований нет.</w:t>
       </w:r>
     </w:p>
     <w:p>
@@ -8135,7 +9051,7 @@
           <w:color w:val="000000"/>
           <w:sz w:val="28"/>
         </w:rPr>
-        <w:t>Таблица 6 – Корректировка удельных цен аналогов</w:t>
+        <w:t>Таблица 7 – Коэффициенты корректировки удельных цен аналогов</w:t>
       </w:r>
     </w:p>
     <w:tbl>
@@ -8146,10 +9062,11 @@
         <w:tblLook w:firstColumn="1" w:firstRow="1" w:lastColumn="0" w:lastRow="0" w:noHBand="0" w:noVBand="1" w:val="04A0"/>
       </w:tblPr>
       <w:tblGrid>
-        <w:gridCol w:w="3515"/>
-        <w:gridCol w:w="2041"/>
-        <w:gridCol w:w="2041"/>
-        <w:gridCol w:w="2041"/>
+        <w:gridCol w:w="2381"/>
+        <w:gridCol w:w="1814"/>
+        <w:gridCol w:w="1814"/>
+        <w:gridCol w:w="1814"/>
+        <w:gridCol w:w="1814"/>
       </w:tblGrid>
       <w:tr>
         <w:trPr>
@@ -8158,7 +9075,7 @@
         </w:trPr>
         <w:tc>
           <w:tcPr>
-            <w:tcW w:type="dxa" w:w="3515"/>
+            <w:tcW w:type="dxa" w:w="2381"/>
             <w:vAlign w:val="center"/>
             <w:tcBorders>
               <w:top w:val="single" w:sz="4" w:space="0" w:color="000000"/>
@@ -8189,7 +9106,38 @@
         </w:tc>
         <w:tc>
           <w:tcPr>
-            <w:tcW w:type="dxa" w:w="2041"/>
+            <w:tcW w:type="dxa" w:w="1814"/>
+            <w:vAlign w:val="center"/>
+            <w:tcBorders>
+              <w:top w:val="single" w:sz="4" w:space="0" w:color="000000"/>
+              <w:left w:val="single" w:sz="4" w:space="0" w:color="000000"/>
+              <w:bottom w:val="single" w:sz="4" w:space="0" w:color="000000"/>
+              <w:right w:val="single" w:sz="4" w:space="0" w:color="000000"/>
+            </w:tcBorders>
+            <w:shd w:fill="E8E8E8" w:val="clear"/>
+          </w:tcPr>
+          <w:p>
+            <w:pPr>
+              <w:spacing w:line="240" w:lineRule="auto" w:before="0" w:after="0"/>
+              <w:ind w:firstLine="0" w:left="0"/>
+              <w:jc w:val="center"/>
+            </w:pPr>
+            <w:r/>
+            <w:r>
+              <w:rPr>
+                <w:rFonts w:ascii="Times New Roman" w:hAnsi="Times New Roman" w:cs="Times New Roman" w:eastAsia="Times New Roman"/>
+                <w:b/>
+                <w:i w:val="0"/>
+                <w:color w:val="000000"/>
+                <w:sz w:val="24"/>
+              </w:rPr>
+              <w:t>Объект</w:t>
+            </w:r>
+          </w:p>
+        </w:tc>
+        <w:tc>
+          <w:tcPr>
+            <w:tcW w:type="dxa" w:w="1814"/>
             <w:vAlign w:val="center"/>
             <w:tcBorders>
               <w:top w:val="single" w:sz="4" w:space="0" w:color="000000"/>
@@ -8220,7 +9168,7 @@
         </w:tc>
         <w:tc>
           <w:tcPr>
-            <w:tcW w:type="dxa" w:w="2041"/>
+            <w:tcW w:type="dxa" w:w="1814"/>
             <w:vAlign w:val="center"/>
             <w:tcBorders>
               <w:top w:val="single" w:sz="4" w:space="0" w:color="000000"/>
@@ -8251,7 +9199,7 @@
         </w:tc>
         <w:tc>
           <w:tcPr>
-            <w:tcW w:type="dxa" w:w="2041"/>
+            <w:tcW w:type="dxa" w:w="1814"/>
             <w:vAlign w:val="center"/>
             <w:tcBorders>
               <w:top w:val="single" w:sz="4" w:space="0" w:color="000000"/>
@@ -8287,7 +9235,7 @@
         </w:trPr>
         <w:tc>
           <w:tcPr>
-            <w:tcW w:type="dxa" w:w="3515"/>
+            <w:tcW w:type="dxa" w:w="2381"/>
             <w:vAlign w:val="center"/>
             <w:tcBorders>
               <w:top w:val="single" w:sz="4" w:space="0" w:color="000000"/>
@@ -8311,13 +9259,43 @@
                 <w:color w:val="000000"/>
                 <w:sz w:val="24"/>
               </w:rPr>
-              <w:t>Цена предложения, руб./сотка</w:t>
+              <w:t>Цена, руб./сотка</w:t>
             </w:r>
           </w:p>
         </w:tc>
         <w:tc>
           <w:tcPr>
-            <w:tcW w:type="dxa" w:w="2041"/>
+            <w:tcW w:type="dxa" w:w="1814"/>
+            <w:vAlign w:val="center"/>
+            <w:tcBorders>
+              <w:top w:val="single" w:sz="4" w:space="0" w:color="000000"/>
+              <w:left w:val="single" w:sz="4" w:space="0" w:color="000000"/>
+              <w:bottom w:val="single" w:sz="4" w:space="0" w:color="000000"/>
+              <w:right w:val="single" w:sz="4" w:space="0" w:color="000000"/>
+            </w:tcBorders>
+          </w:tcPr>
+          <w:p>
+            <w:pPr>
+              <w:spacing w:line="240" w:lineRule="auto" w:before="0" w:after="0"/>
+              <w:ind w:firstLine="0" w:left="0"/>
+              <w:jc w:val="center"/>
+            </w:pPr>
+            <w:r/>
+            <w:r>
+              <w:rPr>
+                <w:rFonts w:ascii="Times New Roman" w:hAnsi="Times New Roman" w:cs="Times New Roman" w:eastAsia="Times New Roman"/>
+                <w:b w:val="0"/>
+                <w:i w:val="0"/>
+                <w:color w:val="000000"/>
+                <w:sz w:val="24"/>
+              </w:rPr>
+              <w:t>определяется</w:t>
+            </w:r>
+          </w:p>
+        </w:tc>
+        <w:tc>
+          <w:tcPr>
+            <w:tcW w:type="dxa" w:w="1814"/>
             <w:vAlign w:val="center"/>
             <w:tcBorders>
               <w:top w:val="single" w:sz="4" w:space="0" w:color="000000"/>
@@ -8347,7 +9325,7 @@
         </w:tc>
         <w:tc>
           <w:tcPr>
-            <w:tcW w:type="dxa" w:w="2041"/>
+            <w:tcW w:type="dxa" w:w="1814"/>
             <w:vAlign w:val="center"/>
             <w:tcBorders>
               <w:top w:val="single" w:sz="4" w:space="0" w:color="000000"/>
@@ -8377,7 +9355,7 @@
         </w:tc>
         <w:tc>
           <w:tcPr>
-            <w:tcW w:type="dxa" w:w="2041"/>
+            <w:tcW w:type="dxa" w:w="1814"/>
             <w:vAlign w:val="center"/>
             <w:tcBorders>
               <w:top w:val="single" w:sz="4" w:space="0" w:color="000000"/>
@@ -8412,7 +9390,7 @@
         </w:trPr>
         <w:tc>
           <w:tcPr>
-            <w:tcW w:type="dxa" w:w="3515"/>
+            <w:tcW w:type="dxa" w:w="2381"/>
             <w:vAlign w:val="center"/>
             <w:tcBorders>
               <w:top w:val="single" w:sz="4" w:space="0" w:color="000000"/>
@@ -8436,13 +9414,13 @@
                 <w:color w:val="000000"/>
                 <w:sz w:val="24"/>
               </w:rPr>
-              <w:t>Торг −7 %, руб./сотка</w:t>
+              <w:t>Передаваемые права</w:t>
             </w:r>
           </w:p>
         </w:tc>
         <w:tc>
           <w:tcPr>
-            <w:tcW w:type="dxa" w:w="2041"/>
+            <w:tcW w:type="dxa" w:w="1814"/>
             <w:vAlign w:val="center"/>
             <w:tcBorders>
               <w:top w:val="single" w:sz="4" w:space="0" w:color="000000"/>
@@ -8466,13 +9444,13 @@
                 <w:color w:val="000000"/>
                 <w:sz w:val="24"/>
               </w:rPr>
-              <w:t>144 150</w:t>
+              <w:t>1,00</w:t>
             </w:r>
           </w:p>
         </w:tc>
         <w:tc>
           <w:tcPr>
-            <w:tcW w:type="dxa" w:w="2041"/>
+            <w:tcW w:type="dxa" w:w="1814"/>
             <w:vAlign w:val="center"/>
             <w:tcBorders>
               <w:top w:val="single" w:sz="4" w:space="0" w:color="000000"/>
@@ -8496,13 +9474,13 @@
                 <w:color w:val="000000"/>
                 <w:sz w:val="24"/>
               </w:rPr>
-              <w:t>126 713</w:t>
+              <w:t>1,00</w:t>
             </w:r>
           </w:p>
         </w:tc>
         <w:tc>
           <w:tcPr>
-            <w:tcW w:type="dxa" w:w="2041"/>
+            <w:tcW w:type="dxa" w:w="1814"/>
             <w:vAlign w:val="center"/>
             <w:tcBorders>
               <w:top w:val="single" w:sz="4" w:space="0" w:color="000000"/>
@@ -8526,7 +9504,37 @@
                 <w:color w:val="000000"/>
                 <w:sz w:val="24"/>
               </w:rPr>
-              <w:t>95 906</w:t>
+              <w:t>1,00</w:t>
+            </w:r>
+          </w:p>
+        </w:tc>
+        <w:tc>
+          <w:tcPr>
+            <w:tcW w:type="dxa" w:w="1814"/>
+            <w:vAlign w:val="center"/>
+            <w:tcBorders>
+              <w:top w:val="single" w:sz="4" w:space="0" w:color="000000"/>
+              <w:left w:val="single" w:sz="4" w:space="0" w:color="000000"/>
+              <w:bottom w:val="single" w:sz="4" w:space="0" w:color="000000"/>
+              <w:right w:val="single" w:sz="4" w:space="0" w:color="000000"/>
+            </w:tcBorders>
+          </w:tcPr>
+          <w:p>
+            <w:pPr>
+              <w:spacing w:line="240" w:lineRule="auto" w:before="0" w:after="0"/>
+              <w:ind w:firstLine="0" w:left="0"/>
+              <w:jc w:val="center"/>
+            </w:pPr>
+            <w:r/>
+            <w:r>
+              <w:rPr>
+                <w:rFonts w:ascii="Times New Roman" w:hAnsi="Times New Roman" w:cs="Times New Roman" w:eastAsia="Times New Roman"/>
+                <w:b w:val="0"/>
+                <w:i w:val="0"/>
+                <w:color w:val="000000"/>
+                <w:sz w:val="24"/>
+              </w:rPr>
+              <w:t>1,00</w:t>
             </w:r>
           </w:p>
         </w:tc>
@@ -8537,7 +9545,782 @@
         </w:trPr>
         <w:tc>
           <w:tcPr>
-            <w:tcW w:type="dxa" w:w="3515"/>
+            <w:tcW w:type="dxa" w:w="2381"/>
+            <w:vAlign w:val="center"/>
+            <w:tcBorders>
+              <w:top w:val="single" w:sz="4" w:space="0" w:color="000000"/>
+              <w:left w:val="single" w:sz="4" w:space="0" w:color="000000"/>
+              <w:bottom w:val="single" w:sz="4" w:space="0" w:color="000000"/>
+              <w:right w:val="single" w:sz="4" w:space="0" w:color="000000"/>
+            </w:tcBorders>
+          </w:tcPr>
+          <w:p>
+            <w:pPr>
+              <w:spacing w:line="240" w:lineRule="auto" w:before="0" w:after="0"/>
+              <w:ind w:firstLine="0" w:left="0"/>
+              <w:jc w:val="center"/>
+            </w:pPr>
+            <w:r/>
+            <w:r>
+              <w:rPr>
+                <w:rFonts w:ascii="Times New Roman" w:hAnsi="Times New Roman" w:cs="Times New Roman" w:eastAsia="Times New Roman"/>
+                <w:b w:val="0"/>
+                <w:i w:val="0"/>
+                <w:color w:val="000000"/>
+                <w:sz w:val="24"/>
+              </w:rPr>
+              <w:t>Финансирование</w:t>
+            </w:r>
+          </w:p>
+        </w:tc>
+        <w:tc>
+          <w:tcPr>
+            <w:tcW w:type="dxa" w:w="1814"/>
+            <w:vAlign w:val="center"/>
+            <w:tcBorders>
+              <w:top w:val="single" w:sz="4" w:space="0" w:color="000000"/>
+              <w:left w:val="single" w:sz="4" w:space="0" w:color="000000"/>
+              <w:bottom w:val="single" w:sz="4" w:space="0" w:color="000000"/>
+              <w:right w:val="single" w:sz="4" w:space="0" w:color="000000"/>
+            </w:tcBorders>
+          </w:tcPr>
+          <w:p>
+            <w:pPr>
+              <w:spacing w:line="240" w:lineRule="auto" w:before="0" w:after="0"/>
+              <w:ind w:firstLine="0" w:left="0"/>
+              <w:jc w:val="center"/>
+            </w:pPr>
+            <w:r/>
+            <w:r>
+              <w:rPr>
+                <w:rFonts w:ascii="Times New Roman" w:hAnsi="Times New Roman" w:cs="Times New Roman" w:eastAsia="Times New Roman"/>
+                <w:b w:val="0"/>
+                <w:i w:val="0"/>
+                <w:color w:val="000000"/>
+                <w:sz w:val="24"/>
+              </w:rPr>
+              <w:t>1,00</w:t>
+            </w:r>
+          </w:p>
+        </w:tc>
+        <w:tc>
+          <w:tcPr>
+            <w:tcW w:type="dxa" w:w="1814"/>
+            <w:vAlign w:val="center"/>
+            <w:tcBorders>
+              <w:top w:val="single" w:sz="4" w:space="0" w:color="000000"/>
+              <w:left w:val="single" w:sz="4" w:space="0" w:color="000000"/>
+              <w:bottom w:val="single" w:sz="4" w:space="0" w:color="000000"/>
+              <w:right w:val="single" w:sz="4" w:space="0" w:color="000000"/>
+            </w:tcBorders>
+          </w:tcPr>
+          <w:p>
+            <w:pPr>
+              <w:spacing w:line="240" w:lineRule="auto" w:before="0" w:after="0"/>
+              <w:ind w:firstLine="0" w:left="0"/>
+              <w:jc w:val="center"/>
+            </w:pPr>
+            <w:r/>
+            <w:r>
+              <w:rPr>
+                <w:rFonts w:ascii="Times New Roman" w:hAnsi="Times New Roman" w:cs="Times New Roman" w:eastAsia="Times New Roman"/>
+                <w:b w:val="0"/>
+                <w:i w:val="0"/>
+                <w:color w:val="000000"/>
+                <w:sz w:val="24"/>
+              </w:rPr>
+              <w:t>1,00</w:t>
+            </w:r>
+          </w:p>
+        </w:tc>
+        <w:tc>
+          <w:tcPr>
+            <w:tcW w:type="dxa" w:w="1814"/>
+            <w:vAlign w:val="center"/>
+            <w:tcBorders>
+              <w:top w:val="single" w:sz="4" w:space="0" w:color="000000"/>
+              <w:left w:val="single" w:sz="4" w:space="0" w:color="000000"/>
+              <w:bottom w:val="single" w:sz="4" w:space="0" w:color="000000"/>
+              <w:right w:val="single" w:sz="4" w:space="0" w:color="000000"/>
+            </w:tcBorders>
+          </w:tcPr>
+          <w:p>
+            <w:pPr>
+              <w:spacing w:line="240" w:lineRule="auto" w:before="0" w:after="0"/>
+              <w:ind w:firstLine="0" w:left="0"/>
+              <w:jc w:val="center"/>
+            </w:pPr>
+            <w:r/>
+            <w:r>
+              <w:rPr>
+                <w:rFonts w:ascii="Times New Roman" w:hAnsi="Times New Roman" w:cs="Times New Roman" w:eastAsia="Times New Roman"/>
+                <w:b w:val="0"/>
+                <w:i w:val="0"/>
+                <w:color w:val="000000"/>
+                <w:sz w:val="24"/>
+              </w:rPr>
+              <w:t>1,00</w:t>
+            </w:r>
+          </w:p>
+        </w:tc>
+        <w:tc>
+          <w:tcPr>
+            <w:tcW w:type="dxa" w:w="1814"/>
+            <w:vAlign w:val="center"/>
+            <w:tcBorders>
+              <w:top w:val="single" w:sz="4" w:space="0" w:color="000000"/>
+              <w:left w:val="single" w:sz="4" w:space="0" w:color="000000"/>
+              <w:bottom w:val="single" w:sz="4" w:space="0" w:color="000000"/>
+              <w:right w:val="single" w:sz="4" w:space="0" w:color="000000"/>
+            </w:tcBorders>
+          </w:tcPr>
+          <w:p>
+            <w:pPr>
+              <w:spacing w:line="240" w:lineRule="auto" w:before="0" w:after="0"/>
+              <w:ind w:firstLine="0" w:left="0"/>
+              <w:jc w:val="center"/>
+            </w:pPr>
+            <w:r/>
+            <w:r>
+              <w:rPr>
+                <w:rFonts w:ascii="Times New Roman" w:hAnsi="Times New Roman" w:cs="Times New Roman" w:eastAsia="Times New Roman"/>
+                <w:b w:val="0"/>
+                <w:i w:val="0"/>
+                <w:color w:val="000000"/>
+                <w:sz w:val="24"/>
+              </w:rPr>
+              <w:t>1,00</w:t>
+            </w:r>
+          </w:p>
+        </w:tc>
+      </w:tr>
+      <w:tr>
+        <w:trPr>
+          <w:cantSplit/>
+        </w:trPr>
+        <w:tc>
+          <w:tcPr>
+            <w:tcW w:type="dxa" w:w="2381"/>
+            <w:vAlign w:val="center"/>
+            <w:tcBorders>
+              <w:top w:val="single" w:sz="4" w:space="0" w:color="000000"/>
+              <w:left w:val="single" w:sz="4" w:space="0" w:color="000000"/>
+              <w:bottom w:val="single" w:sz="4" w:space="0" w:color="000000"/>
+              <w:right w:val="single" w:sz="4" w:space="0" w:color="000000"/>
+            </w:tcBorders>
+          </w:tcPr>
+          <w:p>
+            <w:pPr>
+              <w:spacing w:line="240" w:lineRule="auto" w:before="0" w:after="0"/>
+              <w:ind w:firstLine="0" w:left="0"/>
+              <w:jc w:val="center"/>
+            </w:pPr>
+            <w:r/>
+            <w:r>
+              <w:rPr>
+                <w:rFonts w:ascii="Times New Roman" w:hAnsi="Times New Roman" w:cs="Times New Roman" w:eastAsia="Times New Roman"/>
+                <w:b w:val="0"/>
+                <w:i w:val="0"/>
+                <w:color w:val="000000"/>
+                <w:sz w:val="24"/>
+              </w:rPr>
+              <w:t>Условия продажи, торг</w:t>
+            </w:r>
+          </w:p>
+        </w:tc>
+        <w:tc>
+          <w:tcPr>
+            <w:tcW w:type="dxa" w:w="1814"/>
+            <w:vAlign w:val="center"/>
+            <w:tcBorders>
+              <w:top w:val="single" w:sz="4" w:space="0" w:color="000000"/>
+              <w:left w:val="single" w:sz="4" w:space="0" w:color="000000"/>
+              <w:bottom w:val="single" w:sz="4" w:space="0" w:color="000000"/>
+              <w:right w:val="single" w:sz="4" w:space="0" w:color="000000"/>
+            </w:tcBorders>
+          </w:tcPr>
+          <w:p>
+            <w:pPr>
+              <w:spacing w:line="240" w:lineRule="auto" w:before="0" w:after="0"/>
+              <w:ind w:firstLine="0" w:left="0"/>
+              <w:jc w:val="center"/>
+            </w:pPr>
+            <w:r/>
+            <w:r>
+              <w:rPr>
+                <w:rFonts w:ascii="Times New Roman" w:hAnsi="Times New Roman" w:cs="Times New Roman" w:eastAsia="Times New Roman"/>
+                <w:b w:val="0"/>
+                <w:i w:val="0"/>
+                <w:color w:val="000000"/>
+                <w:sz w:val="24"/>
+              </w:rPr>
+              <w:t>1,00</w:t>
+            </w:r>
+          </w:p>
+        </w:tc>
+        <w:tc>
+          <w:tcPr>
+            <w:tcW w:type="dxa" w:w="1814"/>
+            <w:vAlign w:val="center"/>
+            <w:tcBorders>
+              <w:top w:val="single" w:sz="4" w:space="0" w:color="000000"/>
+              <w:left w:val="single" w:sz="4" w:space="0" w:color="000000"/>
+              <w:bottom w:val="single" w:sz="4" w:space="0" w:color="000000"/>
+              <w:right w:val="single" w:sz="4" w:space="0" w:color="000000"/>
+            </w:tcBorders>
+          </w:tcPr>
+          <w:p>
+            <w:pPr>
+              <w:spacing w:line="240" w:lineRule="auto" w:before="0" w:after="0"/>
+              <w:ind w:firstLine="0" w:left="0"/>
+              <w:jc w:val="center"/>
+            </w:pPr>
+            <w:r/>
+            <w:r>
+              <w:rPr>
+                <w:rFonts w:ascii="Times New Roman" w:hAnsi="Times New Roman" w:cs="Times New Roman" w:eastAsia="Times New Roman"/>
+                <w:b w:val="0"/>
+                <w:i w:val="0"/>
+                <w:color w:val="000000"/>
+                <w:sz w:val="24"/>
+              </w:rPr>
+              <w:t>0,93</w:t>
+            </w:r>
+          </w:p>
+        </w:tc>
+        <w:tc>
+          <w:tcPr>
+            <w:tcW w:type="dxa" w:w="1814"/>
+            <w:vAlign w:val="center"/>
+            <w:tcBorders>
+              <w:top w:val="single" w:sz="4" w:space="0" w:color="000000"/>
+              <w:left w:val="single" w:sz="4" w:space="0" w:color="000000"/>
+              <w:bottom w:val="single" w:sz="4" w:space="0" w:color="000000"/>
+              <w:right w:val="single" w:sz="4" w:space="0" w:color="000000"/>
+            </w:tcBorders>
+          </w:tcPr>
+          <w:p>
+            <w:pPr>
+              <w:spacing w:line="240" w:lineRule="auto" w:before="0" w:after="0"/>
+              <w:ind w:firstLine="0" w:left="0"/>
+              <w:jc w:val="center"/>
+            </w:pPr>
+            <w:r/>
+            <w:r>
+              <w:rPr>
+                <w:rFonts w:ascii="Times New Roman" w:hAnsi="Times New Roman" w:cs="Times New Roman" w:eastAsia="Times New Roman"/>
+                <w:b w:val="0"/>
+                <w:i w:val="0"/>
+                <w:color w:val="000000"/>
+                <w:sz w:val="24"/>
+              </w:rPr>
+              <w:t>0,93</w:t>
+            </w:r>
+          </w:p>
+        </w:tc>
+        <w:tc>
+          <w:tcPr>
+            <w:tcW w:type="dxa" w:w="1814"/>
+            <w:vAlign w:val="center"/>
+            <w:tcBorders>
+              <w:top w:val="single" w:sz="4" w:space="0" w:color="000000"/>
+              <w:left w:val="single" w:sz="4" w:space="0" w:color="000000"/>
+              <w:bottom w:val="single" w:sz="4" w:space="0" w:color="000000"/>
+              <w:right w:val="single" w:sz="4" w:space="0" w:color="000000"/>
+            </w:tcBorders>
+          </w:tcPr>
+          <w:p>
+            <w:pPr>
+              <w:spacing w:line="240" w:lineRule="auto" w:before="0" w:after="0"/>
+              <w:ind w:firstLine="0" w:left="0"/>
+              <w:jc w:val="center"/>
+            </w:pPr>
+            <w:r/>
+            <w:r>
+              <w:rPr>
+                <w:rFonts w:ascii="Times New Roman" w:hAnsi="Times New Roman" w:cs="Times New Roman" w:eastAsia="Times New Roman"/>
+                <w:b w:val="0"/>
+                <w:i w:val="0"/>
+                <w:color w:val="000000"/>
+                <w:sz w:val="24"/>
+              </w:rPr>
+              <w:t>0,93</w:t>
+            </w:r>
+          </w:p>
+        </w:tc>
+      </w:tr>
+      <w:tr>
+        <w:trPr>
+          <w:cantSplit/>
+        </w:trPr>
+        <w:tc>
+          <w:tcPr>
+            <w:tcW w:type="dxa" w:w="2381"/>
+            <w:vAlign w:val="center"/>
+            <w:tcBorders>
+              <w:top w:val="single" w:sz="4" w:space="0" w:color="000000"/>
+              <w:left w:val="single" w:sz="4" w:space="0" w:color="000000"/>
+              <w:bottom w:val="single" w:sz="4" w:space="0" w:color="000000"/>
+              <w:right w:val="single" w:sz="4" w:space="0" w:color="000000"/>
+            </w:tcBorders>
+          </w:tcPr>
+          <w:p>
+            <w:pPr>
+              <w:spacing w:line="240" w:lineRule="auto" w:before="0" w:after="0"/>
+              <w:ind w:firstLine="0" w:left="0"/>
+              <w:jc w:val="center"/>
+            </w:pPr>
+            <w:r/>
+            <w:r>
+              <w:rPr>
+                <w:rFonts w:ascii="Times New Roman" w:hAnsi="Times New Roman" w:cs="Times New Roman" w:eastAsia="Times New Roman"/>
+                <w:b w:val="0"/>
+                <w:i w:val="0"/>
+                <w:color w:val="000000"/>
+                <w:sz w:val="24"/>
+              </w:rPr>
+              <w:t>Дата предложения</w:t>
+            </w:r>
+          </w:p>
+        </w:tc>
+        <w:tc>
+          <w:tcPr>
+            <w:tcW w:type="dxa" w:w="1814"/>
+            <w:vAlign w:val="center"/>
+            <w:tcBorders>
+              <w:top w:val="single" w:sz="4" w:space="0" w:color="000000"/>
+              <w:left w:val="single" w:sz="4" w:space="0" w:color="000000"/>
+              <w:bottom w:val="single" w:sz="4" w:space="0" w:color="000000"/>
+              <w:right w:val="single" w:sz="4" w:space="0" w:color="000000"/>
+            </w:tcBorders>
+          </w:tcPr>
+          <w:p>
+            <w:pPr>
+              <w:spacing w:line="240" w:lineRule="auto" w:before="0" w:after="0"/>
+              <w:ind w:firstLine="0" w:left="0"/>
+              <w:jc w:val="center"/>
+            </w:pPr>
+            <w:r/>
+            <w:r>
+              <w:rPr>
+                <w:rFonts w:ascii="Times New Roman" w:hAnsi="Times New Roman" w:cs="Times New Roman" w:eastAsia="Times New Roman"/>
+                <w:b w:val="0"/>
+                <w:i w:val="0"/>
+                <w:color w:val="000000"/>
+                <w:sz w:val="24"/>
+              </w:rPr>
+              <w:t>1,00</w:t>
+            </w:r>
+          </w:p>
+        </w:tc>
+        <w:tc>
+          <w:tcPr>
+            <w:tcW w:type="dxa" w:w="1814"/>
+            <w:vAlign w:val="center"/>
+            <w:tcBorders>
+              <w:top w:val="single" w:sz="4" w:space="0" w:color="000000"/>
+              <w:left w:val="single" w:sz="4" w:space="0" w:color="000000"/>
+              <w:bottom w:val="single" w:sz="4" w:space="0" w:color="000000"/>
+              <w:right w:val="single" w:sz="4" w:space="0" w:color="000000"/>
+            </w:tcBorders>
+          </w:tcPr>
+          <w:p>
+            <w:pPr>
+              <w:spacing w:line="240" w:lineRule="auto" w:before="0" w:after="0"/>
+              <w:ind w:firstLine="0" w:left="0"/>
+              <w:jc w:val="center"/>
+            </w:pPr>
+            <w:r/>
+            <w:r>
+              <w:rPr>
+                <w:rFonts w:ascii="Times New Roman" w:hAnsi="Times New Roman" w:cs="Times New Roman" w:eastAsia="Times New Roman"/>
+                <w:b w:val="0"/>
+                <w:i w:val="0"/>
+                <w:color w:val="000000"/>
+                <w:sz w:val="24"/>
+              </w:rPr>
+              <w:t>1,00</w:t>
+            </w:r>
+          </w:p>
+        </w:tc>
+        <w:tc>
+          <w:tcPr>
+            <w:tcW w:type="dxa" w:w="1814"/>
+            <w:vAlign w:val="center"/>
+            <w:tcBorders>
+              <w:top w:val="single" w:sz="4" w:space="0" w:color="000000"/>
+              <w:left w:val="single" w:sz="4" w:space="0" w:color="000000"/>
+              <w:bottom w:val="single" w:sz="4" w:space="0" w:color="000000"/>
+              <w:right w:val="single" w:sz="4" w:space="0" w:color="000000"/>
+            </w:tcBorders>
+          </w:tcPr>
+          <w:p>
+            <w:pPr>
+              <w:spacing w:line="240" w:lineRule="auto" w:before="0" w:after="0"/>
+              <w:ind w:firstLine="0" w:left="0"/>
+              <w:jc w:val="center"/>
+            </w:pPr>
+            <w:r/>
+            <w:r>
+              <w:rPr>
+                <w:rFonts w:ascii="Times New Roman" w:hAnsi="Times New Roman" w:cs="Times New Roman" w:eastAsia="Times New Roman"/>
+                <w:b w:val="0"/>
+                <w:i w:val="0"/>
+                <w:color w:val="000000"/>
+                <w:sz w:val="24"/>
+              </w:rPr>
+              <w:t>1,00</w:t>
+            </w:r>
+          </w:p>
+        </w:tc>
+        <w:tc>
+          <w:tcPr>
+            <w:tcW w:type="dxa" w:w="1814"/>
+            <w:vAlign w:val="center"/>
+            <w:tcBorders>
+              <w:top w:val="single" w:sz="4" w:space="0" w:color="000000"/>
+              <w:left w:val="single" w:sz="4" w:space="0" w:color="000000"/>
+              <w:bottom w:val="single" w:sz="4" w:space="0" w:color="000000"/>
+              <w:right w:val="single" w:sz="4" w:space="0" w:color="000000"/>
+            </w:tcBorders>
+          </w:tcPr>
+          <w:p>
+            <w:pPr>
+              <w:spacing w:line="240" w:lineRule="auto" w:before="0" w:after="0"/>
+              <w:ind w:firstLine="0" w:left="0"/>
+              <w:jc w:val="center"/>
+            </w:pPr>
+            <w:r/>
+            <w:r>
+              <w:rPr>
+                <w:rFonts w:ascii="Times New Roman" w:hAnsi="Times New Roman" w:cs="Times New Roman" w:eastAsia="Times New Roman"/>
+                <w:b w:val="0"/>
+                <w:i w:val="0"/>
+                <w:color w:val="000000"/>
+                <w:sz w:val="24"/>
+              </w:rPr>
+              <w:t>1,00</w:t>
+            </w:r>
+          </w:p>
+        </w:tc>
+      </w:tr>
+      <w:tr>
+        <w:trPr>
+          <w:cantSplit/>
+        </w:trPr>
+        <w:tc>
+          <w:tcPr>
+            <w:tcW w:type="dxa" w:w="2381"/>
+            <w:vAlign w:val="center"/>
+            <w:tcBorders>
+              <w:top w:val="single" w:sz="4" w:space="0" w:color="000000"/>
+              <w:left w:val="single" w:sz="4" w:space="0" w:color="000000"/>
+              <w:bottom w:val="single" w:sz="4" w:space="0" w:color="000000"/>
+              <w:right w:val="single" w:sz="4" w:space="0" w:color="000000"/>
+            </w:tcBorders>
+          </w:tcPr>
+          <w:p>
+            <w:pPr>
+              <w:spacing w:line="240" w:lineRule="auto" w:before="0" w:after="0"/>
+              <w:ind w:firstLine="0" w:left="0"/>
+              <w:jc w:val="center"/>
+            </w:pPr>
+            <w:r/>
+            <w:r>
+              <w:rPr>
+                <w:rFonts w:ascii="Times New Roman" w:hAnsi="Times New Roman" w:cs="Times New Roman" w:eastAsia="Times New Roman"/>
+                <w:b w:val="0"/>
+                <w:i w:val="0"/>
+                <w:color w:val="000000"/>
+                <w:sz w:val="24"/>
+              </w:rPr>
+              <w:t>Местоположение</w:t>
+            </w:r>
+          </w:p>
+        </w:tc>
+        <w:tc>
+          <w:tcPr>
+            <w:tcW w:type="dxa" w:w="1814"/>
+            <w:vAlign w:val="center"/>
+            <w:tcBorders>
+              <w:top w:val="single" w:sz="4" w:space="0" w:color="000000"/>
+              <w:left w:val="single" w:sz="4" w:space="0" w:color="000000"/>
+              <w:bottom w:val="single" w:sz="4" w:space="0" w:color="000000"/>
+              <w:right w:val="single" w:sz="4" w:space="0" w:color="000000"/>
+            </w:tcBorders>
+          </w:tcPr>
+          <w:p>
+            <w:pPr>
+              <w:spacing w:line="240" w:lineRule="auto" w:before="0" w:after="0"/>
+              <w:ind w:firstLine="0" w:left="0"/>
+              <w:jc w:val="center"/>
+            </w:pPr>
+            <w:r/>
+            <w:r>
+              <w:rPr>
+                <w:rFonts w:ascii="Times New Roman" w:hAnsi="Times New Roman" w:cs="Times New Roman" w:eastAsia="Times New Roman"/>
+                <w:b w:val="0"/>
+                <w:i w:val="0"/>
+                <w:color w:val="000000"/>
+                <w:sz w:val="24"/>
+              </w:rPr>
+              <w:t>1,00</w:t>
+            </w:r>
+          </w:p>
+        </w:tc>
+        <w:tc>
+          <w:tcPr>
+            <w:tcW w:type="dxa" w:w="1814"/>
+            <w:vAlign w:val="center"/>
+            <w:tcBorders>
+              <w:top w:val="single" w:sz="4" w:space="0" w:color="000000"/>
+              <w:left w:val="single" w:sz="4" w:space="0" w:color="000000"/>
+              <w:bottom w:val="single" w:sz="4" w:space="0" w:color="000000"/>
+              <w:right w:val="single" w:sz="4" w:space="0" w:color="000000"/>
+            </w:tcBorders>
+          </w:tcPr>
+          <w:p>
+            <w:pPr>
+              <w:spacing w:line="240" w:lineRule="auto" w:before="0" w:after="0"/>
+              <w:ind w:firstLine="0" w:left="0"/>
+              <w:jc w:val="center"/>
+            </w:pPr>
+            <w:r/>
+            <w:r>
+              <w:rPr>
+                <w:rFonts w:ascii="Times New Roman" w:hAnsi="Times New Roman" w:cs="Times New Roman" w:eastAsia="Times New Roman"/>
+                <w:b w:val="0"/>
+                <w:i w:val="0"/>
+                <w:color w:val="000000"/>
+                <w:sz w:val="24"/>
+              </w:rPr>
+              <w:t>1,00</w:t>
+            </w:r>
+          </w:p>
+        </w:tc>
+        <w:tc>
+          <w:tcPr>
+            <w:tcW w:type="dxa" w:w="1814"/>
+            <w:vAlign w:val="center"/>
+            <w:tcBorders>
+              <w:top w:val="single" w:sz="4" w:space="0" w:color="000000"/>
+              <w:left w:val="single" w:sz="4" w:space="0" w:color="000000"/>
+              <w:bottom w:val="single" w:sz="4" w:space="0" w:color="000000"/>
+              <w:right w:val="single" w:sz="4" w:space="0" w:color="000000"/>
+            </w:tcBorders>
+          </w:tcPr>
+          <w:p>
+            <w:pPr>
+              <w:spacing w:line="240" w:lineRule="auto" w:before="0" w:after="0"/>
+              <w:ind w:firstLine="0" w:left="0"/>
+              <w:jc w:val="center"/>
+            </w:pPr>
+            <w:r/>
+            <w:r>
+              <w:rPr>
+                <w:rFonts w:ascii="Times New Roman" w:hAnsi="Times New Roman" w:cs="Times New Roman" w:eastAsia="Times New Roman"/>
+                <w:b w:val="0"/>
+                <w:i w:val="0"/>
+                <w:color w:val="000000"/>
+                <w:sz w:val="24"/>
+              </w:rPr>
+              <w:t>1,00</w:t>
+            </w:r>
+          </w:p>
+        </w:tc>
+        <w:tc>
+          <w:tcPr>
+            <w:tcW w:type="dxa" w:w="1814"/>
+            <w:vAlign w:val="center"/>
+            <w:tcBorders>
+              <w:top w:val="single" w:sz="4" w:space="0" w:color="000000"/>
+              <w:left w:val="single" w:sz="4" w:space="0" w:color="000000"/>
+              <w:bottom w:val="single" w:sz="4" w:space="0" w:color="000000"/>
+              <w:right w:val="single" w:sz="4" w:space="0" w:color="000000"/>
+            </w:tcBorders>
+          </w:tcPr>
+          <w:p>
+            <w:pPr>
+              <w:spacing w:line="240" w:lineRule="auto" w:before="0" w:after="0"/>
+              <w:ind w:firstLine="0" w:left="0"/>
+              <w:jc w:val="center"/>
+            </w:pPr>
+            <w:r/>
+            <w:r>
+              <w:rPr>
+                <w:rFonts w:ascii="Times New Roman" w:hAnsi="Times New Roman" w:cs="Times New Roman" w:eastAsia="Times New Roman"/>
+                <w:b w:val="0"/>
+                <w:i w:val="0"/>
+                <w:color w:val="000000"/>
+                <w:sz w:val="24"/>
+              </w:rPr>
+              <w:t>1,00</w:t>
+            </w:r>
+          </w:p>
+        </w:tc>
+      </w:tr>
+      <w:tr>
+        <w:trPr>
+          <w:cantSplit/>
+        </w:trPr>
+        <w:tc>
+          <w:tcPr>
+            <w:tcW w:type="dxa" w:w="2381"/>
+            <w:vAlign w:val="center"/>
+            <w:tcBorders>
+              <w:top w:val="single" w:sz="4" w:space="0" w:color="000000"/>
+              <w:left w:val="single" w:sz="4" w:space="0" w:color="000000"/>
+              <w:bottom w:val="single" w:sz="4" w:space="0" w:color="000000"/>
+              <w:right w:val="single" w:sz="4" w:space="0" w:color="000000"/>
+            </w:tcBorders>
+          </w:tcPr>
+          <w:p>
+            <w:pPr>
+              <w:spacing w:line="240" w:lineRule="auto" w:before="0" w:after="0"/>
+              <w:ind w:firstLine="0" w:left="0"/>
+              <w:jc w:val="center"/>
+            </w:pPr>
+            <w:r/>
+            <w:r>
+              <w:rPr>
+                <w:rFonts w:ascii="Times New Roman" w:hAnsi="Times New Roman" w:cs="Times New Roman" w:eastAsia="Times New Roman"/>
+                <w:b w:val="0"/>
+                <w:i w:val="0"/>
+                <w:color w:val="000000"/>
+                <w:sz w:val="24"/>
+              </w:rPr>
+              <w:t>Площадь</w:t>
+            </w:r>
+          </w:p>
+        </w:tc>
+        <w:tc>
+          <w:tcPr>
+            <w:tcW w:type="dxa" w:w="1814"/>
+            <w:vAlign w:val="center"/>
+            <w:tcBorders>
+              <w:top w:val="single" w:sz="4" w:space="0" w:color="000000"/>
+              <w:left w:val="single" w:sz="4" w:space="0" w:color="000000"/>
+              <w:bottom w:val="single" w:sz="4" w:space="0" w:color="000000"/>
+              <w:right w:val="single" w:sz="4" w:space="0" w:color="000000"/>
+            </w:tcBorders>
+          </w:tcPr>
+          <w:p>
+            <w:pPr>
+              <w:spacing w:line="240" w:lineRule="auto" w:before="0" w:after="0"/>
+              <w:ind w:firstLine="0" w:left="0"/>
+              <w:jc w:val="center"/>
+            </w:pPr>
+            <w:r/>
+            <w:r>
+              <w:rPr>
+                <w:rFonts w:ascii="Times New Roman" w:hAnsi="Times New Roman" w:cs="Times New Roman" w:eastAsia="Times New Roman"/>
+                <w:b w:val="0"/>
+                <w:i w:val="0"/>
+                <w:color w:val="000000"/>
+                <w:sz w:val="24"/>
+              </w:rPr>
+              <w:t>1,00</w:t>
+            </w:r>
+          </w:p>
+        </w:tc>
+        <w:tc>
+          <w:tcPr>
+            <w:tcW w:type="dxa" w:w="1814"/>
+            <w:vAlign w:val="center"/>
+            <w:tcBorders>
+              <w:top w:val="single" w:sz="4" w:space="0" w:color="000000"/>
+              <w:left w:val="single" w:sz="4" w:space="0" w:color="000000"/>
+              <w:bottom w:val="single" w:sz="4" w:space="0" w:color="000000"/>
+              <w:right w:val="single" w:sz="4" w:space="0" w:color="000000"/>
+            </w:tcBorders>
+          </w:tcPr>
+          <w:p>
+            <w:pPr>
+              <w:spacing w:line="240" w:lineRule="auto" w:before="0" w:after="0"/>
+              <w:ind w:firstLine="0" w:left="0"/>
+              <w:jc w:val="center"/>
+            </w:pPr>
+            <w:r/>
+            <w:r>
+              <w:rPr>
+                <w:rFonts w:ascii="Times New Roman" w:hAnsi="Times New Roman" w:cs="Times New Roman" w:eastAsia="Times New Roman"/>
+                <w:b w:val="0"/>
+                <w:i w:val="0"/>
+                <w:color w:val="000000"/>
+                <w:sz w:val="24"/>
+              </w:rPr>
+              <w:t>1,00</w:t>
+            </w:r>
+          </w:p>
+        </w:tc>
+        <w:tc>
+          <w:tcPr>
+            <w:tcW w:type="dxa" w:w="1814"/>
+            <w:vAlign w:val="center"/>
+            <w:tcBorders>
+              <w:top w:val="single" w:sz="4" w:space="0" w:color="000000"/>
+              <w:left w:val="single" w:sz="4" w:space="0" w:color="000000"/>
+              <w:bottom w:val="single" w:sz="4" w:space="0" w:color="000000"/>
+              <w:right w:val="single" w:sz="4" w:space="0" w:color="000000"/>
+            </w:tcBorders>
+          </w:tcPr>
+          <w:p>
+            <w:pPr>
+              <w:spacing w:line="240" w:lineRule="auto" w:before="0" w:after="0"/>
+              <w:ind w:firstLine="0" w:left="0"/>
+              <w:jc w:val="center"/>
+            </w:pPr>
+            <w:r/>
+            <w:r>
+              <w:rPr>
+                <w:rFonts w:ascii="Times New Roman" w:hAnsi="Times New Roman" w:cs="Times New Roman" w:eastAsia="Times New Roman"/>
+                <w:b w:val="0"/>
+                <w:i w:val="0"/>
+                <w:color w:val="000000"/>
+                <w:sz w:val="24"/>
+              </w:rPr>
+              <w:t>1,08</w:t>
+            </w:r>
+          </w:p>
+        </w:tc>
+        <w:tc>
+          <w:tcPr>
+            <w:tcW w:type="dxa" w:w="1814"/>
+            <w:vAlign w:val="center"/>
+            <w:tcBorders>
+              <w:top w:val="single" w:sz="4" w:space="0" w:color="000000"/>
+              <w:left w:val="single" w:sz="4" w:space="0" w:color="000000"/>
+              <w:bottom w:val="single" w:sz="4" w:space="0" w:color="000000"/>
+              <w:right w:val="single" w:sz="4" w:space="0" w:color="000000"/>
+            </w:tcBorders>
+          </w:tcPr>
+          <w:p>
+            <w:pPr>
+              <w:spacing w:line="240" w:lineRule="auto" w:before="0" w:after="0"/>
+              <w:ind w:firstLine="0" w:left="0"/>
+              <w:jc w:val="center"/>
+            </w:pPr>
+            <w:r/>
+            <w:r>
+              <w:rPr>
+                <w:rFonts w:ascii="Times New Roman" w:hAnsi="Times New Roman" w:cs="Times New Roman" w:eastAsia="Times New Roman"/>
+                <w:b w:val="0"/>
+                <w:i w:val="0"/>
+                <w:color w:val="000000"/>
+                <w:sz w:val="24"/>
+              </w:rPr>
+              <w:t>1,08</w:t>
+            </w:r>
+          </w:p>
+        </w:tc>
+      </w:tr>
+      <w:tr>
+        <w:trPr>
+          <w:cantSplit/>
+        </w:trPr>
+        <w:tc>
+          <w:tcPr>
+            <w:tcW w:type="dxa" w:w="2381"/>
             <w:vAlign w:val="center"/>
             <w:tcBorders>
               <w:top w:val="single" w:sz="4" w:space="0" w:color="000000"/>
@@ -8567,7 +10350,7 @@
         </w:tc>
         <w:tc>
           <w:tcPr>
-            <w:tcW w:type="dxa" w:w="2041"/>
+            <w:tcW w:type="dxa" w:w="1814"/>
             <w:vAlign w:val="center"/>
             <w:tcBorders>
               <w:top w:val="single" w:sz="4" w:space="0" w:color="000000"/>
@@ -8591,13 +10374,13 @@
                 <w:color w:val="000000"/>
                 <w:sz w:val="24"/>
               </w:rPr>
-              <w:t>−10 %</w:t>
+              <w:t>1,00</w:t>
             </w:r>
           </w:p>
         </w:tc>
         <w:tc>
           <w:tcPr>
-            <w:tcW w:type="dxa" w:w="2041"/>
+            <w:tcW w:type="dxa" w:w="1814"/>
             <w:vAlign w:val="center"/>
             <w:tcBorders>
               <w:top w:val="single" w:sz="4" w:space="0" w:color="000000"/>
@@ -8621,13 +10404,13 @@
                 <w:color w:val="000000"/>
                 <w:sz w:val="24"/>
               </w:rPr>
-              <w:t>−12 %</w:t>
+              <w:t>0,90</w:t>
             </w:r>
           </w:p>
         </w:tc>
         <w:tc>
           <w:tcPr>
-            <w:tcW w:type="dxa" w:w="2041"/>
+            <w:tcW w:type="dxa" w:w="1814"/>
             <w:vAlign w:val="center"/>
             <w:tcBorders>
               <w:top w:val="single" w:sz="4" w:space="0" w:color="000000"/>
@@ -8651,18 +10434,13 @@
                 <w:color w:val="000000"/>
                 <w:sz w:val="24"/>
               </w:rPr>
-              <w:t>0 %</w:t>
+              <w:t>0,88</w:t>
             </w:r>
           </w:p>
         </w:tc>
-      </w:tr>
-      <w:tr>
-        <w:trPr>
-          <w:cantSplit/>
-        </w:trPr>
         <w:tc>
           <w:tcPr>
-            <w:tcW w:type="dxa" w:w="3515"/>
+            <w:tcW w:type="dxa" w:w="1814"/>
             <w:vAlign w:val="center"/>
             <w:tcBorders>
               <w:top w:val="single" w:sz="4" w:space="0" w:color="000000"/>
@@ -8686,13 +10464,18 @@
                 <w:color w:val="000000"/>
                 <w:sz w:val="24"/>
               </w:rPr>
-              <w:t>После поправки на сети</w:t>
+              <w:t>1,00</w:t>
             </w:r>
           </w:p>
         </w:tc>
+      </w:tr>
+      <w:tr>
+        <w:trPr>
+          <w:cantSplit/>
+        </w:trPr>
         <w:tc>
           <w:tcPr>
-            <w:tcW w:type="dxa" w:w="2041"/>
+            <w:tcW w:type="dxa" w:w="2381"/>
             <w:vAlign w:val="center"/>
             <w:tcBorders>
               <w:top w:val="single" w:sz="4" w:space="0" w:color="000000"/>
@@ -8716,13 +10499,13 @@
                 <w:color w:val="000000"/>
                 <w:sz w:val="24"/>
               </w:rPr>
-              <w:t>129 735</w:t>
+              <w:t>Готовность границы</w:t>
             </w:r>
           </w:p>
         </w:tc>
         <w:tc>
           <w:tcPr>
-            <w:tcW w:type="dxa" w:w="2041"/>
+            <w:tcW w:type="dxa" w:w="1814"/>
             <w:vAlign w:val="center"/>
             <w:tcBorders>
               <w:top w:val="single" w:sz="4" w:space="0" w:color="000000"/>
@@ -8746,13 +10529,13 @@
                 <w:color w:val="000000"/>
                 <w:sz w:val="24"/>
               </w:rPr>
-              <w:t>111 507</w:t>
+              <w:t>1,00</w:t>
             </w:r>
           </w:p>
         </w:tc>
         <w:tc>
           <w:tcPr>
-            <w:tcW w:type="dxa" w:w="2041"/>
+            <w:tcW w:type="dxa" w:w="1814"/>
             <w:vAlign w:val="center"/>
             <w:tcBorders>
               <w:top w:val="single" w:sz="4" w:space="0" w:color="000000"/>
@@ -8776,18 +10559,13 @@
                 <w:color w:val="000000"/>
                 <w:sz w:val="24"/>
               </w:rPr>
-              <w:t>95 906</w:t>
+              <w:t>1,03</w:t>
             </w:r>
           </w:p>
         </w:tc>
-      </w:tr>
-      <w:tr>
-        <w:trPr>
-          <w:cantSplit/>
-        </w:trPr>
         <w:tc>
           <w:tcPr>
-            <w:tcW w:type="dxa" w:w="3515"/>
+            <w:tcW w:type="dxa" w:w="1814"/>
             <w:vAlign w:val="center"/>
             <w:tcBorders>
               <w:top w:val="single" w:sz="4" w:space="0" w:color="000000"/>
@@ -8811,13 +10589,13 @@
                 <w:color w:val="000000"/>
                 <w:sz w:val="24"/>
               </w:rPr>
-              <w:t>Площадь</w:t>
+              <w:t>1,03</w:t>
             </w:r>
           </w:p>
         </w:tc>
         <w:tc>
           <w:tcPr>
-            <w:tcW w:type="dxa" w:w="2041"/>
+            <w:tcW w:type="dxa" w:w="1814"/>
             <w:vAlign w:val="center"/>
             <w:tcBorders>
               <w:top w:val="single" w:sz="4" w:space="0" w:color="000000"/>
@@ -8841,13 +10619,18 @@
                 <w:color w:val="000000"/>
                 <w:sz w:val="24"/>
               </w:rPr>
-              <w:t>0 %</w:t>
+              <w:t>1,03</w:t>
             </w:r>
           </w:p>
         </w:tc>
+      </w:tr>
+      <w:tr>
+        <w:trPr>
+          <w:cantSplit/>
+        </w:trPr>
         <w:tc>
           <w:tcPr>
-            <w:tcW w:type="dxa" w:w="2041"/>
+            <w:tcW w:type="dxa" w:w="2381"/>
             <w:vAlign w:val="center"/>
             <w:tcBorders>
               <w:top w:val="single" w:sz="4" w:space="0" w:color="000000"/>
@@ -8871,13 +10654,13 @@
                 <w:color w:val="000000"/>
                 <w:sz w:val="24"/>
               </w:rPr>
-              <w:t>+8 %</w:t>
+              <w:t>Цена после корректировок</w:t>
             </w:r>
           </w:p>
         </w:tc>
         <w:tc>
           <w:tcPr>
-            <w:tcW w:type="dxa" w:w="2041"/>
+            <w:tcW w:type="dxa" w:w="1814"/>
             <w:vAlign w:val="center"/>
             <w:tcBorders>
               <w:top w:val="single" w:sz="4" w:space="0" w:color="000000"/>
@@ -8901,173 +10684,13 @@
                 <w:color w:val="000000"/>
                 <w:sz w:val="24"/>
               </w:rPr>
-              <w:t>+8 %</w:t>
-            </w:r>
-          </w:p>
-        </w:tc>
-      </w:tr>
-      <w:tr>
-        <w:trPr>
-          <w:cantSplit/>
-        </w:trPr>
-        <w:tc>
-          <w:tcPr>
-            <w:tcW w:type="dxa" w:w="3515"/>
-            <w:vAlign w:val="center"/>
-            <w:tcBorders>
-              <w:top w:val="single" w:sz="4" w:space="0" w:color="000000"/>
-              <w:left w:val="single" w:sz="4" w:space="0" w:color="000000"/>
-              <w:bottom w:val="single" w:sz="4" w:space="0" w:color="000000"/>
-              <w:right w:val="single" w:sz="4" w:space="0" w:color="000000"/>
-            </w:tcBorders>
-          </w:tcPr>
-          <w:p>
-            <w:pPr>
-              <w:spacing w:line="240" w:lineRule="auto" w:before="0" w:after="0"/>
-              <w:ind w:firstLine="0" w:left="0"/>
-              <w:jc w:val="center"/>
-            </w:pPr>
-            <w:r/>
-            <w:r>
-              <w:rPr>
-                <w:rFonts w:ascii="Times New Roman" w:hAnsi="Times New Roman" w:cs="Times New Roman" w:eastAsia="Times New Roman"/>
-                <w:b w:val="0"/>
-                <w:i w:val="0"/>
-                <w:color w:val="000000"/>
-                <w:sz w:val="24"/>
-              </w:rPr>
-              <w:t>После поправки на площадь</w:t>
+              <w:t>124 884</w:t>
             </w:r>
           </w:p>
         </w:tc>
         <w:tc>
           <w:tcPr>
-            <w:tcW w:type="dxa" w:w="2041"/>
-            <w:vAlign w:val="center"/>
-            <w:tcBorders>
-              <w:top w:val="single" w:sz="4" w:space="0" w:color="000000"/>
-              <w:left w:val="single" w:sz="4" w:space="0" w:color="000000"/>
-              <w:bottom w:val="single" w:sz="4" w:space="0" w:color="000000"/>
-              <w:right w:val="single" w:sz="4" w:space="0" w:color="000000"/>
-            </w:tcBorders>
-          </w:tcPr>
-          <w:p>
-            <w:pPr>
-              <w:spacing w:line="240" w:lineRule="auto" w:before="0" w:after="0"/>
-              <w:ind w:firstLine="0" w:left="0"/>
-              <w:jc w:val="center"/>
-            </w:pPr>
-            <w:r/>
-            <w:r>
-              <w:rPr>
-                <w:rFonts w:ascii="Times New Roman" w:hAnsi="Times New Roman" w:cs="Times New Roman" w:eastAsia="Times New Roman"/>
-                <w:b w:val="0"/>
-                <w:i w:val="0"/>
-                <w:color w:val="000000"/>
-                <w:sz w:val="24"/>
-              </w:rPr>
-              <w:t>129 735</w:t>
-            </w:r>
-          </w:p>
-        </w:tc>
-        <w:tc>
-          <w:tcPr>
-            <w:tcW w:type="dxa" w:w="2041"/>
-            <w:vAlign w:val="center"/>
-            <w:tcBorders>
-              <w:top w:val="single" w:sz="4" w:space="0" w:color="000000"/>
-              <w:left w:val="single" w:sz="4" w:space="0" w:color="000000"/>
-              <w:bottom w:val="single" w:sz="4" w:space="0" w:color="000000"/>
-              <w:right w:val="single" w:sz="4" w:space="0" w:color="000000"/>
-            </w:tcBorders>
-          </w:tcPr>
-          <w:p>
-            <w:pPr>
-              <w:spacing w:line="240" w:lineRule="auto" w:before="0" w:after="0"/>
-              <w:ind w:firstLine="0" w:left="0"/>
-              <w:jc w:val="center"/>
-            </w:pPr>
-            <w:r/>
-            <w:r>
-              <w:rPr>
-                <w:rFonts w:ascii="Times New Roman" w:hAnsi="Times New Roman" w:cs="Times New Roman" w:eastAsia="Times New Roman"/>
-                <w:b w:val="0"/>
-                <w:i w:val="0"/>
-                <w:color w:val="000000"/>
-                <w:sz w:val="24"/>
-              </w:rPr>
-              <w:t>120 428</w:t>
-            </w:r>
-          </w:p>
-        </w:tc>
-        <w:tc>
-          <w:tcPr>
-            <w:tcW w:type="dxa" w:w="2041"/>
-            <w:vAlign w:val="center"/>
-            <w:tcBorders>
-              <w:top w:val="single" w:sz="4" w:space="0" w:color="000000"/>
-              <w:left w:val="single" w:sz="4" w:space="0" w:color="000000"/>
-              <w:bottom w:val="single" w:sz="4" w:space="0" w:color="000000"/>
-              <w:right w:val="single" w:sz="4" w:space="0" w:color="000000"/>
-            </w:tcBorders>
-          </w:tcPr>
-          <w:p>
-            <w:pPr>
-              <w:spacing w:line="240" w:lineRule="auto" w:before="0" w:after="0"/>
-              <w:ind w:firstLine="0" w:left="0"/>
-              <w:jc w:val="center"/>
-            </w:pPr>
-            <w:r/>
-            <w:r>
-              <w:rPr>
-                <w:rFonts w:ascii="Times New Roman" w:hAnsi="Times New Roman" w:cs="Times New Roman" w:eastAsia="Times New Roman"/>
-                <w:b w:val="0"/>
-                <w:i w:val="0"/>
-                <w:color w:val="000000"/>
-                <w:sz w:val="24"/>
-              </w:rPr>
-              <w:t>103 579</w:t>
-            </w:r>
-          </w:p>
-        </w:tc>
-      </w:tr>
-      <w:tr>
-        <w:trPr>
-          <w:cantSplit/>
-        </w:trPr>
-        <w:tc>
-          <w:tcPr>
-            <w:tcW w:type="dxa" w:w="3515"/>
-            <w:vAlign w:val="center"/>
-            <w:tcBorders>
-              <w:top w:val="single" w:sz="4" w:space="0" w:color="000000"/>
-              <w:left w:val="single" w:sz="4" w:space="0" w:color="000000"/>
-              <w:bottom w:val="single" w:sz="4" w:space="0" w:color="000000"/>
-              <w:right w:val="single" w:sz="4" w:space="0" w:color="000000"/>
-            </w:tcBorders>
-          </w:tcPr>
-          <w:p>
-            <w:pPr>
-              <w:spacing w:line="240" w:lineRule="auto" w:before="0" w:after="0"/>
-              <w:ind w:firstLine="0" w:left="0"/>
-              <w:jc w:val="center"/>
-            </w:pPr>
-            <w:r/>
-            <w:r>
-              <w:rPr>
-                <w:rFonts w:ascii="Times New Roman" w:hAnsi="Times New Roman" w:cs="Times New Roman" w:eastAsia="Times New Roman"/>
-                <w:b w:val="0"/>
-                <w:i w:val="0"/>
-                <w:color w:val="000000"/>
-                <w:sz w:val="24"/>
-              </w:rPr>
-              <w:t>Готовность границы +3 %</w:t>
-            </w:r>
-          </w:p>
-        </w:tc>
-        <w:tc>
-          <w:tcPr>
-            <w:tcW w:type="dxa" w:w="2041"/>
+            <w:tcW w:type="dxa" w:w="1814"/>
             <w:vAlign w:val="center"/>
             <w:tcBorders>
               <w:top w:val="single" w:sz="4" w:space="0" w:color="000000"/>
@@ -9097,7 +10720,7 @@
         </w:tc>
         <w:tc>
           <w:tcPr>
-            <w:tcW w:type="dxa" w:w="2041"/>
+            <w:tcW w:type="dxa" w:w="1814"/>
             <w:vAlign w:val="center"/>
             <w:tcBorders>
               <w:top w:val="single" w:sz="4" w:space="0" w:color="000000"/>
@@ -9127,7 +10750,7 @@
         </w:tc>
         <w:tc>
           <w:tcPr>
-            <w:tcW w:type="dxa" w:w="2041"/>
+            <w:tcW w:type="dxa" w:w="1814"/>
             <w:vAlign w:val="center"/>
             <w:tcBorders>
               <w:top w:val="single" w:sz="4" w:space="0" w:color="000000"/>
@@ -9162,7 +10785,7 @@
         </w:trPr>
         <w:tc>
           <w:tcPr>
-            <w:tcW w:type="dxa" w:w="3515"/>
+            <w:tcW w:type="dxa" w:w="2381"/>
             <w:vAlign w:val="center"/>
             <w:tcBorders>
               <w:top w:val="single" w:sz="4" w:space="0" w:color="000000"/>
@@ -9192,7 +10815,37 @@
         </w:tc>
         <w:tc>
           <w:tcPr>
-            <w:tcW w:type="dxa" w:w="2041"/>
+            <w:tcW w:type="dxa" w:w="1814"/>
+            <w:vAlign w:val="center"/>
+            <w:tcBorders>
+              <w:top w:val="single" w:sz="4" w:space="0" w:color="000000"/>
+              <w:left w:val="single" w:sz="4" w:space="0" w:color="000000"/>
+              <w:bottom w:val="single" w:sz="4" w:space="0" w:color="000000"/>
+              <w:right w:val="single" w:sz="4" w:space="0" w:color="000000"/>
+            </w:tcBorders>
+          </w:tcPr>
+          <w:p>
+            <w:pPr>
+              <w:spacing w:line="240" w:lineRule="auto" w:before="0" w:after="0"/>
+              <w:ind w:firstLine="0" w:left="0"/>
+              <w:jc w:val="center"/>
+            </w:pPr>
+            <w:r/>
+            <w:r>
+              <w:rPr>
+                <w:rFonts w:ascii="Times New Roman" w:hAnsi="Times New Roman" w:cs="Times New Roman" w:eastAsia="Times New Roman"/>
+                <w:b w:val="0"/>
+                <w:i w:val="0"/>
+                <w:color w:val="000000"/>
+                <w:sz w:val="24"/>
+              </w:rPr>
+              <w:t>—</w:t>
+            </w:r>
+          </w:p>
+        </w:tc>
+        <w:tc>
+          <w:tcPr>
+            <w:tcW w:type="dxa" w:w="1814"/>
             <w:vAlign w:val="center"/>
             <w:tcBorders>
               <w:top w:val="single" w:sz="4" w:space="0" w:color="000000"/>
@@ -9222,7 +10875,7 @@
         </w:tc>
         <w:tc>
           <w:tcPr>
-            <w:tcW w:type="dxa" w:w="2041"/>
+            <w:tcW w:type="dxa" w:w="1814"/>
             <w:vAlign w:val="center"/>
             <w:tcBorders>
               <w:top w:val="single" w:sz="4" w:space="0" w:color="000000"/>
@@ -9252,7 +10905,7 @@
         </w:tc>
         <w:tc>
           <w:tcPr>
-            <w:tcW w:type="dxa" w:w="2041"/>
+            <w:tcW w:type="dxa" w:w="1814"/>
             <w:vAlign w:val="center"/>
             <w:tcBorders>
               <w:top w:val="single" w:sz="4" w:space="0" w:color="000000"/>
@@ -9287,7 +10940,7 @@
         </w:trPr>
         <w:tc>
           <w:tcPr>
-            <w:tcW w:type="dxa" w:w="3515"/>
+            <w:tcW w:type="dxa" w:w="2381"/>
             <w:vAlign w:val="center"/>
             <w:tcBorders>
               <w:top w:val="single" w:sz="4" w:space="0" w:color="000000"/>
@@ -9311,13 +10964,43 @@
                 <w:color w:val="000000"/>
                 <w:sz w:val="24"/>
               </w:rPr>
-              <w:t>Вклад в итог, руб./сотка</w:t>
+              <w:t>Вклад, руб./сотка</w:t>
             </w:r>
           </w:p>
         </w:tc>
         <w:tc>
           <w:tcPr>
-            <w:tcW w:type="dxa" w:w="2041"/>
+            <w:tcW w:type="dxa" w:w="1814"/>
+            <w:vAlign w:val="center"/>
+            <w:tcBorders>
+              <w:top w:val="single" w:sz="4" w:space="0" w:color="000000"/>
+              <w:left w:val="single" w:sz="4" w:space="0" w:color="000000"/>
+              <w:bottom w:val="single" w:sz="4" w:space="0" w:color="000000"/>
+              <w:right w:val="single" w:sz="4" w:space="0" w:color="000000"/>
+            </w:tcBorders>
+          </w:tcPr>
+          <w:p>
+            <w:pPr>
+              <w:spacing w:line="240" w:lineRule="auto" w:before="0" w:after="0"/>
+              <w:ind w:firstLine="0" w:left="0"/>
+              <w:jc w:val="center"/>
+            </w:pPr>
+            <w:r/>
+            <w:r>
+              <w:rPr>
+                <w:rFonts w:ascii="Times New Roman" w:hAnsi="Times New Roman" w:cs="Times New Roman" w:eastAsia="Times New Roman"/>
+                <w:b w:val="0"/>
+                <w:i w:val="0"/>
+                <w:color w:val="000000"/>
+                <w:sz w:val="24"/>
+              </w:rPr>
+              <w:t>124 883</w:t>
+            </w:r>
+          </w:p>
+        </w:tc>
+        <w:tc>
+          <w:tcPr>
+            <w:tcW w:type="dxa" w:w="1814"/>
             <w:vAlign w:val="center"/>
             <w:tcBorders>
               <w:top w:val="single" w:sz="4" w:space="0" w:color="000000"/>
@@ -9347,7 +11030,7 @@
         </w:tc>
         <w:tc>
           <w:tcPr>
-            <w:tcW w:type="dxa" w:w="2041"/>
+            <w:tcW w:type="dxa" w:w="1814"/>
             <w:vAlign w:val="center"/>
             <w:tcBorders>
               <w:top w:val="single" w:sz="4" w:space="0" w:color="000000"/>
@@ -9377,7 +11060,7 @@
         </w:tc>
         <w:tc>
           <w:tcPr>
-            <w:tcW w:type="dxa" w:w="2041"/>
+            <w:tcW w:type="dxa" w:w="1814"/>
             <w:vAlign w:val="center"/>
             <w:tcBorders>
               <w:top w:val="single" w:sz="4" w:space="0" w:color="000000"/>
@@ -9421,7 +11104,7 @@
           <w:color w:val="000000"/>
           <w:sz w:val="28"/>
         </w:rPr>
-        <w:t>Вклады в таблице 6 округлены до рубля, их видимая сумма равна 124 883 руб. за сотку. Без промежуточного округления удельный показатель составляет 124 883,53 руб. за сотку, или 124 884 руб. после округления, что равно 1 248,76 руб. за 1 кв. м. Произведение 124 883,53 × 10,05 = 1 255 079 руб. С учетом точности объявлений итог округлен до тысяч и принят равным 1 255 000 руб. на 18.10.2026. Диапазон цен предложения без поправок, перенесенный на 10,05 сотки, составляет примерно от 1 036 000 до 1 558 000 руб. Итог лежит внутри этого диапазона.</w:t>
+        <w:t>Произведение коэффициентов для аналога 1 равно 0,93 × 0,90 × 1,03 = 0,86211, для аналога 2 — 0,93 × 0,88 × 1,08 × 1,03 = 0,91039, для аналога 3 — 0,93 × 1,08 × 1,03 = 1,03453. Умножение на цены предложений дает 133 627, 124 040 и 106 686 руб. за сотку. Вклады в таблице 7 округлены до рубля, их видимая сумма равна 124 883 руб. за сотку. Без промежуточного округления удельный показатель составляет 124 883,53 руб. за сотку, или 124 884 руб. после округления, что равно 1 248,76 руб. за 1 кв. м. Произведение 124 883,53 × 10,05 = 1 255 079 руб. С учетом точности объявлений итог округлен до тысяч и принят равным 1 255 000 руб. на 18.10.2026. Диапазон цен предложения без поправок, перенесенный на 10,05 сотки, составляет примерно от 1 036 000 до 1 558 000 руб. Итог лежит внутри этого диапазона. Расчет относится к садовому участку 50:28:0000000:51403 и не переносит цены иных типов объектов.</w:t>
       </w:r>
     </w:p>
     <w:p>
@@ -9515,7 +11198,7 @@
           <w:color w:val="000000"/>
           <w:sz w:val="28"/>
         </w:rPr>
-        <w:t>Разрыв не означает, что кадастровая запись содержит арифметическую ошибку. УПКС согласован с площадью, дата определения согласована с туром оценки 2022 года, категория и вид использования соответствуют сегменту садоводства [11; 12]. Разрыв означает, что массовый показатель квартала и группы видов использования не совпал с ценами предложений конкретного товарищества в южной части округа на дату оценки. ЕГРН в этом месте пригоден как носитель кадастровой стоимости и непригоден как прейскурант. Продавец, который выставит участок за 3,08 млн руб. только потому, что так написано в карточке, будет ориентироваться на налоговую величину четырехлетней давности, а не на наблюдаемый рынок.</w:t>
+        <w:t>Разрыв не означает, что кадастровая запись содержит арифметическую ошибку. УПКС согласован с площадью, дата определения согласована с туром оценки 2022 года, категория и вид использования соответствуют сегменту садоводства [8; 10]. Разрыв означает, что массовый показатель квартала и группы видов использования не совпал с ценами предложений конкретного товарищества в южной части округа на дату оценки. ЕГРН в этом месте пригоден как носитель кадастровой стоимости и непригоден как источник цены сделки. Назначение цены 3,08 млн руб. только по карточке означало бы опору на налоговую величину, определенную по состоянию на 01.01.2022, а не на наблюдаемый рынок.</w:t>
       </w:r>
     </w:p>
     <w:p>
@@ -9532,7 +11215,7 @@
           <w:color w:val="000000"/>
           <w:sz w:val="28"/>
         </w:rPr>
-        <w:t>Земельный налог показывает ту же развилку с другой стороны. Решением Совета депутатов городского округа Домодедово от 25.09.2007 № 1-4/53 для участков, приобретенных или предоставленных для садоводства, ставка установлена в размере 0,15 процента кадастровой стоимости [14]. Налог от стоимости, внесенной в ЕГРН, составляет 3 078 864,73 × 0,0015 = 4 618,30 руб. в год. Если бы налоговой базой была полученная рыночная стоимость, налог составил бы 1 255 000 × 0,0015 = 1 882,50 руб. Разница — 2 735,80 руб. в год. Процедура установления кадастровой стоимости в размере рыночной предусмотрена законом [2; 6], но требует отчета оценщика. При экономии около 2,7 тыс. руб. в год расходы на такой отчет для данного участка, скорее всего, не окупятся за короткий срок владения. Практический смысл сравнения другой: кадастровую стоимость правильно использовать в налоговом расчете и неправильно использовать как цену продажи.</w:t>
+        <w:t>Земельный налог показывает ту же развилку с другой стороны. Решением Совета депутатов городского округа Домодедово от 25.09.2007 № 1-4/53 для участков, приобретенных или предоставленных для садоводства, ставка установлена в размере 0,15 процента кадастровой стоимости [11]. Налог от стоимости, внесенной в ЕГРН, составляет 3 078 864,73 × 0,0015 = 4 618,30 руб. в год. Если бы налоговой базой была полученная рыночная стоимость, налог составил бы 1 255 000 × 0,0015 = 1 882,50 руб. Разница — 2 735,80 руб. в год. Процедура установления кадастровой стоимости в размере рыночной предусмотрена законом [1; 5], но требует отчета оценщика. При разнице около 2,7 тыс. руб. в год расходы на такой отчет для данного участка за короткий срок владения не окупаются. Кадастровую стоимость следует использовать в налоговом расчете, а цену продажи определять по рынку.</w:t>
       </w:r>
     </w:p>
     <w:p>
@@ -9549,7 +11232,7 @@
           <w:color w:val="000000"/>
           <w:sz w:val="28"/>
         </w:rPr>
-        <w:t>Таблица 7 – Кадастровая и рыночная величины по одному участку</w:t>
+        <w:t>Таблица 8 – Кадастровая и рыночная величины по одному участку</w:t>
       </w:r>
     </w:p>
     <w:tbl>
@@ -10243,7 +11926,7 @@
           <w:color w:val="000000"/>
           <w:sz w:val="28"/>
         </w:rPr>
-        <w:t>В договоре объект следует индивидуализировать кадастровым номером 50:28:0000000:51403, площадью 1 005 кв. м и адресом в редакции действующей записи ЕГРН: Московская область, городской округ Домодедово, территория СНТ «Ветеран-5», земельный участок 7. Упоминание деревни Соломахово допустимо как ориентир, но не как единственный адрес. Категорию земель и вид разрешенного использования нужно переписать из выписки дословно. Покупатель должен понимать, что «для садоводства» на землях сельскохозяйственного назначения позволяет использовать участок по Федеральному закону № 217-ФЗ, включая размещение садового дома в случаях, предусмотренных этим законом и градостроительным регламентом [8]. Сам регламент в ЕГРН не содержится, его нужно смотреть в правилах землепользования и застройки округа.</w:t>
+        <w:t>В договоре объект следует индивидуализировать кадастровым номером 50:28:0000000:51403, площадью 1 005 кв. м и адресом в редакции действующей записи ЕГРН: Московская область, городской округ Домодедово, территория СНТ «Ветеран-5», земельный участок 7. Упоминание деревни Соломахово допустимо как ориентир, но не как единственный адрес. Категорию земель и вид разрешенного использования нужно переписать из выписки дословно. Покупатель должен понимать, что «для садоводства» на землях сельскохозяйственного назначения позволяет использовать участок по Федеральному закону № 217-ФЗ, включая размещение садового дома в случаях, предусмотренных этим законом и градостроительным регламентом [4]. Сам регламент в ЕГРН не содержится, его следует устанавливать по правилам землепользования и застройки округа.</w:t>
       </w:r>
     </w:p>
     <w:p>
@@ -10260,7 +11943,7 @@
           <w:color w:val="000000"/>
           <w:sz w:val="28"/>
         </w:rPr>
-        <w:t>Цену предложения не следует назначать равной кадастровой стоимости 3 078 864,73 руб. Ориентир рыночной стоимости на 18.10.2026, полученный сравнительным подходом по открытым предложениям соседнего массива, составляет 1 255 000 руб. Это ориентир учебной оценки, а не оферта. Перед реальной продажей его нужно обновить по свежим объявлениям и, если стороны или банк требуют отчет, подтвердить заключением оценщика. Кадастровую стоимость при этом правильно сохранить в расчете ежегодного налога: 4 618,30 руб. при ставке 0,15 процента. Оспаривать ее ради экономии около 2,7 тыс. руб. в год имеет смысл только при длительном владении и при подтверждении рыночной стоимости отчетом. Во всех остальных случаях дешевле не путать две величины, чем пытаться их уравнять.</w:t>
+        <w:t>Цену предложения не следует назначать равной кадастровой стоимости 3 078 864,73 руб. Ориентир рыночной стоимости на 18.10.2026, полученный сравнительным подходом по открытым предложениям соседнего массива, составляет 1 255 000 руб. Это ориентир учебной оценки, а не оферта. Перед реальной продажей его нужно обновить по свежим объявлениям и, если стороны или банк требуют отчет, подтвердить заключением оценщика. Кадастровую стоимость при этом правильно сохранить в расчете ежегодного налога: 4 618,30 руб. при ставке 0,15 процента. Обращение к процедуре установления кадастровой стоимости в размере рыночной оправдано при длительном владении и при подтверждении рыночной стоимости отчетом. В остальных случаях две величины следует разграничивать: кадастровая стоимость остается налоговой базой, рыночная — ориентиром цены.</w:t>
       </w:r>
     </w:p>
     <w:p>
@@ -10277,7 +11960,7 @@
           <w:color w:val="000000"/>
           <w:sz w:val="28"/>
         </w:rPr>
-        <w:t>Границу при установке ограждения нужно выносить по каталогу точек н1–н5, а не по растровой публичной карте. Длины сторон 21,57 м, 5,75 м, 37,65 м, 27,09 м и 36,15 м уже проверены по координатам и могут служить контролем разбивки. Точку н2 пропускать нельзя: она фиксирует излом северной стороны. Средняя квадратическая погрешность 0,20 м задает ожидаемую точность положения точки, а не «допуск, в пределах которого забор можно сдвигать по договоренности». Западная сторона н5–н1 граничит с участком 50:28:0090134:10, правообладатель которого в плане не установлен. До начала работ на этой стороне целесообразно повторно проверить по выписке, появился ли правообладатель после 2015 года. Остальные стороны в 2015 году согласованы, возражений акт не содержит.</w:t>
+        <w:t>Границу при установке ограждения нужно выносить по каталогу точек н1–н5, а не по растровой публичной карте. Длины сторон 21,57 м, 5,75 м, 37,65 м, 27,09 м и 36,15 м уже проверены по координатам и могут служить контролем разбивки. Точку н2 пропускать нельзя: она фиксирует излом северной стороны. Средняя квадратическая погрешность 0,20 м задает ожидаемую точность положения точки, а не разрешение произвольно смещать ограждение в пределах этой величины. Западная сторона н5–н1 граничит с участком 50:28:0090134:10, правообладатель которого в плане не установлен. До начала работ на этой стороне целесообразно повторно проверить по выписке, появился ли правообладатель после 2015 года. Остальные стороны в 2015 году согласованы, возражений акт не содержит.</w:t>
       </w:r>
     </w:p>
     <w:p>
@@ -10294,7 +11977,7 @@
           <w:color w:val="000000"/>
           <w:sz w:val="28"/>
         </w:rPr>
-        <w:t>Имеет смысл один раз запросить выписку с координатами и сверить ее с каталогом межевого плана. Если координаты в выписке совпадут с н1–н5, вопрос о переносе сведений плана в реестр будет закрыт окончательно, а пометка «ранее учтенный» в НСПД останется особенностью отображения, а не дефектом границы. Если координаты в выписке отсутствуют или расходятся с планом больше чем на погрешность, следует ставить вопрос об уточнении сведений или об исправлении реестровой ошибки в порядке, предусмотренном Федеральным законом № 218-ФЗ [4]. До этой сверки утверждать, что в реестре лежит именно каталог 2015 года, нельзя, хотя площадь и смежества на это указывают.</w:t>
+        <w:t>Имеет смысл один раз запросить выписку с координатами и сверить ее с каталогом межевого плана. Если координаты в выписке совпадут с н1–н5, вопрос о переносе сведений плана в реестр будет закрыт окончательно, а пометка «ранее учтенный» в НСПД останется особенностью отображения, а не дефектом границы. Если координаты в выписке отсутствуют или расходятся с планом больше чем на погрешность, следует ставить вопрос об уточнении сведений или об исправлении реестровой ошибки в порядке, предусмотренном Федеральным законом № 218-ФЗ [2]. До этой сверки утверждать, что в реестре лежит именно каталог 2015 года, нельзя, хотя площадь и смежества на это указывают.</w:t>
       </w:r>
     </w:p>
     <w:p>
@@ -10311,7 +11994,7 @@
           <w:color w:val="000000"/>
           <w:sz w:val="28"/>
         </w:rPr>
-        <w:t>Покупателю стоит отдельно запросить сведения, которых нет ни в карточке, ни в межевом плане: наличие электроснабжения и водоснабжения, возможность подъезда в течение года, состав членских взносов СНТ «Ветеран-5», отсутствие зданий, возведенных после 2015 года и не отраженных в ЕГРН. Эти сведения влияют на цену сильнее, чем допуск площади в 22 кв. м. Их отсутствие в реестре — не повод выдумывать их из карты, а повод вынести за пределы того, что ЕГРН способен гарантировать.</w:t>
+        <w:t>Покупателю стоит отдельно запросить сведения, которых нет ни в карточке, ни в межевом плане: наличие электроснабжения и водоснабжения, возможность подъезда в течение года, состав членских взносов СНТ «Ветеран-5», отсутствие зданий, возведенных после 2015 года и не отраженных в ЕГРН. Эти сведения влияют на цену сильнее, чем допуск площади в 22 кв. м. Отсутствие этих сведений в реестре не восполняется предположением по карте. Они остаются за пределами того, что ЕГРН способен гарантировать.</w:t>
       </w:r>
     </w:p>
     <w:p>
@@ -10464,7 +12147,7 @@
           <w:color w:val="000000"/>
           <w:sz w:val="28"/>
         </w:rPr>
-        <w:t>Седьмое предложение касается цен. Пока в открытом контуре ЕГРН нет обезличенных цен сделок по кварталу и виду использования, сравнительный подход опирается на объявления. Для учебного расчета это допустимо, для оспаривания кадастровой стоимости — недостаточно. Такой слой можно было бы строить по сведениям о переходе права, не раскрывая сторон договора. Пока его нет, расчет, как в параграфе 2.3, должен прямо указывать, что аналоги взяты из предложений, а не из реестра.</w:t>
+        <w:t>Седьмое предложение касается цен. Пока в открытом контуре ЕГРН нет обезличенных цен сделок по кварталу и виду использования, сравнительный подход опирается на объявления [17; 23]. Для учебного расчета это допустимо, для оспаривания кадастровой стоимости недостаточно. Такой слой можно было бы строить по сведениям о переходе права, не раскрывая сторон договора. Пока его нет, расчет, как в параграфе 2.3, должен прямо указывать, что аналоги взяты из предложений, а не из реестра. Выявление ошибок в самих сведениях ЕГРН, в том числе с применением цифровых сервисов НСПД, эту ценовую задачу не заменяет [20].</w:t>
       </w:r>
     </w:p>
     <w:p>
@@ -10481,7 +12164,92 @@
           <w:color w:val="000000"/>
           <w:sz w:val="28"/>
         </w:rPr>
-        <w:t>Предложения не требуют изменения правового режима участка 50:28:0000000:51403. Его категория, вид использования, площадь и запись о собственности могут оставаться прежними. Меняется полнота показа и дисциплина использования. Реестр уже хранит сведения, без которых рынок не работает. Задача информационного обеспечения — не подменить реестр доской объявлений, а перестать требовать от кадастровой стоимости роли рыночной цены и от справочной карточки роли выписки.</w:t>
+        <w:t>Предложения не требуют изменения правового режима участка 50:28:0000000:51403. Его категория, вид использования, площадь и запись о собственности могут оставаться прежними. Меняется полнота показа и дисциплина использования. Реестр уже хранит сведения, без которых рынок не работает. Задача информационного обеспечения состоит в том, чтобы не требовать от кадастровой стоимости роли рыночной цены и от справочной карточки роли выписки [26].</w:t>
+      </w:r>
+    </w:p>
+    <w:p>
+      <w:pPr>
+        <w:spacing w:line="360" w:lineRule="auto" w:before="240" w:after="240"/>
+        <w:ind w:firstLine="0" w:left="0"/>
+        <w:jc w:val="center"/>
+      </w:pPr>
+      <w:r>
+        <w:rPr>
+          <w:rFonts w:ascii="Times New Roman" w:hAnsi="Times New Roman" w:cs="Times New Roman" w:eastAsia="Times New Roman"/>
+          <w:b/>
+          <w:i w:val="0"/>
+          <w:color w:val="000000"/>
+          <w:sz w:val="28"/>
+        </w:rPr>
+        <w:t>3.3 Использование сведений ЕГРН и межевого плана при подготовке сделки</w:t>
+      </w:r>
+    </w:p>
+    <w:p>
+      <w:pPr>
+        <w:spacing w:line="360" w:lineRule="auto" w:before="0" w:after="0"/>
+        <w:ind w:firstLine="709" w:left="0"/>
+        <w:jc w:val="both"/>
+      </w:pPr>
+      <w:r>
+        <w:rPr>
+          <w:rFonts w:ascii="Times New Roman" w:hAnsi="Times New Roman" w:cs="Times New Roman" w:eastAsia="Times New Roman"/>
+          <w:b w:val="0"/>
+          <w:i w:val="0"/>
+          <w:color w:val="000000"/>
+          <w:sz w:val="28"/>
+        </w:rPr>
+        <w:t>Для участка 50:28:0000000:51403 комплект к сделке собирается из двух групп документов. Первая группа подтверждает запись реестра: выписка об основных характеристиках и зарегистрированных правах, выписка о переходе прав и при необходимости выписка о кадастровой стоимости [2; 27]. Вторая группа объясняет границу: межевой план от 09.09.2015 с каталогом точек н1–н5, акт согласования и разбивочный чертеж настоящей работы [29]. Публичная карточка и карта НСПД остаются средством предварительного отбора и не заменяют выписку [28].</w:t>
+      </w:r>
+    </w:p>
+    <w:p>
+      <w:pPr>
+        <w:spacing w:line="360" w:lineRule="auto" w:before="0" w:after="0"/>
+        <w:ind w:firstLine="709" w:left="0"/>
+        <w:jc w:val="both"/>
+      </w:pPr>
+      <w:r>
+        <w:rPr>
+          <w:rFonts w:ascii="Times New Roman" w:hAnsi="Times New Roman" w:cs="Times New Roman" w:eastAsia="Times New Roman"/>
+          <w:b w:val="0"/>
+          <w:i w:val="0"/>
+          <w:color w:val="000000"/>
+          <w:sz w:val="28"/>
+        </w:rPr>
+        <w:t>Проверка выполняется в одном порядке. Сначала сверяются кадастровый номер, площадь 1 005 кв. м и адрес товарищества. Затем сверяются категория земель и вид разрешенного использования. После этого устанавливается правообладатель и наличие либо отсутствие ограничений. Затем координаты выписки сопоставляются с каталогом межевого плана. В конце кадастровая стоимость 3 078 864,73 руб. отделяется от цены договора. Для налога при ставке 0,15 процента она дает 4 618,30 руб. в год, а ориентиром цены на 18.10.2026 служит расчетная рыночная стоимость 1 255 000 руб. [11].</w:t>
+      </w:r>
+    </w:p>
+    <w:p>
+      <w:pPr>
+        <w:spacing w:line="360" w:lineRule="auto" w:before="0" w:after="0"/>
+        <w:ind w:firstLine="709" w:left="0"/>
+        <w:jc w:val="both"/>
+      </w:pPr>
+      <w:r>
+        <w:rPr>
+          <w:rFonts w:ascii="Times New Roman" w:hAnsi="Times New Roman" w:cs="Times New Roman" w:eastAsia="Times New Roman"/>
+          <w:b w:val="0"/>
+          <w:i w:val="0"/>
+          <w:color w:val="000000"/>
+          <w:sz w:val="28"/>
+        </w:rPr>
+        <w:t>Критерий достаточности здесь практический. Сведение пригодно для договора, если оно содержится в выписке, не противоречит межевому плану и относится к вопросу, который закрывает соответствующий документ [22]. Сведение непригодно как единственное основание, если оно получено только из справочного экрана, усреднено массовой оценкой либо в реестре отсутствует. Для данного участка к пригодным сведениям относятся номер, площадь, категория, вид использования и факт зарегистрированной собственности. К недостаточным относятся фамилия продавца, гарантия отсутствия обременений, коммуникации и рыночная цена.</w:t>
+      </w:r>
+    </w:p>
+    <w:p>
+      <w:pPr>
+        <w:spacing w:line="360" w:lineRule="auto" w:before="0" w:after="0"/>
+        <w:ind w:firstLine="709" w:left="0"/>
+        <w:jc w:val="both"/>
+      </w:pPr>
+      <w:r>
+        <w:rPr>
+          <w:rFonts w:ascii="Times New Roman" w:hAnsi="Times New Roman" w:cs="Times New Roman" w:eastAsia="Times New Roman"/>
+          <w:b w:val="0"/>
+          <w:i w:val="0"/>
+          <w:color w:val="000000"/>
+          <w:sz w:val="28"/>
+        </w:rPr>
+        <w:t>Такой порядок не изменяет правовой режим участка и не заменяет отчет оценщика. Он показывает совместное использование сведений ЕГРН и межевого плана: реестр индивидуализирует объект и право, план дает координаты для разбивки, а цена определяется вне реестра по сопоставимым предложениям [17; 30].</w:t>
       </w:r>
     </w:p>
     <w:p>
@@ -10605,7 +12373,7 @@
           <w:color w:val="000000"/>
           <w:sz w:val="28"/>
         </w:rPr>
-        <w:t>Рекомендации разделены на два уровня. По самому участку перед сделкой нужны выписки о правах и о переходе прав, цена должна опираться на рынок, а ограда — на каталог координат. По системе ведения и показа сведений предложено согласовать статус границы в публичных сервисах, показывать фактический квартал при нулевом номере квартала, отделять кадастровую стоимость от цены сделки, сообщать число точек и погрешность контура, явно указывать наличие ограничений и использовать проверочный лист при сделке. В этих пределах сведения ЕГРН пригодны как информационное обеспечение рынка недвижимости и должны использоваться вместе с межевым планом, а не вместо проверки прав и не вместо оценки стоимости.</w:t>
+        <w:t>Рекомендации разделены на три части. По самому участку перед сделкой нужны выписки о правах и о переходе прав, цена должна опираться на рынок, а ограждение — на каталог координат. По системе ведения и показа сведений предложено согласовать статус границы в публичных сервисах, показывать фактический квартал при нулевом номере квартала, отделять кадастровую стоимость от цены сделки, сообщать число точек и погрешность контура и явно указывать наличие ограничений. Для подготовки сделки реестр и межевой план используются совместно: первый индивидуализирует объект и право, второй дает координаты разбивки. В этих пределах сведения ЕГРН пригодны как информационное обеспечение рынка недвижимости.</w:t>
       </w:r>
     </w:p>
     <w:p>
@@ -10644,7 +12412,7 @@
           <w:color w:val="000000"/>
           <w:sz w:val="28"/>
         </w:rPr>
-        <w:t>1. Гражданский кодекс Российской Федерации (часть первая) : Федеральный закон от 30.11.1994 № 51-ФЗ // Собрание законодательства РФ. — 1994. — № 32. — Ст. 3301.</w:t>
+        <w:t>1. Земельный кодекс Российской Федерации : Федеральный закон от 25.10.2001 № 136-ФЗ (в редакции, применяемой в 2026 г.) // Собрание законодательства РФ. — 2001. — № 44. — Ст. 4147.</w:t>
       </w:r>
     </w:p>
     <w:p>
@@ -10661,7 +12429,7 @@
           <w:color w:val="000000"/>
           <w:sz w:val="28"/>
         </w:rPr>
-        <w:t>2. Земельный кодекс Российской Федерации : Федеральный закон от 25.10.2001 № 136-ФЗ // Собрание законодательства РФ. — 2001. — № 44. — Ст. 4147.</w:t>
+        <w:t>2. О государственной регистрации недвижимости : Федеральный закон от 13.07.2015 № 218-ФЗ (в редакции, применяемой в 2026 г.) // Собрание законодательства РФ. — 2015. — № 29 (часть I). — Ст. 4344.</w:t>
       </w:r>
     </w:p>
     <w:p>
@@ -10678,7 +12446,7 @@
           <w:color w:val="000000"/>
           <w:sz w:val="28"/>
         </w:rPr>
-        <w:t>3. Налоговый кодекс Российской Федерации (часть вторая) : Федеральный закон от 05.08.2000 № 117-ФЗ // Собрание законодательства РФ. — 2000. — № 32. — Ст. 3340.</w:t>
+        <w:t>3. О кадастровой деятельности : Федеральный закон от 24.07.2007 № 221-ФЗ (в редакции, применяемой в 2026 г.) // Собрание законодательства РФ. — 2007. — № 31. — Ст. 4017.</w:t>
       </w:r>
     </w:p>
     <w:p>
@@ -10695,7 +12463,7 @@
           <w:color w:val="000000"/>
           <w:sz w:val="28"/>
         </w:rPr>
-        <w:t>4. О государственной регистрации недвижимости : Федеральный закон от 13.07.2015 № 218-ФЗ // Собрание законодательства РФ. — 2015. — № 29 (часть I). — Ст. 4344.</w:t>
+        <w:t>4. О ведении гражданами садоводства и огородничества для собственных нужд и о внесении изменений в отдельные законодательные акты Российской Федерации : Федеральный закон от 29.07.2017 № 217-ФЗ (в редакции, применяемой в 2026 г.) // Собрание законодательства РФ. — 2017. — № 31 (часть I). — Ст. 4766.</w:t>
       </w:r>
     </w:p>
     <w:p>
@@ -10712,7 +12480,7 @@
           <w:color w:val="000000"/>
           <w:sz w:val="28"/>
         </w:rPr>
-        <w:t>5. О кадастровой деятельности : Федеральный закон от 24.07.2007 № 221-ФЗ // Собрание законодательства РФ. — 2007. — № 31. — Ст. 4017.</w:t>
+        <w:t>5. О государственной кадастровой оценке : Федеральный закон от 03.07.2016 № 237-ФЗ (в редакции, применяемой в 2026 г.) // Собрание законодательства РФ. — 2016. — № 27 (часть I). — Ст. 4170.</w:t>
       </w:r>
     </w:p>
     <w:p>
@@ -10729,7 +12497,7 @@
           <w:color w:val="000000"/>
           <w:sz w:val="28"/>
         </w:rPr>
-        <w:t>6. О государственной кадастровой оценке : Федеральный закон от 03.07.2016 № 237-ФЗ // Собрание законодательства РФ. — 2016. — № 27 (часть I). — Ст. 4170.</w:t>
+        <w:t>6. Об оценочной деятельности в Российской Федерации : Федеральный закон от 29.07.1998 № 135-ФЗ (в редакции, применяемой в 2026 г.) // Собрание законодательства РФ. — 1998. — № 31. — Ст. 3813.</w:t>
       </w:r>
     </w:p>
     <w:p>
@@ -10746,7 +12514,7 @@
           <w:color w:val="000000"/>
           <w:sz w:val="28"/>
         </w:rPr>
-        <w:t>7. Об оценочной деятельности в Российской Федерации : Федеральный закон от 29.07.1998 № 135-ФЗ // Собрание законодательства РФ. — 1998. — № 31. — Ст. 3813.</w:t>
+        <w:t>7. Об утверждении формы и состава сведений межевого плана, требований к его подготовке : приказ Росреестра от 14.12.2021 № П/0592 (зарегистрирован в Минюсте России 31.03.2022 № 68008).</w:t>
       </w:r>
     </w:p>
     <w:p>
@@ -10763,7 +12531,7 @@
           <w:color w:val="000000"/>
           <w:sz w:val="28"/>
         </w:rPr>
-        <w:t>8. О ведении гражданами садоводства и огородничества для собственных нужд и о внесении изменений в отдельные законодательные акты Российской Федерации : Федеральный закон от 29.07.2017 № 217-ФЗ // Собрание законодательства РФ. — 2017. — № 31 (часть I). — Ст. 4766.</w:t>
+        <w:t>8. Об утверждении Методических указаний о государственной кадастровой оценке : приказ Росреестра от 04.08.2021 № П/0336.</w:t>
       </w:r>
     </w:p>
     <w:p>
@@ -10780,7 +12548,7 @@
           <w:color w:val="000000"/>
           <w:sz w:val="28"/>
         </w:rPr>
-        <w:t>9. Об утверждении формы и состава сведений межевого плана, требований к его подготовке : приказ Росреестра от 14.12.2021 № П/0592 (зарегистрирован в Минюсте России 31.03.2022 № 68008).</w:t>
+        <w:t>9. Об утверждении федеральных стандартов оценки : приказ Минэкономразвития России от 14.04.2022 № 200.</w:t>
       </w:r>
     </w:p>
     <w:p>
@@ -10797,7 +12565,7 @@
           <w:color w:val="000000"/>
           <w:sz w:val="28"/>
         </w:rPr>
-        <w:t>10. Об утверждении формы межевого плана и требований к его подготовке, примерной формы извещения о проведении собрания о согласовании местоположения границ земельных участков : приказ Минэкономразвития России от 24.11.2008 № 412 (применен как форма межевого плана от 09.09.2015).</w:t>
+        <w:t>10. Об утверждении результатов определения кадастровой стоимости : распоряжение Министерства имущественных отношений Московской области от 28.11.2022 № 15ВР-2452.</w:t>
       </w:r>
     </w:p>
     <w:p>
@@ -10814,7 +12582,7 @@
           <w:color w:val="000000"/>
           <w:sz w:val="28"/>
         </w:rPr>
-        <w:t>11. Об утверждении Методических указаний о государственной кадастровой оценке : приказ Росреестра от 04.08.2021 № П/0336.</w:t>
+        <w:t>11. Об установлении и введении в действие земельного налога : решение Совета депутатов городского округа Домодедово Московской области от 25.09.2007 № 1-4/53 (в редакции, применяемой в 2026 г.).</w:t>
       </w:r>
     </w:p>
     <w:p>
@@ -10831,7 +12599,7 @@
           <w:color w:val="000000"/>
           <w:sz w:val="28"/>
         </w:rPr>
-        <w:t>12. Об утверждении результатов определения кадастровой стоимости : распоряжение Министерства имущественных отношений Московской области от 28.11.2022 № 15ВР-2452.</w:t>
+        <w:t>12. Варламов, А. А. Кадастровая деятельность : учебник / А. А. Варламов, С. А. Гальченко, Е. И. Аврунев ; под общ. ред. А. А. Варламова. — 2-е изд., доп. — Москва : ФОРУМ : ИНФРА-М, 2023. — 280 с. — ISBN 978-5-00091-576-9.</w:t>
       </w:r>
     </w:p>
     <w:p>
@@ -10848,7 +12616,7 @@
           <w:color w:val="000000"/>
           <w:sz w:val="28"/>
         </w:rPr>
-        <w:t>13. Об утверждении средних значений кадастровой стоимости : распоряжение Министерства имущественных отношений Московской области от 28.11.2022 № 15ВР-2453.</w:t>
+        <w:t>13. Варламов, А. А. Оценка объектов недвижимости : учебник / А. А. Варламов, С. И. Комаров. — 3-е изд., перераб. и доп. — Москва : ИНФРА-М, 2023. — 320 с. — ISBN 978-5-16-016316-1.</w:t>
       </w:r>
     </w:p>
     <w:p>
@@ -10865,7 +12633,7 @@
           <w:color w:val="000000"/>
           <w:sz w:val="28"/>
         </w:rPr>
-        <w:t>14. Об установлении и введении в действие земельного налога : решение Совета депутатов городского округа Домодедово Московской области от 25.09.2007 № 1-4/53.</w:t>
+        <w:t>14. Пылаева, А. В. Основы кадастровой оценки недвижимости : учебное пособие для среднего профессионального образования / А. В. Пылаева. — 3-е изд., испр. и доп. — Москва : Юрайт, 2022. — 196 с. — ISBN 978-5-534-14560-1.</w:t>
       </w:r>
     </w:p>
     <w:p>
@@ -10882,7 +12650,7 @@
           <w:color w:val="000000"/>
           <w:sz w:val="28"/>
         </w:rPr>
-        <w:t>15. Об утверждении федеральных стандартов оценки : приказ Минэкономразвития России от 14.04.2022 № 200.</w:t>
+        <w:t>15. Межуева, Т. В. Оценка стоимости недвижимости : учебное пособие / Т. В. Межуева. — Новосибирск : СГУГиТ, 2023. — 73 с. — ISBN 978-5-907711-35-8.</w:t>
       </w:r>
     </w:p>
     <w:p>
@@ -10899,7 +12667,7 @@
           <w:color w:val="000000"/>
           <w:sz w:val="28"/>
         </w:rPr>
-        <w:t>16. Варламов, А. А. Кадастровая деятельность : учебник / А. А. Варламов, С. А. Гальченко, Е. И. Аврунев. — Москва : ФОРУМ : ИНФРА-М, 2020.</w:t>
+        <w:t>16. Арутюнов, Д. В. Анализ информационного обеспечения ЕГРН / Д. В. Арутюнов, Е. И. Аврунев // Интерэкспо ГЕО-Сибирь. — Новосибирск : СГУГиТ, 2024. — Т. 1. — С. 35–41. — DOI: 10.33764/2687-041X-2024-1-35-41.</w:t>
       </w:r>
     </w:p>
     <w:p>
@@ -10916,7 +12684,7 @@
           <w:color w:val="000000"/>
           <w:sz w:val="28"/>
         </w:rPr>
-        <w:t>17. Сулин, М. А. Кадастр недвижимости : учебник для вузов / М. А. Сулин, Е. Н. Быкова, В. А. Павлова. — Санкт-Петербург : Лань, 2021.</w:t>
+        <w:t>17. Пылаева, А. В. Мониторинг рынка недвижимости в условиях создания Национальной системы пространственных данных / А. В. Пылаева, О. В. Кольченко // Интерэкспо ГЕО-Сибирь. — Новосибирск : СГУГиТ, 2023. — С. 65–73. — DOI: 10.33764/2618-981X-2023-1-2-65-73.</w:t>
       </w:r>
     </w:p>
     <w:p>
@@ -10933,7 +12701,7 @@
           <w:color w:val="000000"/>
           <w:sz w:val="28"/>
         </w:rPr>
-        <w:t>18. Справочная информация по объектам недвижимости в режиме online. Земельный участок 50:28:0000000:51403, дата обновления сведений 28.09.2026 // Росреестр. — URL: https://lk.rosreestr.ru/eservices/real-estate-objects-online (дата обращения: 18.10.2026).</w:t>
+        <w:t>18. Курлов, А. В. Использование предиктивной геоинформационной модели для оценки рыночной стоимости земельных участков в экспертной системе / А. В. Курлов // Вестник СГУГиТ. — 2023. — Т. 28, № 5. — С. 103–112. — DOI: 10.33764/2411-1759-2023-28-5-103-112.</w:t>
       </w:r>
     </w:p>
     <w:p>
@@ -10950,7 +12718,7 @@
           <w:color w:val="000000"/>
           <w:sz w:val="28"/>
         </w:rPr>
-        <w:t>19. Земельный участок 50:28:0000000:51403 // Национальная система пространственных данных. — URL: https://nspd.gov.ru/ (дата обращения: 18.10.2026).</w:t>
+        <w:t>19. Кубраков, Д. В. Практика реализации доходного подхода при массовой (кадастровой) оценке земель, обладающих потенциалом хозяйственного использования / Д. В. Кубраков, Т. Н. Жигулина, В. А. Мерецкий, Н. М. Лучникова, М. Н. Кострицина // Вестник СГУГиТ. — 2024. — Т. 29, № 1. — С. 97–107. — DOI: 10.33764/2411-1759-2024-29-1-97-107.</w:t>
       </w:r>
     </w:p>
     <w:p>
@@ -10967,7 +12735,7 @@
           <w:color w:val="000000"/>
           <w:sz w:val="28"/>
         </w:rPr>
-        <w:t>20. Межевой план земельного участка с кадастровым номером 50:28:0000000:51403 от 09.09.2015 / кадастровый инженер Мурагина Е. В. — исходные материалы курсовой работы. — URL: https://cgiku.ru/obrazets-mezhevogo-plana-zemel-nogo-uchastka/ (дата обращения: 18.10.2026).</w:t>
+        <w:t>20. Пылаева, А. В. Искусственный интеллект и нейронные сети — инструменты кадастровой оценки недвижимости в составе Национальной системы пространственных данных / А. В. Пылаева, М. В. Акинин // Имущественные отношения в Российской Федерации. — 2024. — № 4 (271). — С. 23–31.</w:t>
       </w:r>
     </w:p>
     <w:p>
@@ -10984,7 +12752,160 @@
           <w:color w:val="000000"/>
           <w:sz w:val="28"/>
         </w:rPr>
-        <w:t>21. Объявления о продаже земельных участков в СНТ «Лайнер-Соломыково» городского округа Домодедово // N1. — URL: https://domodedovo-1.n1.ru/kupit/zemelniy-uchastok/moskovskaya-oblast-domodedovo-gorodskoy-okrug-snt-layner-solomykovo/ (дата обращения: 18.10.2026).</w:t>
+        <w:t>21. Козина, М. В. Анализ проблем формирования Единого информационного ресурса о земле и недвижимости / М. В. Козина, А. Е. Власова // Интерэкспо ГЕО-Сибирь. — Новосибирск : СГУГиТ, 2023. — С. 101–108. — DOI: 10.33764/2687-041X-2023-1-101-108.</w:t>
+      </w:r>
+    </w:p>
+    <w:p>
+      <w:pPr>
+        <w:spacing w:line="360" w:lineRule="auto" w:before="0" w:after="40"/>
+        <w:ind w:left="567" w:hanging="567"/>
+        <w:jc w:val="both"/>
+      </w:pPr>
+      <w:r>
+        <w:rPr>
+          <w:rFonts w:ascii="Times New Roman" w:hAnsi="Times New Roman" w:cs="Times New Roman" w:eastAsia="Times New Roman"/>
+          <w:b w:val="0"/>
+          <w:i w:val="0"/>
+          <w:color w:val="000000"/>
+          <w:sz w:val="28"/>
+        </w:rPr>
+        <w:t>22. Григорьев, С. А. Достоверность сведений ЕГРН и ее критерии / С. А. Григорьев // Вестник СГУГиТ. — 2021. — Т. 26, № 4. — С. 100–107. — DOI: 10.33764/2411-1759-2021-26-4-100-107.</w:t>
+      </w:r>
+    </w:p>
+    <w:p>
+      <w:pPr>
+        <w:spacing w:line="360" w:lineRule="auto" w:before="0" w:after="40"/>
+        <w:ind w:left="567" w:hanging="567"/>
+        <w:jc w:val="both"/>
+      </w:pPr>
+      <w:r>
+        <w:rPr>
+          <w:rFonts w:ascii="Times New Roman" w:hAnsi="Times New Roman" w:cs="Times New Roman" w:eastAsia="Times New Roman"/>
+          <w:b w:val="0"/>
+          <w:i w:val="0"/>
+          <w:color w:val="000000"/>
+          <w:sz w:val="28"/>
+        </w:rPr>
+        <w:t>23. Пылаева, А. В. О роли статистических показателей развития территории в государственной кадастровой оценке / А. В. Пылаева, О. В. Кольченко // Вестник СГУГиТ. — 2024. — Т. 29, № 3. — С. 177–191. — DOI: 10.33764/2411-1759-2024-29-3-177-191.</w:t>
+      </w:r>
+    </w:p>
+    <w:p>
+      <w:pPr>
+        <w:spacing w:line="360" w:lineRule="auto" w:before="0" w:after="40"/>
+        <w:ind w:left="567" w:hanging="567"/>
+        <w:jc w:val="both"/>
+      </w:pPr>
+      <w:r>
+        <w:rPr>
+          <w:rFonts w:ascii="Times New Roman" w:hAnsi="Times New Roman" w:cs="Times New Roman" w:eastAsia="Times New Roman"/>
+          <w:b w:val="0"/>
+          <w:i w:val="0"/>
+          <w:color w:val="000000"/>
+          <w:sz w:val="28"/>
+        </w:rPr>
+        <w:t>24. Carranza, J. P. Mass appraisal as affordable public policy: open data and machine learning for mapping urban land values / J. P. Carranza, M. A. Piumetto, C. M. Lucca, E. Da Silva // Land Use Policy. — 2022. — Vol. 119. — Art. 106211. — DOI: 10.1016/j.landusepol.2022.106211.</w:t>
+      </w:r>
+    </w:p>
+    <w:p>
+      <w:pPr>
+        <w:spacing w:line="360" w:lineRule="auto" w:before="0" w:after="40"/>
+        <w:ind w:left="567" w:hanging="567"/>
+        <w:jc w:val="both"/>
+      </w:pPr>
+      <w:r>
+        <w:rPr>
+          <w:rFonts w:ascii="Times New Roman" w:hAnsi="Times New Roman" w:cs="Times New Roman" w:eastAsia="Times New Roman"/>
+          <w:b w:val="0"/>
+          <w:i w:val="0"/>
+          <w:color w:val="000000"/>
+          <w:sz w:val="28"/>
+        </w:rPr>
+        <w:t>25. Kara, A. Visualisation and dissemination of 3D valuation units and groups – an LADM valuation information compliant prototype / A. Kara, P. van Oosterom, R. Kathmann, C. Lemmen // Land Use Policy. — 2023. — Art. 106829. — DOI: 10.1016/j.landusepol.2023.106829.</w:t>
+      </w:r>
+    </w:p>
+    <w:p>
+      <w:pPr>
+        <w:spacing w:line="360" w:lineRule="auto" w:before="0" w:after="40"/>
+        <w:ind w:left="567" w:hanging="567"/>
+        <w:jc w:val="both"/>
+      </w:pPr>
+      <w:r>
+        <w:rPr>
+          <w:rFonts w:ascii="Times New Roman" w:hAnsi="Times New Roman" w:cs="Times New Roman" w:eastAsia="Times New Roman"/>
+          <w:b w:val="0"/>
+          <w:i w:val="0"/>
+          <w:color w:val="000000"/>
+          <w:sz w:val="28"/>
+        </w:rPr>
+        <w:t>26. Potsiou, C. Perspectives on cadastre and land management in support of sustainable real estate markets / C. Potsiou, G. Navratil // Land. — 2024. — Vol. 13. — Art. 573. — DOI: 10.3390/land13050573.</w:t>
+      </w:r>
+    </w:p>
+    <w:p>
+      <w:pPr>
+        <w:spacing w:line="360" w:lineRule="auto" w:before="0" w:after="40"/>
+        <w:ind w:left="567" w:hanging="567"/>
+        <w:jc w:val="both"/>
+      </w:pPr>
+      <w:r>
+        <w:rPr>
+          <w:rFonts w:ascii="Times New Roman" w:hAnsi="Times New Roman" w:cs="Times New Roman" w:eastAsia="Times New Roman"/>
+          <w:b w:val="0"/>
+          <w:i w:val="0"/>
+          <w:color w:val="000000"/>
+          <w:sz w:val="28"/>
+        </w:rPr>
+        <w:t>27. Справочная информация по объектам недвижимости в режиме online. Земельный участок 50:28:0000000:51403, дата обновления сведений 28.09.2026 // Росреестр. — URL: https://lk.rosreestr.ru/eservices/real-estate-objects-online (дата обращения: 18.10.2026).</w:t>
+      </w:r>
+    </w:p>
+    <w:p>
+      <w:pPr>
+        <w:spacing w:line="360" w:lineRule="auto" w:before="0" w:after="40"/>
+        <w:ind w:left="567" w:hanging="567"/>
+        <w:jc w:val="both"/>
+      </w:pPr>
+      <w:r>
+        <w:rPr>
+          <w:rFonts w:ascii="Times New Roman" w:hAnsi="Times New Roman" w:cs="Times New Roman" w:eastAsia="Times New Roman"/>
+          <w:b w:val="0"/>
+          <w:i w:val="0"/>
+          <w:color w:val="000000"/>
+          <w:sz w:val="28"/>
+        </w:rPr>
+        <w:t>28. Земельный участок 50:28:0000000:51403 // Национальная система пространственных данных. — URL: https://nspd.gov.ru/ (дата обращения: 18.10.2026).</w:t>
+      </w:r>
+    </w:p>
+    <w:p>
+      <w:pPr>
+        <w:spacing w:line="360" w:lineRule="auto" w:before="0" w:after="40"/>
+        <w:ind w:left="567" w:hanging="567"/>
+        <w:jc w:val="both"/>
+      </w:pPr>
+      <w:r>
+        <w:rPr>
+          <w:rFonts w:ascii="Times New Roman" w:hAnsi="Times New Roman" w:cs="Times New Roman" w:eastAsia="Times New Roman"/>
+          <w:b w:val="0"/>
+          <w:i w:val="0"/>
+          <w:color w:val="000000"/>
+          <w:sz w:val="28"/>
+        </w:rPr>
+        <w:t>29. Межевой план земельного участка с кадастровым номером 50:28:0000000:51403 от 09.09.2015 / кадастровый инженер Мурагина Е. В. — исходные материалы курсовой работы. — URL: https://cgiku.ru/obrazets-mezhevogo-plana-zemel-nogo-uchastka/ (дата обращения: 18.10.2026).</w:t>
+      </w:r>
+    </w:p>
+    <w:p>
+      <w:pPr>
+        <w:spacing w:line="360" w:lineRule="auto" w:before="0" w:after="40"/>
+        <w:ind w:left="567" w:hanging="567"/>
+        <w:jc w:val="both"/>
+      </w:pPr>
+      <w:r>
+        <w:rPr>
+          <w:rFonts w:ascii="Times New Roman" w:hAnsi="Times New Roman" w:cs="Times New Roman" w:eastAsia="Times New Roman"/>
+          <w:b w:val="0"/>
+          <w:i w:val="0"/>
+          <w:color w:val="000000"/>
+          <w:sz w:val="28"/>
+        </w:rPr>
+        <w:t>30. Объявления о продаже земельных участков в СНТ «Лайнер-Соломыково» городского округа Домодедово // N1. — URL: https://domodedovo-1.n1.ru/kupit/zemelniy-uchastok/moskovskaya-oblast-domodedovo-gorodskoy-okrug-snt-layner-solomykovo/ (дата обращения: 18.10.2026).</w:t>
       </w:r>
     </w:p>
     <w:p>

--- a/Курсовая_работа_ЕГРН.docx
+++ b/Курсовая_работа_ЕГРН.docx
@@ -258,7 +258,7 @@
         </w:rPr>
         <w:t>3 РЕКОМЕНДАЦИИ ПО ИСПОЛЬЗОВАНИЮ И ПОВЫШЕНИЮ ПРИГОДНОСТИ СВЕДЕНИЙ ЕГРН</w:t>
         <w:tab/>
-        <w:t>31</w:t>
+        <w:t>30</w:t>
       </w:r>
     </w:p>
     <w:p>
@@ -280,7 +280,7 @@
         </w:rPr>
         <w:t>3.1 Рекомендации применительно к участку 50:28:0000000:51403</w:t>
         <w:tab/>
-        <w:t>31</w:t>
+        <w:t>30</w:t>
       </w:r>
     </w:p>
     <w:p>
@@ -302,7 +302,7 @@
         </w:rPr>
         <w:t>3.2 Предложения по информационному обеспечению рынка недвижимости</w:t>
         <w:tab/>
-        <w:t>33</w:t>
+        <w:t>32</w:t>
       </w:r>
     </w:p>
     <w:p>
@@ -324,7 +324,7 @@
         </w:rPr>
         <w:t>3.3 Использование сведений ЕГРН и межевого плана при подготовке сделки</w:t>
         <w:tab/>
-        <w:t>35</w:t>
+        <w:t>33</w:t>
       </w:r>
     </w:p>
     <w:p>
@@ -346,7 +346,7 @@
         </w:rPr>
         <w:t>ЗАКЛЮЧЕНИЕ</w:t>
         <w:tab/>
-        <w:t>37</w:t>
+        <w:t>35</w:t>
       </w:r>
     </w:p>
     <w:p>
@@ -368,7 +368,7 @@
         </w:rPr>
         <w:t>СПИСОК ИСПОЛЬЗОВАННЫХ ИСТОЧНИКОВ</w:t>
         <w:tab/>
-        <w:t>39</w:t>
+        <w:t>37</w:t>
       </w:r>
     </w:p>
     <w:p>
@@ -390,7 +390,7 @@
         </w:rPr>
         <w:t>ПРИЛОЖЕНИЯ</w:t>
         <w:tab/>
-        <w:t>43</w:t>
+        <w:t>41</w:t>
       </w:r>
     </w:p>
     <w:p>
@@ -412,7 +412,7 @@
         </w:rPr>
         <w:t>Приложение А. Сводные сведения об объекте оценки</w:t>
         <w:tab/>
-        <w:t>43</w:t>
+        <w:t>41</w:t>
       </w:r>
     </w:p>
     <w:p>
@@ -434,7 +434,7 @@
         </w:rPr>
         <w:t>Приложение Б. Каталог координат, разбивочная ведомость и расчет площади</w:t>
         <w:tab/>
-        <w:t>44</w:t>
+        <w:t>42</w:t>
       </w:r>
     </w:p>
     <w:p>
@@ -456,7 +456,7 @@
         </w:rPr>
         <w:t>Приложение В. Чертеж земельного участка</w:t>
         <w:tab/>
-        <w:t>45</w:t>
+        <w:t>43</w:t>
       </w:r>
     </w:p>
     <w:p>
@@ -478,7 +478,7 @@
         </w:rPr>
         <w:t>Приложение Г. Расчет рыночной стоимости</w:t>
         <w:tab/>
-        <w:t>47</w:t>
+        <w:t>45</w:t>
       </w:r>
     </w:p>
     <w:p>
@@ -500,7 +500,7 @@
         </w:rPr>
         <w:t>Приложение Д. Копии исходных материалов</w:t>
         <w:tab/>
-        <w:t>48</w:t>
+        <w:t>46</w:t>
       </w:r>
     </w:p>
     <w:p>
@@ -782,7 +782,7 @@
           <w:color w:val="000000"/>
           <w:sz w:val="28"/>
         </w:rPr>
-        <w:t>Сделка с недвижимостью опирается не на объявление и не на устное описание участка, а на сведения, которые позволяют понять, что именно продается, кому принадлежит объект и на каких условиях им можно пользоваться. Для земельного участка это кадастровый номер, местоположение, площадь, описание границ, категория земель, вид разрешенного использования, сведения о правах и ограничениях, а также кадастровая стоимость. В Российской Федерации такие сведения ведутся в Едином государственном реестре недвижимости. С 1 января 2017 года ЕГРН соединил государственный кадастр недвижимости и Единый государственный реестр прав [2].</w:t>
+        <w:t>Чтобы продать или купить земельный участок, нужно знать кадастровый номер, адрес, площадь, границы, категорию земель, вид разрешенного использования, запись о праве и кадастровую стоимость. В Российской Федерации эти сведения ведет Единый государственный реестр недвижимости. С 1 января 2017 года ЕГРН соединил государственный кадастр недвижимости и реестр прав [2].</w:t>
       </w:r>
     </w:p>
     <w:p>
@@ -799,7 +799,7 @@
           <w:color w:val="000000"/>
           <w:sz w:val="28"/>
         </w:rPr>
-        <w:t>Пространственные характеристики участка появляются в реестре не сами по себе. Координаты характерных точек, горизонтальные проложения границ и площадь определяются при кадастровых работах и включаются в межевой план. Межевой план является документом, на основании которого сведения о границах вносятся в ЕГРН [2; 3]. Поэтому вопрос о том, годится ли ЕГРН для решений на рынке, одновременно является вопросом о качестве межевого плана и о том, насколько полно реестр доносит его содержание до покупателя, продавца, кредитора и налогового органа.</w:t>
+        <w:t>Координаты точек, длины сторон и площадь попадают в реестр из межевого плана. Межевой план составляет кадастровый инженер, и по нему орган регистрации вносит границу в ЕГРН [2; 3]. Поэтому пригодность реестра для сделки зависит и от того, что записано в ЕГРН, и от того, насколько полно покупатель видит результат межевания.</w:t>
       </w:r>
     </w:p>
     <w:p>
@@ -816,7 +816,7 @@
           <w:color w:val="000000"/>
           <w:sz w:val="28"/>
         </w:rPr>
-        <w:t>Актуальность темы связана с практическим разрывом. Участники рынка нередко принимают кадастровую стоимость за цену участка, а открытую справочную карточку — за полную выписку о правах. Для садового участка в Московской области ошибка такого рода меняет и цену сделки, и ожидания по земельному налогу. Проверить этот разрыв можно только на конкретном объекте, по которому одновременно есть публичные сведения реестра и межевой план с координатами.</w:t>
+        <w:t>На практике кадастровую стоимость часто принимают за цену участка, а открытую карточку Росреестра — за выписку о правах. Для садового участка в Московской области от этого зависят и ожидания по цене, и расчет земельного налога. Проверить, где сведения ЕГРН достаточны, можно на участке, по которому есть и публичная карточка, и межевой план с координатами.</w:t>
       </w:r>
     </w:p>
     <w:p>
@@ -986,7 +986,7 @@
           <w:color w:val="000000"/>
           <w:sz w:val="28"/>
         </w:rPr>
-        <w:t>Методы работы: формально-юридический анализ нормативных актов, сопоставление публичной карточки Росреестра, карточки НСПД и межевого плана, геодезический контроль координат и сравнительный подход к оценке [6; 9; 13; 15]. Нормативная база приведена в редакции, подлежащей применению в 2026 году: Земельный кодекс Российской Федерации, федеральные законы № 218-ФЗ, № 221-ФЗ, № 217-ФЗ, № 237-ФЗ и № 135-ФЗ, приказы Росреестра о межевом плане и о кадастровой оценке, федеральные стандарты оценки и решение Совета депутатов городского округа Домодедово о земельном налоге [1–11]. Научные издания отобраны за 2021–2026 годы и включают отечественные и зарубежные работы [12–26]. Отмененные акты в список источников не включены. Фактические сведения взяты из карточки, обновленной 28.09.2026 [27], из НСПД [28] и из межевого плана от 09.09.2015 [29]. Дата оценки — 18.10.2026.</w:t>
+        <w:t>В работе сопоставлены нормативные акты, публичная карточка Росреестра, карточка НСПД и межевой план. Координаты проверены расчетом, стоимость определена сравнительным подходом [6; 9; 13; 15]. Нормативные акты взяты в редакции 2026 года: Земельный кодекс, федеральные законы № 218-ФЗ, № 221-ФЗ, № 217-ФЗ, № 237-ФЗ и № 135-ФЗ, приказы Росреестра, федеральные стандарты оценки и решение Совета депутатов городского округа Домодедово о земельном налоге [1–11]. Литература — за 2021–2026 годы, отечественная и зарубежная [12–26]. Отмененные акты в список не включались. Факты по участку взяты из карточки с датой обновления 28.09.2026 [27], из НСПД [28] и из межевого плана от 09.09.2015 [29]. Дата оценки — 19.10.2026.</w:t>
       </w:r>
     </w:p>
     <w:p>
@@ -1003,7 +1003,7 @@
           <w:color w:val="000000"/>
           <w:sz w:val="28"/>
         </w:rPr>
-        <w:t>Комплект достаточен, чтобы идентифицировать участок, проверить площадь и контур, рассчитать налог от внесенной кадастровой стоимости и показать, какие сведения реестра пригодны для сделки. В нем нет выписки о переходе прав, каталога координат внутри самой публичной карточки, сведений о коммуникациях и отдельного перечня зон с особыми условиями. Эти пробелы в практической части учтены как ограничения, а не заполнены догадками. Цены аналогов взяты из открытых объявлений: в реестре их нет. Работа включает введение, три главы, заключение, список источников и приложения с разбивочной ведомостью и чертежом.</w:t>
+        <w:t>Этого комплекта хватает, чтобы опознать участок, проверить площадь и контур и посчитать налог от кадастровой стоимости. Выписки о переходе прав нет, в открытой карточке нет каталога координат, нет сведений о коммуникациях и отдельного списка зон с особыми условиями. Эти пробелы в практической части не заполнялись предположениями. Цен аналогов в ЕГРН нет, они взяты из объявлений ЦИАН. Работа состоит из введения, трех глав, заключения, списка источников и приложений.</w:t>
       </w:r>
     </w:p>
     <w:p>
@@ -1059,7 +1059,7 @@
           <w:color w:val="000000"/>
           <w:sz w:val="28"/>
         </w:rPr>
-        <w:t>К недвижимому имуществу закон относит земельные участки и объекты, прочно связанные с землей. Право собственности и другие вещные права на недвижимость, ограничения этих прав, их возникновение, переход и прекращение подлежат государственной регистрации в случаях, установленных законом [2]. Пока характеристика объекта или право на него не отражены в реестре, ссылаться на них при сделке рискованно, даже если они известны продавцу. Достоверность реестровой записи при этом имеет собственные критерии: полноту, актуальность и согласованность сведений, а не только факт их наличия на экране [22].</w:t>
+        <w:t>К недвижимому имуществу закон относит земельные участки и объекты, прочно связанные с землей. Право собственности и другие вещные права, ограничения этих прав, их возникновение, переход и прекращение регистрируются в случаях, которые указаны в законе [2]. Если характеристика или право в реестр не внесены, опираться на них в договоре нельзя, даже когда продавец о них знает. Запись считается достоверной, когда сведения полные, актуальные и согласованы между собой, а не просто выведены на экран [22].</w:t>
       </w:r>
     </w:p>
     <w:p>
@@ -1093,7 +1093,7 @@
           <w:color w:val="000000"/>
           <w:sz w:val="28"/>
         </w:rPr>
-        <w:t>По своему составу ЕГРН включает реестр объектов недвижимости, реестр прав, ограничений прав и обременений, реестровые дела, кадастровые карты и книги учета документов [2]. Реестр объектов недвижимости хранит характеристики, которые отвечают на вопрос, что представляет собой объект. Реестр прав отвечает на вопрос, кто и на каком праве им владеет и какие ограничения этому праву установлены. Кадастровая карта показывает пространственное положение. Реестровое дело собирает документы-основания, в том числе межевой план. Учебная литература по кадастровой деятельности подчеркивает, что ни одна из этих частей по отдельности не заменяет остальные: карта без записи о праве не доказывает собственность, а запись о праве без координат не позволяет однозначно вынести границу на местность [12]. Зарубежные исследования кадастра приходят к тому же выводу применительно к рынку: реестр поддерживает оборот, если одновременно раскрывает пространственную единицу и права, ограничения и обременения, и одновременно охраняет персональные данные [26].</w:t>
+        <w:t>В состав ЕГРН входят реестр объектов недвижимости, реестр прав, ограничений и обременений, реестровые дела, кадастровые карты и книги учета документов [2]. В реестре объектов лежат характеристики участка. В реестре прав — правообладатель и ограничения. Кадастровая карта показывает, где участок находится. В реестровом деле хранятся документы-основания, среди них межевой план. Карта без записи о праве не подтверждает собственность, а запись о праве без координат не дает вынести границу на местность [12]. Для оборота нужны и пространственная единица, и права с ограничениями, при этом персональные данные остаются защищенными [26].</w:t>
       </w:r>
     </w:p>
     <w:p>
@@ -6632,7 +6632,7 @@
           <w:color w:val="000000"/>
           <w:sz w:val="28"/>
         </w:rPr>
-        <w:t>В деньгах тот же допуск выглядит так. При рыночном удельном показателе, полученном в параграфе 2.3, 22 кв. м соответствуют примерно 27,5 тыс. руб. При кадастровом удельном показателе 3 063,55 руб./кв. м те же 22 кв. м соответствуют примерно 67,4 тыс. руб. Оба значения намного меньше разрыва между кадастровой и рыночной стоимостью всего участка. Следовательно, для решения о цене неточность границы не является главным риском. Главный риск — подмена рыночной стоимости кадастровой. Для спора о заборе допуск 0,20 м по точке, напротив, существенен: именно поэтому разбивка выполняется по каталогу координат, а не по изображению публичной карты без каталога.</w:t>
+        <w:t>В деньгах тот же допуск выглядит так. При рыночном показателе из параграфа 2.3 22 кв. м стоят около 33,1 тыс. руб. При кадастровом показателе 3 063,55 руб./кв. м те же 22 кв. м стоят около 67,4 тыс. руб. Обе суммы меньше разрыва между кадастровой и рыночной стоимостью всего участка. Для цены сделки погрешность площади не главное. Главное — не подставить в договор кадастровую стоимость вместо рыночной. Для спора о заборе допуск 0,20 м по точке уже важен, поэтому разбивку делают по каталогу координат, а не по картинке публичной карты.</w:t>
       </w:r>
     </w:p>
     <w:p>
@@ -6794,7 +6794,7 @@
           <w:color w:val="000000"/>
           <w:sz w:val="28"/>
         </w:rPr>
-        <w:t>Определение стоимости выполнено в учебных целях по структуре сравнительного расчета. Вид стоимости — рыночная. Дата оценки — 18.10.2026. Объект описан в таблице 5 только теми сведениями, которые подтверждены карточкой Росреестра, НСПД или межевым планом. Площадь — 1 005 кв. м (10,05 сотки). Предполагаемое использование совпадает с разрешенным. Улучшения в расчет не включались. Коммуникации сведениями ЕГРН не описываются и приняты как неподтвержденные. Результат не заменяет отчет оценщика, состоящего в саморегулируемой организации, и не является основанием для пересмотра кадастровой стоимости по Федеральному закону № 237-ФЗ [5; 6].</w:t>
+        <w:t>Определение стоимости выполнено в учебных целях по структуре сравнительного расчета. Вид стоимости — рыночная. Дата оценки — 19.10.2026. Объект описан в таблице 5 только теми сведениями, которые подтверждены карточкой Росреестра, НСПД или межевым планом. Площадь — 1 005 кв. м (10,05 сотки). Предполагаемое использование совпадает с разрешенным. Улучшения в расчет не включались. Коммуникации сведениями ЕГРН не описываются и приняты как неподтвержденные. Результат не заменяет отчет оценщика, состоящего в саморегулируемой организации, и не является основанием для пересмотра кадастровой стоимости по Федеральному закону № 237-ФЗ [5; 6].</w:t>
       </w:r>
     </w:p>
     <w:p>
@@ -7688,7 +7688,7 @@
           <w:color w:val="000000"/>
           <w:sz w:val="28"/>
         </w:rPr>
-        <w:t>Затратный подход не применялся: объект — свободный земельный участок, создавать замещающий объект «земля» невозможно [13; 15]. Доходный подход не применялся: для него нужны сведения о доходе, а по участку нет арендной платы. Использовать кадастровую стоимость как источник дохода означало бы подменить рынок налоговым показателем [19]. Применен сравнительный подход [9]. Элементы сравнения заданы коэффициентами: 1,00 означает отсутствие поправки. Учитываются передаваемые права, условия финансирования, условия продажи (торг), дата предложения, местоположение, площадь, коммуникации и юридическая готовность границы.</w:t>
+        <w:t>Затратный подход не применялся: свободный земельный участок нельзя заменить себестоимостью «создания земли» [13; 15]. Доходный подход не применялся: арендной платы по участку нет, а подставлять вместо дохода кадастровую стоимость нельзя [19]. Использован сравнительный подход [9]. Поправки записаны коэффициентами. Коэффициент 1,00 означает, что элемент у аналога и у объекта совпадает.</w:t>
       </w:r>
     </w:p>
     <w:p>
@@ -7705,7 +7705,7 @@
           <w:color w:val="000000"/>
           <w:sz w:val="28"/>
         </w:rPr>
-        <w:t>Локальный рынок определен по местоположению объекта. Товарищество «Ветеран-5» относится к городскому округу Домодедово, а смежные описания плана указывают на деревню Соломахово. Средняя цена сотки по всему округу Домодедово, где в одной выборке смешаны участки индивидуальной жилой застройки и коттеджные поселки, для садового участка южной части округа нерепрезентативна: такие сводки превышают 400 тыс. руб. за сотку и описывают другой сегмент. Аналоги отобраны в СНТ «Лайнер-Соломыково» того же городского округа, в непосредственной близости от деревни Соломыково. Предложения просмотрены 18.10.2026 в открытой базе N1 [30].</w:t>
+        <w:t>Участок относится к городскому округу Домодедово, СНТ «Ветеран-5». В межевом плане рядом названа деревня Соломахово. Средняя цена сотки по всему округу для этого участка не годится: в таких сводках смешаны участки под индивидуальную застройку и коттеджные поселки, и цена часто выше 400 тыс. руб. за сотку. Для расчета нужны садовые участки того же округа, без дома в цене.</w:t>
       </w:r>
     </w:p>
     <w:p>
@@ -7722,7 +7722,41 @@
           <w:color w:val="000000"/>
           <w:sz w:val="28"/>
         </w:rPr>
-        <w:t>Аналог 1: участок 10 соток, цена предложения 1 550 000 руб. (155 000 руб. за сотку), электричество 15 кВт, колодец, возможность регистрации по описанию объявления. Аналог 2: участок 16 соток, цена 2 180 000 руб. (136 250 руб. за сотку), газ и электричество по границе. Аналог 3: участок 16 соток, цена 1 650 000 руб. (103 125 руб. за сотку), коммуникации в тексте объявления не раскрыты. Предложение 12 соток за 1 700 000 руб. в том же массиве исключено, потому что в цену входит дом. Предложение 10 соток в СНТ «Ветеран» у деревни Калачево за 3 500 000 руб. исключено как другой населенный пункт: расстояние до МКАД около 32 км, в описании указаны газ по границе и лесной массив. Совпадение слова «Ветеран» в названии товарищества не делает объекты аналогами.</w:t>
+        <w:t>Аналоги взяты из двух объявлений ЦИАН, открытых 19.10.2026 [30]. Третья ссылка повторяет первое объявление, поэтому отдельным аналогом не считается. Оба предложения — земельные участки без дома.</w:t>
+      </w:r>
+    </w:p>
+    <w:p>
+      <w:pPr>
+        <w:spacing w:line="360" w:lineRule="auto" w:before="0" w:after="0"/>
+        <w:ind w:firstLine="709" w:left="0"/>
+        <w:jc w:val="both"/>
+      </w:pPr>
+      <w:r>
+        <w:rPr>
+          <w:rFonts w:ascii="Times New Roman" w:hAnsi="Times New Roman" w:cs="Times New Roman" w:eastAsia="Times New Roman"/>
+          <w:b w:val="0"/>
+          <w:i w:val="0"/>
+          <w:color w:val="000000"/>
+          <w:sz w:val="28"/>
+        </w:rPr>
+        <w:t>Аналог 1, объявление 330889759: СНТ «Аякс», участок 22, 11 соток, цена 3 000 000 руб., или 272 727 руб. за сотку. Категория земель — земли населенных пунктов, использование — садоводство. Электричество есть, магистральный газ проходит по границе. По шоссе А-105 до МКАД указано 35 км, по Симферопольскому — 50 км. В тексте объявления написано, что торг уместен. Объявление обновлено 28.09.2026.</w:t>
+      </w:r>
+    </w:p>
+    <w:p>
+      <w:pPr>
+        <w:spacing w:line="360" w:lineRule="auto" w:before="0" w:after="0"/>
+        <w:ind w:firstLine="709" w:left="0"/>
+        <w:jc w:val="both"/>
+      </w:pPr>
+      <w:r>
+        <w:rPr>
+          <w:rFonts w:ascii="Times New Roman" w:hAnsi="Times New Roman" w:cs="Times New Roman" w:eastAsia="Times New Roman"/>
+          <w:b w:val="0"/>
+          <w:i w:val="0"/>
+          <w:color w:val="000000"/>
+          <w:sz w:val="28"/>
+        </w:rPr>
+        <w:t>Аналог 2, объявление 329905960: СНТ «Борисово-2», 10 соток, цена 1 300 000 руб., или 130 000 руб. за сотку. Категория — земли сельскохозяйственного назначения, использование — садоводство, как у объекта. Коммуникации в карточке объявления не заполнены. По шоссе А-105 до МКАД указано 41 км, по Новорязанскому — 56 км. При просмотре 19.10.2026 на странице стояла пометка об обновлении накануне.</w:t>
       </w:r>
     </w:p>
     <w:p>
@@ -7739,7 +7773,7 @@
           <w:color w:val="000000"/>
           <w:sz w:val="28"/>
         </w:rPr>
-        <w:t>Таблица 6 – Аналоги для сравнительного подхода, цены предложения на 18.10.2026</w:t>
+        <w:t>Таблица 6 – Аналоги из объявлений ЦИАН, просмотренные 19.10.2026</w:t>
       </w:r>
     </w:p>
     <w:tbl>
@@ -7750,11 +7784,10 @@
         <w:tblLook w:firstColumn="1" w:firstRow="1" w:lastColumn="0" w:lastRow="0" w:noHBand="0" w:noVBand="1" w:val="04A0"/>
       </w:tblPr>
       <w:tblGrid>
-        <w:gridCol w:w="1927"/>
-        <w:gridCol w:w="1927"/>
-        <w:gridCol w:w="1927"/>
-        <w:gridCol w:w="1927"/>
-        <w:gridCol w:w="1927"/>
+        <w:gridCol w:w="2041"/>
+        <w:gridCol w:w="2551"/>
+        <w:gridCol w:w="2551"/>
+        <w:gridCol w:w="2494"/>
       </w:tblGrid>
       <w:tr>
         <w:trPr>
@@ -7763,7 +7796,7 @@
         </w:trPr>
         <w:tc>
           <w:tcPr>
-            <w:tcW w:type="dxa" w:w="1927"/>
+            <w:tcW w:type="dxa" w:w="2041"/>
             <w:vAlign w:val="center"/>
             <w:tcBorders>
               <w:top w:val="single" w:sz="4" w:space="0" w:color="000000"/>
@@ -7794,7 +7827,7 @@
         </w:tc>
         <w:tc>
           <w:tcPr>
-            <w:tcW w:type="dxa" w:w="1927"/>
+            <w:tcW w:type="dxa" w:w="2551"/>
             <w:vAlign w:val="center"/>
             <w:tcBorders>
               <w:top w:val="single" w:sz="4" w:space="0" w:color="000000"/>
@@ -7825,7 +7858,1486 @@
         </w:tc>
         <w:tc>
           <w:tcPr>
-            <w:tcW w:type="dxa" w:w="1927"/>
+            <w:tcW w:type="dxa" w:w="2551"/>
+            <w:vAlign w:val="center"/>
+            <w:tcBorders>
+              <w:top w:val="single" w:sz="4" w:space="0" w:color="000000"/>
+              <w:left w:val="single" w:sz="4" w:space="0" w:color="000000"/>
+              <w:bottom w:val="single" w:sz="4" w:space="0" w:color="000000"/>
+              <w:right w:val="single" w:sz="4" w:space="0" w:color="000000"/>
+            </w:tcBorders>
+            <w:shd w:fill="E8E8E8" w:val="clear"/>
+          </w:tcPr>
+          <w:p>
+            <w:pPr>
+              <w:spacing w:line="240" w:lineRule="auto" w:before="0" w:after="0"/>
+              <w:ind w:firstLine="0" w:left="0"/>
+              <w:jc w:val="center"/>
+            </w:pPr>
+            <w:r/>
+            <w:r>
+              <w:rPr>
+                <w:rFonts w:ascii="Times New Roman" w:hAnsi="Times New Roman" w:cs="Times New Roman" w:eastAsia="Times New Roman"/>
+                <w:b/>
+                <w:i w:val="0"/>
+                <w:color w:val="000000"/>
+                <w:sz w:val="24"/>
+              </w:rPr>
+              <w:t>Аналог 1, № 330889759</w:t>
+            </w:r>
+          </w:p>
+        </w:tc>
+        <w:tc>
+          <w:tcPr>
+            <w:tcW w:type="dxa" w:w="2494"/>
+            <w:vAlign w:val="center"/>
+            <w:tcBorders>
+              <w:top w:val="single" w:sz="4" w:space="0" w:color="000000"/>
+              <w:left w:val="single" w:sz="4" w:space="0" w:color="000000"/>
+              <w:bottom w:val="single" w:sz="4" w:space="0" w:color="000000"/>
+              <w:right w:val="single" w:sz="4" w:space="0" w:color="000000"/>
+            </w:tcBorders>
+            <w:shd w:fill="E8E8E8" w:val="clear"/>
+          </w:tcPr>
+          <w:p>
+            <w:pPr>
+              <w:spacing w:line="240" w:lineRule="auto" w:before="0" w:after="0"/>
+              <w:ind w:firstLine="0" w:left="0"/>
+              <w:jc w:val="center"/>
+            </w:pPr>
+            <w:r/>
+            <w:r>
+              <w:rPr>
+                <w:rFonts w:ascii="Times New Roman" w:hAnsi="Times New Roman" w:cs="Times New Roman" w:eastAsia="Times New Roman"/>
+                <w:b/>
+                <w:i w:val="0"/>
+                <w:color w:val="000000"/>
+                <w:sz w:val="24"/>
+              </w:rPr>
+              <w:t>Аналог 2, № 329905960</w:t>
+            </w:r>
+          </w:p>
+        </w:tc>
+      </w:tr>
+      <w:tr>
+        <w:trPr>
+          <w:cantSplit/>
+        </w:trPr>
+        <w:tc>
+          <w:tcPr>
+            <w:tcW w:type="dxa" w:w="2041"/>
+            <w:vAlign w:val="center"/>
+            <w:tcBorders>
+              <w:top w:val="single" w:sz="4" w:space="0" w:color="000000"/>
+              <w:left w:val="single" w:sz="4" w:space="0" w:color="000000"/>
+              <w:bottom w:val="single" w:sz="4" w:space="0" w:color="000000"/>
+              <w:right w:val="single" w:sz="4" w:space="0" w:color="000000"/>
+            </w:tcBorders>
+          </w:tcPr>
+          <w:p>
+            <w:pPr>
+              <w:spacing w:line="240" w:lineRule="auto" w:before="0" w:after="0"/>
+              <w:ind w:firstLine="0" w:left="0"/>
+              <w:jc w:val="center"/>
+            </w:pPr>
+            <w:r/>
+            <w:r>
+              <w:rPr>
+                <w:rFonts w:ascii="Times New Roman" w:hAnsi="Times New Roman" w:cs="Times New Roman" w:eastAsia="Times New Roman"/>
+                <w:b w:val="0"/>
+                <w:i w:val="0"/>
+                <w:color w:val="000000"/>
+                <w:sz w:val="24"/>
+              </w:rPr>
+              <w:t>Место</w:t>
+            </w:r>
+          </w:p>
+        </w:tc>
+        <w:tc>
+          <w:tcPr>
+            <w:tcW w:type="dxa" w:w="2551"/>
+            <w:vAlign w:val="center"/>
+            <w:tcBorders>
+              <w:top w:val="single" w:sz="4" w:space="0" w:color="000000"/>
+              <w:left w:val="single" w:sz="4" w:space="0" w:color="000000"/>
+              <w:bottom w:val="single" w:sz="4" w:space="0" w:color="000000"/>
+              <w:right w:val="single" w:sz="4" w:space="0" w:color="000000"/>
+            </w:tcBorders>
+          </w:tcPr>
+          <w:p>
+            <w:pPr>
+              <w:spacing w:line="240" w:lineRule="auto" w:before="0" w:after="0"/>
+              <w:ind w:firstLine="0" w:left="0"/>
+              <w:jc w:val="center"/>
+            </w:pPr>
+            <w:r/>
+            <w:r>
+              <w:rPr>
+                <w:rFonts w:ascii="Times New Roman" w:hAnsi="Times New Roman" w:cs="Times New Roman" w:eastAsia="Times New Roman"/>
+                <w:b w:val="0"/>
+                <w:i w:val="0"/>
+                <w:color w:val="000000"/>
+                <w:sz w:val="24"/>
+              </w:rPr>
+              <w:t>СНТ «Ветеран-5», г. о. Домодедово</w:t>
+            </w:r>
+          </w:p>
+        </w:tc>
+        <w:tc>
+          <w:tcPr>
+            <w:tcW w:type="dxa" w:w="2551"/>
+            <w:vAlign w:val="center"/>
+            <w:tcBorders>
+              <w:top w:val="single" w:sz="4" w:space="0" w:color="000000"/>
+              <w:left w:val="single" w:sz="4" w:space="0" w:color="000000"/>
+              <w:bottom w:val="single" w:sz="4" w:space="0" w:color="000000"/>
+              <w:right w:val="single" w:sz="4" w:space="0" w:color="000000"/>
+            </w:tcBorders>
+          </w:tcPr>
+          <w:p>
+            <w:pPr>
+              <w:spacing w:line="240" w:lineRule="auto" w:before="0" w:after="0"/>
+              <w:ind w:firstLine="0" w:left="0"/>
+              <w:jc w:val="center"/>
+            </w:pPr>
+            <w:r/>
+            <w:r>
+              <w:rPr>
+                <w:rFonts w:ascii="Times New Roman" w:hAnsi="Times New Roman" w:cs="Times New Roman" w:eastAsia="Times New Roman"/>
+                <w:b w:val="0"/>
+                <w:i w:val="0"/>
+                <w:color w:val="000000"/>
+                <w:sz w:val="24"/>
+              </w:rPr>
+              <w:t>СНТ «Аякс», уч. 22, г. о. Домодедово</w:t>
+            </w:r>
+          </w:p>
+        </w:tc>
+        <w:tc>
+          <w:tcPr>
+            <w:tcW w:type="dxa" w:w="2494"/>
+            <w:vAlign w:val="center"/>
+            <w:tcBorders>
+              <w:top w:val="single" w:sz="4" w:space="0" w:color="000000"/>
+              <w:left w:val="single" w:sz="4" w:space="0" w:color="000000"/>
+              <w:bottom w:val="single" w:sz="4" w:space="0" w:color="000000"/>
+              <w:right w:val="single" w:sz="4" w:space="0" w:color="000000"/>
+            </w:tcBorders>
+          </w:tcPr>
+          <w:p>
+            <w:pPr>
+              <w:spacing w:line="240" w:lineRule="auto" w:before="0" w:after="0"/>
+              <w:ind w:firstLine="0" w:left="0"/>
+              <w:jc w:val="center"/>
+            </w:pPr>
+            <w:r/>
+            <w:r>
+              <w:rPr>
+                <w:rFonts w:ascii="Times New Roman" w:hAnsi="Times New Roman" w:cs="Times New Roman" w:eastAsia="Times New Roman"/>
+                <w:b w:val="0"/>
+                <w:i w:val="0"/>
+                <w:color w:val="000000"/>
+                <w:sz w:val="24"/>
+              </w:rPr>
+              <w:t>СНТ «Борисово-2», г. о. Домодедово</w:t>
+            </w:r>
+          </w:p>
+        </w:tc>
+      </w:tr>
+      <w:tr>
+        <w:trPr>
+          <w:cantSplit/>
+        </w:trPr>
+        <w:tc>
+          <w:tcPr>
+            <w:tcW w:type="dxa" w:w="2041"/>
+            <w:vAlign w:val="center"/>
+            <w:tcBorders>
+              <w:top w:val="single" w:sz="4" w:space="0" w:color="000000"/>
+              <w:left w:val="single" w:sz="4" w:space="0" w:color="000000"/>
+              <w:bottom w:val="single" w:sz="4" w:space="0" w:color="000000"/>
+              <w:right w:val="single" w:sz="4" w:space="0" w:color="000000"/>
+            </w:tcBorders>
+          </w:tcPr>
+          <w:p>
+            <w:pPr>
+              <w:spacing w:line="240" w:lineRule="auto" w:before="0" w:after="0"/>
+              <w:ind w:firstLine="0" w:left="0"/>
+              <w:jc w:val="center"/>
+            </w:pPr>
+            <w:r/>
+            <w:r>
+              <w:rPr>
+                <w:rFonts w:ascii="Times New Roman" w:hAnsi="Times New Roman" w:cs="Times New Roman" w:eastAsia="Times New Roman"/>
+                <w:b w:val="0"/>
+                <w:i w:val="0"/>
+                <w:color w:val="000000"/>
+                <w:sz w:val="24"/>
+              </w:rPr>
+              <w:t>Площадь, соток</w:t>
+            </w:r>
+          </w:p>
+        </w:tc>
+        <w:tc>
+          <w:tcPr>
+            <w:tcW w:type="dxa" w:w="2551"/>
+            <w:vAlign w:val="center"/>
+            <w:tcBorders>
+              <w:top w:val="single" w:sz="4" w:space="0" w:color="000000"/>
+              <w:left w:val="single" w:sz="4" w:space="0" w:color="000000"/>
+              <w:bottom w:val="single" w:sz="4" w:space="0" w:color="000000"/>
+              <w:right w:val="single" w:sz="4" w:space="0" w:color="000000"/>
+            </w:tcBorders>
+          </w:tcPr>
+          <w:p>
+            <w:pPr>
+              <w:spacing w:line="240" w:lineRule="auto" w:before="0" w:after="0"/>
+              <w:ind w:firstLine="0" w:left="0"/>
+              <w:jc w:val="center"/>
+            </w:pPr>
+            <w:r/>
+            <w:r>
+              <w:rPr>
+                <w:rFonts w:ascii="Times New Roman" w:hAnsi="Times New Roman" w:cs="Times New Roman" w:eastAsia="Times New Roman"/>
+                <w:b w:val="0"/>
+                <w:i w:val="0"/>
+                <w:color w:val="000000"/>
+                <w:sz w:val="24"/>
+              </w:rPr>
+              <w:t>10,05</w:t>
+            </w:r>
+          </w:p>
+        </w:tc>
+        <w:tc>
+          <w:tcPr>
+            <w:tcW w:type="dxa" w:w="2551"/>
+            <w:vAlign w:val="center"/>
+            <w:tcBorders>
+              <w:top w:val="single" w:sz="4" w:space="0" w:color="000000"/>
+              <w:left w:val="single" w:sz="4" w:space="0" w:color="000000"/>
+              <w:bottom w:val="single" w:sz="4" w:space="0" w:color="000000"/>
+              <w:right w:val="single" w:sz="4" w:space="0" w:color="000000"/>
+            </w:tcBorders>
+          </w:tcPr>
+          <w:p>
+            <w:pPr>
+              <w:spacing w:line="240" w:lineRule="auto" w:before="0" w:after="0"/>
+              <w:ind w:firstLine="0" w:left="0"/>
+              <w:jc w:val="center"/>
+            </w:pPr>
+            <w:r/>
+            <w:r>
+              <w:rPr>
+                <w:rFonts w:ascii="Times New Roman" w:hAnsi="Times New Roman" w:cs="Times New Roman" w:eastAsia="Times New Roman"/>
+                <w:b w:val="0"/>
+                <w:i w:val="0"/>
+                <w:color w:val="000000"/>
+                <w:sz w:val="24"/>
+              </w:rPr>
+              <w:t>11</w:t>
+            </w:r>
+          </w:p>
+        </w:tc>
+        <w:tc>
+          <w:tcPr>
+            <w:tcW w:type="dxa" w:w="2494"/>
+            <w:vAlign w:val="center"/>
+            <w:tcBorders>
+              <w:top w:val="single" w:sz="4" w:space="0" w:color="000000"/>
+              <w:left w:val="single" w:sz="4" w:space="0" w:color="000000"/>
+              <w:bottom w:val="single" w:sz="4" w:space="0" w:color="000000"/>
+              <w:right w:val="single" w:sz="4" w:space="0" w:color="000000"/>
+            </w:tcBorders>
+          </w:tcPr>
+          <w:p>
+            <w:pPr>
+              <w:spacing w:line="240" w:lineRule="auto" w:before="0" w:after="0"/>
+              <w:ind w:firstLine="0" w:left="0"/>
+              <w:jc w:val="center"/>
+            </w:pPr>
+            <w:r/>
+            <w:r>
+              <w:rPr>
+                <w:rFonts w:ascii="Times New Roman" w:hAnsi="Times New Roman" w:cs="Times New Roman" w:eastAsia="Times New Roman"/>
+                <w:b w:val="0"/>
+                <w:i w:val="0"/>
+                <w:color w:val="000000"/>
+                <w:sz w:val="24"/>
+              </w:rPr>
+              <w:t>10</w:t>
+            </w:r>
+          </w:p>
+        </w:tc>
+      </w:tr>
+      <w:tr>
+        <w:trPr>
+          <w:cantSplit/>
+        </w:trPr>
+        <w:tc>
+          <w:tcPr>
+            <w:tcW w:type="dxa" w:w="2041"/>
+            <w:vAlign w:val="center"/>
+            <w:tcBorders>
+              <w:top w:val="single" w:sz="4" w:space="0" w:color="000000"/>
+              <w:left w:val="single" w:sz="4" w:space="0" w:color="000000"/>
+              <w:bottom w:val="single" w:sz="4" w:space="0" w:color="000000"/>
+              <w:right w:val="single" w:sz="4" w:space="0" w:color="000000"/>
+            </w:tcBorders>
+          </w:tcPr>
+          <w:p>
+            <w:pPr>
+              <w:spacing w:line="240" w:lineRule="auto" w:before="0" w:after="0"/>
+              <w:ind w:firstLine="0" w:left="0"/>
+              <w:jc w:val="center"/>
+            </w:pPr>
+            <w:r/>
+            <w:r>
+              <w:rPr>
+                <w:rFonts w:ascii="Times New Roman" w:hAnsi="Times New Roman" w:cs="Times New Roman" w:eastAsia="Times New Roman"/>
+                <w:b w:val="0"/>
+                <w:i w:val="0"/>
+                <w:color w:val="000000"/>
+                <w:sz w:val="24"/>
+              </w:rPr>
+              <w:t>Цена предложения, руб.</w:t>
+            </w:r>
+          </w:p>
+        </w:tc>
+        <w:tc>
+          <w:tcPr>
+            <w:tcW w:type="dxa" w:w="2551"/>
+            <w:vAlign w:val="center"/>
+            <w:tcBorders>
+              <w:top w:val="single" w:sz="4" w:space="0" w:color="000000"/>
+              <w:left w:val="single" w:sz="4" w:space="0" w:color="000000"/>
+              <w:bottom w:val="single" w:sz="4" w:space="0" w:color="000000"/>
+              <w:right w:val="single" w:sz="4" w:space="0" w:color="000000"/>
+            </w:tcBorders>
+          </w:tcPr>
+          <w:p>
+            <w:pPr>
+              <w:spacing w:line="240" w:lineRule="auto" w:before="0" w:after="0"/>
+              <w:ind w:firstLine="0" w:left="0"/>
+              <w:jc w:val="center"/>
+            </w:pPr>
+            <w:r/>
+            <w:r>
+              <w:rPr>
+                <w:rFonts w:ascii="Times New Roman" w:hAnsi="Times New Roman" w:cs="Times New Roman" w:eastAsia="Times New Roman"/>
+                <w:b w:val="0"/>
+                <w:i w:val="0"/>
+                <w:color w:val="000000"/>
+                <w:sz w:val="24"/>
+              </w:rPr>
+              <w:t>определяется</w:t>
+            </w:r>
+          </w:p>
+        </w:tc>
+        <w:tc>
+          <w:tcPr>
+            <w:tcW w:type="dxa" w:w="2551"/>
+            <w:vAlign w:val="center"/>
+            <w:tcBorders>
+              <w:top w:val="single" w:sz="4" w:space="0" w:color="000000"/>
+              <w:left w:val="single" w:sz="4" w:space="0" w:color="000000"/>
+              <w:bottom w:val="single" w:sz="4" w:space="0" w:color="000000"/>
+              <w:right w:val="single" w:sz="4" w:space="0" w:color="000000"/>
+            </w:tcBorders>
+          </w:tcPr>
+          <w:p>
+            <w:pPr>
+              <w:spacing w:line="240" w:lineRule="auto" w:before="0" w:after="0"/>
+              <w:ind w:firstLine="0" w:left="0"/>
+              <w:jc w:val="center"/>
+            </w:pPr>
+            <w:r/>
+            <w:r>
+              <w:rPr>
+                <w:rFonts w:ascii="Times New Roman" w:hAnsi="Times New Roman" w:cs="Times New Roman" w:eastAsia="Times New Roman"/>
+                <w:b w:val="0"/>
+                <w:i w:val="0"/>
+                <w:color w:val="000000"/>
+                <w:sz w:val="24"/>
+              </w:rPr>
+              <w:t>3 000 000</w:t>
+            </w:r>
+          </w:p>
+        </w:tc>
+        <w:tc>
+          <w:tcPr>
+            <w:tcW w:type="dxa" w:w="2494"/>
+            <w:vAlign w:val="center"/>
+            <w:tcBorders>
+              <w:top w:val="single" w:sz="4" w:space="0" w:color="000000"/>
+              <w:left w:val="single" w:sz="4" w:space="0" w:color="000000"/>
+              <w:bottom w:val="single" w:sz="4" w:space="0" w:color="000000"/>
+              <w:right w:val="single" w:sz="4" w:space="0" w:color="000000"/>
+            </w:tcBorders>
+          </w:tcPr>
+          <w:p>
+            <w:pPr>
+              <w:spacing w:line="240" w:lineRule="auto" w:before="0" w:after="0"/>
+              <w:ind w:firstLine="0" w:left="0"/>
+              <w:jc w:val="center"/>
+            </w:pPr>
+            <w:r/>
+            <w:r>
+              <w:rPr>
+                <w:rFonts w:ascii="Times New Roman" w:hAnsi="Times New Roman" w:cs="Times New Roman" w:eastAsia="Times New Roman"/>
+                <w:b w:val="0"/>
+                <w:i w:val="0"/>
+                <w:color w:val="000000"/>
+                <w:sz w:val="24"/>
+              </w:rPr>
+              <w:t>1 300 000</w:t>
+            </w:r>
+          </w:p>
+        </w:tc>
+      </w:tr>
+      <w:tr>
+        <w:trPr>
+          <w:cantSplit/>
+        </w:trPr>
+        <w:tc>
+          <w:tcPr>
+            <w:tcW w:type="dxa" w:w="2041"/>
+            <w:vAlign w:val="center"/>
+            <w:tcBorders>
+              <w:top w:val="single" w:sz="4" w:space="0" w:color="000000"/>
+              <w:left w:val="single" w:sz="4" w:space="0" w:color="000000"/>
+              <w:bottom w:val="single" w:sz="4" w:space="0" w:color="000000"/>
+              <w:right w:val="single" w:sz="4" w:space="0" w:color="000000"/>
+            </w:tcBorders>
+          </w:tcPr>
+          <w:p>
+            <w:pPr>
+              <w:spacing w:line="240" w:lineRule="auto" w:before="0" w:after="0"/>
+              <w:ind w:firstLine="0" w:left="0"/>
+              <w:jc w:val="center"/>
+            </w:pPr>
+            <w:r/>
+            <w:r>
+              <w:rPr>
+                <w:rFonts w:ascii="Times New Roman" w:hAnsi="Times New Roman" w:cs="Times New Roman" w:eastAsia="Times New Roman"/>
+                <w:b w:val="0"/>
+                <w:i w:val="0"/>
+                <w:color w:val="000000"/>
+                <w:sz w:val="24"/>
+              </w:rPr>
+              <w:t>Руб. за сотку</w:t>
+            </w:r>
+          </w:p>
+        </w:tc>
+        <w:tc>
+          <w:tcPr>
+            <w:tcW w:type="dxa" w:w="2551"/>
+            <w:vAlign w:val="center"/>
+            <w:tcBorders>
+              <w:top w:val="single" w:sz="4" w:space="0" w:color="000000"/>
+              <w:left w:val="single" w:sz="4" w:space="0" w:color="000000"/>
+              <w:bottom w:val="single" w:sz="4" w:space="0" w:color="000000"/>
+              <w:right w:val="single" w:sz="4" w:space="0" w:color="000000"/>
+            </w:tcBorders>
+          </w:tcPr>
+          <w:p>
+            <w:pPr>
+              <w:spacing w:line="240" w:lineRule="auto" w:before="0" w:after="0"/>
+              <w:ind w:firstLine="0" w:left="0"/>
+              <w:jc w:val="center"/>
+            </w:pPr>
+            <w:r/>
+            <w:r>
+              <w:rPr>
+                <w:rFonts w:ascii="Times New Roman" w:hAnsi="Times New Roman" w:cs="Times New Roman" w:eastAsia="Times New Roman"/>
+                <w:b w:val="0"/>
+                <w:i w:val="0"/>
+                <w:color w:val="000000"/>
+                <w:sz w:val="24"/>
+              </w:rPr>
+              <w:t>определяется</w:t>
+            </w:r>
+          </w:p>
+        </w:tc>
+        <w:tc>
+          <w:tcPr>
+            <w:tcW w:type="dxa" w:w="2551"/>
+            <w:vAlign w:val="center"/>
+            <w:tcBorders>
+              <w:top w:val="single" w:sz="4" w:space="0" w:color="000000"/>
+              <w:left w:val="single" w:sz="4" w:space="0" w:color="000000"/>
+              <w:bottom w:val="single" w:sz="4" w:space="0" w:color="000000"/>
+              <w:right w:val="single" w:sz="4" w:space="0" w:color="000000"/>
+            </w:tcBorders>
+          </w:tcPr>
+          <w:p>
+            <w:pPr>
+              <w:spacing w:line="240" w:lineRule="auto" w:before="0" w:after="0"/>
+              <w:ind w:firstLine="0" w:left="0"/>
+              <w:jc w:val="center"/>
+            </w:pPr>
+            <w:r/>
+            <w:r>
+              <w:rPr>
+                <w:rFonts w:ascii="Times New Roman" w:hAnsi="Times New Roman" w:cs="Times New Roman" w:eastAsia="Times New Roman"/>
+                <w:b w:val="0"/>
+                <w:i w:val="0"/>
+                <w:color w:val="000000"/>
+                <w:sz w:val="24"/>
+              </w:rPr>
+              <w:t>272 727</w:t>
+            </w:r>
+          </w:p>
+        </w:tc>
+        <w:tc>
+          <w:tcPr>
+            <w:tcW w:type="dxa" w:w="2494"/>
+            <w:vAlign w:val="center"/>
+            <w:tcBorders>
+              <w:top w:val="single" w:sz="4" w:space="0" w:color="000000"/>
+              <w:left w:val="single" w:sz="4" w:space="0" w:color="000000"/>
+              <w:bottom w:val="single" w:sz="4" w:space="0" w:color="000000"/>
+              <w:right w:val="single" w:sz="4" w:space="0" w:color="000000"/>
+            </w:tcBorders>
+          </w:tcPr>
+          <w:p>
+            <w:pPr>
+              <w:spacing w:line="240" w:lineRule="auto" w:before="0" w:after="0"/>
+              <w:ind w:firstLine="0" w:left="0"/>
+              <w:jc w:val="center"/>
+            </w:pPr>
+            <w:r/>
+            <w:r>
+              <w:rPr>
+                <w:rFonts w:ascii="Times New Roman" w:hAnsi="Times New Roman" w:cs="Times New Roman" w:eastAsia="Times New Roman"/>
+                <w:b w:val="0"/>
+                <w:i w:val="0"/>
+                <w:color w:val="000000"/>
+                <w:sz w:val="24"/>
+              </w:rPr>
+              <w:t>130 000</w:t>
+            </w:r>
+          </w:p>
+        </w:tc>
+      </w:tr>
+      <w:tr>
+        <w:trPr>
+          <w:cantSplit/>
+        </w:trPr>
+        <w:tc>
+          <w:tcPr>
+            <w:tcW w:type="dxa" w:w="2041"/>
+            <w:vAlign w:val="center"/>
+            <w:tcBorders>
+              <w:top w:val="single" w:sz="4" w:space="0" w:color="000000"/>
+              <w:left w:val="single" w:sz="4" w:space="0" w:color="000000"/>
+              <w:bottom w:val="single" w:sz="4" w:space="0" w:color="000000"/>
+              <w:right w:val="single" w:sz="4" w:space="0" w:color="000000"/>
+            </w:tcBorders>
+          </w:tcPr>
+          <w:p>
+            <w:pPr>
+              <w:spacing w:line="240" w:lineRule="auto" w:before="0" w:after="0"/>
+              <w:ind w:firstLine="0" w:left="0"/>
+              <w:jc w:val="center"/>
+            </w:pPr>
+            <w:r/>
+            <w:r>
+              <w:rPr>
+                <w:rFonts w:ascii="Times New Roman" w:hAnsi="Times New Roman" w:cs="Times New Roman" w:eastAsia="Times New Roman"/>
+                <w:b w:val="0"/>
+                <w:i w:val="0"/>
+                <w:color w:val="000000"/>
+                <w:sz w:val="24"/>
+              </w:rPr>
+              <w:t>Категория земель</w:t>
+            </w:r>
+          </w:p>
+        </w:tc>
+        <w:tc>
+          <w:tcPr>
+            <w:tcW w:type="dxa" w:w="2551"/>
+            <w:vAlign w:val="center"/>
+            <w:tcBorders>
+              <w:top w:val="single" w:sz="4" w:space="0" w:color="000000"/>
+              <w:left w:val="single" w:sz="4" w:space="0" w:color="000000"/>
+              <w:bottom w:val="single" w:sz="4" w:space="0" w:color="000000"/>
+              <w:right w:val="single" w:sz="4" w:space="0" w:color="000000"/>
+            </w:tcBorders>
+          </w:tcPr>
+          <w:p>
+            <w:pPr>
+              <w:spacing w:line="240" w:lineRule="auto" w:before="0" w:after="0"/>
+              <w:ind w:firstLine="0" w:left="0"/>
+              <w:jc w:val="center"/>
+            </w:pPr>
+            <w:r/>
+            <w:r>
+              <w:rPr>
+                <w:rFonts w:ascii="Times New Roman" w:hAnsi="Times New Roman" w:cs="Times New Roman" w:eastAsia="Times New Roman"/>
+                <w:b w:val="0"/>
+                <w:i w:val="0"/>
+                <w:color w:val="000000"/>
+                <w:sz w:val="24"/>
+              </w:rPr>
+              <w:t>сельскохозяйственного назначения</w:t>
+            </w:r>
+          </w:p>
+        </w:tc>
+        <w:tc>
+          <w:tcPr>
+            <w:tcW w:type="dxa" w:w="2551"/>
+            <w:vAlign w:val="center"/>
+            <w:tcBorders>
+              <w:top w:val="single" w:sz="4" w:space="0" w:color="000000"/>
+              <w:left w:val="single" w:sz="4" w:space="0" w:color="000000"/>
+              <w:bottom w:val="single" w:sz="4" w:space="0" w:color="000000"/>
+              <w:right w:val="single" w:sz="4" w:space="0" w:color="000000"/>
+            </w:tcBorders>
+          </w:tcPr>
+          <w:p>
+            <w:pPr>
+              <w:spacing w:line="240" w:lineRule="auto" w:before="0" w:after="0"/>
+              <w:ind w:firstLine="0" w:left="0"/>
+              <w:jc w:val="center"/>
+            </w:pPr>
+            <w:r/>
+            <w:r>
+              <w:rPr>
+                <w:rFonts w:ascii="Times New Roman" w:hAnsi="Times New Roman" w:cs="Times New Roman" w:eastAsia="Times New Roman"/>
+                <w:b w:val="0"/>
+                <w:i w:val="0"/>
+                <w:color w:val="000000"/>
+                <w:sz w:val="24"/>
+              </w:rPr>
+              <w:t>населенных пунктов</w:t>
+            </w:r>
+          </w:p>
+        </w:tc>
+        <w:tc>
+          <w:tcPr>
+            <w:tcW w:type="dxa" w:w="2494"/>
+            <w:vAlign w:val="center"/>
+            <w:tcBorders>
+              <w:top w:val="single" w:sz="4" w:space="0" w:color="000000"/>
+              <w:left w:val="single" w:sz="4" w:space="0" w:color="000000"/>
+              <w:bottom w:val="single" w:sz="4" w:space="0" w:color="000000"/>
+              <w:right w:val="single" w:sz="4" w:space="0" w:color="000000"/>
+            </w:tcBorders>
+          </w:tcPr>
+          <w:p>
+            <w:pPr>
+              <w:spacing w:line="240" w:lineRule="auto" w:before="0" w:after="0"/>
+              <w:ind w:firstLine="0" w:left="0"/>
+              <w:jc w:val="center"/>
+            </w:pPr>
+            <w:r/>
+            <w:r>
+              <w:rPr>
+                <w:rFonts w:ascii="Times New Roman" w:hAnsi="Times New Roman" w:cs="Times New Roman" w:eastAsia="Times New Roman"/>
+                <w:b w:val="0"/>
+                <w:i w:val="0"/>
+                <w:color w:val="000000"/>
+                <w:sz w:val="24"/>
+              </w:rPr>
+              <w:t>сельскохозяйственного назначения</w:t>
+            </w:r>
+          </w:p>
+        </w:tc>
+      </w:tr>
+      <w:tr>
+        <w:trPr>
+          <w:cantSplit/>
+        </w:trPr>
+        <w:tc>
+          <w:tcPr>
+            <w:tcW w:type="dxa" w:w="2041"/>
+            <w:vAlign w:val="center"/>
+            <w:tcBorders>
+              <w:top w:val="single" w:sz="4" w:space="0" w:color="000000"/>
+              <w:left w:val="single" w:sz="4" w:space="0" w:color="000000"/>
+              <w:bottom w:val="single" w:sz="4" w:space="0" w:color="000000"/>
+              <w:right w:val="single" w:sz="4" w:space="0" w:color="000000"/>
+            </w:tcBorders>
+          </w:tcPr>
+          <w:p>
+            <w:pPr>
+              <w:spacing w:line="240" w:lineRule="auto" w:before="0" w:after="0"/>
+              <w:ind w:firstLine="0" w:left="0"/>
+              <w:jc w:val="center"/>
+            </w:pPr>
+            <w:r/>
+            <w:r>
+              <w:rPr>
+                <w:rFonts w:ascii="Times New Roman" w:hAnsi="Times New Roman" w:cs="Times New Roman" w:eastAsia="Times New Roman"/>
+                <w:b w:val="0"/>
+                <w:i w:val="0"/>
+                <w:color w:val="000000"/>
+                <w:sz w:val="24"/>
+              </w:rPr>
+              <w:t>Использование</w:t>
+            </w:r>
+          </w:p>
+        </w:tc>
+        <w:tc>
+          <w:tcPr>
+            <w:tcW w:type="dxa" w:w="2551"/>
+            <w:vAlign w:val="center"/>
+            <w:tcBorders>
+              <w:top w:val="single" w:sz="4" w:space="0" w:color="000000"/>
+              <w:left w:val="single" w:sz="4" w:space="0" w:color="000000"/>
+              <w:bottom w:val="single" w:sz="4" w:space="0" w:color="000000"/>
+              <w:right w:val="single" w:sz="4" w:space="0" w:color="000000"/>
+            </w:tcBorders>
+          </w:tcPr>
+          <w:p>
+            <w:pPr>
+              <w:spacing w:line="240" w:lineRule="auto" w:before="0" w:after="0"/>
+              <w:ind w:firstLine="0" w:left="0"/>
+              <w:jc w:val="center"/>
+            </w:pPr>
+            <w:r/>
+            <w:r>
+              <w:rPr>
+                <w:rFonts w:ascii="Times New Roman" w:hAnsi="Times New Roman" w:cs="Times New Roman" w:eastAsia="Times New Roman"/>
+                <w:b w:val="0"/>
+                <w:i w:val="0"/>
+                <w:color w:val="000000"/>
+                <w:sz w:val="24"/>
+              </w:rPr>
+              <w:t>для садоводства</w:t>
+            </w:r>
+          </w:p>
+        </w:tc>
+        <w:tc>
+          <w:tcPr>
+            <w:tcW w:type="dxa" w:w="2551"/>
+            <w:vAlign w:val="center"/>
+            <w:tcBorders>
+              <w:top w:val="single" w:sz="4" w:space="0" w:color="000000"/>
+              <w:left w:val="single" w:sz="4" w:space="0" w:color="000000"/>
+              <w:bottom w:val="single" w:sz="4" w:space="0" w:color="000000"/>
+              <w:right w:val="single" w:sz="4" w:space="0" w:color="000000"/>
+            </w:tcBorders>
+          </w:tcPr>
+          <w:p>
+            <w:pPr>
+              <w:spacing w:line="240" w:lineRule="auto" w:before="0" w:after="0"/>
+              <w:ind w:firstLine="0" w:left="0"/>
+              <w:jc w:val="center"/>
+            </w:pPr>
+            <w:r/>
+            <w:r>
+              <w:rPr>
+                <w:rFonts w:ascii="Times New Roman" w:hAnsi="Times New Roman" w:cs="Times New Roman" w:eastAsia="Times New Roman"/>
+                <w:b w:val="0"/>
+                <w:i w:val="0"/>
+                <w:color w:val="000000"/>
+                <w:sz w:val="24"/>
+              </w:rPr>
+              <w:t>садоводство</w:t>
+            </w:r>
+          </w:p>
+        </w:tc>
+        <w:tc>
+          <w:tcPr>
+            <w:tcW w:type="dxa" w:w="2494"/>
+            <w:vAlign w:val="center"/>
+            <w:tcBorders>
+              <w:top w:val="single" w:sz="4" w:space="0" w:color="000000"/>
+              <w:left w:val="single" w:sz="4" w:space="0" w:color="000000"/>
+              <w:bottom w:val="single" w:sz="4" w:space="0" w:color="000000"/>
+              <w:right w:val="single" w:sz="4" w:space="0" w:color="000000"/>
+            </w:tcBorders>
+          </w:tcPr>
+          <w:p>
+            <w:pPr>
+              <w:spacing w:line="240" w:lineRule="auto" w:before="0" w:after="0"/>
+              <w:ind w:firstLine="0" w:left="0"/>
+              <w:jc w:val="center"/>
+            </w:pPr>
+            <w:r/>
+            <w:r>
+              <w:rPr>
+                <w:rFonts w:ascii="Times New Roman" w:hAnsi="Times New Roman" w:cs="Times New Roman" w:eastAsia="Times New Roman"/>
+                <w:b w:val="0"/>
+                <w:i w:val="0"/>
+                <w:color w:val="000000"/>
+                <w:sz w:val="24"/>
+              </w:rPr>
+              <w:t>садоводство</w:t>
+            </w:r>
+          </w:p>
+        </w:tc>
+      </w:tr>
+      <w:tr>
+        <w:trPr>
+          <w:cantSplit/>
+        </w:trPr>
+        <w:tc>
+          <w:tcPr>
+            <w:tcW w:type="dxa" w:w="2041"/>
+            <w:vAlign w:val="center"/>
+            <w:tcBorders>
+              <w:top w:val="single" w:sz="4" w:space="0" w:color="000000"/>
+              <w:left w:val="single" w:sz="4" w:space="0" w:color="000000"/>
+              <w:bottom w:val="single" w:sz="4" w:space="0" w:color="000000"/>
+              <w:right w:val="single" w:sz="4" w:space="0" w:color="000000"/>
+            </w:tcBorders>
+          </w:tcPr>
+          <w:p>
+            <w:pPr>
+              <w:spacing w:line="240" w:lineRule="auto" w:before="0" w:after="0"/>
+              <w:ind w:firstLine="0" w:left="0"/>
+              <w:jc w:val="center"/>
+            </w:pPr>
+            <w:r/>
+            <w:r>
+              <w:rPr>
+                <w:rFonts w:ascii="Times New Roman" w:hAnsi="Times New Roman" w:cs="Times New Roman" w:eastAsia="Times New Roman"/>
+                <w:b w:val="0"/>
+                <w:i w:val="0"/>
+                <w:color w:val="000000"/>
+                <w:sz w:val="24"/>
+              </w:rPr>
+              <w:t>Коммуникации</w:t>
+            </w:r>
+          </w:p>
+        </w:tc>
+        <w:tc>
+          <w:tcPr>
+            <w:tcW w:type="dxa" w:w="2551"/>
+            <w:vAlign w:val="center"/>
+            <w:tcBorders>
+              <w:top w:val="single" w:sz="4" w:space="0" w:color="000000"/>
+              <w:left w:val="single" w:sz="4" w:space="0" w:color="000000"/>
+              <w:bottom w:val="single" w:sz="4" w:space="0" w:color="000000"/>
+              <w:right w:val="single" w:sz="4" w:space="0" w:color="000000"/>
+            </w:tcBorders>
+          </w:tcPr>
+          <w:p>
+            <w:pPr>
+              <w:spacing w:line="240" w:lineRule="auto" w:before="0" w:after="0"/>
+              <w:ind w:firstLine="0" w:left="0"/>
+              <w:jc w:val="center"/>
+            </w:pPr>
+            <w:r/>
+            <w:r>
+              <w:rPr>
+                <w:rFonts w:ascii="Times New Roman" w:hAnsi="Times New Roman" w:cs="Times New Roman" w:eastAsia="Times New Roman"/>
+                <w:b w:val="0"/>
+                <w:i w:val="0"/>
+                <w:color w:val="000000"/>
+                <w:sz w:val="24"/>
+              </w:rPr>
+              <w:t>в ЕГРН не указаны</w:t>
+            </w:r>
+          </w:p>
+        </w:tc>
+        <w:tc>
+          <w:tcPr>
+            <w:tcW w:type="dxa" w:w="2551"/>
+            <w:vAlign w:val="center"/>
+            <w:tcBorders>
+              <w:top w:val="single" w:sz="4" w:space="0" w:color="000000"/>
+              <w:left w:val="single" w:sz="4" w:space="0" w:color="000000"/>
+              <w:bottom w:val="single" w:sz="4" w:space="0" w:color="000000"/>
+              <w:right w:val="single" w:sz="4" w:space="0" w:color="000000"/>
+            </w:tcBorders>
+          </w:tcPr>
+          <w:p>
+            <w:pPr>
+              <w:spacing w:line="240" w:lineRule="auto" w:before="0" w:after="0"/>
+              <w:ind w:firstLine="0" w:left="0"/>
+              <w:jc w:val="center"/>
+            </w:pPr>
+            <w:r/>
+            <w:r>
+              <w:rPr>
+                <w:rFonts w:ascii="Times New Roman" w:hAnsi="Times New Roman" w:cs="Times New Roman" w:eastAsia="Times New Roman"/>
+                <w:b w:val="0"/>
+                <w:i w:val="0"/>
+                <w:color w:val="000000"/>
+                <w:sz w:val="24"/>
+              </w:rPr>
+              <w:t>электричество есть, газ по границе</w:t>
+            </w:r>
+          </w:p>
+        </w:tc>
+        <w:tc>
+          <w:tcPr>
+            <w:tcW w:type="dxa" w:w="2494"/>
+            <w:vAlign w:val="center"/>
+            <w:tcBorders>
+              <w:top w:val="single" w:sz="4" w:space="0" w:color="000000"/>
+              <w:left w:val="single" w:sz="4" w:space="0" w:color="000000"/>
+              <w:bottom w:val="single" w:sz="4" w:space="0" w:color="000000"/>
+              <w:right w:val="single" w:sz="4" w:space="0" w:color="000000"/>
+            </w:tcBorders>
+          </w:tcPr>
+          <w:p>
+            <w:pPr>
+              <w:spacing w:line="240" w:lineRule="auto" w:before="0" w:after="0"/>
+              <w:ind w:firstLine="0" w:left="0"/>
+              <w:jc w:val="center"/>
+            </w:pPr>
+            <w:r/>
+            <w:r>
+              <w:rPr>
+                <w:rFonts w:ascii="Times New Roman" w:hAnsi="Times New Roman" w:cs="Times New Roman" w:eastAsia="Times New Roman"/>
+                <w:b w:val="0"/>
+                <w:i w:val="0"/>
+                <w:color w:val="000000"/>
+                <w:sz w:val="24"/>
+              </w:rPr>
+              <w:t>в объявлении не указаны</w:t>
+            </w:r>
+          </w:p>
+        </w:tc>
+      </w:tr>
+      <w:tr>
+        <w:trPr>
+          <w:cantSplit/>
+        </w:trPr>
+        <w:tc>
+          <w:tcPr>
+            <w:tcW w:type="dxa" w:w="2041"/>
+            <w:vAlign w:val="center"/>
+            <w:tcBorders>
+              <w:top w:val="single" w:sz="4" w:space="0" w:color="000000"/>
+              <w:left w:val="single" w:sz="4" w:space="0" w:color="000000"/>
+              <w:bottom w:val="single" w:sz="4" w:space="0" w:color="000000"/>
+              <w:right w:val="single" w:sz="4" w:space="0" w:color="000000"/>
+            </w:tcBorders>
+          </w:tcPr>
+          <w:p>
+            <w:pPr>
+              <w:spacing w:line="240" w:lineRule="auto" w:before="0" w:after="0"/>
+              <w:ind w:firstLine="0" w:left="0"/>
+              <w:jc w:val="center"/>
+            </w:pPr>
+            <w:r/>
+            <w:r>
+              <w:rPr>
+                <w:rFonts w:ascii="Times New Roman" w:hAnsi="Times New Roman" w:cs="Times New Roman" w:eastAsia="Times New Roman"/>
+                <w:b w:val="0"/>
+                <w:i w:val="0"/>
+                <w:color w:val="000000"/>
+                <w:sz w:val="24"/>
+              </w:rPr>
+              <w:t>Шоссе А-105</w:t>
+            </w:r>
+          </w:p>
+        </w:tc>
+        <w:tc>
+          <w:tcPr>
+            <w:tcW w:type="dxa" w:w="2551"/>
+            <w:vAlign w:val="center"/>
+            <w:tcBorders>
+              <w:top w:val="single" w:sz="4" w:space="0" w:color="000000"/>
+              <w:left w:val="single" w:sz="4" w:space="0" w:color="000000"/>
+              <w:bottom w:val="single" w:sz="4" w:space="0" w:color="000000"/>
+              <w:right w:val="single" w:sz="4" w:space="0" w:color="000000"/>
+            </w:tcBorders>
+          </w:tcPr>
+          <w:p>
+            <w:pPr>
+              <w:spacing w:line="240" w:lineRule="auto" w:before="0" w:after="0"/>
+              <w:ind w:firstLine="0" w:left="0"/>
+              <w:jc w:val="center"/>
+            </w:pPr>
+            <w:r/>
+            <w:r>
+              <w:rPr>
+                <w:rFonts w:ascii="Times New Roman" w:hAnsi="Times New Roman" w:cs="Times New Roman" w:eastAsia="Times New Roman"/>
+                <w:b w:val="0"/>
+                <w:i w:val="0"/>
+                <w:color w:val="000000"/>
+                <w:sz w:val="24"/>
+              </w:rPr>
+              <w:t>в ЕГРН не указано</w:t>
+            </w:r>
+          </w:p>
+        </w:tc>
+        <w:tc>
+          <w:tcPr>
+            <w:tcW w:type="dxa" w:w="2551"/>
+            <w:vAlign w:val="center"/>
+            <w:tcBorders>
+              <w:top w:val="single" w:sz="4" w:space="0" w:color="000000"/>
+              <w:left w:val="single" w:sz="4" w:space="0" w:color="000000"/>
+              <w:bottom w:val="single" w:sz="4" w:space="0" w:color="000000"/>
+              <w:right w:val="single" w:sz="4" w:space="0" w:color="000000"/>
+            </w:tcBorders>
+          </w:tcPr>
+          <w:p>
+            <w:pPr>
+              <w:spacing w:line="240" w:lineRule="auto" w:before="0" w:after="0"/>
+              <w:ind w:firstLine="0" w:left="0"/>
+              <w:jc w:val="center"/>
+            </w:pPr>
+            <w:r/>
+            <w:r>
+              <w:rPr>
+                <w:rFonts w:ascii="Times New Roman" w:hAnsi="Times New Roman" w:cs="Times New Roman" w:eastAsia="Times New Roman"/>
+                <w:b w:val="0"/>
+                <w:i w:val="0"/>
+                <w:color w:val="000000"/>
+                <w:sz w:val="24"/>
+              </w:rPr>
+              <w:t>35 км от МКАД</w:t>
+            </w:r>
+          </w:p>
+        </w:tc>
+        <w:tc>
+          <w:tcPr>
+            <w:tcW w:type="dxa" w:w="2494"/>
+            <w:vAlign w:val="center"/>
+            <w:tcBorders>
+              <w:top w:val="single" w:sz="4" w:space="0" w:color="000000"/>
+              <w:left w:val="single" w:sz="4" w:space="0" w:color="000000"/>
+              <w:bottom w:val="single" w:sz="4" w:space="0" w:color="000000"/>
+              <w:right w:val="single" w:sz="4" w:space="0" w:color="000000"/>
+            </w:tcBorders>
+          </w:tcPr>
+          <w:p>
+            <w:pPr>
+              <w:spacing w:line="240" w:lineRule="auto" w:before="0" w:after="0"/>
+              <w:ind w:firstLine="0" w:left="0"/>
+              <w:jc w:val="center"/>
+            </w:pPr>
+            <w:r/>
+            <w:r>
+              <w:rPr>
+                <w:rFonts w:ascii="Times New Roman" w:hAnsi="Times New Roman" w:cs="Times New Roman" w:eastAsia="Times New Roman"/>
+                <w:b w:val="0"/>
+                <w:i w:val="0"/>
+                <w:color w:val="000000"/>
+                <w:sz w:val="24"/>
+              </w:rPr>
+              <w:t>41 км от МКАД</w:t>
+            </w:r>
+          </w:p>
+        </w:tc>
+      </w:tr>
+      <w:tr>
+        <w:trPr>
+          <w:cantSplit/>
+        </w:trPr>
+        <w:tc>
+          <w:tcPr>
+            <w:tcW w:type="dxa" w:w="2041"/>
+            <w:vAlign w:val="center"/>
+            <w:tcBorders>
+              <w:top w:val="single" w:sz="4" w:space="0" w:color="000000"/>
+              <w:left w:val="single" w:sz="4" w:space="0" w:color="000000"/>
+              <w:bottom w:val="single" w:sz="4" w:space="0" w:color="000000"/>
+              <w:right w:val="single" w:sz="4" w:space="0" w:color="000000"/>
+            </w:tcBorders>
+          </w:tcPr>
+          <w:p>
+            <w:pPr>
+              <w:spacing w:line="240" w:lineRule="auto" w:before="0" w:after="0"/>
+              <w:ind w:firstLine="0" w:left="0"/>
+              <w:jc w:val="center"/>
+            </w:pPr>
+            <w:r/>
+            <w:r>
+              <w:rPr>
+                <w:rFonts w:ascii="Times New Roman" w:hAnsi="Times New Roman" w:cs="Times New Roman" w:eastAsia="Times New Roman"/>
+                <w:b w:val="0"/>
+                <w:i w:val="0"/>
+                <w:color w:val="000000"/>
+                <w:sz w:val="24"/>
+              </w:rPr>
+              <w:t>Улучшения</w:t>
+            </w:r>
+          </w:p>
+        </w:tc>
+        <w:tc>
+          <w:tcPr>
+            <w:tcW w:type="dxa" w:w="2551"/>
+            <w:vAlign w:val="center"/>
+            <w:tcBorders>
+              <w:top w:val="single" w:sz="4" w:space="0" w:color="000000"/>
+              <w:left w:val="single" w:sz="4" w:space="0" w:color="000000"/>
+              <w:bottom w:val="single" w:sz="4" w:space="0" w:color="000000"/>
+              <w:right w:val="single" w:sz="4" w:space="0" w:color="000000"/>
+            </w:tcBorders>
+          </w:tcPr>
+          <w:p>
+            <w:pPr>
+              <w:spacing w:line="240" w:lineRule="auto" w:before="0" w:after="0"/>
+              <w:ind w:firstLine="0" w:left="0"/>
+              <w:jc w:val="center"/>
+            </w:pPr>
+            <w:r/>
+            <w:r>
+              <w:rPr>
+                <w:rFonts w:ascii="Times New Roman" w:hAnsi="Times New Roman" w:cs="Times New Roman" w:eastAsia="Times New Roman"/>
+                <w:b w:val="0"/>
+                <w:i w:val="0"/>
+                <w:color w:val="000000"/>
+                <w:sz w:val="24"/>
+              </w:rPr>
+              <w:t>в плане и карточке не указаны</w:t>
+            </w:r>
+          </w:p>
+        </w:tc>
+        <w:tc>
+          <w:tcPr>
+            <w:tcW w:type="dxa" w:w="2551"/>
+            <w:vAlign w:val="center"/>
+            <w:tcBorders>
+              <w:top w:val="single" w:sz="4" w:space="0" w:color="000000"/>
+              <w:left w:val="single" w:sz="4" w:space="0" w:color="000000"/>
+              <w:bottom w:val="single" w:sz="4" w:space="0" w:color="000000"/>
+              <w:right w:val="single" w:sz="4" w:space="0" w:color="000000"/>
+            </w:tcBorders>
+          </w:tcPr>
+          <w:p>
+            <w:pPr>
+              <w:spacing w:line="240" w:lineRule="auto" w:before="0" w:after="0"/>
+              <w:ind w:firstLine="0" w:left="0"/>
+              <w:jc w:val="center"/>
+            </w:pPr>
+            <w:r/>
+            <w:r>
+              <w:rPr>
+                <w:rFonts w:ascii="Times New Roman" w:hAnsi="Times New Roman" w:cs="Times New Roman" w:eastAsia="Times New Roman"/>
+                <w:b w:val="0"/>
+                <w:i w:val="0"/>
+                <w:color w:val="000000"/>
+                <w:sz w:val="24"/>
+              </w:rPr>
+              <w:t>дом в цену не входит</w:t>
+            </w:r>
+          </w:p>
+        </w:tc>
+        <w:tc>
+          <w:tcPr>
+            <w:tcW w:type="dxa" w:w="2494"/>
+            <w:vAlign w:val="center"/>
+            <w:tcBorders>
+              <w:top w:val="single" w:sz="4" w:space="0" w:color="000000"/>
+              <w:left w:val="single" w:sz="4" w:space="0" w:color="000000"/>
+              <w:bottom w:val="single" w:sz="4" w:space="0" w:color="000000"/>
+              <w:right w:val="single" w:sz="4" w:space="0" w:color="000000"/>
+            </w:tcBorders>
+          </w:tcPr>
+          <w:p>
+            <w:pPr>
+              <w:spacing w:line="240" w:lineRule="auto" w:before="0" w:after="0"/>
+              <w:ind w:firstLine="0" w:left="0"/>
+              <w:jc w:val="center"/>
+            </w:pPr>
+            <w:r/>
+            <w:r>
+              <w:rPr>
+                <w:rFonts w:ascii="Times New Roman" w:hAnsi="Times New Roman" w:cs="Times New Roman" w:eastAsia="Times New Roman"/>
+                <w:b w:val="0"/>
+                <w:i w:val="0"/>
+                <w:color w:val="000000"/>
+                <w:sz w:val="24"/>
+              </w:rPr>
+              <w:t>дом в цену не входит</w:t>
+            </w:r>
+          </w:p>
+        </w:tc>
+      </w:tr>
+      <w:tr>
+        <w:trPr>
+          <w:cantSplit/>
+        </w:trPr>
+        <w:tc>
+          <w:tcPr>
+            <w:tcW w:type="dxa" w:w="2041"/>
+            <w:vAlign w:val="center"/>
+            <w:tcBorders>
+              <w:top w:val="single" w:sz="4" w:space="0" w:color="000000"/>
+              <w:left w:val="single" w:sz="4" w:space="0" w:color="000000"/>
+              <w:bottom w:val="single" w:sz="4" w:space="0" w:color="000000"/>
+              <w:right w:val="single" w:sz="4" w:space="0" w:color="000000"/>
+            </w:tcBorders>
+          </w:tcPr>
+          <w:p>
+            <w:pPr>
+              <w:spacing w:line="240" w:lineRule="auto" w:before="0" w:after="0"/>
+              <w:ind w:firstLine="0" w:left="0"/>
+              <w:jc w:val="center"/>
+            </w:pPr>
+            <w:r/>
+            <w:r>
+              <w:rPr>
+                <w:rFonts w:ascii="Times New Roman" w:hAnsi="Times New Roman" w:cs="Times New Roman" w:eastAsia="Times New Roman"/>
+                <w:b w:val="0"/>
+                <w:i w:val="0"/>
+                <w:color w:val="000000"/>
+                <w:sz w:val="24"/>
+              </w:rPr>
+              <w:t>Источник</w:t>
+            </w:r>
+          </w:p>
+        </w:tc>
+        <w:tc>
+          <w:tcPr>
+            <w:tcW w:type="dxa" w:w="2551"/>
+            <w:vAlign w:val="center"/>
+            <w:tcBorders>
+              <w:top w:val="single" w:sz="4" w:space="0" w:color="000000"/>
+              <w:left w:val="single" w:sz="4" w:space="0" w:color="000000"/>
+              <w:bottom w:val="single" w:sz="4" w:space="0" w:color="000000"/>
+              <w:right w:val="single" w:sz="4" w:space="0" w:color="000000"/>
+            </w:tcBorders>
+          </w:tcPr>
+          <w:p>
+            <w:pPr>
+              <w:spacing w:line="240" w:lineRule="auto" w:before="0" w:after="0"/>
+              <w:ind w:firstLine="0" w:left="0"/>
+              <w:jc w:val="center"/>
+            </w:pPr>
+            <w:r/>
+            <w:r>
+              <w:rPr>
+                <w:rFonts w:ascii="Times New Roman" w:hAnsi="Times New Roman" w:cs="Times New Roman" w:eastAsia="Times New Roman"/>
+                <w:b w:val="0"/>
+                <w:i w:val="0"/>
+                <w:color w:val="000000"/>
+                <w:sz w:val="24"/>
+              </w:rPr>
+              <w:t>ЕГРН, межевой план</w:t>
+            </w:r>
+          </w:p>
+        </w:tc>
+        <w:tc>
+          <w:tcPr>
+            <w:tcW w:type="dxa" w:w="2551"/>
+            <w:vAlign w:val="center"/>
+            <w:tcBorders>
+              <w:top w:val="single" w:sz="4" w:space="0" w:color="000000"/>
+              <w:left w:val="single" w:sz="4" w:space="0" w:color="000000"/>
+              <w:bottom w:val="single" w:sz="4" w:space="0" w:color="000000"/>
+              <w:right w:val="single" w:sz="4" w:space="0" w:color="000000"/>
+            </w:tcBorders>
+          </w:tcPr>
+          <w:p>
+            <w:pPr>
+              <w:spacing w:line="240" w:lineRule="auto" w:before="0" w:after="0"/>
+              <w:ind w:firstLine="0" w:left="0"/>
+              <w:jc w:val="center"/>
+            </w:pPr>
+            <w:r/>
+            <w:r>
+              <w:rPr>
+                <w:rFonts w:ascii="Times New Roman" w:hAnsi="Times New Roman" w:cs="Times New Roman" w:eastAsia="Times New Roman"/>
+                <w:b w:val="0"/>
+                <w:i w:val="0"/>
+                <w:color w:val="000000"/>
+                <w:sz w:val="24"/>
+              </w:rPr>
+              <w:t>ЦИАН, обновлено 28.09.2026</w:t>
+            </w:r>
+          </w:p>
+        </w:tc>
+        <w:tc>
+          <w:tcPr>
+            <w:tcW w:type="dxa" w:w="2494"/>
+            <w:vAlign w:val="center"/>
+            <w:tcBorders>
+              <w:top w:val="single" w:sz="4" w:space="0" w:color="000000"/>
+              <w:left w:val="single" w:sz="4" w:space="0" w:color="000000"/>
+              <w:bottom w:val="single" w:sz="4" w:space="0" w:color="000000"/>
+              <w:right w:val="single" w:sz="4" w:space="0" w:color="000000"/>
+            </w:tcBorders>
+          </w:tcPr>
+          <w:p>
+            <w:pPr>
+              <w:spacing w:line="240" w:lineRule="auto" w:before="0" w:after="0"/>
+              <w:ind w:firstLine="0" w:left="0"/>
+              <w:jc w:val="center"/>
+            </w:pPr>
+            <w:r/>
+            <w:r>
+              <w:rPr>
+                <w:rFonts w:ascii="Times New Roman" w:hAnsi="Times New Roman" w:cs="Times New Roman" w:eastAsia="Times New Roman"/>
+                <w:b w:val="0"/>
+                <w:i w:val="0"/>
+                <w:color w:val="000000"/>
+                <w:sz w:val="24"/>
+              </w:rPr>
+              <w:t>ЦИАН, просмотр 19.10.2026</w:t>
+            </w:r>
+          </w:p>
+        </w:tc>
+      </w:tr>
+    </w:tbl>
+    <w:p>
+      <w:pPr>
+        <w:spacing w:line="360" w:lineRule="auto" w:before="0" w:after="0"/>
+        <w:ind w:firstLine="709" w:left="0"/>
+        <w:jc w:val="both"/>
+      </w:pPr>
+      <w:r>
+        <w:rPr>
+          <w:rFonts w:ascii="Times New Roman" w:hAnsi="Times New Roman" w:cs="Times New Roman" w:eastAsia="Times New Roman"/>
+          <w:b w:val="0"/>
+          <w:i w:val="0"/>
+          <w:color w:val="000000"/>
+          <w:sz w:val="28"/>
+        </w:rPr>
+        <w:t>Поправки выбраны так, чтобы расчет можно было повторить по таблице 6. На торг по аналогу 1 взят коэффициент 0,92: продавец прямо пишет, что торг уместен. По аналогу 2 такого указания нет, поэтому скидка меньше, коэффициент 0,95. Это цены объявлений, а не цены состоявшихся сделок.</w:t>
+      </w:r>
+    </w:p>
+    <w:p>
+      <w:pPr>
+        <w:spacing w:line="360" w:lineRule="auto" w:before="0" w:after="0"/>
+        <w:ind w:firstLine="709" w:left="0"/>
+        <w:jc w:val="both"/>
+      </w:pPr>
+      <w:r>
+        <w:rPr>
+          <w:rFonts w:ascii="Times New Roman" w:hAnsi="Times New Roman" w:cs="Times New Roman" w:eastAsia="Times New Roman"/>
+          <w:b w:val="0"/>
+          <w:i w:val="0"/>
+          <w:color w:val="000000"/>
+          <w:sz w:val="28"/>
+        </w:rPr>
+        <w:t>Категория земель у аналога 1 — населенные пункты, у объекта — сельскохозяйственное назначение. За это цена аналога 1 снижена на 15 процентов, коэффициент 0,85. У аналога 2 категория совпадает с объектом, коэффициент 1,00. Коммуникации объекта в ЕГРН не указаны. У аналога 1 есть электричество и газ по границе, поэтому его цена снижена еще на 12 процентов, коэффициент 0,88. У аналога 2 сети тоже не указаны, коэффициент 1,00.</w:t>
+      </w:r>
+    </w:p>
+    <w:p>
+      <w:pPr>
+        <w:spacing w:line="360" w:lineRule="auto" w:before="0" w:after="0"/>
+        <w:ind w:firstLine="709" w:left="0"/>
+        <w:jc w:val="both"/>
+      </w:pPr>
+      <w:r>
+        <w:rPr>
+          <w:rFonts w:ascii="Times New Roman" w:hAnsi="Times New Roman" w:cs="Times New Roman" w:eastAsia="Times New Roman"/>
+          <w:b w:val="0"/>
+          <w:i w:val="0"/>
+          <w:color w:val="000000"/>
+          <w:sz w:val="28"/>
+        </w:rPr>
+        <w:t>Площади 11 и 10 соток близки к 10,05 сотки, поправка на площадь не вводилась. Оба аналога лежат в том же городском округе. Расстояние объекта до МКАД в ЕГРН не указано, поэтому поправка на удаленность не вводилась. За уточненную границу к обоим аналогам добавлено 3 процента, коэффициент 1,03: у объекта есть межевой план и площадь в ЕГРН, в объявлениях этого нет.</w:t>
+      </w:r>
+    </w:p>
+    <w:p>
+      <w:pPr>
+        <w:spacing w:line="360" w:lineRule="auto" w:before="0" w:after="0"/>
+        <w:ind w:firstLine="709" w:left="0"/>
+        <w:jc w:val="both"/>
+      </w:pPr>
+      <w:r>
+        <w:rPr>
+          <w:rFonts w:ascii="Times New Roman" w:hAnsi="Times New Roman" w:cs="Times New Roman" w:eastAsia="Times New Roman"/>
+          <w:b w:val="0"/>
+          <w:i w:val="0"/>
+          <w:color w:val="000000"/>
+          <w:sz w:val="28"/>
+        </w:rPr>
+        <w:t>Коэффициенты и веса приведены в таблице 7. Больший вес 0,65 отдан аналогу 2: та же категория земель, почти та же площадь и такой же пробел по коммуникациям. Аналогу 1 оставлен вес 0,35. Его цена выше, но после поправок на категорию и сети он не отбрасывается: это наблюдаемое предложение того же округа.</w:t>
+      </w:r>
+    </w:p>
+    <w:p>
+      <w:pPr>
+        <w:spacing w:line="360" w:lineRule="auto" w:before="120" w:after="80"/>
+        <w:ind w:firstLine="0" w:left="0"/>
+        <w:jc w:val="left"/>
+      </w:pPr>
+      <w:r>
+        <w:rPr>
+          <w:rFonts w:ascii="Times New Roman" w:hAnsi="Times New Roman" w:cs="Times New Roman" w:eastAsia="Times New Roman"/>
+          <w:b w:val="0"/>
+          <w:i w:val="0"/>
+          <w:color w:val="000000"/>
+          <w:sz w:val="28"/>
+        </w:rPr>
+        <w:t>Таблица 7 – Коэффициенты корректировки удельных цен аналогов</w:t>
+      </w:r>
+    </w:p>
+    <w:tbl>
+      <w:tblPr>
+        <w:tblW w:type="dxa" w:w="9639"/>
+        <w:jc w:val="center"/>
+        <w:tblLayout w:type="fixed"/>
+        <w:tblLook w:firstColumn="1" w:firstRow="1" w:lastColumn="0" w:lastRow="0" w:noHBand="0" w:noVBand="1" w:val="04A0"/>
+      </w:tblPr>
+      <w:tblGrid>
+        <w:gridCol w:w="2835"/>
+        <w:gridCol w:w="2268"/>
+        <w:gridCol w:w="2268"/>
+        <w:gridCol w:w="2268"/>
+      </w:tblGrid>
+      <w:tr>
+        <w:trPr>
+          <w:cantSplit/>
+          <w:tblHeader/>
+        </w:trPr>
+        <w:tc>
+          <w:tcPr>
+            <w:tcW w:type="dxa" w:w="2835"/>
+            <w:vAlign w:val="center"/>
+            <w:tcBorders>
+              <w:top w:val="single" w:sz="4" w:space="0" w:color="000000"/>
+              <w:left w:val="single" w:sz="4" w:space="0" w:color="000000"/>
+              <w:bottom w:val="single" w:sz="4" w:space="0" w:color="000000"/>
+              <w:right w:val="single" w:sz="4" w:space="0" w:color="000000"/>
+            </w:tcBorders>
+            <w:shd w:fill="E8E8E8" w:val="clear"/>
+          </w:tcPr>
+          <w:p>
+            <w:pPr>
+              <w:spacing w:line="240" w:lineRule="auto" w:before="0" w:after="0"/>
+              <w:ind w:firstLine="0" w:left="0"/>
+              <w:jc w:val="center"/>
+            </w:pPr>
+            <w:r/>
+            <w:r>
+              <w:rPr>
+                <w:rFonts w:ascii="Times New Roman" w:hAnsi="Times New Roman" w:cs="Times New Roman" w:eastAsia="Times New Roman"/>
+                <w:b/>
+                <w:i w:val="0"/>
+                <w:color w:val="000000"/>
+                <w:sz w:val="24"/>
+              </w:rPr>
+              <w:t>Элемент сравнения</w:t>
+            </w:r>
+          </w:p>
+        </w:tc>
+        <w:tc>
+          <w:tcPr>
+            <w:tcW w:type="dxa" w:w="2268"/>
+            <w:vAlign w:val="center"/>
+            <w:tcBorders>
+              <w:top w:val="single" w:sz="4" w:space="0" w:color="000000"/>
+              <w:left w:val="single" w:sz="4" w:space="0" w:color="000000"/>
+              <w:bottom w:val="single" w:sz="4" w:space="0" w:color="000000"/>
+              <w:right w:val="single" w:sz="4" w:space="0" w:color="000000"/>
+            </w:tcBorders>
+            <w:shd w:fill="E8E8E8" w:val="clear"/>
+          </w:tcPr>
+          <w:p>
+            <w:pPr>
+              <w:spacing w:line="240" w:lineRule="auto" w:before="0" w:after="0"/>
+              <w:ind w:firstLine="0" w:left="0"/>
+              <w:jc w:val="center"/>
+            </w:pPr>
+            <w:r/>
+            <w:r>
+              <w:rPr>
+                <w:rFonts w:ascii="Times New Roman" w:hAnsi="Times New Roman" w:cs="Times New Roman" w:eastAsia="Times New Roman"/>
+                <w:b/>
+                <w:i w:val="0"/>
+                <w:color w:val="000000"/>
+                <w:sz w:val="24"/>
+              </w:rPr>
+              <w:t>Объект</w:t>
+            </w:r>
+          </w:p>
+        </w:tc>
+        <w:tc>
+          <w:tcPr>
+            <w:tcW w:type="dxa" w:w="2268"/>
             <w:vAlign w:val="center"/>
             <w:tcBorders>
               <w:top w:val="single" w:sz="4" w:space="0" w:color="000000"/>
@@ -7856,7 +9368,7 @@
         </w:tc>
         <w:tc>
           <w:tcPr>
-            <w:tcW w:type="dxa" w:w="1927"/>
+            <w:tcW w:type="dxa" w:w="2268"/>
             <w:vAlign w:val="center"/>
             <w:tcBorders>
               <w:top w:val="single" w:sz="4" w:space="0" w:color="000000"/>
@@ -7885,37 +9397,6 @@
             </w:r>
           </w:p>
         </w:tc>
-        <w:tc>
-          <w:tcPr>
-            <w:tcW w:type="dxa" w:w="1927"/>
-            <w:vAlign w:val="center"/>
-            <w:tcBorders>
-              <w:top w:val="single" w:sz="4" w:space="0" w:color="000000"/>
-              <w:left w:val="single" w:sz="4" w:space="0" w:color="000000"/>
-              <w:bottom w:val="single" w:sz="4" w:space="0" w:color="000000"/>
-              <w:right w:val="single" w:sz="4" w:space="0" w:color="000000"/>
-            </w:tcBorders>
-            <w:shd w:fill="E8E8E8" w:val="clear"/>
-          </w:tcPr>
-          <w:p>
-            <w:pPr>
-              <w:spacing w:line="240" w:lineRule="auto" w:before="0" w:after="0"/>
-              <w:ind w:firstLine="0" w:left="0"/>
-              <w:jc w:val="center"/>
-            </w:pPr>
-            <w:r/>
-            <w:r>
-              <w:rPr>
-                <w:rFonts w:ascii="Times New Roman" w:hAnsi="Times New Roman" w:cs="Times New Roman" w:eastAsia="Times New Roman"/>
-                <w:b/>
-                <w:i w:val="0"/>
-                <w:color w:val="000000"/>
-                <w:sz w:val="24"/>
-              </w:rPr>
-              <w:t>Аналог 3</w:t>
-            </w:r>
-          </w:p>
-        </w:tc>
       </w:tr>
       <w:tr>
         <w:trPr>
@@ -7923,7 +9404,7 @@
         </w:trPr>
         <w:tc>
           <w:tcPr>
-            <w:tcW w:type="dxa" w:w="1927"/>
+            <w:tcW w:type="dxa" w:w="2835"/>
             <w:vAlign w:val="center"/>
             <w:tcBorders>
               <w:top w:val="single" w:sz="4" w:space="0" w:color="000000"/>
@@ -7947,323 +9428,13 @@
                 <w:color w:val="000000"/>
                 <w:sz w:val="24"/>
               </w:rPr>
-              <w:t>Место</w:t>
+              <w:t>Цена, руб./сотка</w:t>
             </w:r>
           </w:p>
         </w:tc>
         <w:tc>
           <w:tcPr>
-            <w:tcW w:type="dxa" w:w="1927"/>
-            <w:vAlign w:val="center"/>
-            <w:tcBorders>
-              <w:top w:val="single" w:sz="4" w:space="0" w:color="000000"/>
-              <w:left w:val="single" w:sz="4" w:space="0" w:color="000000"/>
-              <w:bottom w:val="single" w:sz="4" w:space="0" w:color="000000"/>
-              <w:right w:val="single" w:sz="4" w:space="0" w:color="000000"/>
-            </w:tcBorders>
-          </w:tcPr>
-          <w:p>
-            <w:pPr>
-              <w:spacing w:line="240" w:lineRule="auto" w:before="0" w:after="0"/>
-              <w:ind w:firstLine="0" w:left="0"/>
-              <w:jc w:val="center"/>
-            </w:pPr>
-            <w:r/>
-            <w:r>
-              <w:rPr>
-                <w:rFonts w:ascii="Times New Roman" w:hAnsi="Times New Roman" w:cs="Times New Roman" w:eastAsia="Times New Roman"/>
-                <w:b w:val="0"/>
-                <w:i w:val="0"/>
-                <w:color w:val="000000"/>
-                <w:sz w:val="24"/>
-              </w:rPr>
-              <w:t>СНТ «Ветеран-5»</w:t>
-            </w:r>
-          </w:p>
-        </w:tc>
-        <w:tc>
-          <w:tcPr>
-            <w:tcW w:type="dxa" w:w="1927"/>
-            <w:vAlign w:val="center"/>
-            <w:tcBorders>
-              <w:top w:val="single" w:sz="4" w:space="0" w:color="000000"/>
-              <w:left w:val="single" w:sz="4" w:space="0" w:color="000000"/>
-              <w:bottom w:val="single" w:sz="4" w:space="0" w:color="000000"/>
-              <w:right w:val="single" w:sz="4" w:space="0" w:color="000000"/>
-            </w:tcBorders>
-          </w:tcPr>
-          <w:p>
-            <w:pPr>
-              <w:spacing w:line="240" w:lineRule="auto" w:before="0" w:after="0"/>
-              <w:ind w:firstLine="0" w:left="0"/>
-              <w:jc w:val="center"/>
-            </w:pPr>
-            <w:r/>
-            <w:r>
-              <w:rPr>
-                <w:rFonts w:ascii="Times New Roman" w:hAnsi="Times New Roman" w:cs="Times New Roman" w:eastAsia="Times New Roman"/>
-                <w:b w:val="0"/>
-                <w:i w:val="0"/>
-                <w:color w:val="000000"/>
-                <w:sz w:val="24"/>
-              </w:rPr>
-              <w:t>СНТ «Лайнер-Соломыково»</w:t>
-            </w:r>
-          </w:p>
-        </w:tc>
-        <w:tc>
-          <w:tcPr>
-            <w:tcW w:type="dxa" w:w="1927"/>
-            <w:vAlign w:val="center"/>
-            <w:tcBorders>
-              <w:top w:val="single" w:sz="4" w:space="0" w:color="000000"/>
-              <w:left w:val="single" w:sz="4" w:space="0" w:color="000000"/>
-              <w:bottom w:val="single" w:sz="4" w:space="0" w:color="000000"/>
-              <w:right w:val="single" w:sz="4" w:space="0" w:color="000000"/>
-            </w:tcBorders>
-          </w:tcPr>
-          <w:p>
-            <w:pPr>
-              <w:spacing w:line="240" w:lineRule="auto" w:before="0" w:after="0"/>
-              <w:ind w:firstLine="0" w:left="0"/>
-              <w:jc w:val="center"/>
-            </w:pPr>
-            <w:r/>
-            <w:r>
-              <w:rPr>
-                <w:rFonts w:ascii="Times New Roman" w:hAnsi="Times New Roman" w:cs="Times New Roman" w:eastAsia="Times New Roman"/>
-                <w:b w:val="0"/>
-                <w:i w:val="0"/>
-                <w:color w:val="000000"/>
-                <w:sz w:val="24"/>
-              </w:rPr>
-              <w:t>СНТ «Лайнер-Соломыково»</w:t>
-            </w:r>
-          </w:p>
-        </w:tc>
-        <w:tc>
-          <w:tcPr>
-            <w:tcW w:type="dxa" w:w="1927"/>
-            <w:vAlign w:val="center"/>
-            <w:tcBorders>
-              <w:top w:val="single" w:sz="4" w:space="0" w:color="000000"/>
-              <w:left w:val="single" w:sz="4" w:space="0" w:color="000000"/>
-              <w:bottom w:val="single" w:sz="4" w:space="0" w:color="000000"/>
-              <w:right w:val="single" w:sz="4" w:space="0" w:color="000000"/>
-            </w:tcBorders>
-          </w:tcPr>
-          <w:p>
-            <w:pPr>
-              <w:spacing w:line="240" w:lineRule="auto" w:before="0" w:after="0"/>
-              <w:ind w:firstLine="0" w:left="0"/>
-              <w:jc w:val="center"/>
-            </w:pPr>
-            <w:r/>
-            <w:r>
-              <w:rPr>
-                <w:rFonts w:ascii="Times New Roman" w:hAnsi="Times New Roman" w:cs="Times New Roman" w:eastAsia="Times New Roman"/>
-                <w:b w:val="0"/>
-                <w:i w:val="0"/>
-                <w:color w:val="000000"/>
-                <w:sz w:val="24"/>
-              </w:rPr>
-              <w:t>СНТ «Лайнер-Соломыково»</w:t>
-            </w:r>
-          </w:p>
-        </w:tc>
-      </w:tr>
-      <w:tr>
-        <w:trPr>
-          <w:cantSplit/>
-        </w:trPr>
-        <w:tc>
-          <w:tcPr>
-            <w:tcW w:type="dxa" w:w="1927"/>
-            <w:vAlign w:val="center"/>
-            <w:tcBorders>
-              <w:top w:val="single" w:sz="4" w:space="0" w:color="000000"/>
-              <w:left w:val="single" w:sz="4" w:space="0" w:color="000000"/>
-              <w:bottom w:val="single" w:sz="4" w:space="0" w:color="000000"/>
-              <w:right w:val="single" w:sz="4" w:space="0" w:color="000000"/>
-            </w:tcBorders>
-          </w:tcPr>
-          <w:p>
-            <w:pPr>
-              <w:spacing w:line="240" w:lineRule="auto" w:before="0" w:after="0"/>
-              <w:ind w:firstLine="0" w:left="0"/>
-              <w:jc w:val="center"/>
-            </w:pPr>
-            <w:r/>
-            <w:r>
-              <w:rPr>
-                <w:rFonts w:ascii="Times New Roman" w:hAnsi="Times New Roman" w:cs="Times New Roman" w:eastAsia="Times New Roman"/>
-                <w:b w:val="0"/>
-                <w:i w:val="0"/>
-                <w:color w:val="000000"/>
-                <w:sz w:val="24"/>
-              </w:rPr>
-              <w:t>Площадь, соток</w:t>
-            </w:r>
-          </w:p>
-        </w:tc>
-        <w:tc>
-          <w:tcPr>
-            <w:tcW w:type="dxa" w:w="1927"/>
-            <w:vAlign w:val="center"/>
-            <w:tcBorders>
-              <w:top w:val="single" w:sz="4" w:space="0" w:color="000000"/>
-              <w:left w:val="single" w:sz="4" w:space="0" w:color="000000"/>
-              <w:bottom w:val="single" w:sz="4" w:space="0" w:color="000000"/>
-              <w:right w:val="single" w:sz="4" w:space="0" w:color="000000"/>
-            </w:tcBorders>
-          </w:tcPr>
-          <w:p>
-            <w:pPr>
-              <w:spacing w:line="240" w:lineRule="auto" w:before="0" w:after="0"/>
-              <w:ind w:firstLine="0" w:left="0"/>
-              <w:jc w:val="center"/>
-            </w:pPr>
-            <w:r/>
-            <w:r>
-              <w:rPr>
-                <w:rFonts w:ascii="Times New Roman" w:hAnsi="Times New Roman" w:cs="Times New Roman" w:eastAsia="Times New Roman"/>
-                <w:b w:val="0"/>
-                <w:i w:val="0"/>
-                <w:color w:val="000000"/>
-                <w:sz w:val="24"/>
-              </w:rPr>
-              <w:t>10,05</w:t>
-            </w:r>
-          </w:p>
-        </w:tc>
-        <w:tc>
-          <w:tcPr>
-            <w:tcW w:type="dxa" w:w="1927"/>
-            <w:vAlign w:val="center"/>
-            <w:tcBorders>
-              <w:top w:val="single" w:sz="4" w:space="0" w:color="000000"/>
-              <w:left w:val="single" w:sz="4" w:space="0" w:color="000000"/>
-              <w:bottom w:val="single" w:sz="4" w:space="0" w:color="000000"/>
-              <w:right w:val="single" w:sz="4" w:space="0" w:color="000000"/>
-            </w:tcBorders>
-          </w:tcPr>
-          <w:p>
-            <w:pPr>
-              <w:spacing w:line="240" w:lineRule="auto" w:before="0" w:after="0"/>
-              <w:ind w:firstLine="0" w:left="0"/>
-              <w:jc w:val="center"/>
-            </w:pPr>
-            <w:r/>
-            <w:r>
-              <w:rPr>
-                <w:rFonts w:ascii="Times New Roman" w:hAnsi="Times New Roman" w:cs="Times New Roman" w:eastAsia="Times New Roman"/>
-                <w:b w:val="0"/>
-                <w:i w:val="0"/>
-                <w:color w:val="000000"/>
-                <w:sz w:val="24"/>
-              </w:rPr>
-              <w:t>10</w:t>
-            </w:r>
-          </w:p>
-        </w:tc>
-        <w:tc>
-          <w:tcPr>
-            <w:tcW w:type="dxa" w:w="1927"/>
-            <w:vAlign w:val="center"/>
-            <w:tcBorders>
-              <w:top w:val="single" w:sz="4" w:space="0" w:color="000000"/>
-              <w:left w:val="single" w:sz="4" w:space="0" w:color="000000"/>
-              <w:bottom w:val="single" w:sz="4" w:space="0" w:color="000000"/>
-              <w:right w:val="single" w:sz="4" w:space="0" w:color="000000"/>
-            </w:tcBorders>
-          </w:tcPr>
-          <w:p>
-            <w:pPr>
-              <w:spacing w:line="240" w:lineRule="auto" w:before="0" w:after="0"/>
-              <w:ind w:firstLine="0" w:left="0"/>
-              <w:jc w:val="center"/>
-            </w:pPr>
-            <w:r/>
-            <w:r>
-              <w:rPr>
-                <w:rFonts w:ascii="Times New Roman" w:hAnsi="Times New Roman" w:cs="Times New Roman" w:eastAsia="Times New Roman"/>
-                <w:b w:val="0"/>
-                <w:i w:val="0"/>
-                <w:color w:val="000000"/>
-                <w:sz w:val="24"/>
-              </w:rPr>
-              <w:t>16</w:t>
-            </w:r>
-          </w:p>
-        </w:tc>
-        <w:tc>
-          <w:tcPr>
-            <w:tcW w:type="dxa" w:w="1927"/>
-            <w:vAlign w:val="center"/>
-            <w:tcBorders>
-              <w:top w:val="single" w:sz="4" w:space="0" w:color="000000"/>
-              <w:left w:val="single" w:sz="4" w:space="0" w:color="000000"/>
-              <w:bottom w:val="single" w:sz="4" w:space="0" w:color="000000"/>
-              <w:right w:val="single" w:sz="4" w:space="0" w:color="000000"/>
-            </w:tcBorders>
-          </w:tcPr>
-          <w:p>
-            <w:pPr>
-              <w:spacing w:line="240" w:lineRule="auto" w:before="0" w:after="0"/>
-              <w:ind w:firstLine="0" w:left="0"/>
-              <w:jc w:val="center"/>
-            </w:pPr>
-            <w:r/>
-            <w:r>
-              <w:rPr>
-                <w:rFonts w:ascii="Times New Roman" w:hAnsi="Times New Roman" w:cs="Times New Roman" w:eastAsia="Times New Roman"/>
-                <w:b w:val="0"/>
-                <w:i w:val="0"/>
-                <w:color w:val="000000"/>
-                <w:sz w:val="24"/>
-              </w:rPr>
-              <w:t>16</w:t>
-            </w:r>
-          </w:p>
-        </w:tc>
-      </w:tr>
-      <w:tr>
-        <w:trPr>
-          <w:cantSplit/>
-        </w:trPr>
-        <w:tc>
-          <w:tcPr>
-            <w:tcW w:type="dxa" w:w="1927"/>
-            <w:vAlign w:val="center"/>
-            <w:tcBorders>
-              <w:top w:val="single" w:sz="4" w:space="0" w:color="000000"/>
-              <w:left w:val="single" w:sz="4" w:space="0" w:color="000000"/>
-              <w:bottom w:val="single" w:sz="4" w:space="0" w:color="000000"/>
-              <w:right w:val="single" w:sz="4" w:space="0" w:color="000000"/>
-            </w:tcBorders>
-          </w:tcPr>
-          <w:p>
-            <w:pPr>
-              <w:spacing w:line="240" w:lineRule="auto" w:before="0" w:after="0"/>
-              <w:ind w:firstLine="0" w:left="0"/>
-              <w:jc w:val="center"/>
-            </w:pPr>
-            <w:r/>
-            <w:r>
-              <w:rPr>
-                <w:rFonts w:ascii="Times New Roman" w:hAnsi="Times New Roman" w:cs="Times New Roman" w:eastAsia="Times New Roman"/>
-                <w:b w:val="0"/>
-                <w:i w:val="0"/>
-                <w:color w:val="000000"/>
-                <w:sz w:val="24"/>
-              </w:rPr>
-              <w:t>Цена предложения, руб.</w:t>
-            </w:r>
-          </w:p>
-        </w:tc>
-        <w:tc>
-          <w:tcPr>
-            <w:tcW w:type="dxa" w:w="1927"/>
+            <w:tcW w:type="dxa" w:w="2268"/>
             <w:vAlign w:val="center"/>
             <w:tcBorders>
               <w:top w:val="single" w:sz="4" w:space="0" w:color="000000"/>
@@ -8293,7 +9464,7 @@
         </w:tc>
         <w:tc>
           <w:tcPr>
-            <w:tcW w:type="dxa" w:w="1927"/>
+            <w:tcW w:type="dxa" w:w="2268"/>
             <w:vAlign w:val="center"/>
             <w:tcBorders>
               <w:top w:val="single" w:sz="4" w:space="0" w:color="000000"/>
@@ -8317,13 +9488,13 @@
                 <w:color w:val="000000"/>
                 <w:sz w:val="24"/>
               </w:rPr>
-              <w:t>1 550 000</w:t>
+              <w:t>272 727</w:t>
             </w:r>
           </w:p>
         </w:tc>
         <w:tc>
           <w:tcPr>
-            <w:tcW w:type="dxa" w:w="1927"/>
+            <w:tcW w:type="dxa" w:w="2268"/>
             <w:vAlign w:val="center"/>
             <w:tcBorders>
               <w:top w:val="single" w:sz="4" w:space="0" w:color="000000"/>
@@ -8347,37 +9518,7 @@
                 <w:color w:val="000000"/>
                 <w:sz w:val="24"/>
               </w:rPr>
-              <w:t>2 180 000</w:t>
-            </w:r>
-          </w:p>
-        </w:tc>
-        <w:tc>
-          <w:tcPr>
-            <w:tcW w:type="dxa" w:w="1927"/>
-            <w:vAlign w:val="center"/>
-            <w:tcBorders>
-              <w:top w:val="single" w:sz="4" w:space="0" w:color="000000"/>
-              <w:left w:val="single" w:sz="4" w:space="0" w:color="000000"/>
-              <w:bottom w:val="single" w:sz="4" w:space="0" w:color="000000"/>
-              <w:right w:val="single" w:sz="4" w:space="0" w:color="000000"/>
-            </w:tcBorders>
-          </w:tcPr>
-          <w:p>
-            <w:pPr>
-              <w:spacing w:line="240" w:lineRule="auto" w:before="0" w:after="0"/>
-              <w:ind w:firstLine="0" w:left="0"/>
-              <w:jc w:val="center"/>
-            </w:pPr>
-            <w:r/>
-            <w:r>
-              <w:rPr>
-                <w:rFonts w:ascii="Times New Roman" w:hAnsi="Times New Roman" w:cs="Times New Roman" w:eastAsia="Times New Roman"/>
-                <w:b w:val="0"/>
-                <w:i w:val="0"/>
-                <w:color w:val="000000"/>
-                <w:sz w:val="24"/>
-              </w:rPr>
-              <w:t>1 650 000</w:t>
+              <w:t>130 000</w:t>
             </w:r>
           </w:p>
         </w:tc>
@@ -8388,1009 +9529,7 @@
         </w:trPr>
         <w:tc>
           <w:tcPr>
-            <w:tcW w:type="dxa" w:w="1927"/>
-            <w:vAlign w:val="center"/>
-            <w:tcBorders>
-              <w:top w:val="single" w:sz="4" w:space="0" w:color="000000"/>
-              <w:left w:val="single" w:sz="4" w:space="0" w:color="000000"/>
-              <w:bottom w:val="single" w:sz="4" w:space="0" w:color="000000"/>
-              <w:right w:val="single" w:sz="4" w:space="0" w:color="000000"/>
-            </w:tcBorders>
-          </w:tcPr>
-          <w:p>
-            <w:pPr>
-              <w:spacing w:line="240" w:lineRule="auto" w:before="0" w:after="0"/>
-              <w:ind w:firstLine="0" w:left="0"/>
-              <w:jc w:val="center"/>
-            </w:pPr>
-            <w:r/>
-            <w:r>
-              <w:rPr>
-                <w:rFonts w:ascii="Times New Roman" w:hAnsi="Times New Roman" w:cs="Times New Roman" w:eastAsia="Times New Roman"/>
-                <w:b w:val="0"/>
-                <w:i w:val="0"/>
-                <w:color w:val="000000"/>
-                <w:sz w:val="24"/>
-              </w:rPr>
-              <w:t>Руб. за сотку</w:t>
-            </w:r>
-          </w:p>
-        </w:tc>
-        <w:tc>
-          <w:tcPr>
-            <w:tcW w:type="dxa" w:w="1927"/>
-            <w:vAlign w:val="center"/>
-            <w:tcBorders>
-              <w:top w:val="single" w:sz="4" w:space="0" w:color="000000"/>
-              <w:left w:val="single" w:sz="4" w:space="0" w:color="000000"/>
-              <w:bottom w:val="single" w:sz="4" w:space="0" w:color="000000"/>
-              <w:right w:val="single" w:sz="4" w:space="0" w:color="000000"/>
-            </w:tcBorders>
-          </w:tcPr>
-          <w:p>
-            <w:pPr>
-              <w:spacing w:line="240" w:lineRule="auto" w:before="0" w:after="0"/>
-              <w:ind w:firstLine="0" w:left="0"/>
-              <w:jc w:val="center"/>
-            </w:pPr>
-            <w:r/>
-            <w:r>
-              <w:rPr>
-                <w:rFonts w:ascii="Times New Roman" w:hAnsi="Times New Roman" w:cs="Times New Roman" w:eastAsia="Times New Roman"/>
-                <w:b w:val="0"/>
-                <w:i w:val="0"/>
-                <w:color w:val="000000"/>
-                <w:sz w:val="24"/>
-              </w:rPr>
-              <w:t>определяется</w:t>
-            </w:r>
-          </w:p>
-        </w:tc>
-        <w:tc>
-          <w:tcPr>
-            <w:tcW w:type="dxa" w:w="1927"/>
-            <w:vAlign w:val="center"/>
-            <w:tcBorders>
-              <w:top w:val="single" w:sz="4" w:space="0" w:color="000000"/>
-              <w:left w:val="single" w:sz="4" w:space="0" w:color="000000"/>
-              <w:bottom w:val="single" w:sz="4" w:space="0" w:color="000000"/>
-              <w:right w:val="single" w:sz="4" w:space="0" w:color="000000"/>
-            </w:tcBorders>
-          </w:tcPr>
-          <w:p>
-            <w:pPr>
-              <w:spacing w:line="240" w:lineRule="auto" w:before="0" w:after="0"/>
-              <w:ind w:firstLine="0" w:left="0"/>
-              <w:jc w:val="center"/>
-            </w:pPr>
-            <w:r/>
-            <w:r>
-              <w:rPr>
-                <w:rFonts w:ascii="Times New Roman" w:hAnsi="Times New Roman" w:cs="Times New Roman" w:eastAsia="Times New Roman"/>
-                <w:b w:val="0"/>
-                <w:i w:val="0"/>
-                <w:color w:val="000000"/>
-                <w:sz w:val="24"/>
-              </w:rPr>
-              <w:t>155 000</w:t>
-            </w:r>
-          </w:p>
-        </w:tc>
-        <w:tc>
-          <w:tcPr>
-            <w:tcW w:type="dxa" w:w="1927"/>
-            <w:vAlign w:val="center"/>
-            <w:tcBorders>
-              <w:top w:val="single" w:sz="4" w:space="0" w:color="000000"/>
-              <w:left w:val="single" w:sz="4" w:space="0" w:color="000000"/>
-              <w:bottom w:val="single" w:sz="4" w:space="0" w:color="000000"/>
-              <w:right w:val="single" w:sz="4" w:space="0" w:color="000000"/>
-            </w:tcBorders>
-          </w:tcPr>
-          <w:p>
-            <w:pPr>
-              <w:spacing w:line="240" w:lineRule="auto" w:before="0" w:after="0"/>
-              <w:ind w:firstLine="0" w:left="0"/>
-              <w:jc w:val="center"/>
-            </w:pPr>
-            <w:r/>
-            <w:r>
-              <w:rPr>
-                <w:rFonts w:ascii="Times New Roman" w:hAnsi="Times New Roman" w:cs="Times New Roman" w:eastAsia="Times New Roman"/>
-                <w:b w:val="0"/>
-                <w:i w:val="0"/>
-                <w:color w:val="000000"/>
-                <w:sz w:val="24"/>
-              </w:rPr>
-              <w:t>136 250</w:t>
-            </w:r>
-          </w:p>
-        </w:tc>
-        <w:tc>
-          <w:tcPr>
-            <w:tcW w:type="dxa" w:w="1927"/>
-            <w:vAlign w:val="center"/>
-            <w:tcBorders>
-              <w:top w:val="single" w:sz="4" w:space="0" w:color="000000"/>
-              <w:left w:val="single" w:sz="4" w:space="0" w:color="000000"/>
-              <w:bottom w:val="single" w:sz="4" w:space="0" w:color="000000"/>
-              <w:right w:val="single" w:sz="4" w:space="0" w:color="000000"/>
-            </w:tcBorders>
-          </w:tcPr>
-          <w:p>
-            <w:pPr>
-              <w:spacing w:line="240" w:lineRule="auto" w:before="0" w:after="0"/>
-              <w:ind w:firstLine="0" w:left="0"/>
-              <w:jc w:val="center"/>
-            </w:pPr>
-            <w:r/>
-            <w:r>
-              <w:rPr>
-                <w:rFonts w:ascii="Times New Roman" w:hAnsi="Times New Roman" w:cs="Times New Roman" w:eastAsia="Times New Roman"/>
-                <w:b w:val="0"/>
-                <w:i w:val="0"/>
-                <w:color w:val="000000"/>
-                <w:sz w:val="24"/>
-              </w:rPr>
-              <w:t>103 125</w:t>
-            </w:r>
-          </w:p>
-        </w:tc>
-      </w:tr>
-      <w:tr>
-        <w:trPr>
-          <w:cantSplit/>
-        </w:trPr>
-        <w:tc>
-          <w:tcPr>
-            <w:tcW w:type="dxa" w:w="1927"/>
-            <w:vAlign w:val="center"/>
-            <w:tcBorders>
-              <w:top w:val="single" w:sz="4" w:space="0" w:color="000000"/>
-              <w:left w:val="single" w:sz="4" w:space="0" w:color="000000"/>
-              <w:bottom w:val="single" w:sz="4" w:space="0" w:color="000000"/>
-              <w:right w:val="single" w:sz="4" w:space="0" w:color="000000"/>
-            </w:tcBorders>
-          </w:tcPr>
-          <w:p>
-            <w:pPr>
-              <w:spacing w:line="240" w:lineRule="auto" w:before="0" w:after="0"/>
-              <w:ind w:firstLine="0" w:left="0"/>
-              <w:jc w:val="center"/>
-            </w:pPr>
-            <w:r/>
-            <w:r>
-              <w:rPr>
-                <w:rFonts w:ascii="Times New Roman" w:hAnsi="Times New Roman" w:cs="Times New Roman" w:eastAsia="Times New Roman"/>
-                <w:b w:val="0"/>
-                <w:i w:val="0"/>
-                <w:color w:val="000000"/>
-                <w:sz w:val="24"/>
-              </w:rPr>
-              <w:t>Права</w:t>
-            </w:r>
-          </w:p>
-        </w:tc>
-        <w:tc>
-          <w:tcPr>
-            <w:tcW w:type="dxa" w:w="1927"/>
-            <w:vAlign w:val="center"/>
-            <w:tcBorders>
-              <w:top w:val="single" w:sz="4" w:space="0" w:color="000000"/>
-              <w:left w:val="single" w:sz="4" w:space="0" w:color="000000"/>
-              <w:bottom w:val="single" w:sz="4" w:space="0" w:color="000000"/>
-              <w:right w:val="single" w:sz="4" w:space="0" w:color="000000"/>
-            </w:tcBorders>
-          </w:tcPr>
-          <w:p>
-            <w:pPr>
-              <w:spacing w:line="240" w:lineRule="auto" w:before="0" w:after="0"/>
-              <w:ind w:firstLine="0" w:left="0"/>
-              <w:jc w:val="center"/>
-            </w:pPr>
-            <w:r/>
-            <w:r>
-              <w:rPr>
-                <w:rFonts w:ascii="Times New Roman" w:hAnsi="Times New Roman" w:cs="Times New Roman" w:eastAsia="Times New Roman"/>
-                <w:b w:val="0"/>
-                <w:i w:val="0"/>
-                <w:color w:val="000000"/>
-                <w:sz w:val="24"/>
-              </w:rPr>
-              <w:t>собственность</w:t>
-            </w:r>
-          </w:p>
-        </w:tc>
-        <w:tc>
-          <w:tcPr>
-            <w:tcW w:type="dxa" w:w="1927"/>
-            <w:vAlign w:val="center"/>
-            <w:tcBorders>
-              <w:top w:val="single" w:sz="4" w:space="0" w:color="000000"/>
-              <w:left w:val="single" w:sz="4" w:space="0" w:color="000000"/>
-              <w:bottom w:val="single" w:sz="4" w:space="0" w:color="000000"/>
-              <w:right w:val="single" w:sz="4" w:space="0" w:color="000000"/>
-            </w:tcBorders>
-          </w:tcPr>
-          <w:p>
-            <w:pPr>
-              <w:spacing w:line="240" w:lineRule="auto" w:before="0" w:after="0"/>
-              <w:ind w:firstLine="0" w:left="0"/>
-              <w:jc w:val="center"/>
-            </w:pPr>
-            <w:r/>
-            <w:r>
-              <w:rPr>
-                <w:rFonts w:ascii="Times New Roman" w:hAnsi="Times New Roman" w:cs="Times New Roman" w:eastAsia="Times New Roman"/>
-                <w:b w:val="0"/>
-                <w:i w:val="0"/>
-                <w:color w:val="000000"/>
-                <w:sz w:val="24"/>
-              </w:rPr>
-              <w:t>предложение о продаже права</w:t>
-            </w:r>
-          </w:p>
-        </w:tc>
-        <w:tc>
-          <w:tcPr>
-            <w:tcW w:type="dxa" w:w="1927"/>
-            <w:vAlign w:val="center"/>
-            <w:tcBorders>
-              <w:top w:val="single" w:sz="4" w:space="0" w:color="000000"/>
-              <w:left w:val="single" w:sz="4" w:space="0" w:color="000000"/>
-              <w:bottom w:val="single" w:sz="4" w:space="0" w:color="000000"/>
-              <w:right w:val="single" w:sz="4" w:space="0" w:color="000000"/>
-            </w:tcBorders>
-          </w:tcPr>
-          <w:p>
-            <w:pPr>
-              <w:spacing w:line="240" w:lineRule="auto" w:before="0" w:after="0"/>
-              <w:ind w:firstLine="0" w:left="0"/>
-              <w:jc w:val="center"/>
-            </w:pPr>
-            <w:r/>
-            <w:r>
-              <w:rPr>
-                <w:rFonts w:ascii="Times New Roman" w:hAnsi="Times New Roman" w:cs="Times New Roman" w:eastAsia="Times New Roman"/>
-                <w:b w:val="0"/>
-                <w:i w:val="0"/>
-                <w:color w:val="000000"/>
-                <w:sz w:val="24"/>
-              </w:rPr>
-              <w:t>предложение о продаже права</w:t>
-            </w:r>
-          </w:p>
-        </w:tc>
-        <w:tc>
-          <w:tcPr>
-            <w:tcW w:type="dxa" w:w="1927"/>
-            <w:vAlign w:val="center"/>
-            <w:tcBorders>
-              <w:top w:val="single" w:sz="4" w:space="0" w:color="000000"/>
-              <w:left w:val="single" w:sz="4" w:space="0" w:color="000000"/>
-              <w:bottom w:val="single" w:sz="4" w:space="0" w:color="000000"/>
-              <w:right w:val="single" w:sz="4" w:space="0" w:color="000000"/>
-            </w:tcBorders>
-          </w:tcPr>
-          <w:p>
-            <w:pPr>
-              <w:spacing w:line="240" w:lineRule="auto" w:before="0" w:after="0"/>
-              <w:ind w:firstLine="0" w:left="0"/>
-              <w:jc w:val="center"/>
-            </w:pPr>
-            <w:r/>
-            <w:r>
-              <w:rPr>
-                <w:rFonts w:ascii="Times New Roman" w:hAnsi="Times New Roman" w:cs="Times New Roman" w:eastAsia="Times New Roman"/>
-                <w:b w:val="0"/>
-                <w:i w:val="0"/>
-                <w:color w:val="000000"/>
-                <w:sz w:val="24"/>
-              </w:rPr>
-              <w:t>предложение о продаже права</w:t>
-            </w:r>
-          </w:p>
-        </w:tc>
-      </w:tr>
-      <w:tr>
-        <w:trPr>
-          <w:cantSplit/>
-        </w:trPr>
-        <w:tc>
-          <w:tcPr>
-            <w:tcW w:type="dxa" w:w="1927"/>
-            <w:vAlign w:val="center"/>
-            <w:tcBorders>
-              <w:top w:val="single" w:sz="4" w:space="0" w:color="000000"/>
-              <w:left w:val="single" w:sz="4" w:space="0" w:color="000000"/>
-              <w:bottom w:val="single" w:sz="4" w:space="0" w:color="000000"/>
-              <w:right w:val="single" w:sz="4" w:space="0" w:color="000000"/>
-            </w:tcBorders>
-          </w:tcPr>
-          <w:p>
-            <w:pPr>
-              <w:spacing w:line="240" w:lineRule="auto" w:before="0" w:after="0"/>
-              <w:ind w:firstLine="0" w:left="0"/>
-              <w:jc w:val="center"/>
-            </w:pPr>
-            <w:r/>
-            <w:r>
-              <w:rPr>
-                <w:rFonts w:ascii="Times New Roman" w:hAnsi="Times New Roman" w:cs="Times New Roman" w:eastAsia="Times New Roman"/>
-                <w:b w:val="0"/>
-                <w:i w:val="0"/>
-                <w:color w:val="000000"/>
-                <w:sz w:val="24"/>
-              </w:rPr>
-              <w:t>Коммуникации</w:t>
-            </w:r>
-          </w:p>
-        </w:tc>
-        <w:tc>
-          <w:tcPr>
-            <w:tcW w:type="dxa" w:w="1927"/>
-            <w:vAlign w:val="center"/>
-            <w:tcBorders>
-              <w:top w:val="single" w:sz="4" w:space="0" w:color="000000"/>
-              <w:left w:val="single" w:sz="4" w:space="0" w:color="000000"/>
-              <w:bottom w:val="single" w:sz="4" w:space="0" w:color="000000"/>
-              <w:right w:val="single" w:sz="4" w:space="0" w:color="000000"/>
-            </w:tcBorders>
-          </w:tcPr>
-          <w:p>
-            <w:pPr>
-              <w:spacing w:line="240" w:lineRule="auto" w:before="0" w:after="0"/>
-              <w:ind w:firstLine="0" w:left="0"/>
-              <w:jc w:val="center"/>
-            </w:pPr>
-            <w:r/>
-            <w:r>
-              <w:rPr>
-                <w:rFonts w:ascii="Times New Roman" w:hAnsi="Times New Roman" w:cs="Times New Roman" w:eastAsia="Times New Roman"/>
-                <w:b w:val="0"/>
-                <w:i w:val="0"/>
-                <w:color w:val="000000"/>
-                <w:sz w:val="24"/>
-              </w:rPr>
-              <w:t>сведениями ЕГРН не подтверждены</w:t>
-            </w:r>
-          </w:p>
-        </w:tc>
-        <w:tc>
-          <w:tcPr>
-            <w:tcW w:type="dxa" w:w="1927"/>
-            <w:vAlign w:val="center"/>
-            <w:tcBorders>
-              <w:top w:val="single" w:sz="4" w:space="0" w:color="000000"/>
-              <w:left w:val="single" w:sz="4" w:space="0" w:color="000000"/>
-              <w:bottom w:val="single" w:sz="4" w:space="0" w:color="000000"/>
-              <w:right w:val="single" w:sz="4" w:space="0" w:color="000000"/>
-            </w:tcBorders>
-          </w:tcPr>
-          <w:p>
-            <w:pPr>
-              <w:spacing w:line="240" w:lineRule="auto" w:before="0" w:after="0"/>
-              <w:ind w:firstLine="0" w:left="0"/>
-              <w:jc w:val="center"/>
-            </w:pPr>
-            <w:r/>
-            <w:r>
-              <w:rPr>
-                <w:rFonts w:ascii="Times New Roman" w:hAnsi="Times New Roman" w:cs="Times New Roman" w:eastAsia="Times New Roman"/>
-                <w:b w:val="0"/>
-                <w:i w:val="0"/>
-                <w:color w:val="000000"/>
-                <w:sz w:val="24"/>
-              </w:rPr>
-              <w:t>электричество 15 кВт, колодец</w:t>
-            </w:r>
-          </w:p>
-        </w:tc>
-        <w:tc>
-          <w:tcPr>
-            <w:tcW w:type="dxa" w:w="1927"/>
-            <w:vAlign w:val="center"/>
-            <w:tcBorders>
-              <w:top w:val="single" w:sz="4" w:space="0" w:color="000000"/>
-              <w:left w:val="single" w:sz="4" w:space="0" w:color="000000"/>
-              <w:bottom w:val="single" w:sz="4" w:space="0" w:color="000000"/>
-              <w:right w:val="single" w:sz="4" w:space="0" w:color="000000"/>
-            </w:tcBorders>
-          </w:tcPr>
-          <w:p>
-            <w:pPr>
-              <w:spacing w:line="240" w:lineRule="auto" w:before="0" w:after="0"/>
-              <w:ind w:firstLine="0" w:left="0"/>
-              <w:jc w:val="center"/>
-            </w:pPr>
-            <w:r/>
-            <w:r>
-              <w:rPr>
-                <w:rFonts w:ascii="Times New Roman" w:hAnsi="Times New Roman" w:cs="Times New Roman" w:eastAsia="Times New Roman"/>
-                <w:b w:val="0"/>
-                <w:i w:val="0"/>
-                <w:color w:val="000000"/>
-                <w:sz w:val="24"/>
-              </w:rPr>
-              <w:t>газ и электричество по границе</w:t>
-            </w:r>
-          </w:p>
-        </w:tc>
-        <w:tc>
-          <w:tcPr>
-            <w:tcW w:type="dxa" w:w="1927"/>
-            <w:vAlign w:val="center"/>
-            <w:tcBorders>
-              <w:top w:val="single" w:sz="4" w:space="0" w:color="000000"/>
-              <w:left w:val="single" w:sz="4" w:space="0" w:color="000000"/>
-              <w:bottom w:val="single" w:sz="4" w:space="0" w:color="000000"/>
-              <w:right w:val="single" w:sz="4" w:space="0" w:color="000000"/>
-            </w:tcBorders>
-          </w:tcPr>
-          <w:p>
-            <w:pPr>
-              <w:spacing w:line="240" w:lineRule="auto" w:before="0" w:after="0"/>
-              <w:ind w:firstLine="0" w:left="0"/>
-              <w:jc w:val="center"/>
-            </w:pPr>
-            <w:r/>
-            <w:r>
-              <w:rPr>
-                <w:rFonts w:ascii="Times New Roman" w:hAnsi="Times New Roman" w:cs="Times New Roman" w:eastAsia="Times New Roman"/>
-                <w:b w:val="0"/>
-                <w:i w:val="0"/>
-                <w:color w:val="000000"/>
-                <w:sz w:val="24"/>
-              </w:rPr>
-              <w:t>не указаны</w:t>
-            </w:r>
-          </w:p>
-        </w:tc>
-      </w:tr>
-      <w:tr>
-        <w:trPr>
-          <w:cantSplit/>
-        </w:trPr>
-        <w:tc>
-          <w:tcPr>
-            <w:tcW w:type="dxa" w:w="1927"/>
-            <w:vAlign w:val="center"/>
-            <w:tcBorders>
-              <w:top w:val="single" w:sz="4" w:space="0" w:color="000000"/>
-              <w:left w:val="single" w:sz="4" w:space="0" w:color="000000"/>
-              <w:bottom w:val="single" w:sz="4" w:space="0" w:color="000000"/>
-              <w:right w:val="single" w:sz="4" w:space="0" w:color="000000"/>
-            </w:tcBorders>
-          </w:tcPr>
-          <w:p>
-            <w:pPr>
-              <w:spacing w:line="240" w:lineRule="auto" w:before="0" w:after="0"/>
-              <w:ind w:firstLine="0" w:left="0"/>
-              <w:jc w:val="center"/>
-            </w:pPr>
-            <w:r/>
-            <w:r>
-              <w:rPr>
-                <w:rFonts w:ascii="Times New Roman" w:hAnsi="Times New Roman" w:cs="Times New Roman" w:eastAsia="Times New Roman"/>
-                <w:b w:val="0"/>
-                <w:i w:val="0"/>
-                <w:color w:val="000000"/>
-                <w:sz w:val="24"/>
-              </w:rPr>
-              <w:t>Граница</w:t>
-            </w:r>
-          </w:p>
-        </w:tc>
-        <w:tc>
-          <w:tcPr>
-            <w:tcW w:type="dxa" w:w="1927"/>
-            <w:vAlign w:val="center"/>
-            <w:tcBorders>
-              <w:top w:val="single" w:sz="4" w:space="0" w:color="000000"/>
-              <w:left w:val="single" w:sz="4" w:space="0" w:color="000000"/>
-              <w:bottom w:val="single" w:sz="4" w:space="0" w:color="000000"/>
-              <w:right w:val="single" w:sz="4" w:space="0" w:color="000000"/>
-            </w:tcBorders>
-          </w:tcPr>
-          <w:p>
-            <w:pPr>
-              <w:spacing w:line="240" w:lineRule="auto" w:before="0" w:after="0"/>
-              <w:ind w:firstLine="0" w:left="0"/>
-              <w:jc w:val="center"/>
-            </w:pPr>
-            <w:r/>
-            <w:r>
-              <w:rPr>
-                <w:rFonts w:ascii="Times New Roman" w:hAnsi="Times New Roman" w:cs="Times New Roman" w:eastAsia="Times New Roman"/>
-                <w:b w:val="0"/>
-                <w:i w:val="0"/>
-                <w:color w:val="000000"/>
-                <w:sz w:val="24"/>
-              </w:rPr>
-              <w:t>уточнена планом, площадь в ЕГРН</w:t>
-            </w:r>
-          </w:p>
-        </w:tc>
-        <w:tc>
-          <w:tcPr>
-            <w:tcW w:type="dxa" w:w="1927"/>
-            <w:vAlign w:val="center"/>
-            <w:tcBorders>
-              <w:top w:val="single" w:sz="4" w:space="0" w:color="000000"/>
-              <w:left w:val="single" w:sz="4" w:space="0" w:color="000000"/>
-              <w:bottom w:val="single" w:sz="4" w:space="0" w:color="000000"/>
-              <w:right w:val="single" w:sz="4" w:space="0" w:color="000000"/>
-            </w:tcBorders>
-          </w:tcPr>
-          <w:p>
-            <w:pPr>
-              <w:spacing w:line="240" w:lineRule="auto" w:before="0" w:after="0"/>
-              <w:ind w:firstLine="0" w:left="0"/>
-              <w:jc w:val="center"/>
-            </w:pPr>
-            <w:r/>
-            <w:r>
-              <w:rPr>
-                <w:rFonts w:ascii="Times New Roman" w:hAnsi="Times New Roman" w:cs="Times New Roman" w:eastAsia="Times New Roman"/>
-                <w:b w:val="0"/>
-                <w:i w:val="0"/>
-                <w:color w:val="000000"/>
-                <w:sz w:val="24"/>
-              </w:rPr>
-              <w:t>в объявлении не раскрыта</w:t>
-            </w:r>
-          </w:p>
-        </w:tc>
-        <w:tc>
-          <w:tcPr>
-            <w:tcW w:type="dxa" w:w="1927"/>
-            <w:vAlign w:val="center"/>
-            <w:tcBorders>
-              <w:top w:val="single" w:sz="4" w:space="0" w:color="000000"/>
-              <w:left w:val="single" w:sz="4" w:space="0" w:color="000000"/>
-              <w:bottom w:val="single" w:sz="4" w:space="0" w:color="000000"/>
-              <w:right w:val="single" w:sz="4" w:space="0" w:color="000000"/>
-            </w:tcBorders>
-          </w:tcPr>
-          <w:p>
-            <w:pPr>
-              <w:spacing w:line="240" w:lineRule="auto" w:before="0" w:after="0"/>
-              <w:ind w:firstLine="0" w:left="0"/>
-              <w:jc w:val="center"/>
-            </w:pPr>
-            <w:r/>
-            <w:r>
-              <w:rPr>
-                <w:rFonts w:ascii="Times New Roman" w:hAnsi="Times New Roman" w:cs="Times New Roman" w:eastAsia="Times New Roman"/>
-                <w:b w:val="0"/>
-                <w:i w:val="0"/>
-                <w:color w:val="000000"/>
-                <w:sz w:val="24"/>
-              </w:rPr>
-              <w:t>в объявлении не раскрыта</w:t>
-            </w:r>
-          </w:p>
-        </w:tc>
-        <w:tc>
-          <w:tcPr>
-            <w:tcW w:type="dxa" w:w="1927"/>
-            <w:vAlign w:val="center"/>
-            <w:tcBorders>
-              <w:top w:val="single" w:sz="4" w:space="0" w:color="000000"/>
-              <w:left w:val="single" w:sz="4" w:space="0" w:color="000000"/>
-              <w:bottom w:val="single" w:sz="4" w:space="0" w:color="000000"/>
-              <w:right w:val="single" w:sz="4" w:space="0" w:color="000000"/>
-            </w:tcBorders>
-          </w:tcPr>
-          <w:p>
-            <w:pPr>
-              <w:spacing w:line="240" w:lineRule="auto" w:before="0" w:after="0"/>
-              <w:ind w:firstLine="0" w:left="0"/>
-              <w:jc w:val="center"/>
-            </w:pPr>
-            <w:r/>
-            <w:r>
-              <w:rPr>
-                <w:rFonts w:ascii="Times New Roman" w:hAnsi="Times New Roman" w:cs="Times New Roman" w:eastAsia="Times New Roman"/>
-                <w:b w:val="0"/>
-                <w:i w:val="0"/>
-                <w:color w:val="000000"/>
-                <w:sz w:val="24"/>
-              </w:rPr>
-              <w:t>в объявлении не раскрыта</w:t>
-            </w:r>
-          </w:p>
-        </w:tc>
-      </w:tr>
-    </w:tbl>
-    <w:p>
-      <w:pPr>
-        <w:spacing w:line="360" w:lineRule="auto" w:before="0" w:after="0"/>
-        <w:ind w:firstLine="709" w:left="0"/>
-        <w:jc w:val="both"/>
-      </w:pPr>
-      <w:r>
-        <w:rPr>
-          <w:rFonts w:ascii="Times New Roman" w:hAnsi="Times New Roman" w:cs="Times New Roman" w:eastAsia="Times New Roman"/>
-          <w:b w:val="0"/>
-          <w:i w:val="0"/>
-          <w:color w:val="000000"/>
-          <w:sz w:val="28"/>
-        </w:rPr>
-        <w:t>Корректировки заданы так, чтобы расчет можно было повторить. Скидка на торг — 7 процентов: в выборке цены предложения, а не цены сделок, обычный интервал торга по загородным участкам составляет 5–10 процентов. Поправка на коммуникации отрицательная, поскольку у объекта сети сведениями ЕГРН не подтверждены: минус 10 процентов к аналогу 1 и минус 12 процентов к аналогу 2. К аналогу 3 поправка на сети не вводилась. Удельная цена участка 16 соток обычно ниже цены участка около 10 соток, поэтому к аналогам 2 и 3 добавлено 8 процентов, к аналогу 1 — ноль. Плюс 3 процента — за юридическую готовность границы: у объекта есть площадь в ЕГРН и межевой план, у аналогов это из объявлений не следует.</w:t>
-      </w:r>
-    </w:p>
-    <w:p>
-      <w:pPr>
-        <w:spacing w:line="360" w:lineRule="auto" w:before="0" w:after="0"/>
-        <w:ind w:firstLine="709" w:left="0"/>
-        <w:jc w:val="both"/>
-      </w:pPr>
-      <w:r>
-        <w:rPr>
-          <w:rFonts w:ascii="Times New Roman" w:hAnsi="Times New Roman" w:cs="Times New Roman" w:eastAsia="Times New Roman"/>
-          <w:b w:val="0"/>
-          <w:i w:val="0"/>
-          <w:color w:val="000000"/>
-          <w:sz w:val="28"/>
-        </w:rPr>
-        <w:t>Коэффициенты и веса приведены в таблице 7. Коэффициент 1,00 означает, что поправка не вводится. Наибольший вес 0,45 присвоен аналогу 1 как ближайшему по площади и наиболее полно описанному. Аналогу 2 присвоен вес 0,35. Аналогу 3 присвоен вес 0,20: цена заметно ниже двух других, а описание коммуникаций отсутствует, поэтому опираться на него как на единственный ориентир нельзя, но исключать его как наблюдаемую цену того же массива оснований нет.</w:t>
-      </w:r>
-    </w:p>
-    <w:p>
-      <w:pPr>
-        <w:spacing w:line="360" w:lineRule="auto" w:before="120" w:after="80"/>
-        <w:ind w:firstLine="0" w:left="0"/>
-        <w:jc w:val="left"/>
-      </w:pPr>
-      <w:r>
-        <w:rPr>
-          <w:rFonts w:ascii="Times New Roman" w:hAnsi="Times New Roman" w:cs="Times New Roman" w:eastAsia="Times New Roman"/>
-          <w:b w:val="0"/>
-          <w:i w:val="0"/>
-          <w:color w:val="000000"/>
-          <w:sz w:val="28"/>
-        </w:rPr>
-        <w:t>Таблица 7 – Коэффициенты корректировки удельных цен аналогов</w:t>
-      </w:r>
-    </w:p>
-    <w:tbl>
-      <w:tblPr>
-        <w:tblW w:type="dxa" w:w="9639"/>
-        <w:jc w:val="center"/>
-        <w:tblLayout w:type="fixed"/>
-        <w:tblLook w:firstColumn="1" w:firstRow="1" w:lastColumn="0" w:lastRow="0" w:noHBand="0" w:noVBand="1" w:val="04A0"/>
-      </w:tblPr>
-      <w:tblGrid>
-        <w:gridCol w:w="2381"/>
-        <w:gridCol w:w="1814"/>
-        <w:gridCol w:w="1814"/>
-        <w:gridCol w:w="1814"/>
-        <w:gridCol w:w="1814"/>
-      </w:tblGrid>
-      <w:tr>
-        <w:trPr>
-          <w:cantSplit/>
-          <w:tblHeader/>
-        </w:trPr>
-        <w:tc>
-          <w:tcPr>
-            <w:tcW w:type="dxa" w:w="2381"/>
-            <w:vAlign w:val="center"/>
-            <w:tcBorders>
-              <w:top w:val="single" w:sz="4" w:space="0" w:color="000000"/>
-              <w:left w:val="single" w:sz="4" w:space="0" w:color="000000"/>
-              <w:bottom w:val="single" w:sz="4" w:space="0" w:color="000000"/>
-              <w:right w:val="single" w:sz="4" w:space="0" w:color="000000"/>
-            </w:tcBorders>
-            <w:shd w:fill="E8E8E8" w:val="clear"/>
-          </w:tcPr>
-          <w:p>
-            <w:pPr>
-              <w:spacing w:line="240" w:lineRule="auto" w:before="0" w:after="0"/>
-              <w:ind w:firstLine="0" w:left="0"/>
-              <w:jc w:val="center"/>
-            </w:pPr>
-            <w:r/>
-            <w:r>
-              <w:rPr>
-                <w:rFonts w:ascii="Times New Roman" w:hAnsi="Times New Roman" w:cs="Times New Roman" w:eastAsia="Times New Roman"/>
-                <w:b/>
-                <w:i w:val="0"/>
-                <w:color w:val="000000"/>
-                <w:sz w:val="24"/>
-              </w:rPr>
-              <w:t>Элемент сравнения</w:t>
-            </w:r>
-          </w:p>
-        </w:tc>
-        <w:tc>
-          <w:tcPr>
-            <w:tcW w:type="dxa" w:w="1814"/>
-            <w:vAlign w:val="center"/>
-            <w:tcBorders>
-              <w:top w:val="single" w:sz="4" w:space="0" w:color="000000"/>
-              <w:left w:val="single" w:sz="4" w:space="0" w:color="000000"/>
-              <w:bottom w:val="single" w:sz="4" w:space="0" w:color="000000"/>
-              <w:right w:val="single" w:sz="4" w:space="0" w:color="000000"/>
-            </w:tcBorders>
-            <w:shd w:fill="E8E8E8" w:val="clear"/>
-          </w:tcPr>
-          <w:p>
-            <w:pPr>
-              <w:spacing w:line="240" w:lineRule="auto" w:before="0" w:after="0"/>
-              <w:ind w:firstLine="0" w:left="0"/>
-              <w:jc w:val="center"/>
-            </w:pPr>
-            <w:r/>
-            <w:r>
-              <w:rPr>
-                <w:rFonts w:ascii="Times New Roman" w:hAnsi="Times New Roman" w:cs="Times New Roman" w:eastAsia="Times New Roman"/>
-                <w:b/>
-                <w:i w:val="0"/>
-                <w:color w:val="000000"/>
-                <w:sz w:val="24"/>
-              </w:rPr>
-              <w:t>Объект</w:t>
-            </w:r>
-          </w:p>
-        </w:tc>
-        <w:tc>
-          <w:tcPr>
-            <w:tcW w:type="dxa" w:w="1814"/>
-            <w:vAlign w:val="center"/>
-            <w:tcBorders>
-              <w:top w:val="single" w:sz="4" w:space="0" w:color="000000"/>
-              <w:left w:val="single" w:sz="4" w:space="0" w:color="000000"/>
-              <w:bottom w:val="single" w:sz="4" w:space="0" w:color="000000"/>
-              <w:right w:val="single" w:sz="4" w:space="0" w:color="000000"/>
-            </w:tcBorders>
-            <w:shd w:fill="E8E8E8" w:val="clear"/>
-          </w:tcPr>
-          <w:p>
-            <w:pPr>
-              <w:spacing w:line="240" w:lineRule="auto" w:before="0" w:after="0"/>
-              <w:ind w:firstLine="0" w:left="0"/>
-              <w:jc w:val="center"/>
-            </w:pPr>
-            <w:r/>
-            <w:r>
-              <w:rPr>
-                <w:rFonts w:ascii="Times New Roman" w:hAnsi="Times New Roman" w:cs="Times New Roman" w:eastAsia="Times New Roman"/>
-                <w:b/>
-                <w:i w:val="0"/>
-                <w:color w:val="000000"/>
-                <w:sz w:val="24"/>
-              </w:rPr>
-              <w:t>Аналог 1</w:t>
-            </w:r>
-          </w:p>
-        </w:tc>
-        <w:tc>
-          <w:tcPr>
-            <w:tcW w:type="dxa" w:w="1814"/>
-            <w:vAlign w:val="center"/>
-            <w:tcBorders>
-              <w:top w:val="single" w:sz="4" w:space="0" w:color="000000"/>
-              <w:left w:val="single" w:sz="4" w:space="0" w:color="000000"/>
-              <w:bottom w:val="single" w:sz="4" w:space="0" w:color="000000"/>
-              <w:right w:val="single" w:sz="4" w:space="0" w:color="000000"/>
-            </w:tcBorders>
-            <w:shd w:fill="E8E8E8" w:val="clear"/>
-          </w:tcPr>
-          <w:p>
-            <w:pPr>
-              <w:spacing w:line="240" w:lineRule="auto" w:before="0" w:after="0"/>
-              <w:ind w:firstLine="0" w:left="0"/>
-              <w:jc w:val="center"/>
-            </w:pPr>
-            <w:r/>
-            <w:r>
-              <w:rPr>
-                <w:rFonts w:ascii="Times New Roman" w:hAnsi="Times New Roman" w:cs="Times New Roman" w:eastAsia="Times New Roman"/>
-                <w:b/>
-                <w:i w:val="0"/>
-                <w:color w:val="000000"/>
-                <w:sz w:val="24"/>
-              </w:rPr>
-              <w:t>Аналог 2</w:t>
-            </w:r>
-          </w:p>
-        </w:tc>
-        <w:tc>
-          <w:tcPr>
-            <w:tcW w:type="dxa" w:w="1814"/>
-            <w:vAlign w:val="center"/>
-            <w:tcBorders>
-              <w:top w:val="single" w:sz="4" w:space="0" w:color="000000"/>
-              <w:left w:val="single" w:sz="4" w:space="0" w:color="000000"/>
-              <w:bottom w:val="single" w:sz="4" w:space="0" w:color="000000"/>
-              <w:right w:val="single" w:sz="4" w:space="0" w:color="000000"/>
-            </w:tcBorders>
-            <w:shd w:fill="E8E8E8" w:val="clear"/>
-          </w:tcPr>
-          <w:p>
-            <w:pPr>
-              <w:spacing w:line="240" w:lineRule="auto" w:before="0" w:after="0"/>
-              <w:ind w:firstLine="0" w:left="0"/>
-              <w:jc w:val="center"/>
-            </w:pPr>
-            <w:r/>
-            <w:r>
-              <w:rPr>
-                <w:rFonts w:ascii="Times New Roman" w:hAnsi="Times New Roman" w:cs="Times New Roman" w:eastAsia="Times New Roman"/>
-                <w:b/>
-                <w:i w:val="0"/>
-                <w:color w:val="000000"/>
-                <w:sz w:val="24"/>
-              </w:rPr>
-              <w:t>Аналог 3</w:t>
-            </w:r>
-          </w:p>
-        </w:tc>
-      </w:tr>
-      <w:tr>
-        <w:trPr>
-          <w:cantSplit/>
-        </w:trPr>
-        <w:tc>
-          <w:tcPr>
-            <w:tcW w:type="dxa" w:w="2381"/>
-            <w:vAlign w:val="center"/>
-            <w:tcBorders>
-              <w:top w:val="single" w:sz="4" w:space="0" w:color="000000"/>
-              <w:left w:val="single" w:sz="4" w:space="0" w:color="000000"/>
-              <w:bottom w:val="single" w:sz="4" w:space="0" w:color="000000"/>
-              <w:right w:val="single" w:sz="4" w:space="0" w:color="000000"/>
-            </w:tcBorders>
-          </w:tcPr>
-          <w:p>
-            <w:pPr>
-              <w:spacing w:line="240" w:lineRule="auto" w:before="0" w:after="0"/>
-              <w:ind w:firstLine="0" w:left="0"/>
-              <w:jc w:val="center"/>
-            </w:pPr>
-            <w:r/>
-            <w:r>
-              <w:rPr>
-                <w:rFonts w:ascii="Times New Roman" w:hAnsi="Times New Roman" w:cs="Times New Roman" w:eastAsia="Times New Roman"/>
-                <w:b w:val="0"/>
-                <w:i w:val="0"/>
-                <w:color w:val="000000"/>
-                <w:sz w:val="24"/>
-              </w:rPr>
-              <w:t>Цена, руб./сотка</w:t>
-            </w:r>
-          </w:p>
-        </w:tc>
-        <w:tc>
-          <w:tcPr>
-            <w:tcW w:type="dxa" w:w="1814"/>
-            <w:vAlign w:val="center"/>
-            <w:tcBorders>
-              <w:top w:val="single" w:sz="4" w:space="0" w:color="000000"/>
-              <w:left w:val="single" w:sz="4" w:space="0" w:color="000000"/>
-              <w:bottom w:val="single" w:sz="4" w:space="0" w:color="000000"/>
-              <w:right w:val="single" w:sz="4" w:space="0" w:color="000000"/>
-            </w:tcBorders>
-          </w:tcPr>
-          <w:p>
-            <w:pPr>
-              <w:spacing w:line="240" w:lineRule="auto" w:before="0" w:after="0"/>
-              <w:ind w:firstLine="0" w:left="0"/>
-              <w:jc w:val="center"/>
-            </w:pPr>
-            <w:r/>
-            <w:r>
-              <w:rPr>
-                <w:rFonts w:ascii="Times New Roman" w:hAnsi="Times New Roman" w:cs="Times New Roman" w:eastAsia="Times New Roman"/>
-                <w:b w:val="0"/>
-                <w:i w:val="0"/>
-                <w:color w:val="000000"/>
-                <w:sz w:val="24"/>
-              </w:rPr>
-              <w:t>определяется</w:t>
-            </w:r>
-          </w:p>
-        </w:tc>
-        <w:tc>
-          <w:tcPr>
-            <w:tcW w:type="dxa" w:w="1814"/>
-            <w:vAlign w:val="center"/>
-            <w:tcBorders>
-              <w:top w:val="single" w:sz="4" w:space="0" w:color="000000"/>
-              <w:left w:val="single" w:sz="4" w:space="0" w:color="000000"/>
-              <w:bottom w:val="single" w:sz="4" w:space="0" w:color="000000"/>
-              <w:right w:val="single" w:sz="4" w:space="0" w:color="000000"/>
-            </w:tcBorders>
-          </w:tcPr>
-          <w:p>
-            <w:pPr>
-              <w:spacing w:line="240" w:lineRule="auto" w:before="0" w:after="0"/>
-              <w:ind w:firstLine="0" w:left="0"/>
-              <w:jc w:val="center"/>
-            </w:pPr>
-            <w:r/>
-            <w:r>
-              <w:rPr>
-                <w:rFonts w:ascii="Times New Roman" w:hAnsi="Times New Roman" w:cs="Times New Roman" w:eastAsia="Times New Roman"/>
-                <w:b w:val="0"/>
-                <w:i w:val="0"/>
-                <w:color w:val="000000"/>
-                <w:sz w:val="24"/>
-              </w:rPr>
-              <w:t>155 000</w:t>
-            </w:r>
-          </w:p>
-        </w:tc>
-        <w:tc>
-          <w:tcPr>
-            <w:tcW w:type="dxa" w:w="1814"/>
-            <w:vAlign w:val="center"/>
-            <w:tcBorders>
-              <w:top w:val="single" w:sz="4" w:space="0" w:color="000000"/>
-              <w:left w:val="single" w:sz="4" w:space="0" w:color="000000"/>
-              <w:bottom w:val="single" w:sz="4" w:space="0" w:color="000000"/>
-              <w:right w:val="single" w:sz="4" w:space="0" w:color="000000"/>
-            </w:tcBorders>
-          </w:tcPr>
-          <w:p>
-            <w:pPr>
-              <w:spacing w:line="240" w:lineRule="auto" w:before="0" w:after="0"/>
-              <w:ind w:firstLine="0" w:left="0"/>
-              <w:jc w:val="center"/>
-            </w:pPr>
-            <w:r/>
-            <w:r>
-              <w:rPr>
-                <w:rFonts w:ascii="Times New Roman" w:hAnsi="Times New Roman" w:cs="Times New Roman" w:eastAsia="Times New Roman"/>
-                <w:b w:val="0"/>
-                <w:i w:val="0"/>
-                <w:color w:val="000000"/>
-                <w:sz w:val="24"/>
-              </w:rPr>
-              <w:t>136 250</w:t>
-            </w:r>
-          </w:p>
-        </w:tc>
-        <w:tc>
-          <w:tcPr>
-            <w:tcW w:type="dxa" w:w="1814"/>
-            <w:vAlign w:val="center"/>
-            <w:tcBorders>
-              <w:top w:val="single" w:sz="4" w:space="0" w:color="000000"/>
-              <w:left w:val="single" w:sz="4" w:space="0" w:color="000000"/>
-              <w:bottom w:val="single" w:sz="4" w:space="0" w:color="000000"/>
-              <w:right w:val="single" w:sz="4" w:space="0" w:color="000000"/>
-            </w:tcBorders>
-          </w:tcPr>
-          <w:p>
-            <w:pPr>
-              <w:spacing w:line="240" w:lineRule="auto" w:before="0" w:after="0"/>
-              <w:ind w:firstLine="0" w:left="0"/>
-              <w:jc w:val="center"/>
-            </w:pPr>
-            <w:r/>
-            <w:r>
-              <w:rPr>
-                <w:rFonts w:ascii="Times New Roman" w:hAnsi="Times New Roman" w:cs="Times New Roman" w:eastAsia="Times New Roman"/>
-                <w:b w:val="0"/>
-                <w:i w:val="0"/>
-                <w:color w:val="000000"/>
-                <w:sz w:val="24"/>
-              </w:rPr>
-              <w:t>103 125</w:t>
-            </w:r>
-          </w:p>
-        </w:tc>
-      </w:tr>
-      <w:tr>
-        <w:trPr>
-          <w:cantSplit/>
-        </w:trPr>
-        <w:tc>
-          <w:tcPr>
-            <w:tcW w:type="dxa" w:w="2381"/>
+            <w:tcW w:type="dxa" w:w="2835"/>
             <w:vAlign w:val="center"/>
             <w:tcBorders>
               <w:top w:val="single" w:sz="4" w:space="0" w:color="000000"/>
@@ -9420,7 +9559,7 @@
         </w:tc>
         <w:tc>
           <w:tcPr>
-            <w:tcW w:type="dxa" w:w="1814"/>
+            <w:tcW w:type="dxa" w:w="2268"/>
             <w:vAlign w:val="center"/>
             <w:tcBorders>
               <w:top w:val="single" w:sz="4" w:space="0" w:color="000000"/>
@@ -9450,7 +9589,7 @@
         </w:tc>
         <w:tc>
           <w:tcPr>
-            <w:tcW w:type="dxa" w:w="1814"/>
+            <w:tcW w:type="dxa" w:w="2268"/>
             <w:vAlign w:val="center"/>
             <w:tcBorders>
               <w:top w:val="single" w:sz="4" w:space="0" w:color="000000"/>
@@ -9480,37 +9619,7 @@
         </w:tc>
         <w:tc>
           <w:tcPr>
-            <w:tcW w:type="dxa" w:w="1814"/>
-            <w:vAlign w:val="center"/>
-            <w:tcBorders>
-              <w:top w:val="single" w:sz="4" w:space="0" w:color="000000"/>
-              <w:left w:val="single" w:sz="4" w:space="0" w:color="000000"/>
-              <w:bottom w:val="single" w:sz="4" w:space="0" w:color="000000"/>
-              <w:right w:val="single" w:sz="4" w:space="0" w:color="000000"/>
-            </w:tcBorders>
-          </w:tcPr>
-          <w:p>
-            <w:pPr>
-              <w:spacing w:line="240" w:lineRule="auto" w:before="0" w:after="0"/>
-              <w:ind w:firstLine="0" w:left="0"/>
-              <w:jc w:val="center"/>
-            </w:pPr>
-            <w:r/>
-            <w:r>
-              <w:rPr>
-                <w:rFonts w:ascii="Times New Roman" w:hAnsi="Times New Roman" w:cs="Times New Roman" w:eastAsia="Times New Roman"/>
-                <w:b w:val="0"/>
-                <w:i w:val="0"/>
-                <w:color w:val="000000"/>
-                <w:sz w:val="24"/>
-              </w:rPr>
-              <w:t>1,00</w:t>
-            </w:r>
-          </w:p>
-        </w:tc>
-        <w:tc>
-          <w:tcPr>
-            <w:tcW w:type="dxa" w:w="1814"/>
+            <w:tcW w:type="dxa" w:w="2268"/>
             <w:vAlign w:val="center"/>
             <w:tcBorders>
               <w:top w:val="single" w:sz="4" w:space="0" w:color="000000"/>
@@ -9545,7 +9654,7 @@
         </w:trPr>
         <w:tc>
           <w:tcPr>
-            <w:tcW w:type="dxa" w:w="2381"/>
+            <w:tcW w:type="dxa" w:w="2835"/>
             <w:vAlign w:val="center"/>
             <w:tcBorders>
               <w:top w:val="single" w:sz="4" w:space="0" w:color="000000"/>
@@ -9575,7 +9684,7 @@
         </w:tc>
         <w:tc>
           <w:tcPr>
-            <w:tcW w:type="dxa" w:w="1814"/>
+            <w:tcW w:type="dxa" w:w="2268"/>
             <w:vAlign w:val="center"/>
             <w:tcBorders>
               <w:top w:val="single" w:sz="4" w:space="0" w:color="000000"/>
@@ -9605,7 +9714,7 @@
         </w:tc>
         <w:tc>
           <w:tcPr>
-            <w:tcW w:type="dxa" w:w="1814"/>
+            <w:tcW w:type="dxa" w:w="2268"/>
             <w:vAlign w:val="center"/>
             <w:tcBorders>
               <w:top w:val="single" w:sz="4" w:space="0" w:color="000000"/>
@@ -9635,37 +9744,7 @@
         </w:tc>
         <w:tc>
           <w:tcPr>
-            <w:tcW w:type="dxa" w:w="1814"/>
-            <w:vAlign w:val="center"/>
-            <w:tcBorders>
-              <w:top w:val="single" w:sz="4" w:space="0" w:color="000000"/>
-              <w:left w:val="single" w:sz="4" w:space="0" w:color="000000"/>
-              <w:bottom w:val="single" w:sz="4" w:space="0" w:color="000000"/>
-              <w:right w:val="single" w:sz="4" w:space="0" w:color="000000"/>
-            </w:tcBorders>
-          </w:tcPr>
-          <w:p>
-            <w:pPr>
-              <w:spacing w:line="240" w:lineRule="auto" w:before="0" w:after="0"/>
-              <w:ind w:firstLine="0" w:left="0"/>
-              <w:jc w:val="center"/>
-            </w:pPr>
-            <w:r/>
-            <w:r>
-              <w:rPr>
-                <w:rFonts w:ascii="Times New Roman" w:hAnsi="Times New Roman" w:cs="Times New Roman" w:eastAsia="Times New Roman"/>
-                <w:b w:val="0"/>
-                <w:i w:val="0"/>
-                <w:color w:val="000000"/>
-                <w:sz w:val="24"/>
-              </w:rPr>
-              <w:t>1,00</w:t>
-            </w:r>
-          </w:p>
-        </w:tc>
-        <w:tc>
-          <w:tcPr>
-            <w:tcW w:type="dxa" w:w="1814"/>
+            <w:tcW w:type="dxa" w:w="2268"/>
             <w:vAlign w:val="center"/>
             <w:tcBorders>
               <w:top w:val="single" w:sz="4" w:space="0" w:color="000000"/>
@@ -9700,7 +9779,7 @@
         </w:trPr>
         <w:tc>
           <w:tcPr>
-            <w:tcW w:type="dxa" w:w="2381"/>
+            <w:tcW w:type="dxa" w:w="2835"/>
             <w:vAlign w:val="center"/>
             <w:tcBorders>
               <w:top w:val="single" w:sz="4" w:space="0" w:color="000000"/>
@@ -9730,7 +9809,7 @@
         </w:tc>
         <w:tc>
           <w:tcPr>
-            <w:tcW w:type="dxa" w:w="1814"/>
+            <w:tcW w:type="dxa" w:w="2268"/>
             <w:vAlign w:val="center"/>
             <w:tcBorders>
               <w:top w:val="single" w:sz="4" w:space="0" w:color="000000"/>
@@ -9760,7 +9839,7 @@
         </w:tc>
         <w:tc>
           <w:tcPr>
-            <w:tcW w:type="dxa" w:w="1814"/>
+            <w:tcW w:type="dxa" w:w="2268"/>
             <w:vAlign w:val="center"/>
             <w:tcBorders>
               <w:top w:val="single" w:sz="4" w:space="0" w:color="000000"/>
@@ -9784,13 +9863,13 @@
                 <w:color w:val="000000"/>
                 <w:sz w:val="24"/>
               </w:rPr>
-              <w:t>0,93</w:t>
+              <w:t>0,92</w:t>
             </w:r>
           </w:p>
         </w:tc>
         <w:tc>
           <w:tcPr>
-            <w:tcW w:type="dxa" w:w="1814"/>
+            <w:tcW w:type="dxa" w:w="2268"/>
             <w:vAlign w:val="center"/>
             <w:tcBorders>
               <w:top w:val="single" w:sz="4" w:space="0" w:color="000000"/>
@@ -9814,37 +9893,7 @@
                 <w:color w:val="000000"/>
                 <w:sz w:val="24"/>
               </w:rPr>
-              <w:t>0,93</w:t>
-            </w:r>
-          </w:p>
-        </w:tc>
-        <w:tc>
-          <w:tcPr>
-            <w:tcW w:type="dxa" w:w="1814"/>
-            <w:vAlign w:val="center"/>
-            <w:tcBorders>
-              <w:top w:val="single" w:sz="4" w:space="0" w:color="000000"/>
-              <w:left w:val="single" w:sz="4" w:space="0" w:color="000000"/>
-              <w:bottom w:val="single" w:sz="4" w:space="0" w:color="000000"/>
-              <w:right w:val="single" w:sz="4" w:space="0" w:color="000000"/>
-            </w:tcBorders>
-          </w:tcPr>
-          <w:p>
-            <w:pPr>
-              <w:spacing w:line="240" w:lineRule="auto" w:before="0" w:after="0"/>
-              <w:ind w:firstLine="0" w:left="0"/>
-              <w:jc w:val="center"/>
-            </w:pPr>
-            <w:r/>
-            <w:r>
-              <w:rPr>
-                <w:rFonts w:ascii="Times New Roman" w:hAnsi="Times New Roman" w:cs="Times New Roman" w:eastAsia="Times New Roman"/>
-                <w:b w:val="0"/>
-                <w:i w:val="0"/>
-                <w:color w:val="000000"/>
-                <w:sz w:val="24"/>
-              </w:rPr>
-              <w:t>0,93</w:t>
+              <w:t>0,95</w:t>
             </w:r>
           </w:p>
         </w:tc>
@@ -9855,7 +9904,7 @@
         </w:trPr>
         <w:tc>
           <w:tcPr>
-            <w:tcW w:type="dxa" w:w="2381"/>
+            <w:tcW w:type="dxa" w:w="2835"/>
             <w:vAlign w:val="center"/>
             <w:tcBorders>
               <w:top w:val="single" w:sz="4" w:space="0" w:color="000000"/>
@@ -9885,7 +9934,7 @@
         </w:tc>
         <w:tc>
           <w:tcPr>
-            <w:tcW w:type="dxa" w:w="1814"/>
+            <w:tcW w:type="dxa" w:w="2268"/>
             <w:vAlign w:val="center"/>
             <w:tcBorders>
               <w:top w:val="single" w:sz="4" w:space="0" w:color="000000"/>
@@ -9915,7 +9964,7 @@
         </w:tc>
         <w:tc>
           <w:tcPr>
-            <w:tcW w:type="dxa" w:w="1814"/>
+            <w:tcW w:type="dxa" w:w="2268"/>
             <w:vAlign w:val="center"/>
             <w:tcBorders>
               <w:top w:val="single" w:sz="4" w:space="0" w:color="000000"/>
@@ -9945,37 +9994,7 @@
         </w:tc>
         <w:tc>
           <w:tcPr>
-            <w:tcW w:type="dxa" w:w="1814"/>
-            <w:vAlign w:val="center"/>
-            <w:tcBorders>
-              <w:top w:val="single" w:sz="4" w:space="0" w:color="000000"/>
-              <w:left w:val="single" w:sz="4" w:space="0" w:color="000000"/>
-              <w:bottom w:val="single" w:sz="4" w:space="0" w:color="000000"/>
-              <w:right w:val="single" w:sz="4" w:space="0" w:color="000000"/>
-            </w:tcBorders>
-          </w:tcPr>
-          <w:p>
-            <w:pPr>
-              <w:spacing w:line="240" w:lineRule="auto" w:before="0" w:after="0"/>
-              <w:ind w:firstLine="0" w:left="0"/>
-              <w:jc w:val="center"/>
-            </w:pPr>
-            <w:r/>
-            <w:r>
-              <w:rPr>
-                <w:rFonts w:ascii="Times New Roman" w:hAnsi="Times New Roman" w:cs="Times New Roman" w:eastAsia="Times New Roman"/>
-                <w:b w:val="0"/>
-                <w:i w:val="0"/>
-                <w:color w:val="000000"/>
-                <w:sz w:val="24"/>
-              </w:rPr>
-              <w:t>1,00</w:t>
-            </w:r>
-          </w:p>
-        </w:tc>
-        <w:tc>
-          <w:tcPr>
-            <w:tcW w:type="dxa" w:w="1814"/>
+            <w:tcW w:type="dxa" w:w="2268"/>
             <w:vAlign w:val="center"/>
             <w:tcBorders>
               <w:top w:val="single" w:sz="4" w:space="0" w:color="000000"/>
@@ -10010,7 +10029,7 @@
         </w:trPr>
         <w:tc>
           <w:tcPr>
-            <w:tcW w:type="dxa" w:w="2381"/>
+            <w:tcW w:type="dxa" w:w="2835"/>
             <w:vAlign w:val="center"/>
             <w:tcBorders>
               <w:top w:val="single" w:sz="4" w:space="0" w:color="000000"/>
@@ -10034,13 +10053,13 @@
                 <w:color w:val="000000"/>
                 <w:sz w:val="24"/>
               </w:rPr>
-              <w:t>Местоположение</w:t>
+              <w:t>Местоположение, округ</w:t>
             </w:r>
           </w:p>
         </w:tc>
         <w:tc>
           <w:tcPr>
-            <w:tcW w:type="dxa" w:w="1814"/>
+            <w:tcW w:type="dxa" w:w="2268"/>
             <w:vAlign w:val="center"/>
             <w:tcBorders>
               <w:top w:val="single" w:sz="4" w:space="0" w:color="000000"/>
@@ -10070,7 +10089,7 @@
         </w:tc>
         <w:tc>
           <w:tcPr>
-            <w:tcW w:type="dxa" w:w="1814"/>
+            <w:tcW w:type="dxa" w:w="2268"/>
             <w:vAlign w:val="center"/>
             <w:tcBorders>
               <w:top w:val="single" w:sz="4" w:space="0" w:color="000000"/>
@@ -10100,37 +10119,7 @@
         </w:tc>
         <w:tc>
           <w:tcPr>
-            <w:tcW w:type="dxa" w:w="1814"/>
-            <w:vAlign w:val="center"/>
-            <w:tcBorders>
-              <w:top w:val="single" w:sz="4" w:space="0" w:color="000000"/>
-              <w:left w:val="single" w:sz="4" w:space="0" w:color="000000"/>
-              <w:bottom w:val="single" w:sz="4" w:space="0" w:color="000000"/>
-              <w:right w:val="single" w:sz="4" w:space="0" w:color="000000"/>
-            </w:tcBorders>
-          </w:tcPr>
-          <w:p>
-            <w:pPr>
-              <w:spacing w:line="240" w:lineRule="auto" w:before="0" w:after="0"/>
-              <w:ind w:firstLine="0" w:left="0"/>
-              <w:jc w:val="center"/>
-            </w:pPr>
-            <w:r/>
-            <w:r>
-              <w:rPr>
-                <w:rFonts w:ascii="Times New Roman" w:hAnsi="Times New Roman" w:cs="Times New Roman" w:eastAsia="Times New Roman"/>
-                <w:b w:val="0"/>
-                <w:i w:val="0"/>
-                <w:color w:val="000000"/>
-                <w:sz w:val="24"/>
-              </w:rPr>
-              <w:t>1,00</w:t>
-            </w:r>
-          </w:p>
-        </w:tc>
-        <w:tc>
-          <w:tcPr>
-            <w:tcW w:type="dxa" w:w="1814"/>
+            <w:tcW w:type="dxa" w:w="2268"/>
             <w:vAlign w:val="center"/>
             <w:tcBorders>
               <w:top w:val="single" w:sz="4" w:space="0" w:color="000000"/>
@@ -10165,7 +10154,7 @@
         </w:trPr>
         <w:tc>
           <w:tcPr>
-            <w:tcW w:type="dxa" w:w="2381"/>
+            <w:tcW w:type="dxa" w:w="2835"/>
             <w:vAlign w:val="center"/>
             <w:tcBorders>
               <w:top w:val="single" w:sz="4" w:space="0" w:color="000000"/>
@@ -10195,7 +10184,7 @@
         </w:tc>
         <w:tc>
           <w:tcPr>
-            <w:tcW w:type="dxa" w:w="1814"/>
+            <w:tcW w:type="dxa" w:w="2268"/>
             <w:vAlign w:val="center"/>
             <w:tcBorders>
               <w:top w:val="single" w:sz="4" w:space="0" w:color="000000"/>
@@ -10225,7 +10214,7 @@
         </w:tc>
         <w:tc>
           <w:tcPr>
-            <w:tcW w:type="dxa" w:w="1814"/>
+            <w:tcW w:type="dxa" w:w="2268"/>
             <w:vAlign w:val="center"/>
             <w:tcBorders>
               <w:top w:val="single" w:sz="4" w:space="0" w:color="000000"/>
@@ -10255,192 +10244,7 @@
         </w:tc>
         <w:tc>
           <w:tcPr>
-            <w:tcW w:type="dxa" w:w="1814"/>
-            <w:vAlign w:val="center"/>
-            <w:tcBorders>
-              <w:top w:val="single" w:sz="4" w:space="0" w:color="000000"/>
-              <w:left w:val="single" w:sz="4" w:space="0" w:color="000000"/>
-              <w:bottom w:val="single" w:sz="4" w:space="0" w:color="000000"/>
-              <w:right w:val="single" w:sz="4" w:space="0" w:color="000000"/>
-            </w:tcBorders>
-          </w:tcPr>
-          <w:p>
-            <w:pPr>
-              <w:spacing w:line="240" w:lineRule="auto" w:before="0" w:after="0"/>
-              <w:ind w:firstLine="0" w:left="0"/>
-              <w:jc w:val="center"/>
-            </w:pPr>
-            <w:r/>
-            <w:r>
-              <w:rPr>
-                <w:rFonts w:ascii="Times New Roman" w:hAnsi="Times New Roman" w:cs="Times New Roman" w:eastAsia="Times New Roman"/>
-                <w:b w:val="0"/>
-                <w:i w:val="0"/>
-                <w:color w:val="000000"/>
-                <w:sz w:val="24"/>
-              </w:rPr>
-              <w:t>1,08</w:t>
-            </w:r>
-          </w:p>
-        </w:tc>
-        <w:tc>
-          <w:tcPr>
-            <w:tcW w:type="dxa" w:w="1814"/>
-            <w:vAlign w:val="center"/>
-            <w:tcBorders>
-              <w:top w:val="single" w:sz="4" w:space="0" w:color="000000"/>
-              <w:left w:val="single" w:sz="4" w:space="0" w:color="000000"/>
-              <w:bottom w:val="single" w:sz="4" w:space="0" w:color="000000"/>
-              <w:right w:val="single" w:sz="4" w:space="0" w:color="000000"/>
-            </w:tcBorders>
-          </w:tcPr>
-          <w:p>
-            <w:pPr>
-              <w:spacing w:line="240" w:lineRule="auto" w:before="0" w:after="0"/>
-              <w:ind w:firstLine="0" w:left="0"/>
-              <w:jc w:val="center"/>
-            </w:pPr>
-            <w:r/>
-            <w:r>
-              <w:rPr>
-                <w:rFonts w:ascii="Times New Roman" w:hAnsi="Times New Roman" w:cs="Times New Roman" w:eastAsia="Times New Roman"/>
-                <w:b w:val="0"/>
-                <w:i w:val="0"/>
-                <w:color w:val="000000"/>
-                <w:sz w:val="24"/>
-              </w:rPr>
-              <w:t>1,08</w:t>
-            </w:r>
-          </w:p>
-        </w:tc>
-      </w:tr>
-      <w:tr>
-        <w:trPr>
-          <w:cantSplit/>
-        </w:trPr>
-        <w:tc>
-          <w:tcPr>
-            <w:tcW w:type="dxa" w:w="2381"/>
-            <w:vAlign w:val="center"/>
-            <w:tcBorders>
-              <w:top w:val="single" w:sz="4" w:space="0" w:color="000000"/>
-              <w:left w:val="single" w:sz="4" w:space="0" w:color="000000"/>
-              <w:bottom w:val="single" w:sz="4" w:space="0" w:color="000000"/>
-              <w:right w:val="single" w:sz="4" w:space="0" w:color="000000"/>
-            </w:tcBorders>
-          </w:tcPr>
-          <w:p>
-            <w:pPr>
-              <w:spacing w:line="240" w:lineRule="auto" w:before="0" w:after="0"/>
-              <w:ind w:firstLine="0" w:left="0"/>
-              <w:jc w:val="center"/>
-            </w:pPr>
-            <w:r/>
-            <w:r>
-              <w:rPr>
-                <w:rFonts w:ascii="Times New Roman" w:hAnsi="Times New Roman" w:cs="Times New Roman" w:eastAsia="Times New Roman"/>
-                <w:b w:val="0"/>
-                <w:i w:val="0"/>
-                <w:color w:val="000000"/>
-                <w:sz w:val="24"/>
-              </w:rPr>
-              <w:t>Коммуникации</w:t>
-            </w:r>
-          </w:p>
-        </w:tc>
-        <w:tc>
-          <w:tcPr>
-            <w:tcW w:type="dxa" w:w="1814"/>
-            <w:vAlign w:val="center"/>
-            <w:tcBorders>
-              <w:top w:val="single" w:sz="4" w:space="0" w:color="000000"/>
-              <w:left w:val="single" w:sz="4" w:space="0" w:color="000000"/>
-              <w:bottom w:val="single" w:sz="4" w:space="0" w:color="000000"/>
-              <w:right w:val="single" w:sz="4" w:space="0" w:color="000000"/>
-            </w:tcBorders>
-          </w:tcPr>
-          <w:p>
-            <w:pPr>
-              <w:spacing w:line="240" w:lineRule="auto" w:before="0" w:after="0"/>
-              <w:ind w:firstLine="0" w:left="0"/>
-              <w:jc w:val="center"/>
-            </w:pPr>
-            <w:r/>
-            <w:r>
-              <w:rPr>
-                <w:rFonts w:ascii="Times New Roman" w:hAnsi="Times New Roman" w:cs="Times New Roman" w:eastAsia="Times New Roman"/>
-                <w:b w:val="0"/>
-                <w:i w:val="0"/>
-                <w:color w:val="000000"/>
-                <w:sz w:val="24"/>
-              </w:rPr>
-              <w:t>1,00</w:t>
-            </w:r>
-          </w:p>
-        </w:tc>
-        <w:tc>
-          <w:tcPr>
-            <w:tcW w:type="dxa" w:w="1814"/>
-            <w:vAlign w:val="center"/>
-            <w:tcBorders>
-              <w:top w:val="single" w:sz="4" w:space="0" w:color="000000"/>
-              <w:left w:val="single" w:sz="4" w:space="0" w:color="000000"/>
-              <w:bottom w:val="single" w:sz="4" w:space="0" w:color="000000"/>
-              <w:right w:val="single" w:sz="4" w:space="0" w:color="000000"/>
-            </w:tcBorders>
-          </w:tcPr>
-          <w:p>
-            <w:pPr>
-              <w:spacing w:line="240" w:lineRule="auto" w:before="0" w:after="0"/>
-              <w:ind w:firstLine="0" w:left="0"/>
-              <w:jc w:val="center"/>
-            </w:pPr>
-            <w:r/>
-            <w:r>
-              <w:rPr>
-                <w:rFonts w:ascii="Times New Roman" w:hAnsi="Times New Roman" w:cs="Times New Roman" w:eastAsia="Times New Roman"/>
-                <w:b w:val="0"/>
-                <w:i w:val="0"/>
-                <w:color w:val="000000"/>
-                <w:sz w:val="24"/>
-              </w:rPr>
-              <w:t>0,90</w:t>
-            </w:r>
-          </w:p>
-        </w:tc>
-        <w:tc>
-          <w:tcPr>
-            <w:tcW w:type="dxa" w:w="1814"/>
-            <w:vAlign w:val="center"/>
-            <w:tcBorders>
-              <w:top w:val="single" w:sz="4" w:space="0" w:color="000000"/>
-              <w:left w:val="single" w:sz="4" w:space="0" w:color="000000"/>
-              <w:bottom w:val="single" w:sz="4" w:space="0" w:color="000000"/>
-              <w:right w:val="single" w:sz="4" w:space="0" w:color="000000"/>
-            </w:tcBorders>
-          </w:tcPr>
-          <w:p>
-            <w:pPr>
-              <w:spacing w:line="240" w:lineRule="auto" w:before="0" w:after="0"/>
-              <w:ind w:firstLine="0" w:left="0"/>
-              <w:jc w:val="center"/>
-            </w:pPr>
-            <w:r/>
-            <w:r>
-              <w:rPr>
-                <w:rFonts w:ascii="Times New Roman" w:hAnsi="Times New Roman" w:cs="Times New Roman" w:eastAsia="Times New Roman"/>
-                <w:b w:val="0"/>
-                <w:i w:val="0"/>
-                <w:color w:val="000000"/>
-                <w:sz w:val="24"/>
-              </w:rPr>
-              <w:t>0,88</w:t>
-            </w:r>
-          </w:p>
-        </w:tc>
-        <w:tc>
-          <w:tcPr>
-            <w:tcW w:type="dxa" w:w="1814"/>
+            <w:tcW w:type="dxa" w:w="2268"/>
             <w:vAlign w:val="center"/>
             <w:tcBorders>
               <w:top w:val="single" w:sz="4" w:space="0" w:color="000000"/>
@@ -10475,7 +10279,257 @@
         </w:trPr>
         <w:tc>
           <w:tcPr>
-            <w:tcW w:type="dxa" w:w="2381"/>
+            <w:tcW w:type="dxa" w:w="2835"/>
+            <w:vAlign w:val="center"/>
+            <w:tcBorders>
+              <w:top w:val="single" w:sz="4" w:space="0" w:color="000000"/>
+              <w:left w:val="single" w:sz="4" w:space="0" w:color="000000"/>
+              <w:bottom w:val="single" w:sz="4" w:space="0" w:color="000000"/>
+              <w:right w:val="single" w:sz="4" w:space="0" w:color="000000"/>
+            </w:tcBorders>
+          </w:tcPr>
+          <w:p>
+            <w:pPr>
+              <w:spacing w:line="240" w:lineRule="auto" w:before="0" w:after="0"/>
+              <w:ind w:firstLine="0" w:left="0"/>
+              <w:jc w:val="center"/>
+            </w:pPr>
+            <w:r/>
+            <w:r>
+              <w:rPr>
+                <w:rFonts w:ascii="Times New Roman" w:hAnsi="Times New Roman" w:cs="Times New Roman" w:eastAsia="Times New Roman"/>
+                <w:b w:val="0"/>
+                <w:i w:val="0"/>
+                <w:color w:val="000000"/>
+                <w:sz w:val="24"/>
+              </w:rPr>
+              <w:t>Категория земель</w:t>
+            </w:r>
+          </w:p>
+        </w:tc>
+        <w:tc>
+          <w:tcPr>
+            <w:tcW w:type="dxa" w:w="2268"/>
+            <w:vAlign w:val="center"/>
+            <w:tcBorders>
+              <w:top w:val="single" w:sz="4" w:space="0" w:color="000000"/>
+              <w:left w:val="single" w:sz="4" w:space="0" w:color="000000"/>
+              <w:bottom w:val="single" w:sz="4" w:space="0" w:color="000000"/>
+              <w:right w:val="single" w:sz="4" w:space="0" w:color="000000"/>
+            </w:tcBorders>
+          </w:tcPr>
+          <w:p>
+            <w:pPr>
+              <w:spacing w:line="240" w:lineRule="auto" w:before="0" w:after="0"/>
+              <w:ind w:firstLine="0" w:left="0"/>
+              <w:jc w:val="center"/>
+            </w:pPr>
+            <w:r/>
+            <w:r>
+              <w:rPr>
+                <w:rFonts w:ascii="Times New Roman" w:hAnsi="Times New Roman" w:cs="Times New Roman" w:eastAsia="Times New Roman"/>
+                <w:b w:val="0"/>
+                <w:i w:val="0"/>
+                <w:color w:val="000000"/>
+                <w:sz w:val="24"/>
+              </w:rPr>
+              <w:t>1,00</w:t>
+            </w:r>
+          </w:p>
+        </w:tc>
+        <w:tc>
+          <w:tcPr>
+            <w:tcW w:type="dxa" w:w="2268"/>
+            <w:vAlign w:val="center"/>
+            <w:tcBorders>
+              <w:top w:val="single" w:sz="4" w:space="0" w:color="000000"/>
+              <w:left w:val="single" w:sz="4" w:space="0" w:color="000000"/>
+              <w:bottom w:val="single" w:sz="4" w:space="0" w:color="000000"/>
+              <w:right w:val="single" w:sz="4" w:space="0" w:color="000000"/>
+            </w:tcBorders>
+          </w:tcPr>
+          <w:p>
+            <w:pPr>
+              <w:spacing w:line="240" w:lineRule="auto" w:before="0" w:after="0"/>
+              <w:ind w:firstLine="0" w:left="0"/>
+              <w:jc w:val="center"/>
+            </w:pPr>
+            <w:r/>
+            <w:r>
+              <w:rPr>
+                <w:rFonts w:ascii="Times New Roman" w:hAnsi="Times New Roman" w:cs="Times New Roman" w:eastAsia="Times New Roman"/>
+                <w:b w:val="0"/>
+                <w:i w:val="0"/>
+                <w:color w:val="000000"/>
+                <w:sz w:val="24"/>
+              </w:rPr>
+              <w:t>0,85</w:t>
+            </w:r>
+          </w:p>
+        </w:tc>
+        <w:tc>
+          <w:tcPr>
+            <w:tcW w:type="dxa" w:w="2268"/>
+            <w:vAlign w:val="center"/>
+            <w:tcBorders>
+              <w:top w:val="single" w:sz="4" w:space="0" w:color="000000"/>
+              <w:left w:val="single" w:sz="4" w:space="0" w:color="000000"/>
+              <w:bottom w:val="single" w:sz="4" w:space="0" w:color="000000"/>
+              <w:right w:val="single" w:sz="4" w:space="0" w:color="000000"/>
+            </w:tcBorders>
+          </w:tcPr>
+          <w:p>
+            <w:pPr>
+              <w:spacing w:line="240" w:lineRule="auto" w:before="0" w:after="0"/>
+              <w:ind w:firstLine="0" w:left="0"/>
+              <w:jc w:val="center"/>
+            </w:pPr>
+            <w:r/>
+            <w:r>
+              <w:rPr>
+                <w:rFonts w:ascii="Times New Roman" w:hAnsi="Times New Roman" w:cs="Times New Roman" w:eastAsia="Times New Roman"/>
+                <w:b w:val="0"/>
+                <w:i w:val="0"/>
+                <w:color w:val="000000"/>
+                <w:sz w:val="24"/>
+              </w:rPr>
+              <w:t>1,00</w:t>
+            </w:r>
+          </w:p>
+        </w:tc>
+      </w:tr>
+      <w:tr>
+        <w:trPr>
+          <w:cantSplit/>
+        </w:trPr>
+        <w:tc>
+          <w:tcPr>
+            <w:tcW w:type="dxa" w:w="2835"/>
+            <w:vAlign w:val="center"/>
+            <w:tcBorders>
+              <w:top w:val="single" w:sz="4" w:space="0" w:color="000000"/>
+              <w:left w:val="single" w:sz="4" w:space="0" w:color="000000"/>
+              <w:bottom w:val="single" w:sz="4" w:space="0" w:color="000000"/>
+              <w:right w:val="single" w:sz="4" w:space="0" w:color="000000"/>
+            </w:tcBorders>
+          </w:tcPr>
+          <w:p>
+            <w:pPr>
+              <w:spacing w:line="240" w:lineRule="auto" w:before="0" w:after="0"/>
+              <w:ind w:firstLine="0" w:left="0"/>
+              <w:jc w:val="center"/>
+            </w:pPr>
+            <w:r/>
+            <w:r>
+              <w:rPr>
+                <w:rFonts w:ascii="Times New Roman" w:hAnsi="Times New Roman" w:cs="Times New Roman" w:eastAsia="Times New Roman"/>
+                <w:b w:val="0"/>
+                <w:i w:val="0"/>
+                <w:color w:val="000000"/>
+                <w:sz w:val="24"/>
+              </w:rPr>
+              <w:t>Коммуникации</w:t>
+            </w:r>
+          </w:p>
+        </w:tc>
+        <w:tc>
+          <w:tcPr>
+            <w:tcW w:type="dxa" w:w="2268"/>
+            <w:vAlign w:val="center"/>
+            <w:tcBorders>
+              <w:top w:val="single" w:sz="4" w:space="0" w:color="000000"/>
+              <w:left w:val="single" w:sz="4" w:space="0" w:color="000000"/>
+              <w:bottom w:val="single" w:sz="4" w:space="0" w:color="000000"/>
+              <w:right w:val="single" w:sz="4" w:space="0" w:color="000000"/>
+            </w:tcBorders>
+          </w:tcPr>
+          <w:p>
+            <w:pPr>
+              <w:spacing w:line="240" w:lineRule="auto" w:before="0" w:after="0"/>
+              <w:ind w:firstLine="0" w:left="0"/>
+              <w:jc w:val="center"/>
+            </w:pPr>
+            <w:r/>
+            <w:r>
+              <w:rPr>
+                <w:rFonts w:ascii="Times New Roman" w:hAnsi="Times New Roman" w:cs="Times New Roman" w:eastAsia="Times New Roman"/>
+                <w:b w:val="0"/>
+                <w:i w:val="0"/>
+                <w:color w:val="000000"/>
+                <w:sz w:val="24"/>
+              </w:rPr>
+              <w:t>1,00</w:t>
+            </w:r>
+          </w:p>
+        </w:tc>
+        <w:tc>
+          <w:tcPr>
+            <w:tcW w:type="dxa" w:w="2268"/>
+            <w:vAlign w:val="center"/>
+            <w:tcBorders>
+              <w:top w:val="single" w:sz="4" w:space="0" w:color="000000"/>
+              <w:left w:val="single" w:sz="4" w:space="0" w:color="000000"/>
+              <w:bottom w:val="single" w:sz="4" w:space="0" w:color="000000"/>
+              <w:right w:val="single" w:sz="4" w:space="0" w:color="000000"/>
+            </w:tcBorders>
+          </w:tcPr>
+          <w:p>
+            <w:pPr>
+              <w:spacing w:line="240" w:lineRule="auto" w:before="0" w:after="0"/>
+              <w:ind w:firstLine="0" w:left="0"/>
+              <w:jc w:val="center"/>
+            </w:pPr>
+            <w:r/>
+            <w:r>
+              <w:rPr>
+                <w:rFonts w:ascii="Times New Roman" w:hAnsi="Times New Roman" w:cs="Times New Roman" w:eastAsia="Times New Roman"/>
+                <w:b w:val="0"/>
+                <w:i w:val="0"/>
+                <w:color w:val="000000"/>
+                <w:sz w:val="24"/>
+              </w:rPr>
+              <w:t>0,88</w:t>
+            </w:r>
+          </w:p>
+        </w:tc>
+        <w:tc>
+          <w:tcPr>
+            <w:tcW w:type="dxa" w:w="2268"/>
+            <w:vAlign w:val="center"/>
+            <w:tcBorders>
+              <w:top w:val="single" w:sz="4" w:space="0" w:color="000000"/>
+              <w:left w:val="single" w:sz="4" w:space="0" w:color="000000"/>
+              <w:bottom w:val="single" w:sz="4" w:space="0" w:color="000000"/>
+              <w:right w:val="single" w:sz="4" w:space="0" w:color="000000"/>
+            </w:tcBorders>
+          </w:tcPr>
+          <w:p>
+            <w:pPr>
+              <w:spacing w:line="240" w:lineRule="auto" w:before="0" w:after="0"/>
+              <w:ind w:firstLine="0" w:left="0"/>
+              <w:jc w:val="center"/>
+            </w:pPr>
+            <w:r/>
+            <w:r>
+              <w:rPr>
+                <w:rFonts w:ascii="Times New Roman" w:hAnsi="Times New Roman" w:cs="Times New Roman" w:eastAsia="Times New Roman"/>
+                <w:b w:val="0"/>
+                <w:i w:val="0"/>
+                <w:color w:val="000000"/>
+                <w:sz w:val="24"/>
+              </w:rPr>
+              <w:t>1,00</w:t>
+            </w:r>
+          </w:p>
+        </w:tc>
+      </w:tr>
+      <w:tr>
+        <w:trPr>
+          <w:cantSplit/>
+        </w:trPr>
+        <w:tc>
+          <w:tcPr>
+            <w:tcW w:type="dxa" w:w="2835"/>
             <w:vAlign w:val="center"/>
             <w:tcBorders>
               <w:top w:val="single" w:sz="4" w:space="0" w:color="000000"/>
@@ -10505,7 +10559,7 @@
         </w:tc>
         <w:tc>
           <w:tcPr>
-            <w:tcW w:type="dxa" w:w="1814"/>
+            <w:tcW w:type="dxa" w:w="2268"/>
             <w:vAlign w:val="center"/>
             <w:tcBorders>
               <w:top w:val="single" w:sz="4" w:space="0" w:color="000000"/>
@@ -10535,7 +10589,7 @@
         </w:tc>
         <w:tc>
           <w:tcPr>
-            <w:tcW w:type="dxa" w:w="1814"/>
+            <w:tcW w:type="dxa" w:w="2268"/>
             <w:vAlign w:val="center"/>
             <w:tcBorders>
               <w:top w:val="single" w:sz="4" w:space="0" w:color="000000"/>
@@ -10565,37 +10619,7 @@
         </w:tc>
         <w:tc>
           <w:tcPr>
-            <w:tcW w:type="dxa" w:w="1814"/>
-            <w:vAlign w:val="center"/>
-            <w:tcBorders>
-              <w:top w:val="single" w:sz="4" w:space="0" w:color="000000"/>
-              <w:left w:val="single" w:sz="4" w:space="0" w:color="000000"/>
-              <w:bottom w:val="single" w:sz="4" w:space="0" w:color="000000"/>
-              <w:right w:val="single" w:sz="4" w:space="0" w:color="000000"/>
-            </w:tcBorders>
-          </w:tcPr>
-          <w:p>
-            <w:pPr>
-              <w:spacing w:line="240" w:lineRule="auto" w:before="0" w:after="0"/>
-              <w:ind w:firstLine="0" w:left="0"/>
-              <w:jc w:val="center"/>
-            </w:pPr>
-            <w:r/>
-            <w:r>
-              <w:rPr>
-                <w:rFonts w:ascii="Times New Roman" w:hAnsi="Times New Roman" w:cs="Times New Roman" w:eastAsia="Times New Roman"/>
-                <w:b w:val="0"/>
-                <w:i w:val="0"/>
-                <w:color w:val="000000"/>
-                <w:sz w:val="24"/>
-              </w:rPr>
-              <w:t>1,03</w:t>
-            </w:r>
-          </w:p>
-        </w:tc>
-        <w:tc>
-          <w:tcPr>
-            <w:tcW w:type="dxa" w:w="1814"/>
+            <w:tcW w:type="dxa" w:w="2268"/>
             <w:vAlign w:val="center"/>
             <w:tcBorders>
               <w:top w:val="single" w:sz="4" w:space="0" w:color="000000"/>
@@ -10630,7 +10654,7 @@
         </w:trPr>
         <w:tc>
           <w:tcPr>
-            <w:tcW w:type="dxa" w:w="2381"/>
+            <w:tcW w:type="dxa" w:w="2835"/>
             <w:vAlign w:val="center"/>
             <w:tcBorders>
               <w:top w:val="single" w:sz="4" w:space="0" w:color="000000"/>
@@ -10660,7 +10684,7 @@
         </w:tc>
         <w:tc>
           <w:tcPr>
-            <w:tcW w:type="dxa" w:w="1814"/>
+            <w:tcW w:type="dxa" w:w="2268"/>
             <w:vAlign w:val="center"/>
             <w:tcBorders>
               <w:top w:val="single" w:sz="4" w:space="0" w:color="000000"/>
@@ -10684,13 +10708,13 @@
                 <w:color w:val="000000"/>
                 <w:sz w:val="24"/>
               </w:rPr>
-              <w:t>124 884</w:t>
+              <w:t>150 342</w:t>
             </w:r>
           </w:p>
         </w:tc>
         <w:tc>
           <w:tcPr>
-            <w:tcW w:type="dxa" w:w="1814"/>
+            <w:tcW w:type="dxa" w:w="2268"/>
             <w:vAlign w:val="center"/>
             <w:tcBorders>
               <w:top w:val="single" w:sz="4" w:space="0" w:color="000000"/>
@@ -10714,13 +10738,13 @@
                 <w:color w:val="000000"/>
                 <w:sz w:val="24"/>
               </w:rPr>
-              <w:t>133 627</w:t>
+              <w:t>193 310</w:t>
             </w:r>
           </w:p>
         </w:tc>
         <w:tc>
           <w:tcPr>
-            <w:tcW w:type="dxa" w:w="1814"/>
+            <w:tcW w:type="dxa" w:w="2268"/>
             <w:vAlign w:val="center"/>
             <w:tcBorders>
               <w:top w:val="single" w:sz="4" w:space="0" w:color="000000"/>
@@ -10744,37 +10768,7 @@
                 <w:color w:val="000000"/>
                 <w:sz w:val="24"/>
               </w:rPr>
-              <w:t>124 040</w:t>
-            </w:r>
-          </w:p>
-        </w:tc>
-        <w:tc>
-          <w:tcPr>
-            <w:tcW w:type="dxa" w:w="1814"/>
-            <w:vAlign w:val="center"/>
-            <w:tcBorders>
-              <w:top w:val="single" w:sz="4" w:space="0" w:color="000000"/>
-              <w:left w:val="single" w:sz="4" w:space="0" w:color="000000"/>
-              <w:bottom w:val="single" w:sz="4" w:space="0" w:color="000000"/>
-              <w:right w:val="single" w:sz="4" w:space="0" w:color="000000"/>
-            </w:tcBorders>
-          </w:tcPr>
-          <w:p>
-            <w:pPr>
-              <w:spacing w:line="240" w:lineRule="auto" w:before="0" w:after="0"/>
-              <w:ind w:firstLine="0" w:left="0"/>
-              <w:jc w:val="center"/>
-            </w:pPr>
-            <w:r/>
-            <w:r>
-              <w:rPr>
-                <w:rFonts w:ascii="Times New Roman" w:hAnsi="Times New Roman" w:cs="Times New Roman" w:eastAsia="Times New Roman"/>
-                <w:b w:val="0"/>
-                <w:i w:val="0"/>
-                <w:color w:val="000000"/>
-                <w:sz w:val="24"/>
-              </w:rPr>
-              <w:t>106 686</w:t>
+              <w:t>127 205</w:t>
             </w:r>
           </w:p>
         </w:tc>
@@ -10785,7 +10779,7 @@
         </w:trPr>
         <w:tc>
           <w:tcPr>
-            <w:tcW w:type="dxa" w:w="2381"/>
+            <w:tcW w:type="dxa" w:w="2835"/>
             <w:vAlign w:val="center"/>
             <w:tcBorders>
               <w:top w:val="single" w:sz="4" w:space="0" w:color="000000"/>
@@ -10815,7 +10809,7 @@
         </w:tc>
         <w:tc>
           <w:tcPr>
-            <w:tcW w:type="dxa" w:w="1814"/>
+            <w:tcW w:type="dxa" w:w="2268"/>
             <w:vAlign w:val="center"/>
             <w:tcBorders>
               <w:top w:val="single" w:sz="4" w:space="0" w:color="000000"/>
@@ -10845,37 +10839,7 @@
         </w:tc>
         <w:tc>
           <w:tcPr>
-            <w:tcW w:type="dxa" w:w="1814"/>
-            <w:vAlign w:val="center"/>
-            <w:tcBorders>
-              <w:top w:val="single" w:sz="4" w:space="0" w:color="000000"/>
-              <w:left w:val="single" w:sz="4" w:space="0" w:color="000000"/>
-              <w:bottom w:val="single" w:sz="4" w:space="0" w:color="000000"/>
-              <w:right w:val="single" w:sz="4" w:space="0" w:color="000000"/>
-            </w:tcBorders>
-          </w:tcPr>
-          <w:p>
-            <w:pPr>
-              <w:spacing w:line="240" w:lineRule="auto" w:before="0" w:after="0"/>
-              <w:ind w:firstLine="0" w:left="0"/>
-              <w:jc w:val="center"/>
-            </w:pPr>
-            <w:r/>
-            <w:r>
-              <w:rPr>
-                <w:rFonts w:ascii="Times New Roman" w:hAnsi="Times New Roman" w:cs="Times New Roman" w:eastAsia="Times New Roman"/>
-                <w:b w:val="0"/>
-                <w:i w:val="0"/>
-                <w:color w:val="000000"/>
-                <w:sz w:val="24"/>
-              </w:rPr>
-              <w:t>0,45</w:t>
-            </w:r>
-          </w:p>
-        </w:tc>
-        <w:tc>
-          <w:tcPr>
-            <w:tcW w:type="dxa" w:w="1814"/>
+            <w:tcW w:type="dxa" w:w="2268"/>
             <w:vAlign w:val="center"/>
             <w:tcBorders>
               <w:top w:val="single" w:sz="4" w:space="0" w:color="000000"/>
@@ -10905,7 +10869,7 @@
         </w:tc>
         <w:tc>
           <w:tcPr>
-            <w:tcW w:type="dxa" w:w="1814"/>
+            <w:tcW w:type="dxa" w:w="2268"/>
             <w:vAlign w:val="center"/>
             <w:tcBorders>
               <w:top w:val="single" w:sz="4" w:space="0" w:color="000000"/>
@@ -10929,7 +10893,7 @@
                 <w:color w:val="000000"/>
                 <w:sz w:val="24"/>
               </w:rPr>
-              <w:t>0,20</w:t>
+              <w:t>0,65</w:t>
             </w:r>
           </w:p>
         </w:tc>
@@ -10940,7 +10904,7 @@
         </w:trPr>
         <w:tc>
           <w:tcPr>
-            <w:tcW w:type="dxa" w:w="2381"/>
+            <w:tcW w:type="dxa" w:w="2835"/>
             <w:vAlign w:val="center"/>
             <w:tcBorders>
               <w:top w:val="single" w:sz="4" w:space="0" w:color="000000"/>
@@ -10970,7 +10934,7 @@
         </w:tc>
         <w:tc>
           <w:tcPr>
-            <w:tcW w:type="dxa" w:w="1814"/>
+            <w:tcW w:type="dxa" w:w="2268"/>
             <w:vAlign w:val="center"/>
             <w:tcBorders>
               <w:top w:val="single" w:sz="4" w:space="0" w:color="000000"/>
@@ -10994,13 +10958,13 @@
                 <w:color w:val="000000"/>
                 <w:sz w:val="24"/>
               </w:rPr>
-              <w:t>124 883</w:t>
+              <w:t>150 342</w:t>
             </w:r>
           </w:p>
         </w:tc>
         <w:tc>
           <w:tcPr>
-            <w:tcW w:type="dxa" w:w="1814"/>
+            <w:tcW w:type="dxa" w:w="2268"/>
             <w:vAlign w:val="center"/>
             <w:tcBorders>
               <w:top w:val="single" w:sz="4" w:space="0" w:color="000000"/>
@@ -11024,13 +10988,13 @@
                 <w:color w:val="000000"/>
                 <w:sz w:val="24"/>
               </w:rPr>
-              <w:t>60 132</w:t>
+              <w:t>67 659</w:t>
             </w:r>
           </w:p>
         </w:tc>
         <w:tc>
           <w:tcPr>
-            <w:tcW w:type="dxa" w:w="1814"/>
+            <w:tcW w:type="dxa" w:w="2268"/>
             <w:vAlign w:val="center"/>
             <w:tcBorders>
               <w:top w:val="single" w:sz="4" w:space="0" w:color="000000"/>
@@ -11054,37 +11018,7 @@
                 <w:color w:val="000000"/>
                 <w:sz w:val="24"/>
               </w:rPr>
-              <w:t>43 414</w:t>
-            </w:r>
-          </w:p>
-        </w:tc>
-        <w:tc>
-          <w:tcPr>
-            <w:tcW w:type="dxa" w:w="1814"/>
-            <w:vAlign w:val="center"/>
-            <w:tcBorders>
-              <w:top w:val="single" w:sz="4" w:space="0" w:color="000000"/>
-              <w:left w:val="single" w:sz="4" w:space="0" w:color="000000"/>
-              <w:bottom w:val="single" w:sz="4" w:space="0" w:color="000000"/>
-              <w:right w:val="single" w:sz="4" w:space="0" w:color="000000"/>
-            </w:tcBorders>
-          </w:tcPr>
-          <w:p>
-            <w:pPr>
-              <w:spacing w:line="240" w:lineRule="auto" w:before="0" w:after="0"/>
-              <w:ind w:firstLine="0" w:left="0"/>
-              <w:jc w:val="center"/>
-            </w:pPr>
-            <w:r/>
-            <w:r>
-              <w:rPr>
-                <w:rFonts w:ascii="Times New Roman" w:hAnsi="Times New Roman" w:cs="Times New Roman" w:eastAsia="Times New Roman"/>
-                <w:b w:val="0"/>
-                <w:i w:val="0"/>
-                <w:color w:val="000000"/>
-                <w:sz w:val="24"/>
-              </w:rPr>
-              <w:t>21 337</w:t>
+              <w:t>82 683</w:t>
             </w:r>
           </w:p>
         </w:tc>
@@ -11104,7 +11038,7 @@
           <w:color w:val="000000"/>
           <w:sz w:val="28"/>
         </w:rPr>
-        <w:t>Произведение коэффициентов для аналога 1 равно 0,93 × 0,90 × 1,03 = 0,86211, для аналога 2 — 0,93 × 0,88 × 1,08 × 1,03 = 0,91039, для аналога 3 — 0,93 × 1,08 × 1,03 = 1,03453. Умножение на цены предложений дает 133 627, 124 040 и 106 686 руб. за сотку. Вклады в таблице 7 округлены до рубля, их видимая сумма равна 124 883 руб. за сотку. Без промежуточного округления удельный показатель составляет 124 883,53 руб. за сотку, или 124 884 руб. после округления, что равно 1 248,76 руб. за 1 кв. м. Произведение 124 883,53 × 10,05 = 1 255 079 руб. С учетом точности объявлений итог округлен до тысяч и принят равным 1 255 000 руб. на 18.10.2026. Диапазон цен предложения без поправок, перенесенный на 10,05 сотки, составляет примерно от 1 036 000 до 1 558 000 руб. Итог лежит внутри этого диапазона. Расчет относится к садовому участку 50:28:0000000:51403 и не переносит цены иных типов объектов.</w:t>
+        <w:t>Для аналога 1 произведение коэффициентов равно 0,92 × 0,85 × 0,88 × 1,03 = 0,70880. Умножение на 272 727 руб. за сотку дает 193 310 руб. за сотку. Для аналога 2 произведение равно 0,95 × 1,03 = 0,97850, и 130 000 × 0,97850 = 127 205 руб. за сотку. Вклады 0,35 × 193 310 = 67 659 руб. и 0,65 × 127 205 = 82 683 руб. Их сумма — 150 342 руб. за сотку. Произведение 150 342 × 10,05 = 1 510 937 руб. Цены взяты из объявлений, поэтому итог округлен до тысяч: 1 511 000 руб. на 19.10.2026. От принятой суммы удельный показатель равен 1 511 000 / 1 005 = 1 503,48 руб./кв. м и 1 511 000 / 10,05 = 150 348 руб. за сотку.</w:t>
       </w:r>
     </w:p>
     <w:p>
@@ -11121,7 +11055,24 @@
           <w:color w:val="000000"/>
           <w:sz w:val="28"/>
         </w:rPr>
-        <w:t>Кадастровая стоимость того же участка — 3 078 864,73 руб., удельный показатель — 3 063,55 руб./кв. м. Рыночная стоимость ниже кадастровой в 3 078 864,73 / 1 255 000 = 2,45 раза. Сопоставление удельных показателей показано на рисунке 3.</w:t>
+        <w:t>Без поправок перенос цен на 10,05 сотки дает примерно от 1 307 000 руб. по аналогу 2 до 2 741 000 руб. по аналогу 1. Итог 1 511 000 руб. лежит внутри этого интервала. Расчет относится к садовому участку 50:28:0000000:51403. Переносить его на участки под жилую застройку нельзя.</w:t>
+      </w:r>
+    </w:p>
+    <w:p>
+      <w:pPr>
+        <w:spacing w:line="360" w:lineRule="auto" w:before="0" w:after="0"/>
+        <w:ind w:firstLine="709" w:left="0"/>
+        <w:jc w:val="both"/>
+      </w:pPr>
+      <w:r>
+        <w:rPr>
+          <w:rFonts w:ascii="Times New Roman" w:hAnsi="Times New Roman" w:cs="Times New Roman" w:eastAsia="Times New Roman"/>
+          <w:b w:val="0"/>
+          <w:i w:val="0"/>
+          <w:color w:val="000000"/>
+          <w:sz w:val="28"/>
+        </w:rPr>
+        <w:t>Кадастровая стоимость того же участка — 3 078 864,73 руб., удельный показатель — 3 063,55 руб./кв. м. Отношение 3 078 864,73 / 1 511 000 = 2,04. Кадастровая стоимость выше рыночной примерно в два раза. Удельные показатели показаны на рисунке 3.</w:t>
       </w:r>
     </w:p>
     <w:p>
@@ -11198,7 +11149,7 @@
           <w:color w:val="000000"/>
           <w:sz w:val="28"/>
         </w:rPr>
-        <w:t>Разрыв не означает, что кадастровая запись содержит арифметическую ошибку. УПКС согласован с площадью, дата определения согласована с туром оценки 2022 года, категория и вид использования соответствуют сегменту садоводства [8; 10]. Разрыв означает, что массовый показатель квартала и группы видов использования не совпал с ценами предложений конкретного товарищества в южной части округа на дату оценки. ЕГРН в этом месте пригоден как носитель кадастровой стоимости и непригоден как источник цены сделки. Назначение цены 3,08 млн руб. только по карточке означало бы опору на налоговую величину, определенную по состоянию на 01.01.2022, а не на наблюдаемый рынок.</w:t>
+        <w:t>Разрыв сам по себе не доказывает ошибку в арифметике кадастровой записи. УПКС сходится с площадью, дата определения относится к туру 2022 года, категория и вид использования соответствуют садоводству [8; 10]. Массовый показатель группы видов использования не совпал с ценами двух садовых объявлений округа на 19.10.2026. ЕГРН здесь хранит кадастровую стоимость и не хранит цену сделки. Если назначить цену 3,08 млн руб. по карточке, в договор попадет налоговая величина на 01.01.2022, а не цена, которую видно по объявлениям.</w:t>
       </w:r>
     </w:p>
     <w:p>
@@ -11215,7 +11166,7 @@
           <w:color w:val="000000"/>
           <w:sz w:val="28"/>
         </w:rPr>
-        <w:t>Земельный налог показывает ту же развилку с другой стороны. Решением Совета депутатов городского округа Домодедово от 25.09.2007 № 1-4/53 для участков, приобретенных или предоставленных для садоводства, ставка установлена в размере 0,15 процента кадастровой стоимости [11]. Налог от стоимости, внесенной в ЕГРН, составляет 3 078 864,73 × 0,0015 = 4 618,30 руб. в год. Если бы налоговой базой была полученная рыночная стоимость, налог составил бы 1 255 000 × 0,0015 = 1 882,50 руб. Разница — 2 735,80 руб. в год. Процедура установления кадастровой стоимости в размере рыночной предусмотрена законом [1; 5], но требует отчета оценщика. При разнице около 2,7 тыс. руб. в год расходы на такой отчет для данного участка за короткий срок владения не окупаются. Кадастровую стоимость следует использовать в налоговом расчете, а цену продажи определять по рынку.</w:t>
+        <w:t>Земельный налог считается от кадастровой стоимости. Решением Совета депутатов городского округа Домодедово от 25.09.2007 № 1-4/53 для садовых участков ставка равна 0,15 процента [11]. Налог по записи ЕГРН: 3 078 864,73 × 0,0015 = 4 618,30 руб. в год. Если бы базой была рыночная стоимость, налог составил бы 1 511 000 × 0,0015 = 2 266,50 руб. Разница — 2 351,80 руб. в год. Установить кадастровую стоимость в размере рыночной можно по закону [1; 5], но для этого нужен отчет оценщика. При разнице около 2,4 тыс. руб. в год такой отчет за короткий срок владения не окупается. Для налога остается кадастровая стоимость, для цены продажи — рынок.</w:t>
       </w:r>
     </w:p>
     <w:p>
@@ -11341,7 +11292,7 @@
                 <w:color w:val="000000"/>
                 <w:sz w:val="24"/>
               </w:rPr>
-              <w:t>По расчету на 18.10.2026</w:t>
+              <w:t>По расчету на 19.10.2026</w:t>
             </w:r>
           </w:p>
         </w:tc>
@@ -11436,7 +11387,7 @@
                 <w:color w:val="000000"/>
                 <w:sz w:val="24"/>
               </w:rPr>
-              <w:t>1 255 000</w:t>
+              <w:t>1 511 000</w:t>
             </w:r>
           </w:p>
         </w:tc>
@@ -11531,7 +11482,7 @@
                 <w:color w:val="000000"/>
                 <w:sz w:val="24"/>
               </w:rPr>
-              <w:t>1 248,76</w:t>
+              <w:t>1 503,48</w:t>
             </w:r>
           </w:p>
         </w:tc>
@@ -11626,7 +11577,7 @@
                 <w:color w:val="000000"/>
                 <w:sz w:val="24"/>
               </w:rPr>
-              <w:t>124 876</w:t>
+              <w:t>150 348</w:t>
             </w:r>
           </w:p>
         </w:tc>
@@ -11721,7 +11672,7 @@
                 <w:color w:val="000000"/>
                 <w:sz w:val="24"/>
               </w:rPr>
-              <w:t>1 882,50</w:t>
+              <w:t>2 266,50</w:t>
             </w:r>
           </w:p>
         </w:tc>
@@ -11943,7 +11894,7 @@
           <w:color w:val="000000"/>
           <w:sz w:val="28"/>
         </w:rPr>
-        <w:t>Цену предложения не следует назначать равной кадастровой стоимости 3 078 864,73 руб. Ориентир рыночной стоимости на 18.10.2026, полученный сравнительным подходом по открытым предложениям соседнего массива, составляет 1 255 000 руб. Это ориентир учебной оценки, а не оферта. Перед реальной продажей его нужно обновить по свежим объявлениям и, если стороны или банк требуют отчет, подтвердить заключением оценщика. Кадастровую стоимость при этом правильно сохранить в расчете ежегодного налога: 4 618,30 руб. при ставке 0,15 процента. Обращение к процедуре установления кадастровой стоимости в размере рыночной оправдано при длительном владении и при подтверждении рыночной стоимости отчетом. В остальных случаях две величины следует разграничивать: кадастровая стоимость остается налоговой базой, рыночная — ориентиром цены.</w:t>
+        <w:t>Цену в объявлении не стоит ставить равной кадастровой стоимости 3 078 864,73 руб. Ориентир на 19.10.2026 по двум объявлениям ЦИАН — 1 511 000 руб. Это учебный расчет, не оферта. Перед реальной продажей его нужно пересчитать по свежим объявлениям, а если банк или стороны просят отчет — подтвердить оценщиком. Налог при этом считается от кадастровой стоимости: 4 618,30 руб. в год при ставке 0,15 процента. Менять кадастровую стоимость на рыночную имеет смысл при долгом владении и при наличии отчета. В остальных случаях кадастровая стоимость остается базой налога, рыночная — ориентиром цены.</w:t>
       </w:r>
     </w:p>
     <w:p>
@@ -12028,7 +11979,7 @@
           <w:color w:val="000000"/>
           <w:sz w:val="28"/>
         </w:rPr>
-        <w:t>Пример одного садового участка показывает повторяемые, а не случайные ограничения. Публичная карточка и карточка НСПД расходятся в статусе. Номер содержит нулевой квартал, тогда как карта знает квартал 50:28:0090134. Кадастровая стоимость стоит рядом с площадью и визуально похожа на цену. Координаты, без которых граница не существует как реестровый объект, в открытый просмотр не выведены, хотя контур нарисован. Эти свойства мешают использовать ЕГРН именно как информационное обеспечение рынка, даже когда сами записи достоверны.</w:t>
+        <w:t>По одному садовому участку видны ограничения, которые повторяются и на других ранее учтенных участках. Карточка Росреестра пишет «актуально», НСПД — «ранее учтенный». В номере стоит нулевой квартал 50:28:0000000, а на карте участок лежит в квартале 50:28:0090134. Кадастровая стоимость показана рядом с площадью и легко читается как цена. Контур нарисован, а каталог координат в открытый просмотр не выведен.</w:t>
       </w:r>
     </w:p>
     <w:p>
@@ -12045,7 +11996,7 @@
           <w:color w:val="000000"/>
           <w:sz w:val="28"/>
         </w:rPr>
-        <w:t>Первое предложение касается показа статуса. Если у ранее учтенного участка внесены координаты, Росреестр и НСПД должны одинаково сообщать: граница установлена, с датой внесения координат и величиной Mt. Сейчас одно окно пишет «актуально», другое — «ранее учтенный». Для залога это разные сигналы. Согласовать подписи можно без раскрытия персональных данных и без изменения состава реестра.</w:t>
+        <w:t>Статус и квартал можно показать одинаково в обоих окнах, не раскрывая персональных данных и не меняя состав реестра. Если координаты внесены, подпись должна говорить, что граница установлена, и указывать дату внесения и Mt. Рядом с номером 50:28:0000000:51403 стоит постоянно писать квартал фактического расположения 50:28:0090134. Иначе смежные участки с другой структурой номера ищут как другой объект. Для садовых массивов это обычная ситуация: ранее учтенный участок стоит рядом с участком, поставленным на учет внутри квартала.</w:t>
       </w:r>
     </w:p>
     <w:p>
@@ -12062,7 +12013,7 @@
           <w:color w:val="000000"/>
           <w:sz w:val="28"/>
         </w:rPr>
-        <w:t>Второе предложение касается нулевого квартала в номере. Рядом с номером 50:28:0000000:51403 карточка должна постоянно показывать квартал фактического расположения 50:28:0090134. Сейчас он виден в НСПД и не виден в справочной карточке Росреестра. Единый показ объясняет, почему смежные участки имеют другую структуру номера, и сокращает ошибочный поиск. Для садоводческих массивов, где ранее учтенные участки стоят рядом с участками внутри квартала, это типичная, а не единичная ситуация.</w:t>
+        <w:t>Рядом с кадастровой стоимостью нужна короткая пометка, что сумма определена для целей, указанных в законе, на дату определения и не является ценой сделки. На рассмотренном участке дата определения — 01.01.2022, а дата внесения — 05.12.2025. Без пометки более позднюю дату принимают за дату оценки. Тогда 3,08 млн руб. легко объявить ценой участка, по объявлениям которого расчет дает около 1,51 млн руб.</w:t>
       </w:r>
     </w:p>
     <w:p>
@@ -12079,7 +12030,7 @@
           <w:color w:val="000000"/>
           <w:sz w:val="28"/>
         </w:rPr>
-        <w:t>Третье предложение касается цены. В карточке кадастровая стоимость должна сопровождаться постоянной пометкой, что величина определена для целей, предусмотренных законом, по состоянию на указанную дату и не является рыночной ценой. Дата определения и дата внесения уже показываются, но подписи недостаточно: на рассмотренном участке дата определения — 01.01.2022, а дата внесения — 05.12.2025. Без пояснения пользователь принимает более позднюю дату за дату оценки. Короткая формула рядом с суммой («массовая оценка на 01.01.2022, не является ценой сделки») сняла бы типичную ошибку, из-за которой кадастровая стоимость 3,08 млн руб. могла бы быть объявлена ценой участка стоимостью около 1,26 млн руб.</w:t>
+        <w:t>Для разбивки открытое описание уточненной границы могло бы содержать число точек, систему координат и Mt, даже если полный каталог публиковать нельзя. Строка «5 точек, МСК-50, Mt = 0,20 м» сразу показывает, что контур определен, и отсылает к межевому плану. Сейчас это приходится собирать из плана вручную, как сделано в работе. В разделе о правах пустую графу ограничений лучше заменить прямой формулировкой: ограничения зарегистрированы или не зарегистрированы. Отдельно нужен признак пересечения с зонами с особыми условиями. Карта смежных участков на этот вопрос не отвечает, а для садового участка режим зоны влияет на использование и на цену.</w:t>
       </w:r>
     </w:p>
     <w:p>
@@ -12096,7 +12047,7 @@
           <w:color w:val="000000"/>
           <w:sz w:val="28"/>
         </w:rPr>
-        <w:t>Четвертое предложение относится к координатам и разбивке. Рынок использует границу дважды: как картинку при выборе объекта и как каталог при установке ограждения и при споре. Картинка в НСПД уже есть. Каталог остается в межевом плане и в выписке. Для участка, граница которого уточнена, открытое описание могло бы содержать число характерных точек, систему координат и погрешность Mt без публикации полного каталога, если публикация каталога ограничена. Число «5 точек, МСК-50, Mt = 0,20 м» сразу показывает, что контур определен, и отсылает к межевому плану как к источнику разбивки. Сейчас этот вывод приходится собирать из плана вручную, как сделано в настоящей работе.</w:t>
+        <w:t>К выписке полезен короткий лист проверки: номер, площадь и допуск, категория и вид использования, правообладатель и дата записи, ограничения, наличие координат, кадастровая стоимость с датой определения отдельно от цены договора, квартал фактического расположения. Лист выписку не заменяет. Он не дает пропустить строку, которая по этому участку отделяет пригодное сведение от непригодного.</w:t>
       </w:r>
     </w:p>
     <w:p>
@@ -12113,7 +12064,7 @@
           <w:color w:val="000000"/>
           <w:sz w:val="28"/>
         </w:rPr>
-        <w:t>Пятое предложение связано с обременениями и зонами. Справочный раздел «права и ограничения» полезно дополнить явным признаком «ограничения не зарегистрированы» либо «ограничения зарегистрированы», не раскрывая персональных данных. Пустая графа читается неоднозначно. Отдельный признак нужен и для зон с особыми условиями: пересечение со смежным участком, как на рисунке исходных материалов, не отвечает на вопрос, попадает ли участок в охранную зону. Для садового участка это вопрос режима использования и, значит, элемент цены.</w:t>
+        <w:t>Пока в открытом ЕГРН нет обезличенных цен сделок по кварталу и виду использования, сравнение идет по объявлениям [17; 23]. Для учебной работы это допустимо, для пересмотра кадастровой стоимости недостаточно. Такой слой можно было бы собирать по переходу права, не показывая стороны договора. Пока его нет, в расчете, как в параграфе 2.3, нужно прямо писать, что аналоги взяты из ЦИАН, а не из реестра. Поиск ошибок в сведениях ЕГРН, в том числе через сервисы НСПД, задачу цены не закрывает [20].</w:t>
       </w:r>
     </w:p>
     <w:p>
@@ -12130,41 +12081,7 @@
           <w:color w:val="000000"/>
           <w:sz w:val="28"/>
         </w:rPr>
-        <w:t>Шестое предложение адресовано участникам сделки. К выписке полезно прилагать короткий проверочный лист: кадастровый номер; площадь и допуск; категория и вид разрешенного использования; правообладатель и дата записи; ограничения; наличие координат; кадастровая стоимость с датой определения, отдельно от цены договора; квартал фактического расположения. Лист не заменяет выписку. Он не дает пропустить ту строку, которая на рассмотренном участке как раз отделяет пригодное сведение от непригодного.</w:t>
-      </w:r>
-    </w:p>
-    <w:p>
-      <w:pPr>
-        <w:spacing w:line="360" w:lineRule="auto" w:before="0" w:after="0"/>
-        <w:ind w:firstLine="709" w:left="0"/>
-        <w:jc w:val="both"/>
-      </w:pPr>
-      <w:r>
-        <w:rPr>
-          <w:rFonts w:ascii="Times New Roman" w:hAnsi="Times New Roman" w:cs="Times New Roman" w:eastAsia="Times New Roman"/>
-          <w:b w:val="0"/>
-          <w:i w:val="0"/>
-          <w:color w:val="000000"/>
-          <w:sz w:val="28"/>
-        </w:rPr>
-        <w:t>Седьмое предложение касается цен. Пока в открытом контуре ЕГРН нет обезличенных цен сделок по кварталу и виду использования, сравнительный подход опирается на объявления [17; 23]. Для учебного расчета это допустимо, для оспаривания кадастровой стоимости недостаточно. Такой слой можно было бы строить по сведениям о переходе права, не раскрывая сторон договора. Пока его нет, расчет, как в параграфе 2.3, должен прямо указывать, что аналоги взяты из предложений, а не из реестра. Выявление ошибок в самих сведениях ЕГРН, в том числе с применением цифровых сервисов НСПД, эту ценовую задачу не заменяет [20].</w:t>
-      </w:r>
-    </w:p>
-    <w:p>
-      <w:pPr>
-        <w:spacing w:line="360" w:lineRule="auto" w:before="0" w:after="0"/>
-        <w:ind w:firstLine="709" w:left="0"/>
-        <w:jc w:val="both"/>
-      </w:pPr>
-      <w:r>
-        <w:rPr>
-          <w:rFonts w:ascii="Times New Roman" w:hAnsi="Times New Roman" w:cs="Times New Roman" w:eastAsia="Times New Roman"/>
-          <w:b w:val="0"/>
-          <w:i w:val="0"/>
-          <w:color w:val="000000"/>
-          <w:sz w:val="28"/>
-        </w:rPr>
-        <w:t>Предложения не требуют изменения правового режима участка 50:28:0000000:51403. Его категория, вид использования, площадь и запись о собственности могут оставаться прежними. Меняется полнота показа и дисциплина использования. Реестр уже хранит сведения, без которых рынок не работает. Задача информационного обеспечения состоит в том, чтобы не требовать от кадастровой стоимости роли рыночной цены и от справочной карточки роли выписки [26].</w:t>
+        <w:t>Менять категорию, вид использования, площадь и запись о собственности участка 50:28:0000000:51403 для этого не требуется. Нужно иначе показывать уже имеющиеся сведения и иначе ими пользоваться. Кадастровая стоимость не должна подменять цену сделки, а справочная карточка — выписку [26].</w:t>
       </w:r>
     </w:p>
     <w:p>
@@ -12215,7 +12132,7 @@
           <w:color w:val="000000"/>
           <w:sz w:val="28"/>
         </w:rPr>
-        <w:t>Проверка выполняется в одном порядке. Сначала сверяются кадастровый номер, площадь 1 005 кв. м и адрес товарищества. Затем сверяются категория земель и вид разрешенного использования. После этого устанавливается правообладатель и наличие либо отсутствие ограничений. Затем координаты выписки сопоставляются с каталогом межевого плана. В конце кадастровая стоимость 3 078 864,73 руб. отделяется от цены договора. Для налога при ставке 0,15 процента она дает 4 618,30 руб. в год, а ориентиром цены на 18.10.2026 служит расчетная рыночная стоимость 1 255 000 руб. [11].</w:t>
+        <w:t>Проверку удобно вести в одном порядке. Сначала кадастровый номер, площадь 1 005 кв. м и адрес товарищества. Затем категория земель и вид разрешенного использования. Потом правообладатель и ограничения. Дальше координаты выписки сверяются с каталогом межевого плана. В конце кадастровая стоимость 3 078 864,73 руб. отделяется от цены договора. При ставке 0,15 процента она дает налог 4 618,30 руб. в год, а ориентир цены на 19.10.2026 — 1 511 000 руб. [11].</w:t>
       </w:r>
     </w:p>
     <w:p>
@@ -12288,7 +12205,7 @@
           <w:color w:val="000000"/>
           <w:sz w:val="28"/>
         </w:rPr>
-        <w:t>Единый государственный реестр недвижимости является необходимой информационной основой рынка недвижимости, но не универсальным источником всех сведений для решения о сделке. Он отвечает на вопросы о существовании объекта, его площади, границах, правовом режиме, зарегистрированном праве и кадастровой стоимости. Он не назначает рыночную цену и в открытом просмотре не заменяет выписку о правах. Границы, координаты и площадь попадают в реестр из межевого плана. Поэтому пригодность реестра для рынка зависит от качества кадастровых работ и от того, насколько полно результат этих работ доведен до пользователя.</w:t>
+        <w:t>ЕГРН дает рынку сведения об объекте: что участок существует, какова площадь, где проходит граница, какой правовой режим, какое право зарегистрировано и какая кадастровая стоимость. Рыночную цену реестр не назначает. Открытая карточка не заменяет выписку о правах. Граница, координаты и площадь приходят в реестр из межевого плана, поэтому качество записи зависит и от кадастровых работ, и от того, видит ли покупатель их результат.</w:t>
       </w:r>
     </w:p>
     <w:p>
@@ -12339,7 +12256,7 @@
           <w:color w:val="000000"/>
           <w:sz w:val="28"/>
         </w:rPr>
-        <w:t>Рыночная стоимость на 18.10.2026, определенная сравнительным подходом по открытым предложениям соседнего массива с поправками на торг, коммуникации, площадь и готовность границы, составила 1 255 000 руб., или 1 248,76 руб./кв. м. Это в 2,45 раза ниже кадастровой стоимости. Земельный налог при ставке 0,15 процента составляет 4 618,30 руб. в год. Кадастровая стоимость пригодна для этого расчета и непригодна как цена продажи. Затратный и доходный подходы к данному участку не применяются из-за отсутствия улучшений и сведений о доходе.</w:t>
+        <w:t>Рыночная стоимость на 19.10.2026 по двум объявлениям ЦИАН с поправками на торг, категорию земель, коммуникации и готовность границы составила 1 511 000 руб., или 1 503,48 руб./кв. м. Это в 2,04 раза ниже кадастровой стоимости. Земельный налог при ставке 0,15 процента составляет 4 618,30 руб. в год. Кадастровая стоимость годится для налога и не годится как цена продажи. Затратный и доходный подходы не применялись: улучшений в расчете нет, сведений о доходе тоже нет.</w:t>
       </w:r>
     </w:p>
     <w:p>
@@ -12905,7 +12822,7 @@
           <w:color w:val="000000"/>
           <w:sz w:val="28"/>
         </w:rPr>
-        <w:t>30. Объявления о продаже земельных участков в СНТ «Лайнер-Соломыково» городского округа Домодедово // N1. — URL: https://domodedovo-1.n1.ru/kupit/zemelniy-uchastok/moskovskaya-oblast-domodedovo-gorodskoy-okrug-snt-layner-solomykovo/ (дата обращения: 18.10.2026).</w:t>
+        <w:t>30. Объявления о продаже земельных участков: СНТ «Аякс», 11 сот., № 330889759; СНТ «Борисово-2», 10 сот., № 329905960 // ЦИАН. — URL: https://www.cian.ru/sale/suburban/330889759/ ; https://www.cian.ru/sale/suburban/329905960/ (дата обращения: 19.10.2026).</w:t>
       </w:r>
     </w:p>
     <w:p>
@@ -14195,7 +14112,7 @@
                 <w:color w:val="000000"/>
                 <w:sz w:val="24"/>
               </w:rPr>
-              <w:t>Рыночная стоимость на 18.10.2026</w:t>
+              <w:t>Рыночная стоимость на 19.10.2026</w:t>
             </w:r>
           </w:p>
         </w:tc>
@@ -14225,7 +14142,7 @@
                 <w:color w:val="000000"/>
                 <w:sz w:val="24"/>
               </w:rPr>
-              <w:t>1 255 000 руб. (учебный расчет)</w:t>
+              <w:t>1 511 000 руб. (учебный расчет)</w:t>
             </w:r>
           </w:p>
         </w:tc>
@@ -16391,7 +16308,7 @@
           <w:color w:val="000000"/>
           <w:sz w:val="28"/>
         </w:rPr>
-        <w:t>Дата оценки — 18.10.2026. Подход — сравнительный. Цены аналогов — цены предложения в СНТ «Лайнер-Соломыково». Веса: 0,45; 0,35; 0,20. Округление итога — до 1 000 руб.</w:t>
+        <w:t>Дата оценки — 19.10.2026. Подход — сравнительный. Цены аналогов — цены предложений ЦИАН: СНТ «Аякс», объявление 330889759, и СНТ «Борисово-2», объявление 329905960. Веса: 0,35 и 0,65. Округление итога — до 1 000 руб.</w:t>
       </w:r>
     </w:p>
     <w:p>
@@ -16550,7 +16467,7 @@
                 <w:color w:val="000000"/>
                 <w:sz w:val="24"/>
               </w:rPr>
-              <w:t>133 627 руб./сотка</w:t>
+              <w:t>193 310 руб./сотка</w:t>
             </w:r>
           </w:p>
         </w:tc>
@@ -16615,72 +16532,7 @@
                 <w:color w:val="000000"/>
                 <w:sz w:val="24"/>
               </w:rPr>
-              <w:t>124 040 руб./сотка</w:t>
-            </w:r>
-          </w:p>
-        </w:tc>
-      </w:tr>
-      <w:tr>
-        <w:trPr>
-          <w:cantSplit/>
-        </w:trPr>
-        <w:tc>
-          <w:tcPr>
-            <w:tcW w:type="dxa" w:w="5670"/>
-            <w:vAlign w:val="center"/>
-            <w:tcBorders>
-              <w:top w:val="single" w:sz="4" w:space="0" w:color="000000"/>
-              <w:left w:val="single" w:sz="4" w:space="0" w:color="000000"/>
-              <w:bottom w:val="single" w:sz="4" w:space="0" w:color="000000"/>
-              <w:right w:val="single" w:sz="4" w:space="0" w:color="000000"/>
-            </w:tcBorders>
-          </w:tcPr>
-          <w:p>
-            <w:pPr>
-              <w:spacing w:line="240" w:lineRule="auto" w:before="0" w:after="0"/>
-              <w:ind w:firstLine="0" w:left="0"/>
-              <w:jc w:val="center"/>
-            </w:pPr>
-            <w:r/>
-            <w:r>
-              <w:rPr>
-                <w:rFonts w:ascii="Times New Roman" w:hAnsi="Times New Roman" w:cs="Times New Roman" w:eastAsia="Times New Roman"/>
-                <w:b w:val="0"/>
-                <w:i w:val="0"/>
-                <w:color w:val="000000"/>
-                <w:sz w:val="24"/>
-              </w:rPr>
-              <w:t>Скорректированная цена аналога 3</w:t>
-            </w:r>
-          </w:p>
-        </w:tc>
-        <w:tc>
-          <w:tcPr>
-            <w:tcW w:type="dxa" w:w="3969"/>
-            <w:vAlign w:val="center"/>
-            <w:tcBorders>
-              <w:top w:val="single" w:sz="4" w:space="0" w:color="000000"/>
-              <w:left w:val="single" w:sz="4" w:space="0" w:color="000000"/>
-              <w:bottom w:val="single" w:sz="4" w:space="0" w:color="000000"/>
-              <w:right w:val="single" w:sz="4" w:space="0" w:color="000000"/>
-            </w:tcBorders>
-          </w:tcPr>
-          <w:p>
-            <w:pPr>
-              <w:spacing w:line="240" w:lineRule="auto" w:before="0" w:after="0"/>
-              <w:ind w:firstLine="0" w:left="0"/>
-              <w:jc w:val="center"/>
-            </w:pPr>
-            <w:r/>
-            <w:r>
-              <w:rPr>
-                <w:rFonts w:ascii="Times New Roman" w:hAnsi="Times New Roman" w:cs="Times New Roman" w:eastAsia="Times New Roman"/>
-                <w:b w:val="0"/>
-                <w:i w:val="0"/>
-                <w:color w:val="000000"/>
-                <w:sz w:val="24"/>
-              </w:rPr>
-              <w:t>106 686 руб./сотка</w:t>
+              <w:t>127 205 руб./сотка</w:t>
             </w:r>
           </w:p>
         </w:tc>
@@ -16745,7 +16597,7 @@
                 <w:color w:val="000000"/>
                 <w:sz w:val="24"/>
               </w:rPr>
-              <w:t>124 884 руб./сотка</w:t>
+              <w:t>150 342 руб./сотка</w:t>
             </w:r>
           </w:p>
         </w:tc>
@@ -16875,7 +16727,7 @@
                 <w:color w:val="000000"/>
                 <w:sz w:val="24"/>
               </w:rPr>
-              <w:t>1 255 079 руб.</w:t>
+              <w:t>1 510 937 руб.</w:t>
             </w:r>
           </w:p>
         </w:tc>
@@ -16940,7 +16792,7 @@
                 <w:color w:val="000000"/>
                 <w:sz w:val="24"/>
               </w:rPr>
-              <w:t>1 255 000 руб.</w:t>
+              <w:t>1 511 000 руб.</w:t>
             </w:r>
           </w:p>
         </w:tc>
@@ -17005,7 +16857,7 @@
                 <w:color w:val="000000"/>
                 <w:sz w:val="24"/>
               </w:rPr>
-              <w:t>1 248,76 руб./кв. м</w:t>
+              <w:t>1 503,48 руб./кв. м</w:t>
             </w:r>
           </w:p>
         </w:tc>
@@ -17135,7 +16987,7 @@
                 <w:color w:val="000000"/>
                 <w:sz w:val="24"/>
               </w:rPr>
-              <w:t>2,45</w:t>
+              <w:t>2,04</w:t>
             </w:r>
           </w:p>
         </w:tc>

--- a/Курсовая_работа_ЕГРН.docx
+++ b/Курсовая_работа_ЕГРН.docx
@@ -258,7 +258,7 @@
         </w:rPr>
         <w:t>3 РЕКОМЕНДАЦИИ ПО ИСПОЛЬЗОВАНИЮ И ПОВЫШЕНИЮ ПРИГОДНОСТИ СВЕДЕНИЙ ЕГРН</w:t>
         <w:tab/>
-        <w:t>30</w:t>
+        <w:t>31</w:t>
       </w:r>
     </w:p>
     <w:p>
@@ -280,7 +280,7 @@
         </w:rPr>
         <w:t>3.1 Рекомендации применительно к участку 50:28:0000000:51403</w:t>
         <w:tab/>
-        <w:t>30</w:t>
+        <w:t>31</w:t>
       </w:r>
     </w:p>
     <w:p>
@@ -302,7 +302,7 @@
         </w:rPr>
         <w:t>3.2 Предложения по информационному обеспечению рынка недвижимости</w:t>
         <w:tab/>
-        <w:t>32</w:t>
+        <w:t>33</w:t>
       </w:r>
     </w:p>
     <w:p>
@@ -324,7 +324,7 @@
         </w:rPr>
         <w:t>3.3 Использование сведений ЕГРН и межевого плана при подготовке сделки</w:t>
         <w:tab/>
-        <w:t>33</w:t>
+        <w:t>34</w:t>
       </w:r>
     </w:p>
     <w:p>
@@ -346,7 +346,7 @@
         </w:rPr>
         <w:t>ЗАКЛЮЧЕНИЕ</w:t>
         <w:tab/>
-        <w:t>35</w:t>
+        <w:t>36</w:t>
       </w:r>
     </w:p>
     <w:p>
@@ -368,7 +368,7 @@
         </w:rPr>
         <w:t>СПИСОК ИСПОЛЬЗОВАННЫХ ИСТОЧНИКОВ</w:t>
         <w:tab/>
-        <w:t>37</w:t>
+        <w:t>38</w:t>
       </w:r>
     </w:p>
     <w:p>
@@ -390,7 +390,7 @@
         </w:rPr>
         <w:t>ПРИЛОЖЕНИЯ</w:t>
         <w:tab/>
-        <w:t>41</w:t>
+        <w:t>42</w:t>
       </w:r>
     </w:p>
     <w:p>
@@ -412,7 +412,7 @@
         </w:rPr>
         <w:t>Приложение А. Сводные сведения об объекте оценки</w:t>
         <w:tab/>
-        <w:t>41</w:t>
+        <w:t>42</w:t>
       </w:r>
     </w:p>
     <w:p>
@@ -434,7 +434,7 @@
         </w:rPr>
         <w:t>Приложение Б. Каталог координат, разбивочная ведомость и расчет площади</w:t>
         <w:tab/>
-        <w:t>42</w:t>
+        <w:t>43</w:t>
       </w:r>
     </w:p>
     <w:p>
@@ -456,7 +456,7 @@
         </w:rPr>
         <w:t>Приложение В. Чертеж земельного участка</w:t>
         <w:tab/>
-        <w:t>43</w:t>
+        <w:t>44</w:t>
       </w:r>
     </w:p>
     <w:p>
@@ -478,7 +478,7 @@
         </w:rPr>
         <w:t>Приложение Г. Расчет рыночной стоимости</w:t>
         <w:tab/>
-        <w:t>45</w:t>
+        <w:t>46</w:t>
       </w:r>
     </w:p>
     <w:p>
@@ -500,7 +500,7 @@
         </w:rPr>
         <w:t>Приложение Д. Копии исходных материалов</w:t>
         <w:tab/>
-        <w:t>46</w:t>
+        <w:t>47</w:t>
       </w:r>
     </w:p>
     <w:p>
@@ -6632,7 +6632,7 @@
           <w:color w:val="000000"/>
           <w:sz w:val="28"/>
         </w:rPr>
-        <w:t>В деньгах тот же допуск выглядит так. При рыночном показателе из параграфа 2.3 22 кв. м стоят около 33,1 тыс. руб. При кадастровом показателе 3 063,55 руб./кв. м те же 22 кв. м стоят около 67,4 тыс. руб. Обе суммы меньше разрыва между кадастровой и рыночной стоимостью всего участка. Для цены сделки погрешность площади не главное. Главное — не подставить в договор кадастровую стоимость вместо рыночной. Для спора о заборе допуск 0,20 м по точке уже важен, поэтому разбивку делают по каталогу координат, а не по картинке публичной карты.</w:t>
+        <w:t>В деньгах тот же допуск выглядит так. При рыночном показателе из параграфа 2.3 22 кв. м стоят около 31,3 тыс. руб. При кадастровом показателе 3 063,55 руб./кв. м те же 22 кв. м стоят около 67,4 тыс. руб. Обе суммы меньше разрыва между кадастровой и рыночной стоимостью всего участка. Для цены сделки погрешность площади не главное. Главное — не подставить в договор кадастровую стоимость вместо рыночной. Для спора о заборе допуск 0,20 м по точке уже важен, поэтому разбивку делают по каталогу координат, а не по картинке публичной карты.</w:t>
       </w:r>
     </w:p>
     <w:p>
@@ -7705,7 +7705,7 @@
           <w:color w:val="000000"/>
           <w:sz w:val="28"/>
         </w:rPr>
-        <w:t>Участок относится к городскому округу Домодедово, СНТ «Ветеран-5». В межевом плане рядом названа деревня Соломахово. Средняя цена сотки по всему округу для этого участка не годится: в таких сводках смешаны участки под индивидуальную застройку и коттеджные поселки, и цена часто выше 400 тыс. руб. за сотку. Для расчета нужны садовые участки того же округа, без дома в цене.</w:t>
+        <w:t>Участок относится к городскому округу Домодедово, СНТ «Ветеран-5». В межевом плане рядом названа деревня Соломахово. Средняя цена сотки по всему округу для этого участка не годится: в таких сводках смешаны участки под индивидуальную застройку и коттеджные поселки, и цена часто выше 400 тыс. руб. за сотку. Для расчета нужны садовые участки того же округа. Дом в цену входить не должен. Если в объявлении есть гараж или колодец, это снимается отдельной поправкой.</w:t>
       </w:r>
     </w:p>
     <w:p>
@@ -7722,7 +7722,7 @@
           <w:color w:val="000000"/>
           <w:sz w:val="28"/>
         </w:rPr>
-        <w:t>Аналоги взяты из двух объявлений ЦИАН, открытых 19.10.2026 [30]. Третья ссылка повторяет первое объявление, поэтому отдельным аналогом не считается. Оба предложения — земельные участки без дома.</w:t>
+        <w:t>Аналоги взяты из трех объявлений ЦИАН, открытых 19.10.2026 [30]. Дома в цену не входят. Ближе всех к объекту объявление из того же товарищества.</w:t>
       </w:r>
     </w:p>
     <w:p>
@@ -7739,7 +7739,7 @@
           <w:color w:val="000000"/>
           <w:sz w:val="28"/>
         </w:rPr>
-        <w:t>Аналог 1, объявление 330889759: СНТ «Аякс», участок 22, 11 соток, цена 3 000 000 руб., или 272 727 руб. за сотку. Категория земель — земли населенных пунктов, использование — садоводство. Электричество есть, магистральный газ проходит по границе. По шоссе А-105 до МКАД указано 35 км, по Симферопольскому — 50 км. В тексте объявления написано, что торг уместен. Объявление обновлено 28.09.2026.</w:t>
+        <w:t>Аналог 1, объявление 330889759: СНТ «Аякс», участок 22, 11 соток, цена 3 000 000 руб., или 272 727 руб. за сотку. Категория земель — земли населенных пунктов, использование — садоводство. Электричество есть, магистральный газ проходит по границе. По шоссе А-105 до МКАД указано 35 км, по Симферопольскому — 50 км. В тексте написано, что торг уместен. Объявление обновлено 28.09.2026.</w:t>
       </w:r>
     </w:p>
     <w:p>
@@ -7757,6 +7757,23 @@
           <w:sz w:val="28"/>
         </w:rPr>
         <w:t>Аналог 2, объявление 329905960: СНТ «Борисово-2», 10 соток, цена 1 300 000 руб., или 130 000 руб. за сотку. Категория — земли сельскохозяйственного назначения, использование — садоводство, как у объекта. Коммуникации в карточке объявления не заполнены. По шоссе А-105 до МКАД указано 41 км, по Новорязанскому — 56 км. При просмотре 19.10.2026 на странице стояла пометка об обновлении накануне.</w:t>
+      </w:r>
+    </w:p>
+    <w:p>
+      <w:pPr>
+        <w:spacing w:line="360" w:lineRule="auto" w:before="0" w:after="0"/>
+        <w:ind w:firstLine="709" w:left="0"/>
+        <w:jc w:val="both"/>
+      </w:pPr>
+      <w:r>
+        <w:rPr>
+          <w:rFonts w:ascii="Times New Roman" w:hAnsi="Times New Roman" w:cs="Times New Roman" w:eastAsia="Times New Roman"/>
+          <w:b w:val="0"/>
+          <w:i w:val="0"/>
+          <w:color w:val="000000"/>
+          <w:sz w:val="28"/>
+        </w:rPr>
+        <w:t>Аналог 3, объявление 331691566: тот же СНТ «Ветеран-5», участок 79, 10 соток, цена 1 700 000 руб., или 170 000 руб. за сотку. В карточке указано садоводство, категория земель не названа. Собственник один. Межевание сделано в апреле 2026 года. На участке колодец, летний водопровод, уличный туалет и гараж из газоблоков 9×4 м. Электричество есть, газа нет. По шоссе А-105 до МКАД указано 40 км, по Новокаширскому — 43 км. Объявление обновлено 03.08.2026.</w:t>
       </w:r>
     </w:p>
     <w:p>
@@ -7784,10 +7801,11 @@
         <w:tblLook w:firstColumn="1" w:firstRow="1" w:lastColumn="0" w:lastRow="0" w:noHBand="0" w:noVBand="1" w:val="04A0"/>
       </w:tblPr>
       <w:tblGrid>
-        <w:gridCol w:w="2041"/>
-        <w:gridCol w:w="2551"/>
-        <w:gridCol w:w="2551"/>
-        <w:gridCol w:w="2494"/>
+        <w:gridCol w:w="1587"/>
+        <w:gridCol w:w="1644"/>
+        <w:gridCol w:w="2154"/>
+        <w:gridCol w:w="2097"/>
+        <w:gridCol w:w="2154"/>
       </w:tblGrid>
       <w:tr>
         <w:trPr>
@@ -7796,7 +7814,7 @@
         </w:trPr>
         <w:tc>
           <w:tcPr>
-            <w:tcW w:type="dxa" w:w="2041"/>
+            <w:tcW w:type="dxa" w:w="1587"/>
             <w:vAlign w:val="center"/>
             <w:tcBorders>
               <w:top w:val="single" w:sz="4" w:space="0" w:color="000000"/>
@@ -7827,7 +7845,7 @@
         </w:tc>
         <w:tc>
           <w:tcPr>
-            <w:tcW w:type="dxa" w:w="2551"/>
+            <w:tcW w:type="dxa" w:w="1644"/>
             <w:vAlign w:val="center"/>
             <w:tcBorders>
               <w:top w:val="single" w:sz="4" w:space="0" w:color="000000"/>
@@ -7858,7 +7876,7 @@
         </w:tc>
         <w:tc>
           <w:tcPr>
-            <w:tcW w:type="dxa" w:w="2551"/>
+            <w:tcW w:type="dxa" w:w="2154"/>
             <w:vAlign w:val="center"/>
             <w:tcBorders>
               <w:top w:val="single" w:sz="4" w:space="0" w:color="000000"/>
@@ -7889,7 +7907,7 @@
         </w:tc>
         <w:tc>
           <w:tcPr>
-            <w:tcW w:type="dxa" w:w="2494"/>
+            <w:tcW w:type="dxa" w:w="2097"/>
             <w:vAlign w:val="center"/>
             <w:tcBorders>
               <w:top w:val="single" w:sz="4" w:space="0" w:color="000000"/>
@@ -7915,6 +7933,37 @@
                 <w:sz w:val="24"/>
               </w:rPr>
               <w:t>Аналог 2, № 329905960</w:t>
+            </w:r>
+          </w:p>
+        </w:tc>
+        <w:tc>
+          <w:tcPr>
+            <w:tcW w:type="dxa" w:w="2154"/>
+            <w:vAlign w:val="center"/>
+            <w:tcBorders>
+              <w:top w:val="single" w:sz="4" w:space="0" w:color="000000"/>
+              <w:left w:val="single" w:sz="4" w:space="0" w:color="000000"/>
+              <w:bottom w:val="single" w:sz="4" w:space="0" w:color="000000"/>
+              <w:right w:val="single" w:sz="4" w:space="0" w:color="000000"/>
+            </w:tcBorders>
+            <w:shd w:fill="E8E8E8" w:val="clear"/>
+          </w:tcPr>
+          <w:p>
+            <w:pPr>
+              <w:spacing w:line="240" w:lineRule="auto" w:before="0" w:after="0"/>
+              <w:ind w:firstLine="0" w:left="0"/>
+              <w:jc w:val="center"/>
+            </w:pPr>
+            <w:r/>
+            <w:r>
+              <w:rPr>
+                <w:rFonts w:ascii="Times New Roman" w:hAnsi="Times New Roman" w:cs="Times New Roman" w:eastAsia="Times New Roman"/>
+                <w:b/>
+                <w:i w:val="0"/>
+                <w:color w:val="000000"/>
+                <w:sz w:val="24"/>
+              </w:rPr>
+              <w:t>Аналог 3, № 331691566</w:t>
             </w:r>
           </w:p>
         </w:tc>
@@ -7925,7 +7974,7 @@
         </w:trPr>
         <w:tc>
           <w:tcPr>
-            <w:tcW w:type="dxa" w:w="2041"/>
+            <w:tcW w:type="dxa" w:w="1587"/>
             <w:vAlign w:val="center"/>
             <w:tcBorders>
               <w:top w:val="single" w:sz="4" w:space="0" w:color="000000"/>
@@ -7955,7 +8004,7 @@
         </w:tc>
         <w:tc>
           <w:tcPr>
-            <w:tcW w:type="dxa" w:w="2551"/>
+            <w:tcW w:type="dxa" w:w="1644"/>
             <w:vAlign w:val="center"/>
             <w:tcBorders>
               <w:top w:val="single" w:sz="4" w:space="0" w:color="000000"/>
@@ -7979,13 +8028,13 @@
                 <w:color w:val="000000"/>
                 <w:sz w:val="24"/>
               </w:rPr>
-              <w:t>СНТ «Ветеран-5», г. о. Домодедово</w:t>
-            </w:r>
-          </w:p>
-        </w:tc>
-        <w:tc>
-          <w:tcPr>
-            <w:tcW w:type="dxa" w:w="2551"/>
+              <w:t>СНТ «Ветеран-5», уч. 7</w:t>
+            </w:r>
+          </w:p>
+        </w:tc>
+        <w:tc>
+          <w:tcPr>
+            <w:tcW w:type="dxa" w:w="2154"/>
             <w:vAlign w:val="center"/>
             <w:tcBorders>
               <w:top w:val="single" w:sz="4" w:space="0" w:color="000000"/>
@@ -8009,13 +8058,13 @@
                 <w:color w:val="000000"/>
                 <w:sz w:val="24"/>
               </w:rPr>
-              <w:t>СНТ «Аякс», уч. 22, г. о. Домодедово</w:t>
-            </w:r>
-          </w:p>
-        </w:tc>
-        <w:tc>
-          <w:tcPr>
-            <w:tcW w:type="dxa" w:w="2494"/>
+              <w:t>СНТ «Аякс», уч. 22</w:t>
+            </w:r>
+          </w:p>
+        </w:tc>
+        <w:tc>
+          <w:tcPr>
+            <w:tcW w:type="dxa" w:w="2097"/>
             <w:vAlign w:val="center"/>
             <w:tcBorders>
               <w:top w:val="single" w:sz="4" w:space="0" w:color="000000"/>
@@ -8039,7 +8088,37 @@
                 <w:color w:val="000000"/>
                 <w:sz w:val="24"/>
               </w:rPr>
-              <w:t>СНТ «Борисово-2», г. о. Домодедово</w:t>
+              <w:t>СНТ «Борисово-2»</w:t>
+            </w:r>
+          </w:p>
+        </w:tc>
+        <w:tc>
+          <w:tcPr>
+            <w:tcW w:type="dxa" w:w="2154"/>
+            <w:vAlign w:val="center"/>
+            <w:tcBorders>
+              <w:top w:val="single" w:sz="4" w:space="0" w:color="000000"/>
+              <w:left w:val="single" w:sz="4" w:space="0" w:color="000000"/>
+              <w:bottom w:val="single" w:sz="4" w:space="0" w:color="000000"/>
+              <w:right w:val="single" w:sz="4" w:space="0" w:color="000000"/>
+            </w:tcBorders>
+          </w:tcPr>
+          <w:p>
+            <w:pPr>
+              <w:spacing w:line="240" w:lineRule="auto" w:before="0" w:after="0"/>
+              <w:ind w:firstLine="0" w:left="0"/>
+              <w:jc w:val="center"/>
+            </w:pPr>
+            <w:r/>
+            <w:r>
+              <w:rPr>
+                <w:rFonts w:ascii="Times New Roman" w:hAnsi="Times New Roman" w:cs="Times New Roman" w:eastAsia="Times New Roman"/>
+                <w:b w:val="0"/>
+                <w:i w:val="0"/>
+                <w:color w:val="000000"/>
+                <w:sz w:val="24"/>
+              </w:rPr>
+              <w:t>СНТ «Ветеран-5», уч. 79</w:t>
             </w:r>
           </w:p>
         </w:tc>
@@ -8050,7 +8129,7 @@
         </w:trPr>
         <w:tc>
           <w:tcPr>
-            <w:tcW w:type="dxa" w:w="2041"/>
+            <w:tcW w:type="dxa" w:w="1587"/>
             <w:vAlign w:val="center"/>
             <w:tcBorders>
               <w:top w:val="single" w:sz="4" w:space="0" w:color="000000"/>
@@ -8080,7 +8159,7 @@
         </w:tc>
         <w:tc>
           <w:tcPr>
-            <w:tcW w:type="dxa" w:w="2551"/>
+            <w:tcW w:type="dxa" w:w="1644"/>
             <w:vAlign w:val="center"/>
             <w:tcBorders>
               <w:top w:val="single" w:sz="4" w:space="0" w:color="000000"/>
@@ -8110,7 +8189,7 @@
         </w:tc>
         <w:tc>
           <w:tcPr>
-            <w:tcW w:type="dxa" w:w="2551"/>
+            <w:tcW w:type="dxa" w:w="2154"/>
             <w:vAlign w:val="center"/>
             <w:tcBorders>
               <w:top w:val="single" w:sz="4" w:space="0" w:color="000000"/>
@@ -8140,7 +8219,37 @@
         </w:tc>
         <w:tc>
           <w:tcPr>
-            <w:tcW w:type="dxa" w:w="2494"/>
+            <w:tcW w:type="dxa" w:w="2097"/>
+            <w:vAlign w:val="center"/>
+            <w:tcBorders>
+              <w:top w:val="single" w:sz="4" w:space="0" w:color="000000"/>
+              <w:left w:val="single" w:sz="4" w:space="0" w:color="000000"/>
+              <w:bottom w:val="single" w:sz="4" w:space="0" w:color="000000"/>
+              <w:right w:val="single" w:sz="4" w:space="0" w:color="000000"/>
+            </w:tcBorders>
+          </w:tcPr>
+          <w:p>
+            <w:pPr>
+              <w:spacing w:line="240" w:lineRule="auto" w:before="0" w:after="0"/>
+              <w:ind w:firstLine="0" w:left="0"/>
+              <w:jc w:val="center"/>
+            </w:pPr>
+            <w:r/>
+            <w:r>
+              <w:rPr>
+                <w:rFonts w:ascii="Times New Roman" w:hAnsi="Times New Roman" w:cs="Times New Roman" w:eastAsia="Times New Roman"/>
+                <w:b w:val="0"/>
+                <w:i w:val="0"/>
+                <w:color w:val="000000"/>
+                <w:sz w:val="24"/>
+              </w:rPr>
+              <w:t>10</w:t>
+            </w:r>
+          </w:p>
+        </w:tc>
+        <w:tc>
+          <w:tcPr>
+            <w:tcW w:type="dxa" w:w="2154"/>
             <w:vAlign w:val="center"/>
             <w:tcBorders>
               <w:top w:val="single" w:sz="4" w:space="0" w:color="000000"/>
@@ -8175,7 +8284,7 @@
         </w:trPr>
         <w:tc>
           <w:tcPr>
-            <w:tcW w:type="dxa" w:w="2041"/>
+            <w:tcW w:type="dxa" w:w="1587"/>
             <w:vAlign w:val="center"/>
             <w:tcBorders>
               <w:top w:val="single" w:sz="4" w:space="0" w:color="000000"/>
@@ -8199,13 +8308,13 @@
                 <w:color w:val="000000"/>
                 <w:sz w:val="24"/>
               </w:rPr>
-              <w:t>Цена предложения, руб.</w:t>
-            </w:r>
-          </w:p>
-        </w:tc>
-        <w:tc>
-          <w:tcPr>
-            <w:tcW w:type="dxa" w:w="2551"/>
+              <w:t>Цена, руб.</w:t>
+            </w:r>
+          </w:p>
+        </w:tc>
+        <w:tc>
+          <w:tcPr>
+            <w:tcW w:type="dxa" w:w="1644"/>
             <w:vAlign w:val="center"/>
             <w:tcBorders>
               <w:top w:val="single" w:sz="4" w:space="0" w:color="000000"/>
@@ -8235,7 +8344,7 @@
         </w:tc>
         <w:tc>
           <w:tcPr>
-            <w:tcW w:type="dxa" w:w="2551"/>
+            <w:tcW w:type="dxa" w:w="2154"/>
             <w:vAlign w:val="center"/>
             <w:tcBorders>
               <w:top w:val="single" w:sz="4" w:space="0" w:color="000000"/>
@@ -8265,7 +8374,7 @@
         </w:tc>
         <w:tc>
           <w:tcPr>
-            <w:tcW w:type="dxa" w:w="2494"/>
+            <w:tcW w:type="dxa" w:w="2097"/>
             <w:vAlign w:val="center"/>
             <w:tcBorders>
               <w:top w:val="single" w:sz="4" w:space="0" w:color="000000"/>
@@ -8290,6 +8399,36 @@
                 <w:sz w:val="24"/>
               </w:rPr>
               <w:t>1 300 000</w:t>
+            </w:r>
+          </w:p>
+        </w:tc>
+        <w:tc>
+          <w:tcPr>
+            <w:tcW w:type="dxa" w:w="2154"/>
+            <w:vAlign w:val="center"/>
+            <w:tcBorders>
+              <w:top w:val="single" w:sz="4" w:space="0" w:color="000000"/>
+              <w:left w:val="single" w:sz="4" w:space="0" w:color="000000"/>
+              <w:bottom w:val="single" w:sz="4" w:space="0" w:color="000000"/>
+              <w:right w:val="single" w:sz="4" w:space="0" w:color="000000"/>
+            </w:tcBorders>
+          </w:tcPr>
+          <w:p>
+            <w:pPr>
+              <w:spacing w:line="240" w:lineRule="auto" w:before="0" w:after="0"/>
+              <w:ind w:firstLine="0" w:left="0"/>
+              <w:jc w:val="center"/>
+            </w:pPr>
+            <w:r/>
+            <w:r>
+              <w:rPr>
+                <w:rFonts w:ascii="Times New Roman" w:hAnsi="Times New Roman" w:cs="Times New Roman" w:eastAsia="Times New Roman"/>
+                <w:b w:val="0"/>
+                <w:i w:val="0"/>
+                <w:color w:val="000000"/>
+                <w:sz w:val="24"/>
+              </w:rPr>
+              <w:t>1 700 000</w:t>
             </w:r>
           </w:p>
         </w:tc>
@@ -8300,7 +8439,7 @@
         </w:trPr>
         <w:tc>
           <w:tcPr>
-            <w:tcW w:type="dxa" w:w="2041"/>
+            <w:tcW w:type="dxa" w:w="1587"/>
             <w:vAlign w:val="center"/>
             <w:tcBorders>
               <w:top w:val="single" w:sz="4" w:space="0" w:color="000000"/>
@@ -8330,7 +8469,7 @@
         </w:tc>
         <w:tc>
           <w:tcPr>
-            <w:tcW w:type="dxa" w:w="2551"/>
+            <w:tcW w:type="dxa" w:w="1644"/>
             <w:vAlign w:val="center"/>
             <w:tcBorders>
               <w:top w:val="single" w:sz="4" w:space="0" w:color="000000"/>
@@ -8360,7 +8499,7 @@
         </w:tc>
         <w:tc>
           <w:tcPr>
-            <w:tcW w:type="dxa" w:w="2551"/>
+            <w:tcW w:type="dxa" w:w="2154"/>
             <w:vAlign w:val="center"/>
             <w:tcBorders>
               <w:top w:val="single" w:sz="4" w:space="0" w:color="000000"/>
@@ -8390,7 +8529,7 @@
         </w:tc>
         <w:tc>
           <w:tcPr>
-            <w:tcW w:type="dxa" w:w="2494"/>
+            <w:tcW w:type="dxa" w:w="2097"/>
             <w:vAlign w:val="center"/>
             <w:tcBorders>
               <w:top w:val="single" w:sz="4" w:space="0" w:color="000000"/>
@@ -8415,6 +8554,36 @@
                 <w:sz w:val="24"/>
               </w:rPr>
               <w:t>130 000</w:t>
+            </w:r>
+          </w:p>
+        </w:tc>
+        <w:tc>
+          <w:tcPr>
+            <w:tcW w:type="dxa" w:w="2154"/>
+            <w:vAlign w:val="center"/>
+            <w:tcBorders>
+              <w:top w:val="single" w:sz="4" w:space="0" w:color="000000"/>
+              <w:left w:val="single" w:sz="4" w:space="0" w:color="000000"/>
+              <w:bottom w:val="single" w:sz="4" w:space="0" w:color="000000"/>
+              <w:right w:val="single" w:sz="4" w:space="0" w:color="000000"/>
+            </w:tcBorders>
+          </w:tcPr>
+          <w:p>
+            <w:pPr>
+              <w:spacing w:line="240" w:lineRule="auto" w:before="0" w:after="0"/>
+              <w:ind w:firstLine="0" w:left="0"/>
+              <w:jc w:val="center"/>
+            </w:pPr>
+            <w:r/>
+            <w:r>
+              <w:rPr>
+                <w:rFonts w:ascii="Times New Roman" w:hAnsi="Times New Roman" w:cs="Times New Roman" w:eastAsia="Times New Roman"/>
+                <w:b w:val="0"/>
+                <w:i w:val="0"/>
+                <w:color w:val="000000"/>
+                <w:sz w:val="24"/>
+              </w:rPr>
+              <w:t>170 000</w:t>
             </w:r>
           </w:p>
         </w:tc>
@@ -8425,7 +8594,7 @@
         </w:trPr>
         <w:tc>
           <w:tcPr>
-            <w:tcW w:type="dxa" w:w="2041"/>
+            <w:tcW w:type="dxa" w:w="1587"/>
             <w:vAlign w:val="center"/>
             <w:tcBorders>
               <w:top w:val="single" w:sz="4" w:space="0" w:color="000000"/>
@@ -8455,7 +8624,7 @@
         </w:tc>
         <w:tc>
           <w:tcPr>
-            <w:tcW w:type="dxa" w:w="2551"/>
+            <w:tcW w:type="dxa" w:w="1644"/>
             <w:vAlign w:val="center"/>
             <w:tcBorders>
               <w:top w:val="single" w:sz="4" w:space="0" w:color="000000"/>
@@ -8479,13 +8648,13 @@
                 <w:color w:val="000000"/>
                 <w:sz w:val="24"/>
               </w:rPr>
-              <w:t>сельскохозяйственного назначения</w:t>
-            </w:r>
-          </w:p>
-        </w:tc>
-        <w:tc>
-          <w:tcPr>
-            <w:tcW w:type="dxa" w:w="2551"/>
+              <w:t>с.-х. назначения</w:t>
+            </w:r>
+          </w:p>
+        </w:tc>
+        <w:tc>
+          <w:tcPr>
+            <w:tcW w:type="dxa" w:w="2154"/>
             <w:vAlign w:val="center"/>
             <w:tcBorders>
               <w:top w:val="single" w:sz="4" w:space="0" w:color="000000"/>
@@ -8515,7 +8684,7 @@
         </w:tc>
         <w:tc>
           <w:tcPr>
-            <w:tcW w:type="dxa" w:w="2494"/>
+            <w:tcW w:type="dxa" w:w="2097"/>
             <w:vAlign w:val="center"/>
             <w:tcBorders>
               <w:top w:val="single" w:sz="4" w:space="0" w:color="000000"/>
@@ -8539,7 +8708,37 @@
                 <w:color w:val="000000"/>
                 <w:sz w:val="24"/>
               </w:rPr>
-              <w:t>сельскохозяйственного назначения</w:t>
+              <w:t>с.-х. назначения</w:t>
+            </w:r>
+          </w:p>
+        </w:tc>
+        <w:tc>
+          <w:tcPr>
+            <w:tcW w:type="dxa" w:w="2154"/>
+            <w:vAlign w:val="center"/>
+            <w:tcBorders>
+              <w:top w:val="single" w:sz="4" w:space="0" w:color="000000"/>
+              <w:left w:val="single" w:sz="4" w:space="0" w:color="000000"/>
+              <w:bottom w:val="single" w:sz="4" w:space="0" w:color="000000"/>
+              <w:right w:val="single" w:sz="4" w:space="0" w:color="000000"/>
+            </w:tcBorders>
+          </w:tcPr>
+          <w:p>
+            <w:pPr>
+              <w:spacing w:line="240" w:lineRule="auto" w:before="0" w:after="0"/>
+              <w:ind w:firstLine="0" w:left="0"/>
+              <w:jc w:val="center"/>
+            </w:pPr>
+            <w:r/>
+            <w:r>
+              <w:rPr>
+                <w:rFonts w:ascii="Times New Roman" w:hAnsi="Times New Roman" w:cs="Times New Roman" w:eastAsia="Times New Roman"/>
+                <w:b w:val="0"/>
+                <w:i w:val="0"/>
+                <w:color w:val="000000"/>
+                <w:sz w:val="24"/>
+              </w:rPr>
+              <w:t>не указана</w:t>
             </w:r>
           </w:p>
         </w:tc>
@@ -8550,7 +8749,7 @@
         </w:trPr>
         <w:tc>
           <w:tcPr>
-            <w:tcW w:type="dxa" w:w="2041"/>
+            <w:tcW w:type="dxa" w:w="1587"/>
             <w:vAlign w:val="center"/>
             <w:tcBorders>
               <w:top w:val="single" w:sz="4" w:space="0" w:color="000000"/>
@@ -8580,7 +8779,7 @@
         </w:tc>
         <w:tc>
           <w:tcPr>
-            <w:tcW w:type="dxa" w:w="2551"/>
+            <w:tcW w:type="dxa" w:w="1644"/>
             <w:vAlign w:val="center"/>
             <w:tcBorders>
               <w:top w:val="single" w:sz="4" w:space="0" w:color="000000"/>
@@ -8610,7 +8809,7 @@
         </w:tc>
         <w:tc>
           <w:tcPr>
-            <w:tcW w:type="dxa" w:w="2551"/>
+            <w:tcW w:type="dxa" w:w="2154"/>
             <w:vAlign w:val="center"/>
             <w:tcBorders>
               <w:top w:val="single" w:sz="4" w:space="0" w:color="000000"/>
@@ -8640,7 +8839,37 @@
         </w:tc>
         <w:tc>
           <w:tcPr>
-            <w:tcW w:type="dxa" w:w="2494"/>
+            <w:tcW w:type="dxa" w:w="2097"/>
+            <w:vAlign w:val="center"/>
+            <w:tcBorders>
+              <w:top w:val="single" w:sz="4" w:space="0" w:color="000000"/>
+              <w:left w:val="single" w:sz="4" w:space="0" w:color="000000"/>
+              <w:bottom w:val="single" w:sz="4" w:space="0" w:color="000000"/>
+              <w:right w:val="single" w:sz="4" w:space="0" w:color="000000"/>
+            </w:tcBorders>
+          </w:tcPr>
+          <w:p>
+            <w:pPr>
+              <w:spacing w:line="240" w:lineRule="auto" w:before="0" w:after="0"/>
+              <w:ind w:firstLine="0" w:left="0"/>
+              <w:jc w:val="center"/>
+            </w:pPr>
+            <w:r/>
+            <w:r>
+              <w:rPr>
+                <w:rFonts w:ascii="Times New Roman" w:hAnsi="Times New Roman" w:cs="Times New Roman" w:eastAsia="Times New Roman"/>
+                <w:b w:val="0"/>
+                <w:i w:val="0"/>
+                <w:color w:val="000000"/>
+                <w:sz w:val="24"/>
+              </w:rPr>
+              <w:t>садоводство</w:t>
+            </w:r>
+          </w:p>
+        </w:tc>
+        <w:tc>
+          <w:tcPr>
+            <w:tcW w:type="dxa" w:w="2154"/>
             <w:vAlign w:val="center"/>
             <w:tcBorders>
               <w:top w:val="single" w:sz="4" w:space="0" w:color="000000"/>
@@ -8675,7 +8904,7 @@
         </w:trPr>
         <w:tc>
           <w:tcPr>
-            <w:tcW w:type="dxa" w:w="2041"/>
+            <w:tcW w:type="dxa" w:w="1587"/>
             <w:vAlign w:val="center"/>
             <w:tcBorders>
               <w:top w:val="single" w:sz="4" w:space="0" w:color="000000"/>
@@ -8705,7 +8934,7 @@
         </w:tc>
         <w:tc>
           <w:tcPr>
-            <w:tcW w:type="dxa" w:w="2551"/>
+            <w:tcW w:type="dxa" w:w="1644"/>
             <w:vAlign w:val="center"/>
             <w:tcBorders>
               <w:top w:val="single" w:sz="4" w:space="0" w:color="000000"/>
@@ -8735,7 +8964,7 @@
         </w:tc>
         <w:tc>
           <w:tcPr>
-            <w:tcW w:type="dxa" w:w="2551"/>
+            <w:tcW w:type="dxa" w:w="2154"/>
             <w:vAlign w:val="center"/>
             <w:tcBorders>
               <w:top w:val="single" w:sz="4" w:space="0" w:color="000000"/>
@@ -8759,13 +8988,13 @@
                 <w:color w:val="000000"/>
                 <w:sz w:val="24"/>
               </w:rPr>
-              <w:t>электричество есть, газ по границе</w:t>
-            </w:r>
-          </w:p>
-        </w:tc>
-        <w:tc>
-          <w:tcPr>
-            <w:tcW w:type="dxa" w:w="2494"/>
+              <w:t>свет есть, газ по границе</w:t>
+            </w:r>
+          </w:p>
+        </w:tc>
+        <w:tc>
+          <w:tcPr>
+            <w:tcW w:type="dxa" w:w="2097"/>
             <w:vAlign w:val="center"/>
             <w:tcBorders>
               <w:top w:val="single" w:sz="4" w:space="0" w:color="000000"/>
@@ -8789,7 +9018,37 @@
                 <w:color w:val="000000"/>
                 <w:sz w:val="24"/>
               </w:rPr>
-              <w:t>в объявлении не указаны</w:t>
+              <w:t>не указаны</w:t>
+            </w:r>
+          </w:p>
+        </w:tc>
+        <w:tc>
+          <w:tcPr>
+            <w:tcW w:type="dxa" w:w="2154"/>
+            <w:vAlign w:val="center"/>
+            <w:tcBorders>
+              <w:top w:val="single" w:sz="4" w:space="0" w:color="000000"/>
+              <w:left w:val="single" w:sz="4" w:space="0" w:color="000000"/>
+              <w:bottom w:val="single" w:sz="4" w:space="0" w:color="000000"/>
+              <w:right w:val="single" w:sz="4" w:space="0" w:color="000000"/>
+            </w:tcBorders>
+          </w:tcPr>
+          <w:p>
+            <w:pPr>
+              <w:spacing w:line="240" w:lineRule="auto" w:before="0" w:after="0"/>
+              <w:ind w:firstLine="0" w:left="0"/>
+              <w:jc w:val="center"/>
+            </w:pPr>
+            <w:r/>
+            <w:r>
+              <w:rPr>
+                <w:rFonts w:ascii="Times New Roman" w:hAnsi="Times New Roman" w:cs="Times New Roman" w:eastAsia="Times New Roman"/>
+                <w:b w:val="0"/>
+                <w:i w:val="0"/>
+                <w:color w:val="000000"/>
+                <w:sz w:val="24"/>
+              </w:rPr>
+              <w:t>свет есть, колодец, газа нет</w:t>
             </w:r>
           </w:p>
         </w:tc>
@@ -8800,7 +9059,7 @@
         </w:trPr>
         <w:tc>
           <w:tcPr>
-            <w:tcW w:type="dxa" w:w="2041"/>
+            <w:tcW w:type="dxa" w:w="1587"/>
             <w:vAlign w:val="center"/>
             <w:tcBorders>
               <w:top w:val="single" w:sz="4" w:space="0" w:color="000000"/>
@@ -8830,7 +9089,7 @@
         </w:tc>
         <w:tc>
           <w:tcPr>
-            <w:tcW w:type="dxa" w:w="2551"/>
+            <w:tcW w:type="dxa" w:w="1644"/>
             <w:vAlign w:val="center"/>
             <w:tcBorders>
               <w:top w:val="single" w:sz="4" w:space="0" w:color="000000"/>
@@ -8860,7 +9119,7 @@
         </w:tc>
         <w:tc>
           <w:tcPr>
-            <w:tcW w:type="dxa" w:w="2551"/>
+            <w:tcW w:type="dxa" w:w="2154"/>
             <w:vAlign w:val="center"/>
             <w:tcBorders>
               <w:top w:val="single" w:sz="4" w:space="0" w:color="000000"/>
@@ -8890,7 +9149,7 @@
         </w:tc>
         <w:tc>
           <w:tcPr>
-            <w:tcW w:type="dxa" w:w="2494"/>
+            <w:tcW w:type="dxa" w:w="2097"/>
             <w:vAlign w:val="center"/>
             <w:tcBorders>
               <w:top w:val="single" w:sz="4" w:space="0" w:color="000000"/>
@@ -8915,6 +9174,36 @@
                 <w:sz w:val="24"/>
               </w:rPr>
               <w:t>41 км от МКАД</w:t>
+            </w:r>
+          </w:p>
+        </w:tc>
+        <w:tc>
+          <w:tcPr>
+            <w:tcW w:type="dxa" w:w="2154"/>
+            <w:vAlign w:val="center"/>
+            <w:tcBorders>
+              <w:top w:val="single" w:sz="4" w:space="0" w:color="000000"/>
+              <w:left w:val="single" w:sz="4" w:space="0" w:color="000000"/>
+              <w:bottom w:val="single" w:sz="4" w:space="0" w:color="000000"/>
+              <w:right w:val="single" w:sz="4" w:space="0" w:color="000000"/>
+            </w:tcBorders>
+          </w:tcPr>
+          <w:p>
+            <w:pPr>
+              <w:spacing w:line="240" w:lineRule="auto" w:before="0" w:after="0"/>
+              <w:ind w:firstLine="0" w:left="0"/>
+              <w:jc w:val="center"/>
+            </w:pPr>
+            <w:r/>
+            <w:r>
+              <w:rPr>
+                <w:rFonts w:ascii="Times New Roman" w:hAnsi="Times New Roman" w:cs="Times New Roman" w:eastAsia="Times New Roman"/>
+                <w:b w:val="0"/>
+                <w:i w:val="0"/>
+                <w:color w:val="000000"/>
+                <w:sz w:val="24"/>
+              </w:rPr>
+              <w:t>40 км от МКАД</w:t>
             </w:r>
           </w:p>
         </w:tc>
@@ -8925,7 +9214,7 @@
         </w:trPr>
         <w:tc>
           <w:tcPr>
-            <w:tcW w:type="dxa" w:w="2041"/>
+            <w:tcW w:type="dxa" w:w="1587"/>
             <w:vAlign w:val="center"/>
             <w:tcBorders>
               <w:top w:val="single" w:sz="4" w:space="0" w:color="000000"/>
@@ -8949,13 +9238,13 @@
                 <w:color w:val="000000"/>
                 <w:sz w:val="24"/>
               </w:rPr>
-              <w:t>Улучшения</w:t>
-            </w:r>
-          </w:p>
-        </w:tc>
-        <w:tc>
-          <w:tcPr>
-            <w:tcW w:type="dxa" w:w="2551"/>
+              <w:t>Граница</w:t>
+            </w:r>
+          </w:p>
+        </w:tc>
+        <w:tc>
+          <w:tcPr>
+            <w:tcW w:type="dxa" w:w="1644"/>
             <w:vAlign w:val="center"/>
             <w:tcBorders>
               <w:top w:val="single" w:sz="4" w:space="0" w:color="000000"/>
@@ -8979,13 +9268,13 @@
                 <w:color w:val="000000"/>
                 <w:sz w:val="24"/>
               </w:rPr>
-              <w:t>в плане и карточке не указаны</w:t>
-            </w:r>
-          </w:p>
-        </w:tc>
-        <w:tc>
-          <w:tcPr>
-            <w:tcW w:type="dxa" w:w="2551"/>
+              <w:t>план 2015 г.</w:t>
+            </w:r>
+          </w:p>
+        </w:tc>
+        <w:tc>
+          <w:tcPr>
+            <w:tcW w:type="dxa" w:w="2154"/>
             <w:vAlign w:val="center"/>
             <w:tcBorders>
               <w:top w:val="single" w:sz="4" w:space="0" w:color="000000"/>
@@ -9009,13 +9298,13 @@
                 <w:color w:val="000000"/>
                 <w:sz w:val="24"/>
               </w:rPr>
-              <w:t>дом в цену не входит</w:t>
-            </w:r>
-          </w:p>
-        </w:tc>
-        <w:tc>
-          <w:tcPr>
-            <w:tcW w:type="dxa" w:w="2494"/>
+              <w:t>не указана</w:t>
+            </w:r>
+          </w:p>
+        </w:tc>
+        <w:tc>
+          <w:tcPr>
+            <w:tcW w:type="dxa" w:w="2097"/>
             <w:vAlign w:val="center"/>
             <w:tcBorders>
               <w:top w:val="single" w:sz="4" w:space="0" w:color="000000"/>
@@ -9039,7 +9328,37 @@
                 <w:color w:val="000000"/>
                 <w:sz w:val="24"/>
               </w:rPr>
-              <w:t>дом в цену не входит</w:t>
+              <w:t>не указана</w:t>
+            </w:r>
+          </w:p>
+        </w:tc>
+        <w:tc>
+          <w:tcPr>
+            <w:tcW w:type="dxa" w:w="2154"/>
+            <w:vAlign w:val="center"/>
+            <w:tcBorders>
+              <w:top w:val="single" w:sz="4" w:space="0" w:color="000000"/>
+              <w:left w:val="single" w:sz="4" w:space="0" w:color="000000"/>
+              <w:bottom w:val="single" w:sz="4" w:space="0" w:color="000000"/>
+              <w:right w:val="single" w:sz="4" w:space="0" w:color="000000"/>
+            </w:tcBorders>
+          </w:tcPr>
+          <w:p>
+            <w:pPr>
+              <w:spacing w:line="240" w:lineRule="auto" w:before="0" w:after="0"/>
+              <w:ind w:firstLine="0" w:left="0"/>
+              <w:jc w:val="center"/>
+            </w:pPr>
+            <w:r/>
+            <w:r>
+              <w:rPr>
+                <w:rFonts w:ascii="Times New Roman" w:hAnsi="Times New Roman" w:cs="Times New Roman" w:eastAsia="Times New Roman"/>
+                <w:b w:val="0"/>
+                <w:i w:val="0"/>
+                <w:color w:val="000000"/>
+                <w:sz w:val="24"/>
+              </w:rPr>
+              <w:t>межевание, апрель 2026 г.</w:t>
             </w:r>
           </w:p>
         </w:tc>
@@ -9050,7 +9369,7 @@
         </w:trPr>
         <w:tc>
           <w:tcPr>
-            <w:tcW w:type="dxa" w:w="2041"/>
+            <w:tcW w:type="dxa" w:w="1587"/>
             <w:vAlign w:val="center"/>
             <w:tcBorders>
               <w:top w:val="single" w:sz="4" w:space="0" w:color="000000"/>
@@ -9074,13 +9393,13 @@
                 <w:color w:val="000000"/>
                 <w:sz w:val="24"/>
               </w:rPr>
-              <w:t>Источник</w:t>
-            </w:r>
-          </w:p>
-        </w:tc>
-        <w:tc>
-          <w:tcPr>
-            <w:tcW w:type="dxa" w:w="2551"/>
+              <w:t>Улучшения</w:t>
+            </w:r>
+          </w:p>
+        </w:tc>
+        <w:tc>
+          <w:tcPr>
+            <w:tcW w:type="dxa" w:w="1644"/>
             <w:vAlign w:val="center"/>
             <w:tcBorders>
               <w:top w:val="single" w:sz="4" w:space="0" w:color="000000"/>
@@ -9104,13 +9423,13 @@
                 <w:color w:val="000000"/>
                 <w:sz w:val="24"/>
               </w:rPr>
-              <w:t>ЕГРН, межевой план</w:t>
-            </w:r>
-          </w:p>
-        </w:tc>
-        <w:tc>
-          <w:tcPr>
-            <w:tcW w:type="dxa" w:w="2551"/>
+              <w:t>в ЕГРН не указаны</w:t>
+            </w:r>
+          </w:p>
+        </w:tc>
+        <w:tc>
+          <w:tcPr>
+            <w:tcW w:type="dxa" w:w="2154"/>
             <w:vAlign w:val="center"/>
             <w:tcBorders>
               <w:top w:val="single" w:sz="4" w:space="0" w:color="000000"/>
@@ -9134,13 +9453,13 @@
                 <w:color w:val="000000"/>
                 <w:sz w:val="24"/>
               </w:rPr>
-              <w:t>ЦИАН, обновлено 28.09.2026</w:t>
-            </w:r>
-          </w:p>
-        </w:tc>
-        <w:tc>
-          <w:tcPr>
-            <w:tcW w:type="dxa" w:w="2494"/>
+              <w:t>дома нет</w:t>
+            </w:r>
+          </w:p>
+        </w:tc>
+        <w:tc>
+          <w:tcPr>
+            <w:tcW w:type="dxa" w:w="2097"/>
             <w:vAlign w:val="center"/>
             <w:tcBorders>
               <w:top w:val="single" w:sz="4" w:space="0" w:color="000000"/>
@@ -9164,7 +9483,37 @@
                 <w:color w:val="000000"/>
                 <w:sz w:val="24"/>
               </w:rPr>
-              <w:t>ЦИАН, просмотр 19.10.2026</w:t>
+              <w:t>дома нет</w:t>
+            </w:r>
+          </w:p>
+        </w:tc>
+        <w:tc>
+          <w:tcPr>
+            <w:tcW w:type="dxa" w:w="2154"/>
+            <w:vAlign w:val="center"/>
+            <w:tcBorders>
+              <w:top w:val="single" w:sz="4" w:space="0" w:color="000000"/>
+              <w:left w:val="single" w:sz="4" w:space="0" w:color="000000"/>
+              <w:bottom w:val="single" w:sz="4" w:space="0" w:color="000000"/>
+              <w:right w:val="single" w:sz="4" w:space="0" w:color="000000"/>
+            </w:tcBorders>
+          </w:tcPr>
+          <w:p>
+            <w:pPr>
+              <w:spacing w:line="240" w:lineRule="auto" w:before="0" w:after="0"/>
+              <w:ind w:firstLine="0" w:left="0"/>
+              <w:jc w:val="center"/>
+            </w:pPr>
+            <w:r/>
+            <w:r>
+              <w:rPr>
+                <w:rFonts w:ascii="Times New Roman" w:hAnsi="Times New Roman" w:cs="Times New Roman" w:eastAsia="Times New Roman"/>
+                <w:b w:val="0"/>
+                <w:i w:val="0"/>
+                <w:color w:val="000000"/>
+                <w:sz w:val="24"/>
+              </w:rPr>
+              <w:t>гараж 9×4 м, летний водопровод</w:t>
             </w:r>
           </w:p>
         </w:tc>
@@ -9184,7 +9533,7 @@
           <w:color w:val="000000"/>
           <w:sz w:val="28"/>
         </w:rPr>
-        <w:t>Поправки выбраны так, чтобы расчет можно было повторить по таблице 6. На торг по аналогу 1 взят коэффициент 0,92: продавец прямо пишет, что торг уместен. По аналогу 2 такого указания нет, поэтому скидка меньше, коэффициент 0,95. Это цены объявлений, а не цены состоявшихся сделок.</w:t>
+        <w:t>Поправки выбраны так, чтобы расчет можно было повторить по таблице 6. На торг по аналогу 1 взят коэффициент 0,92: продавец пишет, что торг уместен. По аналогам 2 и 3 такого указания нет, коэффициент 0,95. Это цены объявлений, а не цены сделок.</w:t>
       </w:r>
     </w:p>
     <w:p>
@@ -9201,7 +9550,7 @@
           <w:color w:val="000000"/>
           <w:sz w:val="28"/>
         </w:rPr>
-        <w:t>Категория земель у аналога 1 — населенные пункты, у объекта — сельскохозяйственное назначение. За это цена аналога 1 снижена на 15 процентов, коэффициент 0,85. У аналога 2 категория совпадает с объектом, коэффициент 1,00. Коммуникации объекта в ЕГРН не указаны. У аналога 1 есть электричество и газ по границе, поэтому его цена снижена еще на 12 процентов, коэффициент 0,88. У аналога 2 сети тоже не указаны, коэффициент 1,00.</w:t>
+        <w:t>Категория земель у аналога 1 — населенные пункты, у объекта — сельскохозяйственное назначение. Цена аналога 1 снижена на 15 процентов, коэффициент 0,85. У аналога 2 категория совпадает с объектом, коэффициент 1,00. У аналога 3 категория в объявлении не названа, но участок лежит в том же СНТ и тоже отнесен к садоводству, поэтому коэффициент 1,00.</w:t>
       </w:r>
     </w:p>
     <w:p>
@@ -9218,7 +9567,7 @@
           <w:color w:val="000000"/>
           <w:sz w:val="28"/>
         </w:rPr>
-        <w:t>Площади 11 и 10 соток близки к 10,05 сотки, поправка на площадь не вводилась. Оба аналога лежат в том же городском округе. Расстояние объекта до МКАД в ЕГРН не указано, поэтому поправка на удаленность не вводилась. За уточненную границу к обоим аналогам добавлено 3 процента, коэффициент 1,03: у объекта есть межевой план и площадь в ЕГРН, в объявлениях этого нет.</w:t>
+        <w:t>Коммуникации объекта в ЕГРН не указаны. У аналога 1 есть электричество и газ по границе, коэффициент 0,88. У аналога 2 сети не указаны, коэффициент 1,00. У аналога 3 есть электричество и колодец, газа нет, коэффициент 0,90. Площади 11 и 10 соток близки к 10,05 сотки, поправка на площадь не вводилась. Все три участка в городском округе Домодедово, отдельная поправка на километраж не вводилась.</w:t>
       </w:r>
     </w:p>
     <w:p>
@@ -9235,7 +9584,24 @@
           <w:color w:val="000000"/>
           <w:sz w:val="28"/>
         </w:rPr>
-        <w:t>Коэффициенты и веса приведены в таблице 7. Больший вес 0,65 отдан аналогу 2: та же категория земель, почти та же площадь и такой же пробел по коммуникациям. Аналогу 1 оставлен вес 0,35. Его цена выше, но после поправок на категорию и сети он не отбрасывается: это наблюдаемое предложение того же округа.</w:t>
+        <w:t>Граница объекта уточнена планом 2015 года. В объявлениях 1 и 2 об этом ничего нет, к ним добавлено 3 процента, коэффициент 1,03. У аналога 3 межевание сделано в апреле 2026 года, коэффициент 1,00. Гараж 9×4 м, летний водопровод и туалет входят в цену только аналога 3. Это не дом, но и не голая земля, поэтому цена снижена на 10 процентов, коэффициент 0,90. К аналогам 1 и 2 такая поправка не нужна.</w:t>
+      </w:r>
+    </w:p>
+    <w:p>
+      <w:pPr>
+        <w:spacing w:line="360" w:lineRule="auto" w:before="0" w:after="0"/>
+        <w:ind w:firstLine="709" w:left="0"/>
+        <w:jc w:val="both"/>
+      </w:pPr>
+      <w:r>
+        <w:rPr>
+          <w:rFonts w:ascii="Times New Roman" w:hAnsi="Times New Roman" w:cs="Times New Roman" w:eastAsia="Times New Roman"/>
+          <w:b w:val="0"/>
+          <w:i w:val="0"/>
+          <w:color w:val="000000"/>
+          <w:sz w:val="28"/>
+        </w:rPr>
+        <w:t>Коэффициенты и веса приведены в таблице 7. Наибольший вес 0,50 отдан аналогу 3: то же товарищество, почти та же площадь, садоводство и свежее межевание. Аналогу 2 оставлен вес 0,30: та же категория земель и близкая площадь, но другое СНТ. Аналогу 1 оставлен вес 0,20. После поправок на категорию и сети его цена не отбрасывается, но опираться на нее как на главный ориентир нельзя.</w:t>
       </w:r>
     </w:p>
     <w:p>
@@ -9263,10 +9629,11 @@
         <w:tblLook w:firstColumn="1" w:firstRow="1" w:lastColumn="0" w:lastRow="0" w:noHBand="0" w:noVBand="1" w:val="04A0"/>
       </w:tblPr>
       <w:tblGrid>
-        <w:gridCol w:w="2835"/>
         <w:gridCol w:w="2268"/>
-        <w:gridCol w:w="2268"/>
-        <w:gridCol w:w="2268"/>
+        <w:gridCol w:w="1814"/>
+        <w:gridCol w:w="1871"/>
+        <w:gridCol w:w="1814"/>
+        <w:gridCol w:w="1871"/>
       </w:tblGrid>
       <w:tr>
         <w:trPr>
@@ -9275,7 +9642,7 @@
         </w:trPr>
         <w:tc>
           <w:tcPr>
-            <w:tcW w:type="dxa" w:w="2835"/>
+            <w:tcW w:type="dxa" w:w="2268"/>
             <w:vAlign w:val="center"/>
             <w:tcBorders>
               <w:top w:val="single" w:sz="4" w:space="0" w:color="000000"/>
@@ -9306,7 +9673,7 @@
         </w:tc>
         <w:tc>
           <w:tcPr>
-            <w:tcW w:type="dxa" w:w="2268"/>
+            <w:tcW w:type="dxa" w:w="1814"/>
             <w:vAlign w:val="center"/>
             <w:tcBorders>
               <w:top w:val="single" w:sz="4" w:space="0" w:color="000000"/>
@@ -9337,7 +9704,7 @@
         </w:tc>
         <w:tc>
           <w:tcPr>
-            <w:tcW w:type="dxa" w:w="2268"/>
+            <w:tcW w:type="dxa" w:w="1871"/>
             <w:vAlign w:val="center"/>
             <w:tcBorders>
               <w:top w:val="single" w:sz="4" w:space="0" w:color="000000"/>
@@ -9368,7 +9735,7 @@
         </w:tc>
         <w:tc>
           <w:tcPr>
-            <w:tcW w:type="dxa" w:w="2268"/>
+            <w:tcW w:type="dxa" w:w="1814"/>
             <w:vAlign w:val="center"/>
             <w:tcBorders>
               <w:top w:val="single" w:sz="4" w:space="0" w:color="000000"/>
@@ -9394,6 +9761,37 @@
                 <w:sz w:val="24"/>
               </w:rPr>
               <w:t>Аналог 2</w:t>
+            </w:r>
+          </w:p>
+        </w:tc>
+        <w:tc>
+          <w:tcPr>
+            <w:tcW w:type="dxa" w:w="1871"/>
+            <w:vAlign w:val="center"/>
+            <w:tcBorders>
+              <w:top w:val="single" w:sz="4" w:space="0" w:color="000000"/>
+              <w:left w:val="single" w:sz="4" w:space="0" w:color="000000"/>
+              <w:bottom w:val="single" w:sz="4" w:space="0" w:color="000000"/>
+              <w:right w:val="single" w:sz="4" w:space="0" w:color="000000"/>
+            </w:tcBorders>
+            <w:shd w:fill="E8E8E8" w:val="clear"/>
+          </w:tcPr>
+          <w:p>
+            <w:pPr>
+              <w:spacing w:line="240" w:lineRule="auto" w:before="0" w:after="0"/>
+              <w:ind w:firstLine="0" w:left="0"/>
+              <w:jc w:val="center"/>
+            </w:pPr>
+            <w:r/>
+            <w:r>
+              <w:rPr>
+                <w:rFonts w:ascii="Times New Roman" w:hAnsi="Times New Roman" w:cs="Times New Roman" w:eastAsia="Times New Roman"/>
+                <w:b/>
+                <w:i w:val="0"/>
+                <w:color w:val="000000"/>
+                <w:sz w:val="24"/>
+              </w:rPr>
+              <w:t>Аналог 3</w:t>
             </w:r>
           </w:p>
         </w:tc>
@@ -9404,7 +9802,7 @@
         </w:trPr>
         <w:tc>
           <w:tcPr>
-            <w:tcW w:type="dxa" w:w="2835"/>
+            <w:tcW w:type="dxa" w:w="2268"/>
             <w:vAlign w:val="center"/>
             <w:tcBorders>
               <w:top w:val="single" w:sz="4" w:space="0" w:color="000000"/>
@@ -9434,7 +9832,7 @@
         </w:tc>
         <w:tc>
           <w:tcPr>
-            <w:tcW w:type="dxa" w:w="2268"/>
+            <w:tcW w:type="dxa" w:w="1814"/>
             <w:vAlign w:val="center"/>
             <w:tcBorders>
               <w:top w:val="single" w:sz="4" w:space="0" w:color="000000"/>
@@ -9464,7 +9862,7 @@
         </w:tc>
         <w:tc>
           <w:tcPr>
-            <w:tcW w:type="dxa" w:w="2268"/>
+            <w:tcW w:type="dxa" w:w="1871"/>
             <w:vAlign w:val="center"/>
             <w:tcBorders>
               <w:top w:val="single" w:sz="4" w:space="0" w:color="000000"/>
@@ -9494,7 +9892,7 @@
         </w:tc>
         <w:tc>
           <w:tcPr>
-            <w:tcW w:type="dxa" w:w="2268"/>
+            <w:tcW w:type="dxa" w:w="1814"/>
             <w:vAlign w:val="center"/>
             <w:tcBorders>
               <w:top w:val="single" w:sz="4" w:space="0" w:color="000000"/>
@@ -9519,6 +9917,36 @@
                 <w:sz w:val="24"/>
               </w:rPr>
               <w:t>130 000</w:t>
+            </w:r>
+          </w:p>
+        </w:tc>
+        <w:tc>
+          <w:tcPr>
+            <w:tcW w:type="dxa" w:w="1871"/>
+            <w:vAlign w:val="center"/>
+            <w:tcBorders>
+              <w:top w:val="single" w:sz="4" w:space="0" w:color="000000"/>
+              <w:left w:val="single" w:sz="4" w:space="0" w:color="000000"/>
+              <w:bottom w:val="single" w:sz="4" w:space="0" w:color="000000"/>
+              <w:right w:val="single" w:sz="4" w:space="0" w:color="000000"/>
+            </w:tcBorders>
+          </w:tcPr>
+          <w:p>
+            <w:pPr>
+              <w:spacing w:line="240" w:lineRule="auto" w:before="0" w:after="0"/>
+              <w:ind w:firstLine="0" w:left="0"/>
+              <w:jc w:val="center"/>
+            </w:pPr>
+            <w:r/>
+            <w:r>
+              <w:rPr>
+                <w:rFonts w:ascii="Times New Roman" w:hAnsi="Times New Roman" w:cs="Times New Roman" w:eastAsia="Times New Roman"/>
+                <w:b w:val="0"/>
+                <w:i w:val="0"/>
+                <w:color w:val="000000"/>
+                <w:sz w:val="24"/>
+              </w:rPr>
+              <w:t>170 000</w:t>
             </w:r>
           </w:p>
         </w:tc>
@@ -9529,7 +9957,7 @@
         </w:trPr>
         <w:tc>
           <w:tcPr>
-            <w:tcW w:type="dxa" w:w="2835"/>
+            <w:tcW w:type="dxa" w:w="2268"/>
             <w:vAlign w:val="center"/>
             <w:tcBorders>
               <w:top w:val="single" w:sz="4" w:space="0" w:color="000000"/>
@@ -9559,7 +9987,7 @@
         </w:tc>
         <w:tc>
           <w:tcPr>
-            <w:tcW w:type="dxa" w:w="2268"/>
+            <w:tcW w:type="dxa" w:w="1814"/>
             <w:vAlign w:val="center"/>
             <w:tcBorders>
               <w:top w:val="single" w:sz="4" w:space="0" w:color="000000"/>
@@ -9589,7 +10017,7 @@
         </w:tc>
         <w:tc>
           <w:tcPr>
-            <w:tcW w:type="dxa" w:w="2268"/>
+            <w:tcW w:type="dxa" w:w="1871"/>
             <w:vAlign w:val="center"/>
             <w:tcBorders>
               <w:top w:val="single" w:sz="4" w:space="0" w:color="000000"/>
@@ -9619,7 +10047,37 @@
         </w:tc>
         <w:tc>
           <w:tcPr>
-            <w:tcW w:type="dxa" w:w="2268"/>
+            <w:tcW w:type="dxa" w:w="1814"/>
+            <w:vAlign w:val="center"/>
+            <w:tcBorders>
+              <w:top w:val="single" w:sz="4" w:space="0" w:color="000000"/>
+              <w:left w:val="single" w:sz="4" w:space="0" w:color="000000"/>
+              <w:bottom w:val="single" w:sz="4" w:space="0" w:color="000000"/>
+              <w:right w:val="single" w:sz="4" w:space="0" w:color="000000"/>
+            </w:tcBorders>
+          </w:tcPr>
+          <w:p>
+            <w:pPr>
+              <w:spacing w:line="240" w:lineRule="auto" w:before="0" w:after="0"/>
+              <w:ind w:firstLine="0" w:left="0"/>
+              <w:jc w:val="center"/>
+            </w:pPr>
+            <w:r/>
+            <w:r>
+              <w:rPr>
+                <w:rFonts w:ascii="Times New Roman" w:hAnsi="Times New Roman" w:cs="Times New Roman" w:eastAsia="Times New Roman"/>
+                <w:b w:val="0"/>
+                <w:i w:val="0"/>
+                <w:color w:val="000000"/>
+                <w:sz w:val="24"/>
+              </w:rPr>
+              <w:t>1,00</w:t>
+            </w:r>
+          </w:p>
+        </w:tc>
+        <w:tc>
+          <w:tcPr>
+            <w:tcW w:type="dxa" w:w="1871"/>
             <w:vAlign w:val="center"/>
             <w:tcBorders>
               <w:top w:val="single" w:sz="4" w:space="0" w:color="000000"/>
@@ -9654,7 +10112,7 @@
         </w:trPr>
         <w:tc>
           <w:tcPr>
-            <w:tcW w:type="dxa" w:w="2835"/>
+            <w:tcW w:type="dxa" w:w="2268"/>
             <w:vAlign w:val="center"/>
             <w:tcBorders>
               <w:top w:val="single" w:sz="4" w:space="0" w:color="000000"/>
@@ -9684,7 +10142,7 @@
         </w:tc>
         <w:tc>
           <w:tcPr>
-            <w:tcW w:type="dxa" w:w="2268"/>
+            <w:tcW w:type="dxa" w:w="1814"/>
             <w:vAlign w:val="center"/>
             <w:tcBorders>
               <w:top w:val="single" w:sz="4" w:space="0" w:color="000000"/>
@@ -9714,7 +10172,7 @@
         </w:tc>
         <w:tc>
           <w:tcPr>
-            <w:tcW w:type="dxa" w:w="2268"/>
+            <w:tcW w:type="dxa" w:w="1871"/>
             <w:vAlign w:val="center"/>
             <w:tcBorders>
               <w:top w:val="single" w:sz="4" w:space="0" w:color="000000"/>
@@ -9744,7 +10202,37 @@
         </w:tc>
         <w:tc>
           <w:tcPr>
-            <w:tcW w:type="dxa" w:w="2268"/>
+            <w:tcW w:type="dxa" w:w="1814"/>
+            <w:vAlign w:val="center"/>
+            <w:tcBorders>
+              <w:top w:val="single" w:sz="4" w:space="0" w:color="000000"/>
+              <w:left w:val="single" w:sz="4" w:space="0" w:color="000000"/>
+              <w:bottom w:val="single" w:sz="4" w:space="0" w:color="000000"/>
+              <w:right w:val="single" w:sz="4" w:space="0" w:color="000000"/>
+            </w:tcBorders>
+          </w:tcPr>
+          <w:p>
+            <w:pPr>
+              <w:spacing w:line="240" w:lineRule="auto" w:before="0" w:after="0"/>
+              <w:ind w:firstLine="0" w:left="0"/>
+              <w:jc w:val="center"/>
+            </w:pPr>
+            <w:r/>
+            <w:r>
+              <w:rPr>
+                <w:rFonts w:ascii="Times New Roman" w:hAnsi="Times New Roman" w:cs="Times New Roman" w:eastAsia="Times New Roman"/>
+                <w:b w:val="0"/>
+                <w:i w:val="0"/>
+                <w:color w:val="000000"/>
+                <w:sz w:val="24"/>
+              </w:rPr>
+              <w:t>1,00</w:t>
+            </w:r>
+          </w:p>
+        </w:tc>
+        <w:tc>
+          <w:tcPr>
+            <w:tcW w:type="dxa" w:w="1871"/>
             <w:vAlign w:val="center"/>
             <w:tcBorders>
               <w:top w:val="single" w:sz="4" w:space="0" w:color="000000"/>
@@ -9779,7 +10267,7 @@
         </w:trPr>
         <w:tc>
           <w:tcPr>
-            <w:tcW w:type="dxa" w:w="2835"/>
+            <w:tcW w:type="dxa" w:w="2268"/>
             <w:vAlign w:val="center"/>
             <w:tcBorders>
               <w:top w:val="single" w:sz="4" w:space="0" w:color="000000"/>
@@ -9809,7 +10297,7 @@
         </w:tc>
         <w:tc>
           <w:tcPr>
-            <w:tcW w:type="dxa" w:w="2268"/>
+            <w:tcW w:type="dxa" w:w="1814"/>
             <w:vAlign w:val="center"/>
             <w:tcBorders>
               <w:top w:val="single" w:sz="4" w:space="0" w:color="000000"/>
@@ -9839,7 +10327,7 @@
         </w:tc>
         <w:tc>
           <w:tcPr>
-            <w:tcW w:type="dxa" w:w="2268"/>
+            <w:tcW w:type="dxa" w:w="1871"/>
             <w:vAlign w:val="center"/>
             <w:tcBorders>
               <w:top w:val="single" w:sz="4" w:space="0" w:color="000000"/>
@@ -9869,7 +10357,37 @@
         </w:tc>
         <w:tc>
           <w:tcPr>
-            <w:tcW w:type="dxa" w:w="2268"/>
+            <w:tcW w:type="dxa" w:w="1814"/>
+            <w:vAlign w:val="center"/>
+            <w:tcBorders>
+              <w:top w:val="single" w:sz="4" w:space="0" w:color="000000"/>
+              <w:left w:val="single" w:sz="4" w:space="0" w:color="000000"/>
+              <w:bottom w:val="single" w:sz="4" w:space="0" w:color="000000"/>
+              <w:right w:val="single" w:sz="4" w:space="0" w:color="000000"/>
+            </w:tcBorders>
+          </w:tcPr>
+          <w:p>
+            <w:pPr>
+              <w:spacing w:line="240" w:lineRule="auto" w:before="0" w:after="0"/>
+              <w:ind w:firstLine="0" w:left="0"/>
+              <w:jc w:val="center"/>
+            </w:pPr>
+            <w:r/>
+            <w:r>
+              <w:rPr>
+                <w:rFonts w:ascii="Times New Roman" w:hAnsi="Times New Roman" w:cs="Times New Roman" w:eastAsia="Times New Roman"/>
+                <w:b w:val="0"/>
+                <w:i w:val="0"/>
+                <w:color w:val="000000"/>
+                <w:sz w:val="24"/>
+              </w:rPr>
+              <w:t>0,95</w:t>
+            </w:r>
+          </w:p>
+        </w:tc>
+        <w:tc>
+          <w:tcPr>
+            <w:tcW w:type="dxa" w:w="1871"/>
             <w:vAlign w:val="center"/>
             <w:tcBorders>
               <w:top w:val="single" w:sz="4" w:space="0" w:color="000000"/>
@@ -9904,7 +10422,7 @@
         </w:trPr>
         <w:tc>
           <w:tcPr>
-            <w:tcW w:type="dxa" w:w="2835"/>
+            <w:tcW w:type="dxa" w:w="2268"/>
             <w:vAlign w:val="center"/>
             <w:tcBorders>
               <w:top w:val="single" w:sz="4" w:space="0" w:color="000000"/>
@@ -9934,7 +10452,7 @@
         </w:tc>
         <w:tc>
           <w:tcPr>
-            <w:tcW w:type="dxa" w:w="2268"/>
+            <w:tcW w:type="dxa" w:w="1814"/>
             <w:vAlign w:val="center"/>
             <w:tcBorders>
               <w:top w:val="single" w:sz="4" w:space="0" w:color="000000"/>
@@ -9964,7 +10482,7 @@
         </w:tc>
         <w:tc>
           <w:tcPr>
-            <w:tcW w:type="dxa" w:w="2268"/>
+            <w:tcW w:type="dxa" w:w="1871"/>
             <w:vAlign w:val="center"/>
             <w:tcBorders>
               <w:top w:val="single" w:sz="4" w:space="0" w:color="000000"/>
@@ -9994,7 +10512,37 @@
         </w:tc>
         <w:tc>
           <w:tcPr>
-            <w:tcW w:type="dxa" w:w="2268"/>
+            <w:tcW w:type="dxa" w:w="1814"/>
+            <w:vAlign w:val="center"/>
+            <w:tcBorders>
+              <w:top w:val="single" w:sz="4" w:space="0" w:color="000000"/>
+              <w:left w:val="single" w:sz="4" w:space="0" w:color="000000"/>
+              <w:bottom w:val="single" w:sz="4" w:space="0" w:color="000000"/>
+              <w:right w:val="single" w:sz="4" w:space="0" w:color="000000"/>
+            </w:tcBorders>
+          </w:tcPr>
+          <w:p>
+            <w:pPr>
+              <w:spacing w:line="240" w:lineRule="auto" w:before="0" w:after="0"/>
+              <w:ind w:firstLine="0" w:left="0"/>
+              <w:jc w:val="center"/>
+            </w:pPr>
+            <w:r/>
+            <w:r>
+              <w:rPr>
+                <w:rFonts w:ascii="Times New Roman" w:hAnsi="Times New Roman" w:cs="Times New Roman" w:eastAsia="Times New Roman"/>
+                <w:b w:val="0"/>
+                <w:i w:val="0"/>
+                <w:color w:val="000000"/>
+                <w:sz w:val="24"/>
+              </w:rPr>
+              <w:t>1,00</w:t>
+            </w:r>
+          </w:p>
+        </w:tc>
+        <w:tc>
+          <w:tcPr>
+            <w:tcW w:type="dxa" w:w="1871"/>
             <w:vAlign w:val="center"/>
             <w:tcBorders>
               <w:top w:val="single" w:sz="4" w:space="0" w:color="000000"/>
@@ -10029,7 +10577,7 @@
         </w:trPr>
         <w:tc>
           <w:tcPr>
-            <w:tcW w:type="dxa" w:w="2835"/>
+            <w:tcW w:type="dxa" w:w="2268"/>
             <w:vAlign w:val="center"/>
             <w:tcBorders>
               <w:top w:val="single" w:sz="4" w:space="0" w:color="000000"/>
@@ -10053,13 +10601,13 @@
                 <w:color w:val="000000"/>
                 <w:sz w:val="24"/>
               </w:rPr>
-              <w:t>Местоположение, округ</w:t>
-            </w:r>
-          </w:p>
-        </w:tc>
-        <w:tc>
-          <w:tcPr>
-            <w:tcW w:type="dxa" w:w="2268"/>
+              <w:t>Местоположение</w:t>
+            </w:r>
+          </w:p>
+        </w:tc>
+        <w:tc>
+          <w:tcPr>
+            <w:tcW w:type="dxa" w:w="1814"/>
             <w:vAlign w:val="center"/>
             <w:tcBorders>
               <w:top w:val="single" w:sz="4" w:space="0" w:color="000000"/>
@@ -10089,7 +10637,7 @@
         </w:tc>
         <w:tc>
           <w:tcPr>
-            <w:tcW w:type="dxa" w:w="2268"/>
+            <w:tcW w:type="dxa" w:w="1871"/>
             <w:vAlign w:val="center"/>
             <w:tcBorders>
               <w:top w:val="single" w:sz="4" w:space="0" w:color="000000"/>
@@ -10119,7 +10667,37 @@
         </w:tc>
         <w:tc>
           <w:tcPr>
-            <w:tcW w:type="dxa" w:w="2268"/>
+            <w:tcW w:type="dxa" w:w="1814"/>
+            <w:vAlign w:val="center"/>
+            <w:tcBorders>
+              <w:top w:val="single" w:sz="4" w:space="0" w:color="000000"/>
+              <w:left w:val="single" w:sz="4" w:space="0" w:color="000000"/>
+              <w:bottom w:val="single" w:sz="4" w:space="0" w:color="000000"/>
+              <w:right w:val="single" w:sz="4" w:space="0" w:color="000000"/>
+            </w:tcBorders>
+          </w:tcPr>
+          <w:p>
+            <w:pPr>
+              <w:spacing w:line="240" w:lineRule="auto" w:before="0" w:after="0"/>
+              <w:ind w:firstLine="0" w:left="0"/>
+              <w:jc w:val="center"/>
+            </w:pPr>
+            <w:r/>
+            <w:r>
+              <w:rPr>
+                <w:rFonts w:ascii="Times New Roman" w:hAnsi="Times New Roman" w:cs="Times New Roman" w:eastAsia="Times New Roman"/>
+                <w:b w:val="0"/>
+                <w:i w:val="0"/>
+                <w:color w:val="000000"/>
+                <w:sz w:val="24"/>
+              </w:rPr>
+              <w:t>1,00</w:t>
+            </w:r>
+          </w:p>
+        </w:tc>
+        <w:tc>
+          <w:tcPr>
+            <w:tcW w:type="dxa" w:w="1871"/>
             <w:vAlign w:val="center"/>
             <w:tcBorders>
               <w:top w:val="single" w:sz="4" w:space="0" w:color="000000"/>
@@ -10154,7 +10732,7 @@
         </w:trPr>
         <w:tc>
           <w:tcPr>
-            <w:tcW w:type="dxa" w:w="2835"/>
+            <w:tcW w:type="dxa" w:w="2268"/>
             <w:vAlign w:val="center"/>
             <w:tcBorders>
               <w:top w:val="single" w:sz="4" w:space="0" w:color="000000"/>
@@ -10184,7 +10762,7 @@
         </w:tc>
         <w:tc>
           <w:tcPr>
-            <w:tcW w:type="dxa" w:w="2268"/>
+            <w:tcW w:type="dxa" w:w="1814"/>
             <w:vAlign w:val="center"/>
             <w:tcBorders>
               <w:top w:val="single" w:sz="4" w:space="0" w:color="000000"/>
@@ -10214,7 +10792,7 @@
         </w:tc>
         <w:tc>
           <w:tcPr>
-            <w:tcW w:type="dxa" w:w="2268"/>
+            <w:tcW w:type="dxa" w:w="1871"/>
             <w:vAlign w:val="center"/>
             <w:tcBorders>
               <w:top w:val="single" w:sz="4" w:space="0" w:color="000000"/>
@@ -10244,7 +10822,37 @@
         </w:tc>
         <w:tc>
           <w:tcPr>
-            <w:tcW w:type="dxa" w:w="2268"/>
+            <w:tcW w:type="dxa" w:w="1814"/>
+            <w:vAlign w:val="center"/>
+            <w:tcBorders>
+              <w:top w:val="single" w:sz="4" w:space="0" w:color="000000"/>
+              <w:left w:val="single" w:sz="4" w:space="0" w:color="000000"/>
+              <w:bottom w:val="single" w:sz="4" w:space="0" w:color="000000"/>
+              <w:right w:val="single" w:sz="4" w:space="0" w:color="000000"/>
+            </w:tcBorders>
+          </w:tcPr>
+          <w:p>
+            <w:pPr>
+              <w:spacing w:line="240" w:lineRule="auto" w:before="0" w:after="0"/>
+              <w:ind w:firstLine="0" w:left="0"/>
+              <w:jc w:val="center"/>
+            </w:pPr>
+            <w:r/>
+            <w:r>
+              <w:rPr>
+                <w:rFonts w:ascii="Times New Roman" w:hAnsi="Times New Roman" w:cs="Times New Roman" w:eastAsia="Times New Roman"/>
+                <w:b w:val="0"/>
+                <w:i w:val="0"/>
+                <w:color w:val="000000"/>
+                <w:sz w:val="24"/>
+              </w:rPr>
+              <w:t>1,00</w:t>
+            </w:r>
+          </w:p>
+        </w:tc>
+        <w:tc>
+          <w:tcPr>
+            <w:tcW w:type="dxa" w:w="1871"/>
             <w:vAlign w:val="center"/>
             <w:tcBorders>
               <w:top w:val="single" w:sz="4" w:space="0" w:color="000000"/>
@@ -10279,7 +10887,7 @@
         </w:trPr>
         <w:tc>
           <w:tcPr>
-            <w:tcW w:type="dxa" w:w="2835"/>
+            <w:tcW w:type="dxa" w:w="2268"/>
             <w:vAlign w:val="center"/>
             <w:tcBorders>
               <w:top w:val="single" w:sz="4" w:space="0" w:color="000000"/>
@@ -10309,7 +10917,7 @@
         </w:tc>
         <w:tc>
           <w:tcPr>
-            <w:tcW w:type="dxa" w:w="2268"/>
+            <w:tcW w:type="dxa" w:w="1814"/>
             <w:vAlign w:val="center"/>
             <w:tcBorders>
               <w:top w:val="single" w:sz="4" w:space="0" w:color="000000"/>
@@ -10339,7 +10947,7 @@
         </w:tc>
         <w:tc>
           <w:tcPr>
-            <w:tcW w:type="dxa" w:w="2268"/>
+            <w:tcW w:type="dxa" w:w="1871"/>
             <w:vAlign w:val="center"/>
             <w:tcBorders>
               <w:top w:val="single" w:sz="4" w:space="0" w:color="000000"/>
@@ -10369,7 +10977,37 @@
         </w:tc>
         <w:tc>
           <w:tcPr>
-            <w:tcW w:type="dxa" w:w="2268"/>
+            <w:tcW w:type="dxa" w:w="1814"/>
+            <w:vAlign w:val="center"/>
+            <w:tcBorders>
+              <w:top w:val="single" w:sz="4" w:space="0" w:color="000000"/>
+              <w:left w:val="single" w:sz="4" w:space="0" w:color="000000"/>
+              <w:bottom w:val="single" w:sz="4" w:space="0" w:color="000000"/>
+              <w:right w:val="single" w:sz="4" w:space="0" w:color="000000"/>
+            </w:tcBorders>
+          </w:tcPr>
+          <w:p>
+            <w:pPr>
+              <w:spacing w:line="240" w:lineRule="auto" w:before="0" w:after="0"/>
+              <w:ind w:firstLine="0" w:left="0"/>
+              <w:jc w:val="center"/>
+            </w:pPr>
+            <w:r/>
+            <w:r>
+              <w:rPr>
+                <w:rFonts w:ascii="Times New Roman" w:hAnsi="Times New Roman" w:cs="Times New Roman" w:eastAsia="Times New Roman"/>
+                <w:b w:val="0"/>
+                <w:i w:val="0"/>
+                <w:color w:val="000000"/>
+                <w:sz w:val="24"/>
+              </w:rPr>
+              <w:t>1,00</w:t>
+            </w:r>
+          </w:p>
+        </w:tc>
+        <w:tc>
+          <w:tcPr>
+            <w:tcW w:type="dxa" w:w="1871"/>
             <w:vAlign w:val="center"/>
             <w:tcBorders>
               <w:top w:val="single" w:sz="4" w:space="0" w:color="000000"/>
@@ -10404,7 +11042,7 @@
         </w:trPr>
         <w:tc>
           <w:tcPr>
-            <w:tcW w:type="dxa" w:w="2835"/>
+            <w:tcW w:type="dxa" w:w="2268"/>
             <w:vAlign w:val="center"/>
             <w:tcBorders>
               <w:top w:val="single" w:sz="4" w:space="0" w:color="000000"/>
@@ -10434,7 +11072,7 @@
         </w:tc>
         <w:tc>
           <w:tcPr>
-            <w:tcW w:type="dxa" w:w="2268"/>
+            <w:tcW w:type="dxa" w:w="1814"/>
             <w:vAlign w:val="center"/>
             <w:tcBorders>
               <w:top w:val="single" w:sz="4" w:space="0" w:color="000000"/>
@@ -10464,7 +11102,7 @@
         </w:tc>
         <w:tc>
           <w:tcPr>
-            <w:tcW w:type="dxa" w:w="2268"/>
+            <w:tcW w:type="dxa" w:w="1871"/>
             <w:vAlign w:val="center"/>
             <w:tcBorders>
               <w:top w:val="single" w:sz="4" w:space="0" w:color="000000"/>
@@ -10494,7 +11132,7 @@
         </w:tc>
         <w:tc>
           <w:tcPr>
-            <w:tcW w:type="dxa" w:w="2268"/>
+            <w:tcW w:type="dxa" w:w="1814"/>
             <w:vAlign w:val="center"/>
             <w:tcBorders>
               <w:top w:val="single" w:sz="4" w:space="0" w:color="000000"/>
@@ -10519,6 +11157,36 @@
                 <w:sz w:val="24"/>
               </w:rPr>
               <w:t>1,00</w:t>
+            </w:r>
+          </w:p>
+        </w:tc>
+        <w:tc>
+          <w:tcPr>
+            <w:tcW w:type="dxa" w:w="1871"/>
+            <w:vAlign w:val="center"/>
+            <w:tcBorders>
+              <w:top w:val="single" w:sz="4" w:space="0" w:color="000000"/>
+              <w:left w:val="single" w:sz="4" w:space="0" w:color="000000"/>
+              <w:bottom w:val="single" w:sz="4" w:space="0" w:color="000000"/>
+              <w:right w:val="single" w:sz="4" w:space="0" w:color="000000"/>
+            </w:tcBorders>
+          </w:tcPr>
+          <w:p>
+            <w:pPr>
+              <w:spacing w:line="240" w:lineRule="auto" w:before="0" w:after="0"/>
+              <w:ind w:firstLine="0" w:left="0"/>
+              <w:jc w:val="center"/>
+            </w:pPr>
+            <w:r/>
+            <w:r>
+              <w:rPr>
+                <w:rFonts w:ascii="Times New Roman" w:hAnsi="Times New Roman" w:cs="Times New Roman" w:eastAsia="Times New Roman"/>
+                <w:b w:val="0"/>
+                <w:i w:val="0"/>
+                <w:color w:val="000000"/>
+                <w:sz w:val="24"/>
+              </w:rPr>
+              <w:t>0,90</w:t>
             </w:r>
           </w:p>
         </w:tc>
@@ -10529,7 +11197,7 @@
         </w:trPr>
         <w:tc>
           <w:tcPr>
-            <w:tcW w:type="dxa" w:w="2835"/>
+            <w:tcW w:type="dxa" w:w="2268"/>
             <w:vAlign w:val="center"/>
             <w:tcBorders>
               <w:top w:val="single" w:sz="4" w:space="0" w:color="000000"/>
@@ -10559,7 +11227,7 @@
         </w:tc>
         <w:tc>
           <w:tcPr>
-            <w:tcW w:type="dxa" w:w="2268"/>
+            <w:tcW w:type="dxa" w:w="1814"/>
             <w:vAlign w:val="center"/>
             <w:tcBorders>
               <w:top w:val="single" w:sz="4" w:space="0" w:color="000000"/>
@@ -10589,7 +11257,7 @@
         </w:tc>
         <w:tc>
           <w:tcPr>
-            <w:tcW w:type="dxa" w:w="2268"/>
+            <w:tcW w:type="dxa" w:w="1871"/>
             <w:vAlign w:val="center"/>
             <w:tcBorders>
               <w:top w:val="single" w:sz="4" w:space="0" w:color="000000"/>
@@ -10619,7 +11287,7 @@
         </w:tc>
         <w:tc>
           <w:tcPr>
-            <w:tcW w:type="dxa" w:w="2268"/>
+            <w:tcW w:type="dxa" w:w="1814"/>
             <w:vAlign w:val="center"/>
             <w:tcBorders>
               <w:top w:val="single" w:sz="4" w:space="0" w:color="000000"/>
@@ -10644,6 +11312,36 @@
                 <w:sz w:val="24"/>
               </w:rPr>
               <w:t>1,03</w:t>
+            </w:r>
+          </w:p>
+        </w:tc>
+        <w:tc>
+          <w:tcPr>
+            <w:tcW w:type="dxa" w:w="1871"/>
+            <w:vAlign w:val="center"/>
+            <w:tcBorders>
+              <w:top w:val="single" w:sz="4" w:space="0" w:color="000000"/>
+              <w:left w:val="single" w:sz="4" w:space="0" w:color="000000"/>
+              <w:bottom w:val="single" w:sz="4" w:space="0" w:color="000000"/>
+              <w:right w:val="single" w:sz="4" w:space="0" w:color="000000"/>
+            </w:tcBorders>
+          </w:tcPr>
+          <w:p>
+            <w:pPr>
+              <w:spacing w:line="240" w:lineRule="auto" w:before="0" w:after="0"/>
+              <w:ind w:firstLine="0" w:left="0"/>
+              <w:jc w:val="center"/>
+            </w:pPr>
+            <w:r/>
+            <w:r>
+              <w:rPr>
+                <w:rFonts w:ascii="Times New Roman" w:hAnsi="Times New Roman" w:cs="Times New Roman" w:eastAsia="Times New Roman"/>
+                <w:b w:val="0"/>
+                <w:i w:val="0"/>
+                <w:color w:val="000000"/>
+                <w:sz w:val="24"/>
+              </w:rPr>
+              <w:t>1,00</w:t>
             </w:r>
           </w:p>
         </w:tc>
@@ -10654,7 +11352,7 @@
         </w:trPr>
         <w:tc>
           <w:tcPr>
-            <w:tcW w:type="dxa" w:w="2835"/>
+            <w:tcW w:type="dxa" w:w="2268"/>
             <w:vAlign w:val="center"/>
             <w:tcBorders>
               <w:top w:val="single" w:sz="4" w:space="0" w:color="000000"/>
@@ -10678,13 +11376,13 @@
                 <w:color w:val="000000"/>
                 <w:sz w:val="24"/>
               </w:rPr>
-              <w:t>Цена после корректировок</w:t>
-            </w:r>
-          </w:p>
-        </w:tc>
-        <w:tc>
-          <w:tcPr>
-            <w:tcW w:type="dxa" w:w="2268"/>
+              <w:t>Улучшения</w:t>
+            </w:r>
+          </w:p>
+        </w:tc>
+        <w:tc>
+          <w:tcPr>
+            <w:tcW w:type="dxa" w:w="1814"/>
             <w:vAlign w:val="center"/>
             <w:tcBorders>
               <w:top w:val="single" w:sz="4" w:space="0" w:color="000000"/>
@@ -10708,13 +11406,13 @@
                 <w:color w:val="000000"/>
                 <w:sz w:val="24"/>
               </w:rPr>
-              <w:t>150 342</w:t>
-            </w:r>
-          </w:p>
-        </w:tc>
-        <w:tc>
-          <w:tcPr>
-            <w:tcW w:type="dxa" w:w="2268"/>
+              <w:t>1,00</w:t>
+            </w:r>
+          </w:p>
+        </w:tc>
+        <w:tc>
+          <w:tcPr>
+            <w:tcW w:type="dxa" w:w="1871"/>
             <w:vAlign w:val="center"/>
             <w:tcBorders>
               <w:top w:val="single" w:sz="4" w:space="0" w:color="000000"/>
@@ -10738,13 +11436,13 @@
                 <w:color w:val="000000"/>
                 <w:sz w:val="24"/>
               </w:rPr>
-              <w:t>193 310</w:t>
-            </w:r>
-          </w:p>
-        </w:tc>
-        <w:tc>
-          <w:tcPr>
-            <w:tcW w:type="dxa" w:w="2268"/>
+              <w:t>1,00</w:t>
+            </w:r>
+          </w:p>
+        </w:tc>
+        <w:tc>
+          <w:tcPr>
+            <w:tcW w:type="dxa" w:w="1814"/>
             <w:vAlign w:val="center"/>
             <w:tcBorders>
               <w:top w:val="single" w:sz="4" w:space="0" w:color="000000"/>
@@ -10768,7 +11466,37 @@
                 <w:color w:val="000000"/>
                 <w:sz w:val="24"/>
               </w:rPr>
-              <w:t>127 205</w:t>
+              <w:t>1,00</w:t>
+            </w:r>
+          </w:p>
+        </w:tc>
+        <w:tc>
+          <w:tcPr>
+            <w:tcW w:type="dxa" w:w="1871"/>
+            <w:vAlign w:val="center"/>
+            <w:tcBorders>
+              <w:top w:val="single" w:sz="4" w:space="0" w:color="000000"/>
+              <w:left w:val="single" w:sz="4" w:space="0" w:color="000000"/>
+              <w:bottom w:val="single" w:sz="4" w:space="0" w:color="000000"/>
+              <w:right w:val="single" w:sz="4" w:space="0" w:color="000000"/>
+            </w:tcBorders>
+          </w:tcPr>
+          <w:p>
+            <w:pPr>
+              <w:spacing w:line="240" w:lineRule="auto" w:before="0" w:after="0"/>
+              <w:ind w:firstLine="0" w:left="0"/>
+              <w:jc w:val="center"/>
+            </w:pPr>
+            <w:r/>
+            <w:r>
+              <w:rPr>
+                <w:rFonts w:ascii="Times New Roman" w:hAnsi="Times New Roman" w:cs="Times New Roman" w:eastAsia="Times New Roman"/>
+                <w:b w:val="0"/>
+                <w:i w:val="0"/>
+                <w:color w:val="000000"/>
+                <w:sz w:val="24"/>
+              </w:rPr>
+              <w:t>0,90</w:t>
             </w:r>
           </w:p>
         </w:tc>
@@ -10779,7 +11507,7 @@
         </w:trPr>
         <w:tc>
           <w:tcPr>
-            <w:tcW w:type="dxa" w:w="2835"/>
+            <w:tcW w:type="dxa" w:w="2268"/>
             <w:vAlign w:val="center"/>
             <w:tcBorders>
               <w:top w:val="single" w:sz="4" w:space="0" w:color="000000"/>
@@ -10803,13 +11531,13 @@
                 <w:color w:val="000000"/>
                 <w:sz w:val="24"/>
               </w:rPr>
-              <w:t>Вес</w:t>
-            </w:r>
-          </w:p>
-        </w:tc>
-        <w:tc>
-          <w:tcPr>
-            <w:tcW w:type="dxa" w:w="2268"/>
+              <w:t>Цена после корректировок</w:t>
+            </w:r>
+          </w:p>
+        </w:tc>
+        <w:tc>
+          <w:tcPr>
+            <w:tcW w:type="dxa" w:w="1814"/>
             <w:vAlign w:val="center"/>
             <w:tcBorders>
               <w:top w:val="single" w:sz="4" w:space="0" w:color="000000"/>
@@ -10833,13 +11561,13 @@
                 <w:color w:val="000000"/>
                 <w:sz w:val="24"/>
               </w:rPr>
-              <w:t>—</w:t>
-            </w:r>
-          </w:p>
-        </w:tc>
-        <w:tc>
-          <w:tcPr>
-            <w:tcW w:type="dxa" w:w="2268"/>
+              <w:t>142 232</w:t>
+            </w:r>
+          </w:p>
+        </w:tc>
+        <w:tc>
+          <w:tcPr>
+            <w:tcW w:type="dxa" w:w="1871"/>
             <w:vAlign w:val="center"/>
             <w:tcBorders>
               <w:top w:val="single" w:sz="4" w:space="0" w:color="000000"/>
@@ -10863,13 +11591,13 @@
                 <w:color w:val="000000"/>
                 <w:sz w:val="24"/>
               </w:rPr>
-              <w:t>0,35</w:t>
-            </w:r>
-          </w:p>
-        </w:tc>
-        <w:tc>
-          <w:tcPr>
-            <w:tcW w:type="dxa" w:w="2268"/>
+              <w:t>193 310</w:t>
+            </w:r>
+          </w:p>
+        </w:tc>
+        <w:tc>
+          <w:tcPr>
+            <w:tcW w:type="dxa" w:w="1814"/>
             <w:vAlign w:val="center"/>
             <w:tcBorders>
               <w:top w:val="single" w:sz="4" w:space="0" w:color="000000"/>
@@ -10893,7 +11621,37 @@
                 <w:color w:val="000000"/>
                 <w:sz w:val="24"/>
               </w:rPr>
-              <w:t>0,65</w:t>
+              <w:t>127 205</w:t>
+            </w:r>
+          </w:p>
+        </w:tc>
+        <w:tc>
+          <w:tcPr>
+            <w:tcW w:type="dxa" w:w="1871"/>
+            <w:vAlign w:val="center"/>
+            <w:tcBorders>
+              <w:top w:val="single" w:sz="4" w:space="0" w:color="000000"/>
+              <w:left w:val="single" w:sz="4" w:space="0" w:color="000000"/>
+              <w:bottom w:val="single" w:sz="4" w:space="0" w:color="000000"/>
+              <w:right w:val="single" w:sz="4" w:space="0" w:color="000000"/>
+            </w:tcBorders>
+          </w:tcPr>
+          <w:p>
+            <w:pPr>
+              <w:spacing w:line="240" w:lineRule="auto" w:before="0" w:after="0"/>
+              <w:ind w:firstLine="0" w:left="0"/>
+              <w:jc w:val="center"/>
+            </w:pPr>
+            <w:r/>
+            <w:r>
+              <w:rPr>
+                <w:rFonts w:ascii="Times New Roman" w:hAnsi="Times New Roman" w:cs="Times New Roman" w:eastAsia="Times New Roman"/>
+                <w:b w:val="0"/>
+                <w:i w:val="0"/>
+                <w:color w:val="000000"/>
+                <w:sz w:val="24"/>
+              </w:rPr>
+              <w:t>130 815</w:t>
             </w:r>
           </w:p>
         </w:tc>
@@ -10904,7 +11662,7 @@
         </w:trPr>
         <w:tc>
           <w:tcPr>
-            <w:tcW w:type="dxa" w:w="2835"/>
+            <w:tcW w:type="dxa" w:w="2268"/>
             <w:vAlign w:val="center"/>
             <w:tcBorders>
               <w:top w:val="single" w:sz="4" w:space="0" w:color="000000"/>
@@ -10928,13 +11686,168 @@
                 <w:color w:val="000000"/>
                 <w:sz w:val="24"/>
               </w:rPr>
+              <w:t>Вес</w:t>
+            </w:r>
+          </w:p>
+        </w:tc>
+        <w:tc>
+          <w:tcPr>
+            <w:tcW w:type="dxa" w:w="1814"/>
+            <w:vAlign w:val="center"/>
+            <w:tcBorders>
+              <w:top w:val="single" w:sz="4" w:space="0" w:color="000000"/>
+              <w:left w:val="single" w:sz="4" w:space="0" w:color="000000"/>
+              <w:bottom w:val="single" w:sz="4" w:space="0" w:color="000000"/>
+              <w:right w:val="single" w:sz="4" w:space="0" w:color="000000"/>
+            </w:tcBorders>
+          </w:tcPr>
+          <w:p>
+            <w:pPr>
+              <w:spacing w:line="240" w:lineRule="auto" w:before="0" w:after="0"/>
+              <w:ind w:firstLine="0" w:left="0"/>
+              <w:jc w:val="center"/>
+            </w:pPr>
+            <w:r/>
+            <w:r>
+              <w:rPr>
+                <w:rFonts w:ascii="Times New Roman" w:hAnsi="Times New Roman" w:cs="Times New Roman" w:eastAsia="Times New Roman"/>
+                <w:b w:val="0"/>
+                <w:i w:val="0"/>
+                <w:color w:val="000000"/>
+                <w:sz w:val="24"/>
+              </w:rPr>
+              <w:t>—</w:t>
+            </w:r>
+          </w:p>
+        </w:tc>
+        <w:tc>
+          <w:tcPr>
+            <w:tcW w:type="dxa" w:w="1871"/>
+            <w:vAlign w:val="center"/>
+            <w:tcBorders>
+              <w:top w:val="single" w:sz="4" w:space="0" w:color="000000"/>
+              <w:left w:val="single" w:sz="4" w:space="0" w:color="000000"/>
+              <w:bottom w:val="single" w:sz="4" w:space="0" w:color="000000"/>
+              <w:right w:val="single" w:sz="4" w:space="0" w:color="000000"/>
+            </w:tcBorders>
+          </w:tcPr>
+          <w:p>
+            <w:pPr>
+              <w:spacing w:line="240" w:lineRule="auto" w:before="0" w:after="0"/>
+              <w:ind w:firstLine="0" w:left="0"/>
+              <w:jc w:val="center"/>
+            </w:pPr>
+            <w:r/>
+            <w:r>
+              <w:rPr>
+                <w:rFonts w:ascii="Times New Roman" w:hAnsi="Times New Roman" w:cs="Times New Roman" w:eastAsia="Times New Roman"/>
+                <w:b w:val="0"/>
+                <w:i w:val="0"/>
+                <w:color w:val="000000"/>
+                <w:sz w:val="24"/>
+              </w:rPr>
+              <w:t>0,20</w:t>
+            </w:r>
+          </w:p>
+        </w:tc>
+        <w:tc>
+          <w:tcPr>
+            <w:tcW w:type="dxa" w:w="1814"/>
+            <w:vAlign w:val="center"/>
+            <w:tcBorders>
+              <w:top w:val="single" w:sz="4" w:space="0" w:color="000000"/>
+              <w:left w:val="single" w:sz="4" w:space="0" w:color="000000"/>
+              <w:bottom w:val="single" w:sz="4" w:space="0" w:color="000000"/>
+              <w:right w:val="single" w:sz="4" w:space="0" w:color="000000"/>
+            </w:tcBorders>
+          </w:tcPr>
+          <w:p>
+            <w:pPr>
+              <w:spacing w:line="240" w:lineRule="auto" w:before="0" w:after="0"/>
+              <w:ind w:firstLine="0" w:left="0"/>
+              <w:jc w:val="center"/>
+            </w:pPr>
+            <w:r/>
+            <w:r>
+              <w:rPr>
+                <w:rFonts w:ascii="Times New Roman" w:hAnsi="Times New Roman" w:cs="Times New Roman" w:eastAsia="Times New Roman"/>
+                <w:b w:val="0"/>
+                <w:i w:val="0"/>
+                <w:color w:val="000000"/>
+                <w:sz w:val="24"/>
+              </w:rPr>
+              <w:t>0,30</w:t>
+            </w:r>
+          </w:p>
+        </w:tc>
+        <w:tc>
+          <w:tcPr>
+            <w:tcW w:type="dxa" w:w="1871"/>
+            <w:vAlign w:val="center"/>
+            <w:tcBorders>
+              <w:top w:val="single" w:sz="4" w:space="0" w:color="000000"/>
+              <w:left w:val="single" w:sz="4" w:space="0" w:color="000000"/>
+              <w:bottom w:val="single" w:sz="4" w:space="0" w:color="000000"/>
+              <w:right w:val="single" w:sz="4" w:space="0" w:color="000000"/>
+            </w:tcBorders>
+          </w:tcPr>
+          <w:p>
+            <w:pPr>
+              <w:spacing w:line="240" w:lineRule="auto" w:before="0" w:after="0"/>
+              <w:ind w:firstLine="0" w:left="0"/>
+              <w:jc w:val="center"/>
+            </w:pPr>
+            <w:r/>
+            <w:r>
+              <w:rPr>
+                <w:rFonts w:ascii="Times New Roman" w:hAnsi="Times New Roman" w:cs="Times New Roman" w:eastAsia="Times New Roman"/>
+                <w:b w:val="0"/>
+                <w:i w:val="0"/>
+                <w:color w:val="000000"/>
+                <w:sz w:val="24"/>
+              </w:rPr>
+              <w:t>0,50</w:t>
+            </w:r>
+          </w:p>
+        </w:tc>
+      </w:tr>
+      <w:tr>
+        <w:trPr>
+          <w:cantSplit/>
+        </w:trPr>
+        <w:tc>
+          <w:tcPr>
+            <w:tcW w:type="dxa" w:w="2268"/>
+            <w:vAlign w:val="center"/>
+            <w:tcBorders>
+              <w:top w:val="single" w:sz="4" w:space="0" w:color="000000"/>
+              <w:left w:val="single" w:sz="4" w:space="0" w:color="000000"/>
+              <w:bottom w:val="single" w:sz="4" w:space="0" w:color="000000"/>
+              <w:right w:val="single" w:sz="4" w:space="0" w:color="000000"/>
+            </w:tcBorders>
+          </w:tcPr>
+          <w:p>
+            <w:pPr>
+              <w:spacing w:line="240" w:lineRule="auto" w:before="0" w:after="0"/>
+              <w:ind w:firstLine="0" w:left="0"/>
+              <w:jc w:val="center"/>
+            </w:pPr>
+            <w:r/>
+            <w:r>
+              <w:rPr>
+                <w:rFonts w:ascii="Times New Roman" w:hAnsi="Times New Roman" w:cs="Times New Roman" w:eastAsia="Times New Roman"/>
+                <w:b w:val="0"/>
+                <w:i w:val="0"/>
+                <w:color w:val="000000"/>
+                <w:sz w:val="24"/>
+              </w:rPr>
               <w:t>Вклад, руб./сотка</w:t>
             </w:r>
           </w:p>
         </w:tc>
         <w:tc>
           <w:tcPr>
-            <w:tcW w:type="dxa" w:w="2268"/>
+            <w:tcW w:type="dxa" w:w="1814"/>
             <w:vAlign w:val="center"/>
             <w:tcBorders>
               <w:top w:val="single" w:sz="4" w:space="0" w:color="000000"/>
@@ -10958,13 +11871,13 @@
                 <w:color w:val="000000"/>
                 <w:sz w:val="24"/>
               </w:rPr>
-              <w:t>150 342</w:t>
-            </w:r>
-          </w:p>
-        </w:tc>
-        <w:tc>
-          <w:tcPr>
-            <w:tcW w:type="dxa" w:w="2268"/>
+              <w:t>142 232</w:t>
+            </w:r>
+          </w:p>
+        </w:tc>
+        <w:tc>
+          <w:tcPr>
+            <w:tcW w:type="dxa" w:w="1871"/>
             <w:vAlign w:val="center"/>
             <w:tcBorders>
               <w:top w:val="single" w:sz="4" w:space="0" w:color="000000"/>
@@ -10988,13 +11901,13 @@
                 <w:color w:val="000000"/>
                 <w:sz w:val="24"/>
               </w:rPr>
-              <w:t>67 659</w:t>
-            </w:r>
-          </w:p>
-        </w:tc>
-        <w:tc>
-          <w:tcPr>
-            <w:tcW w:type="dxa" w:w="2268"/>
+              <w:t>38 662</w:t>
+            </w:r>
+          </w:p>
+        </w:tc>
+        <w:tc>
+          <w:tcPr>
+            <w:tcW w:type="dxa" w:w="1814"/>
             <w:vAlign w:val="center"/>
             <w:tcBorders>
               <w:top w:val="single" w:sz="4" w:space="0" w:color="000000"/>
@@ -11018,7 +11931,37 @@
                 <w:color w:val="000000"/>
                 <w:sz w:val="24"/>
               </w:rPr>
-              <w:t>82 683</w:t>
+              <w:t>38 162</w:t>
+            </w:r>
+          </w:p>
+        </w:tc>
+        <w:tc>
+          <w:tcPr>
+            <w:tcW w:type="dxa" w:w="1871"/>
+            <w:vAlign w:val="center"/>
+            <w:tcBorders>
+              <w:top w:val="single" w:sz="4" w:space="0" w:color="000000"/>
+              <w:left w:val="single" w:sz="4" w:space="0" w:color="000000"/>
+              <w:bottom w:val="single" w:sz="4" w:space="0" w:color="000000"/>
+              <w:right w:val="single" w:sz="4" w:space="0" w:color="000000"/>
+            </w:tcBorders>
+          </w:tcPr>
+          <w:p>
+            <w:pPr>
+              <w:spacing w:line="240" w:lineRule="auto" w:before="0" w:after="0"/>
+              <w:ind w:firstLine="0" w:left="0"/>
+              <w:jc w:val="center"/>
+            </w:pPr>
+            <w:r/>
+            <w:r>
+              <w:rPr>
+                <w:rFonts w:ascii="Times New Roman" w:hAnsi="Times New Roman" w:cs="Times New Roman" w:eastAsia="Times New Roman"/>
+                <w:b w:val="0"/>
+                <w:i w:val="0"/>
+                <w:color w:val="000000"/>
+                <w:sz w:val="24"/>
+              </w:rPr>
+              <w:t>65 408</w:t>
             </w:r>
           </w:p>
         </w:tc>
@@ -11038,7 +11981,7 @@
           <w:color w:val="000000"/>
           <w:sz w:val="28"/>
         </w:rPr>
-        <w:t>Для аналога 1 произведение коэффициентов равно 0,92 × 0,85 × 0,88 × 1,03 = 0,70880. Умножение на 272 727 руб. за сотку дает 193 310 руб. за сотку. Для аналога 2 произведение равно 0,95 × 1,03 = 0,97850, и 130 000 × 0,97850 = 127 205 руб. за сотку. Вклады 0,35 × 193 310 = 67 659 руб. и 0,65 × 127 205 = 82 683 руб. Их сумма — 150 342 руб. за сотку. Произведение 150 342 × 10,05 = 1 510 937 руб. Цены взяты из объявлений, поэтому итог округлен до тысяч: 1 511 000 руб. на 19.10.2026. От принятой суммы удельный показатель равен 1 511 000 / 1 005 = 1 503,48 руб./кв. м и 1 511 000 / 10,05 = 150 348 руб. за сотку.</w:t>
+        <w:t>Для аналога 1 произведение коэффициентов равно 0,92 × 0,85 × 0,88 × 1,03 = 0,70880. Умножение на 272 727 руб. за сотку дает 193 310 руб. за сотку. Для аналога 2 произведение равно 0,95 × 1,03 = 0,97850, и 130 000 × 0,97850 = 127 205 руб. за сотку. Для аналога 3 произведение равно 0,95 × 0,90 × 0,90 = 0,76950, и 170 000 × 0,76950 = 130 815 руб. за сотку.</w:t>
       </w:r>
     </w:p>
     <w:p>
@@ -11055,7 +11998,7 @@
           <w:color w:val="000000"/>
           <w:sz w:val="28"/>
         </w:rPr>
-        <w:t>Без поправок перенос цен на 10,05 сотки дает примерно от 1 307 000 руб. по аналогу 2 до 2 741 000 руб. по аналогу 1. Итог 1 511 000 руб. лежит внутри этого интервала. Расчет относится к садовому участку 50:28:0000000:51403. Переносить его на участки под жилую застройку нельзя.</w:t>
+        <w:t>Вклады равны 0,20 × 193 310 = 38 662 руб., 0,30 × 127 205 = 38 162 руб. и 0,50 × 130 815 = 65 408 руб. Сумма — 142 232 руб. за сотку. Произведение 142 232 × 10,05 = 1 429 432 руб. Цены взяты из объявлений, поэтому итог округлен до тысяч: 1 429 000 руб. на 19.10.2026. От принятой суммы удельный показатель равен 1 429 000 / 1 005 = 1 421,89 руб./кв. м и 1 429 000 / 10,05 = 142 189 руб. за сотку.</w:t>
       </w:r>
     </w:p>
     <w:p>
@@ -11072,7 +12015,24 @@
           <w:color w:val="000000"/>
           <w:sz w:val="28"/>
         </w:rPr>
-        <w:t>Кадастровая стоимость того же участка — 3 078 864,73 руб., удельный показатель — 3 063,55 руб./кв. м. Отношение 3 078 864,73 / 1 511 000 = 2,04. Кадастровая стоимость выше рыночной примерно в два раза. Удельные показатели показаны на рисунке 3.</w:t>
+        <w:t>Без поправок перенос цен на 10,05 сотки дает примерно от 1 307 000 руб. по аналогу 2 до 2 741 000 руб. по аналогу 1. Цена аналога 3 на ту же площадь — около 1 709 000 руб. Итог 1 429 000 руб. лежит внутри этого интервала. Расчет относится к садовому участку 50:28:0000000:51403.</w:t>
+      </w:r>
+    </w:p>
+    <w:p>
+      <w:pPr>
+        <w:spacing w:line="360" w:lineRule="auto" w:before="0" w:after="0"/>
+        <w:ind w:firstLine="709" w:left="0"/>
+        <w:jc w:val="both"/>
+      </w:pPr>
+      <w:r>
+        <w:rPr>
+          <w:rFonts w:ascii="Times New Roman" w:hAnsi="Times New Roman" w:cs="Times New Roman" w:eastAsia="Times New Roman"/>
+          <w:b w:val="0"/>
+          <w:i w:val="0"/>
+          <w:color w:val="000000"/>
+          <w:sz w:val="28"/>
+        </w:rPr>
+        <w:t>Кадастровая стоимость того же участка — 3 078 864,73 руб., удельный показатель — 3 063,55 руб./кв. м. Отношение 3 078 864,73 / 1 429 000 = 2,15. Кадастровая стоимость выше рыночной примерно в два раза. Удельные показатели показаны на рисунке 3.</w:t>
       </w:r>
     </w:p>
     <w:p>
@@ -11166,7 +12126,7 @@
           <w:color w:val="000000"/>
           <w:sz w:val="28"/>
         </w:rPr>
-        <w:t>Земельный налог считается от кадастровой стоимости. Решением Совета депутатов городского округа Домодедово от 25.09.2007 № 1-4/53 для садовых участков ставка равна 0,15 процента [11]. Налог по записи ЕГРН: 3 078 864,73 × 0,0015 = 4 618,30 руб. в год. Если бы базой была рыночная стоимость, налог составил бы 1 511 000 × 0,0015 = 2 266,50 руб. Разница — 2 351,80 руб. в год. Установить кадастровую стоимость в размере рыночной можно по закону [1; 5], но для этого нужен отчет оценщика. При разнице около 2,4 тыс. руб. в год такой отчет за короткий срок владения не окупается. Для налога остается кадастровая стоимость, для цены продажи — рынок.</w:t>
+        <w:t>Земельный налог считается от кадастровой стоимости. Решением Совета депутатов городского округа Домодедово от 25.09.2007 № 1-4/53 для садовых участков ставка равна 0,15 процента [11]. Налог по записи ЕГРН: 3 078 864,73 × 0,0015 = 4 618,30 руб. в год. Если бы базой была рыночная стоимость, налог составил бы 1 429 000 × 0,0015 = 2 143,50 руб. Разница — 2 474,80 руб. в год. Установить кадастровую стоимость в размере рыночной можно по закону [1; 5], но для этого нужен отчет оценщика. При разнице около 2,5 тыс. руб. в год такой отчет за короткий срок владения не окупается. Для налога остается кадастровая стоимость, для цены продажи — рынок.</w:t>
       </w:r>
     </w:p>
     <w:p>
@@ -11387,7 +12347,7 @@
                 <w:color w:val="000000"/>
                 <w:sz w:val="24"/>
               </w:rPr>
-              <w:t>1 511 000</w:t>
+              <w:t>1 429 000</w:t>
             </w:r>
           </w:p>
         </w:tc>
@@ -11482,7 +12442,7 @@
                 <w:color w:val="000000"/>
                 <w:sz w:val="24"/>
               </w:rPr>
-              <w:t>1 503,48</w:t>
+              <w:t>1 421,89</w:t>
             </w:r>
           </w:p>
         </w:tc>
@@ -11577,7 +12537,7 @@
                 <w:color w:val="000000"/>
                 <w:sz w:val="24"/>
               </w:rPr>
-              <w:t>150 348</w:t>
+              <w:t>142 189</w:t>
             </w:r>
           </w:p>
         </w:tc>
@@ -11672,7 +12632,7 @@
                 <w:color w:val="000000"/>
                 <w:sz w:val="24"/>
               </w:rPr>
-              <w:t>2 266,50</w:t>
+              <w:t>2 143,50</w:t>
             </w:r>
           </w:p>
         </w:tc>
@@ -11894,7 +12854,7 @@
           <w:color w:val="000000"/>
           <w:sz w:val="28"/>
         </w:rPr>
-        <w:t>Цену в объявлении не стоит ставить равной кадастровой стоимости 3 078 864,73 руб. Ориентир на 19.10.2026 по двум объявлениям ЦИАН — 1 511 000 руб. Это учебный расчет, не оферта. Перед реальной продажей его нужно пересчитать по свежим объявлениям, а если банк или стороны просят отчет — подтвердить оценщиком. Налог при этом считается от кадастровой стоимости: 4 618,30 руб. в год при ставке 0,15 процента. Менять кадастровую стоимость на рыночную имеет смысл при долгом владении и при наличии отчета. В остальных случаях кадастровая стоимость остается базой налога, рыночная — ориентиром цены.</w:t>
+        <w:t>Цену в объявлении не стоит ставить равной кадастровой стоимости 3 078 864,73 руб. Ориентир на 19.10.2026 по трем объявлениям ЦИАН — 1 429 000 руб. Это учебный расчет, не оферта. Перед реальной продажей его нужно пересчитать по свежим объявлениям, а если банк или стороны просят отчет — подтвердить оценщиком. Налог при этом считается от кадастровой стоимости: 4 618,30 руб. в год при ставке 0,15 процента. Менять кадастровую стоимость на рыночную имеет смысл при долгом владении и при наличии отчета. В остальных случаях кадастровая стоимость остается базой налога, рыночная — ориентиром цены.</w:t>
       </w:r>
     </w:p>
     <w:p>
@@ -12013,7 +12973,7 @@
           <w:color w:val="000000"/>
           <w:sz w:val="28"/>
         </w:rPr>
-        <w:t>Рядом с кадастровой стоимостью нужна короткая пометка, что сумма определена для целей, указанных в законе, на дату определения и не является ценой сделки. На рассмотренном участке дата определения — 01.01.2022, а дата внесения — 05.12.2025. Без пометки более позднюю дату принимают за дату оценки. Тогда 3,08 млн руб. легко объявить ценой участка, по объявлениям которого расчет дает около 1,51 млн руб.</w:t>
+        <w:t>Рядом с кадастровой стоимостью нужна короткая пометка, что сумма определена для целей, указанных в законе, на дату определения и не является ценой сделки. На рассмотренном участке дата определения — 01.01.2022, а дата внесения — 05.12.2025. Без пометки более позднюю дату принимают за дату оценки. Тогда 3,08 млн руб. легко объявить ценой участка, по объявлениям которого расчет дает около 1,43 млн руб.</w:t>
       </w:r>
     </w:p>
     <w:p>
@@ -12132,7 +13092,7 @@
           <w:color w:val="000000"/>
           <w:sz w:val="28"/>
         </w:rPr>
-        <w:t>Проверку удобно вести в одном порядке. Сначала кадастровый номер, площадь 1 005 кв. м и адрес товарищества. Затем категория земель и вид разрешенного использования. Потом правообладатель и ограничения. Дальше координаты выписки сверяются с каталогом межевого плана. В конце кадастровая стоимость 3 078 864,73 руб. отделяется от цены договора. При ставке 0,15 процента она дает налог 4 618,30 руб. в год, а ориентир цены на 19.10.2026 — 1 511 000 руб. [11].</w:t>
+        <w:t>Проверку удобно вести в одном порядке. Сначала кадастровый номер, площадь 1 005 кв. м и адрес товарищества. Затем категория земель и вид разрешенного использования. Потом правообладатель и ограничения. Дальше координаты выписки сверяются с каталогом межевого плана. В конце кадастровая стоимость 3 078 864,73 руб. отделяется от цены договора. При ставке 0,15 процента она дает налог 4 618,30 руб. в год, а ориентир цены на 19.10.2026 — 1 429 000 руб. [11].</w:t>
       </w:r>
     </w:p>
     <w:p>
@@ -12256,7 +13216,7 @@
           <w:color w:val="000000"/>
           <w:sz w:val="28"/>
         </w:rPr>
-        <w:t>Рыночная стоимость на 19.10.2026 по двум объявлениям ЦИАН с поправками на торг, категорию земель, коммуникации и готовность границы составила 1 511 000 руб., или 1 503,48 руб./кв. м. Это в 2,04 раза ниже кадастровой стоимости. Земельный налог при ставке 0,15 процента составляет 4 618,30 руб. в год. Кадастровая стоимость годится для налога и не годится как цена продажи. Затратный и доходный подходы не применялись: улучшений в расчете нет, сведений о доходе тоже нет.</w:t>
+        <w:t>Рыночная стоимость на 19.10.2026 по трем объявлениям ЦИАН с поправками на торг, категорию земель, коммуникации, границу и гараж аналога 3 составила 1 429 000 руб., или 1 421,89 руб./кв. м. Это в 2,15 раза ниже кадастровой стоимости. Земельный налог при ставке 0,15 процента составляет 4 618,30 руб. в год. Кадастровая стоимость годится для налога и не годится как цена продажи. Затратный и доходный подходы не применялись: сведений о доходе нет, а гараж аналога 3 учтен коэффициентом, а не себестоимостью.</w:t>
       </w:r>
     </w:p>
     <w:p>
@@ -12822,7 +13782,7 @@
           <w:color w:val="000000"/>
           <w:sz w:val="28"/>
         </w:rPr>
-        <w:t>30. Объявления о продаже земельных участков: СНТ «Аякс», 11 сот., № 330889759; СНТ «Борисово-2», 10 сот., № 329905960 // ЦИАН. — URL: https://www.cian.ru/sale/suburban/330889759/ ; https://www.cian.ru/sale/suburban/329905960/ (дата обращения: 19.10.2026).</w:t>
+        <w:t>30. Объявления о продаже земельных участков: СНТ «Аякс», 11 сот., № 330889759; СНТ «Борисово-2», 10 сот., № 329905960; СНТ «Ветеран-5», уч. 79, 10 сот., № 331691566 // ЦИАН. — URL: https://www.cian.ru/sale/suburban/330889759/ ; https://www.cian.ru/sale/suburban/329905960/ ; https://www.cian.ru/sale/suburban/331691566/ (дата обращения: 19.10.2026).</w:t>
       </w:r>
     </w:p>
     <w:p>
@@ -14142,7 +15102,7 @@
                 <w:color w:val="000000"/>
                 <w:sz w:val="24"/>
               </w:rPr>
-              <w:t>1 511 000 руб. (учебный расчет)</w:t>
+              <w:t>1 429 000 руб. (учебный расчет)</w:t>
             </w:r>
           </w:p>
         </w:tc>
@@ -16308,7 +17268,7 @@
           <w:color w:val="000000"/>
           <w:sz w:val="28"/>
         </w:rPr>
-        <w:t>Дата оценки — 19.10.2026. Подход — сравнительный. Цены аналогов — цены предложений ЦИАН: СНТ «Аякс», объявление 330889759, и СНТ «Борисово-2», объявление 329905960. Веса: 0,35 и 0,65. Округление итога — до 1 000 руб.</w:t>
+        <w:t>Дата оценки — 19.10.2026. Подход — сравнительный. Цены аналогов — цены предложений ЦИАН: СНТ «Аякс», объявление 330889759; СНТ «Борисово-2», объявление 329905960; СНТ «Ветеран-5», участок 79, объявление 331691566. Веса: 0,20; 0,30; 0,50. Округление итога — до 1 000 руб.</w:t>
       </w:r>
     </w:p>
     <w:p>
@@ -16567,7 +17527,7 @@
                 <w:color w:val="000000"/>
                 <w:sz w:val="24"/>
               </w:rPr>
-              <w:t>Взвешенный удельный показатель</w:t>
+              <w:t>Скорректированная цена аналога 3</w:t>
             </w:r>
           </w:p>
         </w:tc>
@@ -16597,7 +17557,7 @@
                 <w:color w:val="000000"/>
                 <w:sz w:val="24"/>
               </w:rPr>
-              <w:t>150 342 руб./сотка</w:t>
+              <w:t>130 815 руб./сотка</w:t>
             </w:r>
           </w:p>
         </w:tc>
@@ -16632,7 +17592,7 @@
                 <w:color w:val="000000"/>
                 <w:sz w:val="24"/>
               </w:rPr>
-              <w:t>Площадь</w:t>
+              <w:t>Взвешенный удельный показатель</w:t>
             </w:r>
           </w:p>
         </w:tc>
@@ -16662,7 +17622,7 @@
                 <w:color w:val="000000"/>
                 <w:sz w:val="24"/>
               </w:rPr>
-              <w:t>10,05 сотки (1 005 кв. м)</w:t>
+              <w:t>142 232 руб./сотка</w:t>
             </w:r>
           </w:p>
         </w:tc>
@@ -16697,7 +17657,7 @@
                 <w:color w:val="000000"/>
                 <w:sz w:val="24"/>
               </w:rPr>
-              <w:t>Произведение до округления</w:t>
+              <w:t>Площадь</w:t>
             </w:r>
           </w:p>
         </w:tc>
@@ -16727,7 +17687,7 @@
                 <w:color w:val="000000"/>
                 <w:sz w:val="24"/>
               </w:rPr>
-              <w:t>1 510 937 руб.</w:t>
+              <w:t>10,05 сотки (1 005 кв. м)</w:t>
             </w:r>
           </w:p>
         </w:tc>
@@ -16762,7 +17722,7 @@
                 <w:color w:val="000000"/>
                 <w:sz w:val="24"/>
               </w:rPr>
-              <w:t>Рыночная стоимость</w:t>
+              <w:t>Произведение до округления</w:t>
             </w:r>
           </w:p>
         </w:tc>
@@ -16792,7 +17752,7 @@
                 <w:color w:val="000000"/>
                 <w:sz w:val="24"/>
               </w:rPr>
-              <w:t>1 511 000 руб.</w:t>
+              <w:t>1 429 432 руб.</w:t>
             </w:r>
           </w:p>
         </w:tc>
@@ -16827,7 +17787,7 @@
                 <w:color w:val="000000"/>
                 <w:sz w:val="24"/>
               </w:rPr>
-              <w:t>Удельный показатель</w:t>
+              <w:t>Рыночная стоимость</w:t>
             </w:r>
           </w:p>
         </w:tc>
@@ -16857,7 +17817,7 @@
                 <w:color w:val="000000"/>
                 <w:sz w:val="24"/>
               </w:rPr>
-              <w:t>1 503,48 руб./кв. м</w:t>
+              <w:t>1 429 000 руб.</w:t>
             </w:r>
           </w:p>
         </w:tc>
@@ -16892,7 +17852,7 @@
                 <w:color w:val="000000"/>
                 <w:sz w:val="24"/>
               </w:rPr>
-              <w:t>Кадастровая стоимость</w:t>
+              <w:t>Удельный показатель</w:t>
             </w:r>
           </w:p>
         </w:tc>
@@ -16922,7 +17882,7 @@
                 <w:color w:val="000000"/>
                 <w:sz w:val="24"/>
               </w:rPr>
-              <w:t>3 078 864,73 руб.</w:t>
+              <w:t>1 421,89 руб./кв. м</w:t>
             </w:r>
           </w:p>
         </w:tc>
@@ -16957,6 +17917,71 @@
                 <w:color w:val="000000"/>
                 <w:sz w:val="24"/>
               </w:rPr>
+              <w:t>Кадастровая стоимость</w:t>
+            </w:r>
+          </w:p>
+        </w:tc>
+        <w:tc>
+          <w:tcPr>
+            <w:tcW w:type="dxa" w:w="3969"/>
+            <w:vAlign w:val="center"/>
+            <w:tcBorders>
+              <w:top w:val="single" w:sz="4" w:space="0" w:color="000000"/>
+              <w:left w:val="single" w:sz="4" w:space="0" w:color="000000"/>
+              <w:bottom w:val="single" w:sz="4" w:space="0" w:color="000000"/>
+              <w:right w:val="single" w:sz="4" w:space="0" w:color="000000"/>
+            </w:tcBorders>
+          </w:tcPr>
+          <w:p>
+            <w:pPr>
+              <w:spacing w:line="240" w:lineRule="auto" w:before="0" w:after="0"/>
+              <w:ind w:firstLine="0" w:left="0"/>
+              <w:jc w:val="center"/>
+            </w:pPr>
+            <w:r/>
+            <w:r>
+              <w:rPr>
+                <w:rFonts w:ascii="Times New Roman" w:hAnsi="Times New Roman" w:cs="Times New Roman" w:eastAsia="Times New Roman"/>
+                <w:b w:val="0"/>
+                <w:i w:val="0"/>
+                <w:color w:val="000000"/>
+                <w:sz w:val="24"/>
+              </w:rPr>
+              <w:t>3 078 864,73 руб.</w:t>
+            </w:r>
+          </w:p>
+        </w:tc>
+      </w:tr>
+      <w:tr>
+        <w:trPr>
+          <w:cantSplit/>
+        </w:trPr>
+        <w:tc>
+          <w:tcPr>
+            <w:tcW w:type="dxa" w:w="5670"/>
+            <w:vAlign w:val="center"/>
+            <w:tcBorders>
+              <w:top w:val="single" w:sz="4" w:space="0" w:color="000000"/>
+              <w:left w:val="single" w:sz="4" w:space="0" w:color="000000"/>
+              <w:bottom w:val="single" w:sz="4" w:space="0" w:color="000000"/>
+              <w:right w:val="single" w:sz="4" w:space="0" w:color="000000"/>
+            </w:tcBorders>
+          </w:tcPr>
+          <w:p>
+            <w:pPr>
+              <w:spacing w:line="240" w:lineRule="auto" w:before="0" w:after="0"/>
+              <w:ind w:firstLine="0" w:left="0"/>
+              <w:jc w:val="center"/>
+            </w:pPr>
+            <w:r/>
+            <w:r>
+              <w:rPr>
+                <w:rFonts w:ascii="Times New Roman" w:hAnsi="Times New Roman" w:cs="Times New Roman" w:eastAsia="Times New Roman"/>
+                <w:b w:val="0"/>
+                <w:i w:val="0"/>
+                <w:color w:val="000000"/>
+                <w:sz w:val="24"/>
+              </w:rPr>
               <w:t>Отношение кадастровой к рыночной</w:t>
             </w:r>
           </w:p>
@@ -16987,7 +18012,7 @@
                 <w:color w:val="000000"/>
                 <w:sz w:val="24"/>
               </w:rPr>
-              <w:t>2,04</w:t>
+              <w:t>2,15</w:t>
             </w:r>
           </w:p>
         </w:tc>

--- a/Курсовая_работа_ЕГРН.docx
+++ b/Курсовая_работа_ЕГРН.docx
@@ -82,7 +82,7 @@
         </w:rPr>
         <w:t>1 ТЕОРЕТИЧЕСКИЕ ОСНОВЫ ЕДИНОГО ГОСУДАРСТВЕННОГО РЕЕСТРА НЕДВИЖИМОСТИ КАК ИНФОРМАЦИОННОГО ОБЕСПЕЧЕНИЯ РЫНКА НЕДВИЖИМОСТИ</w:t>
         <w:tab/>
-        <w:t>6</w:t>
+        <w:t>5</w:t>
       </w:r>
     </w:p>
     <w:p>
@@ -104,7 +104,7 @@
         </w:rPr>
         <w:t>1.1 Правовая природа, структура и состав сведений ЕГРН</w:t>
         <w:tab/>
-        <w:t>6</w:t>
+        <w:t>5</w:t>
       </w:r>
     </w:p>
     <w:p>
@@ -126,7 +126,7 @@
         </w:rPr>
         <w:t>1.2 Межевой план как источник сведений о границах, координатах и площади</w:t>
         <w:tab/>
-        <w:t>8</w:t>
+        <w:t>7</w:t>
       </w:r>
     </w:p>
     <w:p>
@@ -170,7 +170,7 @@
         </w:rPr>
         <w:t>2 ОЦЕНКА ПРИГОДНОСТИ СВЕДЕНИЙ ЕГРН НА ПРИМЕРЕ ЗЕМЕЛЬНОГО УЧАСТКА 50:28:0000000:51403</w:t>
         <w:tab/>
-        <w:t>15</w:t>
+        <w:t>14</w:t>
       </w:r>
     </w:p>
     <w:p>
@@ -192,7 +192,7 @@
         </w:rPr>
         <w:t>2.1 Характеристика объекта оценки по данным ЕГРН, НСПД и межевого плана</w:t>
         <w:tab/>
-        <w:t>15</w:t>
+        <w:t>14</w:t>
       </w:r>
     </w:p>
     <w:p>
@@ -214,7 +214,7 @@
         </w:rPr>
         <w:t>2.2 Проверка геометрических сведений и разбивка участка</w:t>
         <w:tab/>
-        <w:t>19</w:t>
+        <w:t>18</w:t>
       </w:r>
     </w:p>
     <w:p>
@@ -236,7 +236,7 @@
         </w:rPr>
         <w:t>2.3 Определение рыночной стоимости и достаточность сведений для сделки</w:t>
         <w:tab/>
-        <w:t>24</w:t>
+        <w:t>23</w:t>
       </w:r>
     </w:p>
     <w:p>
@@ -311,28 +311,6 @@
           <w:tab w:pos="9638" w:val="right" w:leader="dot"/>
         </w:tabs>
         <w:spacing w:line="240" w:lineRule="auto" w:before="0" w:after="0"/>
-        <w:ind w:firstLine="0" w:left="709"/>
-        <w:jc w:val="left"/>
-      </w:pPr>
-      <w:r>
-        <w:rPr>
-          <w:rFonts w:ascii="Times New Roman" w:hAnsi="Times New Roman" w:cs="Times New Roman" w:eastAsia="Times New Roman"/>
-          <w:b w:val="0"/>
-          <w:i w:val="0"/>
-          <w:color w:val="000000"/>
-          <w:sz w:val="28"/>
-        </w:rPr>
-        <w:t>3.3 Использование сведений ЕГРН и межевого плана при подготовке сделки</w:t>
-        <w:tab/>
-        <w:t>34</w:t>
-      </w:r>
-    </w:p>
-    <w:p>
-      <w:pPr>
-        <w:tabs>
-          <w:tab w:pos="9638" w:val="right" w:leader="dot"/>
-        </w:tabs>
-        <w:spacing w:line="240" w:lineRule="auto" w:before="0" w:after="0"/>
         <w:ind w:firstLine="0" w:left="0"/>
         <w:jc w:val="left"/>
       </w:pPr>
@@ -368,7 +346,7 @@
         </w:rPr>
         <w:t>СПИСОК ИСПОЛЬЗОВАННЫХ ИСТОЧНИКОВ</w:t>
         <w:tab/>
-        <w:t>38</w:t>
+        <w:t>39</w:t>
       </w:r>
     </w:p>
     <w:p>
@@ -390,7 +368,7 @@
         </w:rPr>
         <w:t>ПРИЛОЖЕНИЯ</w:t>
         <w:tab/>
-        <w:t>42</w:t>
+        <w:t>44</w:t>
       </w:r>
     </w:p>
     <w:p>
@@ -412,7 +390,7 @@
         </w:rPr>
         <w:t>Приложение А. Сводные сведения об объекте оценки</w:t>
         <w:tab/>
-        <w:t>42</w:t>
+        <w:t>44</w:t>
       </w:r>
     </w:p>
     <w:p>
@@ -434,7 +412,7 @@
         </w:rPr>
         <w:t>Приложение Б. Каталог координат, разбивочная ведомость и расчет площади</w:t>
         <w:tab/>
-        <w:t>43</w:t>
+        <w:t>45</w:t>
       </w:r>
     </w:p>
     <w:p>
@@ -456,7 +434,7 @@
         </w:rPr>
         <w:t>Приложение В. Чертеж земельного участка</w:t>
         <w:tab/>
-        <w:t>44</w:t>
+        <w:t>47</w:t>
       </w:r>
     </w:p>
     <w:p>
@@ -478,7 +456,7 @@
         </w:rPr>
         <w:t>Приложение Г. Расчет рыночной стоимости</w:t>
         <w:tab/>
-        <w:t>46</w:t>
+        <w:t>49</w:t>
       </w:r>
     </w:p>
     <w:p>
@@ -500,7 +478,7 @@
         </w:rPr>
         <w:t>Приложение Д. Копии исходных материалов</w:t>
         <w:tab/>
-        <w:t>47</w:t>
+        <w:t>50</w:t>
       </w:r>
     </w:p>
     <w:p>
@@ -624,6 +602,23 @@
           <w:color w:val="000000"/>
           <w:sz w:val="28"/>
         </w:rPr>
+        <w:t>МКАД — Московская кольцевая автомобильная дорога.</w:t>
+      </w:r>
+    </w:p>
+    <w:p>
+      <w:pPr>
+        <w:spacing w:line="360" w:lineRule="auto" w:before="0" w:after="0"/>
+        <w:ind w:firstLine="0" w:left="0"/>
+        <w:jc w:val="left"/>
+      </w:pPr>
+      <w:r>
+        <w:rPr>
+          <w:rFonts w:ascii="Times New Roman" w:hAnsi="Times New Roman" w:cs="Times New Roman" w:eastAsia="Times New Roman"/>
+          <w:b w:val="0"/>
+          <w:i w:val="0"/>
+          <w:color w:val="000000"/>
+          <w:sz w:val="28"/>
+        </w:rPr>
         <w:t>МСК-50 — местная система координат Московской области.</w:t>
       </w:r>
     </w:p>
@@ -675,6 +670,23 @@
           <w:color w:val="000000"/>
           <w:sz w:val="28"/>
         </w:rPr>
+        <w:t>СРО — саморегулируемая организация.</w:t>
+      </w:r>
+    </w:p>
+    <w:p>
+      <w:pPr>
+        <w:spacing w:line="360" w:lineRule="auto" w:before="0" w:after="0"/>
+        <w:ind w:firstLine="0" w:left="0"/>
+        <w:jc w:val="left"/>
+      </w:pPr>
+      <w:r>
+        <w:rPr>
+          <w:rFonts w:ascii="Times New Roman" w:hAnsi="Times New Roman" w:cs="Times New Roman" w:eastAsia="Times New Roman"/>
+          <w:b w:val="0"/>
+          <w:i w:val="0"/>
+          <w:color w:val="000000"/>
+          <w:sz w:val="28"/>
+        </w:rPr>
         <w:t>УПКС — удельный показатель кадастровой стоимости.</w:t>
       </w:r>
     </w:p>
@@ -692,7 +704,58 @@
           <w:color w:val="000000"/>
           <w:sz w:val="28"/>
         </w:rPr>
+        <w:t>ФГИС — федеральная государственная информационная система.</w:t>
+      </w:r>
+    </w:p>
+    <w:p>
+      <w:pPr>
+        <w:spacing w:line="360" w:lineRule="auto" w:before="0" w:after="0"/>
+        <w:ind w:firstLine="0" w:left="0"/>
+        <w:jc w:val="left"/>
+      </w:pPr>
+      <w:r>
+        <w:rPr>
+          <w:rFonts w:ascii="Times New Roman" w:hAnsi="Times New Roman" w:cs="Times New Roman" w:eastAsia="Times New Roman"/>
+          <w:b w:val="0"/>
+          <w:i w:val="0"/>
+          <w:color w:val="000000"/>
+          <w:sz w:val="28"/>
+        </w:rPr>
         <w:t>ФСО — федеральный стандарт оценки.</w:t>
+      </w:r>
+    </w:p>
+    <w:p>
+      <w:pPr>
+        <w:spacing w:line="360" w:lineRule="auto" w:before="0" w:after="0"/>
+        <w:ind w:firstLine="0" w:left="0"/>
+        <w:jc w:val="left"/>
+      </w:pPr>
+      <w:r>
+        <w:rPr>
+          <w:rFonts w:ascii="Times New Roman" w:hAnsi="Times New Roman" w:cs="Times New Roman" w:eastAsia="Times New Roman"/>
+          <w:b w:val="0"/>
+          <w:i w:val="0"/>
+          <w:color w:val="000000"/>
+          <w:sz w:val="28"/>
+        </w:rPr>
+        <w:t>ЦИАН — база объявлений о недвижимости cian.ru.</w:t>
+      </w:r>
+    </w:p>
+    <w:p>
+      <w:pPr>
+        <w:spacing w:line="360" w:lineRule="auto" w:before="0" w:after="0"/>
+        <w:ind w:firstLine="0" w:left="0"/>
+        <w:jc w:val="left"/>
+      </w:pPr>
+      <w:r>
+        <w:rPr>
+          <w:rFonts w:ascii="Times New Roman" w:hAnsi="Times New Roman" w:cs="Times New Roman" w:eastAsia="Times New Roman"/>
+          <w:b w:val="0"/>
+          <w:i w:val="0"/>
+          <w:color w:val="000000"/>
+          <w:sz w:val="28"/>
+        </w:rPr>
+        <w:t>ЦГиКУ — Центр геодезических и кадастровых услуг.</w:t>
       </w:r>
     </w:p>
     <w:p>
@@ -782,7 +845,7 @@
           <w:color w:val="000000"/>
           <w:sz w:val="28"/>
         </w:rPr>
-        <w:t>Чтобы продать или купить земельный участок, нужно знать кадастровый номер, адрес, площадь, границы, категорию земель, вид разрешенного использования, запись о праве и кадастровую стоимость. В Российской Федерации эти сведения ведет Единый государственный реестр недвижимости. С 1 января 2017 года ЕГРН соединил государственный кадастр недвижимости и реестр прав [2].</w:t>
+        <w:t>Сделка с земельным участком опирается на сведения, по которым стороны опознают объект, проверяют право и считают налог. В Российской Федерации эти сведения собраны в Едином государственном реестре недвижимости. С 1 января 2017 года ЕГРН соединил государственный кадастр недвижимости и Единый государственный реестр прав [2].</w:t>
       </w:r>
     </w:p>
     <w:p>
@@ -799,7 +862,7 @@
           <w:color w:val="000000"/>
           <w:sz w:val="28"/>
         </w:rPr>
-        <w:t>Координаты точек, длины сторон и площадь попадают в реестр из межевого плана. Межевой план составляет кадастровый инженер, и по нему орган регистрации вносит границу в ЕГРН [2; 3]. Поэтому пригодность реестра для сделки зависит и от того, что записано в ЕГРН, и от того, насколько полно покупатель видит результат межевания.</w:t>
+        <w:t>Актуальность темы связана с тем, что открытую карточку реестра часто читают как полную выписку, а кадастровую стоимость — как цену участка. Для садового участка в Московской области от этого зависят и ожидания сторон по договору, и земельный налог. Отдельно стоит вопрос о границе: по сообщению, опубликованному 28 февраля 2025 года, в ЕГРН учтено 60,9 млн земельных участков, и только 43,5 млн из них, или 71,5 процента, имеют координатное описание границ [33]. Участок без такого описания плохо индивидуализируется на местности. Проверить, какие сведения реестра действительно пригодны для рынка, можно на конкретном объекте, по которому есть и публичная карточка, и межевой план.</w:t>
       </w:r>
     </w:p>
     <w:p>
@@ -816,7 +879,7 @@
           <w:color w:val="000000"/>
           <w:sz w:val="28"/>
         </w:rPr>
-        <w:t>На практике кадастровую стоимость часто принимают за цену участка, а открытую карточку Росреестра — за выписку о правах. Для садового участка в Московской области от этого зависят и ожидания по цене, и расчет земельного налога. Проверить, где сведения ЕГРН достаточны, можно на участке, по которому есть и публичная карточка, и межевой план с координатами.</w:t>
+        <w:t>Цель работы — оценить пригодность сведений ЕГРН как информационного обеспечения рынка недвижимости на примере земельного участка 50:28:0000000:51403.</w:t>
       </w:r>
     </w:p>
     <w:p>
@@ -833,7 +896,7 @@
           <w:color w:val="000000"/>
           <w:sz w:val="28"/>
         </w:rPr>
-        <w:t>Цель курсовой работы — оценить пригодность сведений Единого государственного реестра недвижимости как информационного обеспечения рынка недвижимости на примере земельного участка с кадастровым номером 50:28:0000000:51403.</w:t>
+        <w:t>Объект исследования — ЕГРН в том составе сведений, которым пользуется рынок. Предмет — пригодность сведений о границах, площади, правах и кадастровой стоимости для решений по сделке, налогу и разбивке. Пример — земельный участок 50:28:0000000:51403, адрес по карточке Росреестра: Московская область, г. о. Домодедово, тер. СНТ «Ветеран-5», з/у 7 [29].</w:t>
       </w:r>
     </w:p>
     <w:p>
@@ -850,7 +913,7 @@
           <w:color w:val="000000"/>
           <w:sz w:val="28"/>
         </w:rPr>
-        <w:t>Объект исследования — Единый государственный реестр недвижимости как информационная основа рынка недвижимости. Предмет исследования — состав, происхождение и пригодность сведений ЕГРН о границах, координатах, площади, правах и кадастровой стоимости земельного участка для рыночных решений. Объект оценки — земельный участок 50:28:0000000:51403, адрес по публичной карточке Росреестра: Российская Федерация, Московская область, г. о. Домодедово, тер. СНТ «Ветеран-5», з/у 7 [27].</w:t>
+        <w:t>Задачи работы:</w:t>
       </w:r>
     </w:p>
     <w:p>
@@ -867,7 +930,7 @@
           <w:color w:val="000000"/>
           <w:sz w:val="28"/>
         </w:rPr>
-        <w:t>Для достижения цели поставлены следующие задачи:</w:t>
+        <w:t>1) раскрыть правовую основу ЕГРН, его состав и место среди других источников информации о рынке;</w:t>
       </w:r>
     </w:p>
     <w:p>
@@ -884,7 +947,7 @@
           <w:color w:val="000000"/>
           <w:sz w:val="28"/>
         </w:rPr>
-        <w:t>1) раскрыть правовую основу, структуру ЕГРН и состав сведений, которые использует рынок недвижимости;</w:t>
+        <w:t>2) показать, как межевой план передает в реестр сведения о границе, координатах и площади, и с чем сравнивается погрешность точки;</w:t>
       </w:r>
     </w:p>
     <w:p>
@@ -901,7 +964,7 @@
           <w:color w:val="000000"/>
           <w:sz w:val="28"/>
         </w:rPr>
-        <w:t>2) показать, как межевой план становится источником сведений о границах, координатах и площади;</w:t>
+        <w:t>3) определить, какие решения на рынке могут опираться на сведения ЕГРН и где эти сведения заканчиваются;</w:t>
       </w:r>
     </w:p>
     <w:p>
@@ -918,7 +981,7 @@
           <w:color w:val="000000"/>
           <w:sz w:val="28"/>
         </w:rPr>
-        <w:t>3) определить, какие рыночные решения могут опираться на сведения ЕГРН и где проходят пределы этих сведений;</w:t>
+        <w:t>4) сопоставить карточку Росреестра, карточку НСПД и межевой план выбранного участка и проверить геометрию контура;</w:t>
       </w:r>
     </w:p>
     <w:p>
@@ -935,7 +998,7 @@
           <w:color w:val="000000"/>
           <w:sz w:val="28"/>
         </w:rPr>
-        <w:t>4) сопоставить публичные сведения ЕГРН и НСПД с межевым планом выбранного участка и проверить геометрические характеристики, включая разбивку контура;</w:t>
+        <w:t>5) рассчитать рыночную стоимость сравнительным подходом как контрольный показатель: он нужен не сам по себе, а чтобы проверить, заменяет ли кадастровая стоимость цену сделки;</w:t>
       </w:r>
     </w:p>
     <w:p>
@@ -952,7 +1015,7 @@
           <w:color w:val="000000"/>
           <w:sz w:val="28"/>
         </w:rPr>
-        <w:t>5) определить рыночную стоимость участка сравнительным подходом и сопоставить ее с кадастровой стоимостью;</w:t>
+        <w:t>6) сформулировать рекомендации по использованию сведений ЕГРН при возможной сделке с этим участком и по показу сведений в открытых сервисах.</w:t>
       </w:r>
     </w:p>
     <w:p>
@@ -969,7 +1032,7 @@
           <w:color w:val="000000"/>
           <w:sz w:val="28"/>
         </w:rPr>
-        <w:t>6) сформулировать рекомендации по использованию сведений ЕГРН при возможной сделке и по повышению пригодности реестра для рынка.</w:t>
+        <w:t>Методы: сопоставление нормативных актов и сведений трех источников по одному участку, контрольный расчет координат, длин, площади и погрешности, сравнительный подход к стоимости [6; 11; 16; 21]. Информационная база делится на нормативные акты, литературу и интернет-ресурсы. Нормативные акты взяты в редакции, применяемой в 2026 году. Литература — отечественные и зарубежные работы 2021–2024 годов; изданий 2025–2026 годов в списке нет. Фактические сведения получены 18.10.2026 запросом публичного сервиса Росреестра (карточка обновлена 28.09.2026) [29], просмотром карточки и карты НСПД [30] и разбором межевого плана от 09.09.2015 [31]. Цены аналогов взяты из объявлений ЦИАН 19.10.2026 [32]. Отмененные акты в список не включались.</w:t>
       </w:r>
     </w:p>
     <w:p>
@@ -986,7 +1049,7 @@
           <w:color w:val="000000"/>
           <w:sz w:val="28"/>
         </w:rPr>
-        <w:t>В работе сопоставлены нормативные акты, публичная карточка Росреестра, карточка НСПД и межевой план. Координаты проверены расчетом, стоимость определена сравнительным подходом [6; 9; 13; 15]. Нормативные акты взяты в редакции 2026 года: Земельный кодекс, федеральные законы № 218-ФЗ, № 221-ФЗ, № 217-ФЗ, № 237-ФЗ и № 135-ФЗ, приказы Росреестра, федеральные стандарты оценки и решение Совета депутатов городского округа Домодедово о земельном налоге [1–11]. Литература — за 2021–2026 годы, отечественная и зарубежная [12–26]. Отмененные акты в список не включались. Факты по участку взяты из карточки с датой обновления 28.09.2026 [27], из НСПД [28] и из межевого плана от 09.09.2015 [29]. Дата оценки — 19.10.2026.</w:t>
+        <w:t>Практическая значимость состоит в том, что по одному участку разделены сведения, которые можно переносить в договор и в расчет налога, и сведения, которых в открытом реестре нет. Расчет стоимости учебный: он показывает порядок сравнения, а не заменяет отчет оценщика.</w:t>
       </w:r>
     </w:p>
     <w:p>
@@ -1003,7 +1066,7 @@
           <w:color w:val="000000"/>
           <w:sz w:val="28"/>
         </w:rPr>
-        <w:t>Этого комплекта хватает, чтобы опознать участок, проверить площадь и контур и посчитать налог от кадастровой стоимости. Выписки о переходе прав нет, в открытой карточке нет каталога координат, нет сведений о коммуникациях и отдельного списка зон с особыми условиями. Эти пробелы в практической части не заполнялись предположениями. Цен аналогов в ЕГРН нет, они взяты из объявлений ЦИАН. Работа состоит из введения, трех глав, заключения, списка источников и приложений.</w:t>
+        <w:t>Работа состоит из введения, трех глав, заключения, списка источников и приложений. В первой главе разобраны состав ЕГРН, межевой план и пределы использования сведений на рынке. Во второй главе те же вопросы проверены на участке 50:28:0000000:51403. В третьей главе даны рекомендации по сделке с этим участком и по показу сведений в открытых сервисах.</w:t>
       </w:r>
     </w:p>
     <w:p>
@@ -1059,7 +1122,7 @@
           <w:color w:val="000000"/>
           <w:sz w:val="28"/>
         </w:rPr>
-        <w:t>К недвижимому имуществу закон относит земельные участки и объекты, прочно связанные с землей. Право собственности и другие вещные права, ограничения этих прав, их возникновение, переход и прекращение регистрируются в случаях, которые указаны в законе [2]. Если характеристика или право в реестр не внесены, опираться на них в договоре нельзя, даже когда продавец о них знает. Запись считается достоверной, когда сведения полные, актуальные и согласованы между собой, а не просто выведены на экран [22].</w:t>
+        <w:t>Информационное обеспечение рынка недвижимости — это совокупность сведений, по которым участник оборота опознает объект, проверяет право и ограничения, понимает правовой режим и отделяет налоговую величину от цены. ЕГРН занимает в этой совокупности центральное место, но не закрывает ее целиком. Рядом с ним стоят государственная кадастровая оценка, ФГИС ЕГРН как способ ведения реестра, портал НСПД как способ показать пространственные данные, коммерческие базы объявлений и статистика цен. Без такого разделения легко принять карточку реестра за весь набор сведений о сделке.</w:t>
       </w:r>
     </w:p>
     <w:p>
@@ -1076,7 +1139,7 @@
           <w:color w:val="000000"/>
           <w:sz w:val="28"/>
         </w:rPr>
-        <w:t>Единый государственный реестр недвижимости является сводом достоверных систематизированных сведений об учтенном недвижимом имуществе, о зарегистрированных правах на него, об основаниях их возникновения, о правообладателях, а также об иных сведениях, предусмотренных федеральным законом [2]. Реестр ведется на русском языке, на электронных носителях. До 2017 года кадастровый учет и регистрация прав были разделены между ГКН и ЕГРП. Их объединение сократило ситуацию, при которой участок был описан в кадастре, а право на него подтверждалось отдельной системой. Сопоставление прежней АИС ГКН и действующей ФГИС ЕГРН показывает, что смена системы улучшила связь объекта и права, но не сняла зависимость качества записи от исходных документов [16]. Для покупателя описание объекта и запись о праве запрашиваются как связанные сведения одного реестра [2; 12].</w:t>
+        <w:t>К недвижимому имуществу закон относит земельные участки и объекты, прочно связанные с землей. Право собственности и другие вещные права, их ограничения, возникновение, переход и прекращение регистрируются в случаях, указанных в законе [2]. Если характеристика или право в реестр не внесены, опираться на них в договоре нельзя, даже когда продавец о них знает. Запись достоверна, когда сведения полные, актуальные и согласованы между собой, а не просто выведены на экран [17].</w:t>
       </w:r>
     </w:p>
     <w:p>
@@ -1093,7 +1156,7 @@
           <w:color w:val="000000"/>
           <w:sz w:val="28"/>
         </w:rPr>
-        <w:t>В состав ЕГРН входят реестр объектов недвижимости, реестр прав, ограничений и обременений, реестровые дела, кадастровые карты и книги учета документов [2]. В реестре объектов лежат характеристики участка. В реестре прав — правообладатель и ограничения. Кадастровая карта показывает, где участок находится. В реестровом деле хранятся документы-основания, среди них межевой план. Карта без записи о праве не подтверждает собственность, а запись о праве без координат не дает вынести границу на местность [12]. Для оборота нужны и пространственная единица, и права с ограничениями, при этом персональные данные остаются защищенными [26].</w:t>
+        <w:t>ЕГРН — свод достоверных систематизированных сведений об учтенном недвижимом имуществе, о зарегистрированных правах, об основаниях их возникновения, о правообладателях и об иных сведениях, предусмотренных федеральным законом [2]. Реестр ведется на русском языке, на электронных носителях, во ФГИС ЕГРН. До 1 января 2017 года учет объектов вел государственный кадастр недвижимости, а регистрацию прав — ЕГРП. Это были две системы: участок мог быть описан в ГКН, а право подтверждалось отдельно. Объединение сократило число таких случаев, но качество записи по-прежнему зависит от исходных документов [14]. Для покупателя описание объекта и запись о праве — связанные сведения одного реестра [2; 15].</w:t>
       </w:r>
     </w:p>
     <w:p>
@@ -1110,7 +1173,41 @@
           <w:color w:val="000000"/>
           <w:sz w:val="28"/>
         </w:rPr>
-        <w:t>В отношении земельного участка в кадастре недвижимости указываются вид объекта, кадастровый номер, описание местоположения границ (список координат характерных точек), площадь, категория земель, вид разрешенного использования, адрес или иное описание местоположения, кадастровая стоимость, сведения о лесах, водных объектах и иных природных объектах в границах участка, сведения о частях участка и об обременениях, если они относятся к части [2]. Именно этот набор образует информационный минимум, с которым работает рынок. Категория и вид разрешенного использования определяют правовой режим. Площадь и границы определяют предмет сделки количественно и пространственно. Кадастровая стоимость определяет налоговую базу и не заменяет ориентир цены. Исследования полноты единого информационного ресурса о земле фиксируют сохраняющийся дефицит: значительная часть участков не имеет установленных границ, а по многим объектам отсутствуют сведения о правообладателе [21].</w:t>
+        <w:t>По статье 7 Федерального закона № 218-ФЗ в состав ЕГРН входят реестр объектов недвижимости, реестр прав, ограничений прав и обременений, реестр границ, реестровые дела, кадастровые карты и книги учета документов [2]. В реестре объектов лежат характеристики участка. В реестре прав — правообладатель и ограничения права. Реестр границ хранит сведения о зонах с особыми условиями использования территории, территориальных зонах, границах населенных пунктов и иных границах, которые закон относит к этому реестру. Для садового участка это прямой вопрос режима использования и цены: пересечение со смежным участком на карте не заменяет запись реестра границ. Кадастровая карта показывает положение объекта. В реестровом деле хранятся документы-основания, среди них межевой план. Карта без записи о праве не подтверждает собственность, а запись о праве без координат не дает вынести границу на местность [15].</w:t>
+      </w:r>
+    </w:p>
+    <w:p>
+      <w:pPr>
+        <w:spacing w:line="360" w:lineRule="auto" w:before="0" w:after="0"/>
+        <w:ind w:firstLine="709" w:left="0"/>
+        <w:jc w:val="both"/>
+      </w:pPr>
+      <w:r>
+        <w:rPr>
+          <w:rFonts w:ascii="Times New Roman" w:hAnsi="Times New Roman" w:cs="Times New Roman" w:eastAsia="Times New Roman"/>
+          <w:b w:val="0"/>
+          <w:i w:val="0"/>
+          <w:color w:val="000000"/>
+          <w:sz w:val="28"/>
+        </w:rPr>
+        <w:t>Публичный показ пространственных сведений связан с государственной программой «Национальная система пространственных данных», утвержденной постановлением Правительства РФ от 01.12.2021 № 2148 [7]. НСПД не заменяет ЕГРН и не создает вторую запись о праве. Через нее пользователь видит карту, карточку объекта и часть сведений реестра. В практической части карточка НСПД поэтому сравнивается с карточкой Росреестра, а не принимается за самостоятельный правоустанавливающий документ.</w:t>
+      </w:r>
+    </w:p>
+    <w:p>
+      <w:pPr>
+        <w:spacing w:line="360" w:lineRule="auto" w:before="0" w:after="0"/>
+        <w:ind w:firstLine="709" w:left="0"/>
+        <w:jc w:val="both"/>
+      </w:pPr>
+      <w:r>
+        <w:rPr>
+          <w:rFonts w:ascii="Times New Roman" w:hAnsi="Times New Roman" w:cs="Times New Roman" w:eastAsia="Times New Roman"/>
+          <w:b w:val="0"/>
+          <w:i w:val="0"/>
+          <w:color w:val="000000"/>
+          <w:sz w:val="28"/>
+        </w:rPr>
+        <w:t>В отношении земельного участка реестр указывает вид объекта, кадастровый номер, описание местоположения границ, площадь, категорию земель, вид разрешенного использования, адрес, кадастровую стоимость, сведения о природных объектах в границах участка, о частях и об обременениях, если они относятся к части [2]. Категория и вид использования задают правовой режим. Площадь и границы задают предмет сделки. Кадастровая стоимость задает налоговую базу и не заменяет цену. Полнота этого набора неравномерна. По сообщению от 28 февраля 2025 года, координатное описание границ имеют 43,5 млн участков из 60,9 млн, то есть около 28,5 процента участков такого описания не имеют [33]. По многим объектам в открытом просмотре нет и сведений о правообладателе [18].</w:t>
       </w:r>
     </w:p>
     <w:p>
@@ -1195,7 +1292,7 @@
           <w:color w:val="000000"/>
           <w:sz w:val="28"/>
         </w:rPr>
-        <w:t>Граница земельного участка в реестре представляет собой список координат характерных точек, между которыми проходят части границы, а не линию, проведенную по аэрофотоснимку. Пока координат нет, площадь может быть указана по правоустанавливающему документу как декларированная, а контур на публичной карте либо отсутствует, либо показан ориентировочно. Внести координаты можно по результатам кадастровых работ. Документом, который передает результат этих работ в орган регистрации, является межевой план [2; 3].</w:t>
+        <w:t>Граница земельного участка в реестре — это список координат характерных точек, между которыми проходят части границы, а не линия, проведенная по аэрофотоснимку. Пока координат нет, площадь может быть указана по правоустанавливающему документу как декларированная, а контур на публичной карте либо отсутствует, либо показан ориентировочно. Внести координаты можно по результатам кадастровых работ. Документом, который передает результат этих работ в орган регистрации, является межевой план [2; 3].</w:t>
       </w:r>
     </w:p>
     <w:p>
@@ -1212,7 +1309,7 @@
           <w:color w:val="000000"/>
           <w:sz w:val="28"/>
         </w:rPr>
-        <w:t>Межевой план составляется кадастровым инженером на основе кадастрового плана территории или выписки из ЕГРН. В нем воспроизводятся уже внесенные в реестр сведения и указываются новые сведения, необходимые для учета: об образуемом участке, о части участка либо об уточняемом местоположении границы [2; 12]. Кадастровый инженер несет ответственность за достоверность внесенных в план сведений. Для рынка это означает, что качество границы в ЕГРН не выше качества измерений, исходных документов и согласования, которые легли в межевой план.</w:t>
+        <w:t>Межевой план составляется кадастровым инженером на основе кадастрового плана территории или выписки из ЕГРН. В нем воспроизводятся уже внесенные в реестр сведения и указываются новые сведения, необходимые для учета: об образуемом участке, о части участка либо об уточняемом местоположении границы [2; 15]. Кадастровый инженер несет ответственность за достоверность внесенных в план сведений. Для рынка это означает, что качество границы в ЕГРН не выше качества измерений, исходных документов и согласования, которые легли в межевой план.</w:t>
       </w:r>
     </w:p>
     <w:p>
@@ -1229,7 +1326,7 @@
           <w:color w:val="000000"/>
           <w:sz w:val="28"/>
         </w:rPr>
-        <w:t>Форма плана менялась вместе с законодательством. План от 09.09.2015 составлен по форме, действовавшей на дату работ, в период применения Федерального закона № 221-ФЗ [3]. Эта форма впоследствии утратила силу, поэтому в список источников она не включается. Действующие форма и требования утверждены приказом Росреестра от 14.12.2021 № П/0592 [7]. Уже внесенные сведения смена формы не отменяет. Новый план, если границу потребуется уточнять снова, готовится по действующему приказу.</w:t>
+        <w:t>Форма плана менялась вместе с законодательством. План от 09.09.2015 составлен по форме, действовавшей на дату работ, в период применения Федерального закона № 221-ФЗ [3]. Эта форма впоследствии утратила силу, поэтому в список источников она не включается. Действующие форма и требования утверждены приказом Росреестра от 14.12.2021 № П/0592 [8]. Уже внесенные сведения смена формы не отменяет. Новый план, если границу потребуется уточнять снова, готовится по действующему приказу.</w:t>
       </w:r>
     </w:p>
     <w:p>
@@ -1246,7 +1343,7 @@
           <w:color w:val="000000"/>
           <w:sz w:val="28"/>
         </w:rPr>
-        <w:t>Текстовая часть плана уточнения границы содержит исходные данные, геодезическую основу, метод и точность координат, каталог точек, длины частей границы, смежества и заключение кадастрового инженера. Графическая часть содержит схему построений, схему расположения и чертеж участка [7]. Акт согласования границы обязателен, когда уточнение затрагивает смежные землепользования [3].</w:t>
+        <w:t>Текстовая часть плана уточнения границы содержит исходные данные, геодезическую основу, метод и точность координат, каталог точек, длины частей границы, смежества и заключение кадастрового инженера. Графическая часть содержит схему построений, схему расположения и чертеж участка [8]. Акт согласования границы обязателен, когда уточнение затрагивает смежные землепользования [3].</w:t>
       </w:r>
     </w:p>
     <w:p>
@@ -1314,7 +1411,7 @@
           <w:color w:val="000000"/>
           <w:sz w:val="28"/>
         </w:rPr>
-        <w:t>Здесь m₀ = 0,06 м — погрешность спутниковых измерений, m₁ = 0,20 м — погрешность, связанная с межевым знаком. Подкоренное выражение равно 0,0436, следовательно Mt = 0,209 м. В самом плане результат записан как 0,20 м. Расхождение относится к округлению и в практической части проверено отдельно: на предельную погрешность площади оно влияет в пределах одного квадратного метра и не меняет вывода о пригодности контура.</w:t>
+        <w:t>Здесь m₀ = 0,06 м — погрешность спутниковых измерений, m₁ = 0,20 м — погрешность, связанная с межевым знаком. Подкоренное выражение равно 0,0436, корень равен 0,2088 м. До тысячных это 0,209 м, в плане записано 0,20 м. Для земель сельскохозяйственного назначения, предоставленных для садоводства, приказ Росреестра от 23.10.2020 № П/0393 устанавливает нормативную среднюю квадратическую погрешность 0,20 м [9]. Запись плана совпадает с этим нормативом. Для иных земель сельскохозяйственного назначения, не отнесенных к садоводству, личному подсобному хозяйству, огородничеству, гаражу или индивидуальному жилищному строительству, норматив равен 2,50 м, поэтому категорию и вид использования при проверке границы подменять нельзя.</w:t>
       </w:r>
     </w:p>
     <w:p>
@@ -1544,7 +1641,7 @@
           <w:color w:val="000000"/>
           <w:sz w:val="28"/>
         </w:rPr>
-        <w:t>Рыночная стоимость — это наиболее вероятная цена, по которой объект может быть отчужден на открытом рынке в условиях конкуренции, когда стороны действуют разумно, располагают всей необходимой информацией, а на величине цены не отражаются чрезвычайные обстоятельства [6]. Федеральные стандарты оценки, утвержденные в 2022 году, сохраняют это понимание и отделяют рыночную стоимость от кадастровой [9; 13; 15]. Определение требует информации. ЕГРН закрывает ее юридическую и идентификационную часть: без реестра покупатель не устанавливает тождество объекта и полномочия продавца. Ценовую часть реестр закрывает лишь косвенно. Кадастровая стоимость устанавливается методами массовой оценки по состоянию на определенную дату и вносится в ЕГРН для целей, предусмотренных законом, прежде всего для налогообложения [1; 5]. Зарубежная практика массовой оценки также разделяет налоговую кадастровую величину и наблюдаемую рыночную цену: первая часто устаревает относительно второй [24].</w:t>
+        <w:t>Рыночная стоимость — наиболее вероятная цена, по которой объект может быть отчужден на открытом рынке в условиях конкуренции, когда стороны действуют разумно и располагают необходимой информацией, а на цене не сказываются чрезвычайные обстоятельства [6]. Это понимание сохраняют ФСО II «Виды стоимости» и учебники по оценке; стандарты утверждены приказом Минэкономразвития России от 14.04.2022 № 200 [11; 16; 21]. ЕГРН закрывает юридическую и идентификационную часть сведений: без реестра покупатель не устанавливает тождество объекта и запись о праве. Цену реестр не назначает. Кадастровая стоимость определяется массовой оценкой на определенную дату и вносится в ЕГРН для целей, предусмотренных законом, прежде всего для налога [1; 5]. Работа Carranza и соавторов показывает, что массовая оценка может строиться на открытых данных и отличается от цены отдельной сделки [26]. Этот вывод в работе не переносится на российский налог дословно: он нужен только как подтверждение, что массовый показатель и цена сделки — разные величины.</w:t>
       </w:r>
     </w:p>
     <w:p>
@@ -1561,7 +1658,7 @@
           <w:color w:val="000000"/>
           <w:sz w:val="28"/>
         </w:rPr>
-        <w:t>Статья 66 Земельного кодекса разводит две величины. Кадастровая стоимость определяется в порядке, установленном законодательством об оценочной деятельности и о государственной кадастровой оценке. Если в отношении участка определена рыночная стоимость, кадастровая стоимость устанавливается равной рыночной [1; 5]. Из этого не следует, что кадастровая стоимость всегда равна рыночной. Равенство достигается отдельной процедурой. Пока такой процедуры не было, величина в ЕГРН остается результатом массовой оценки. Использовать ее как цену оферты методологически неверно. Модели оценки, построенные на кадастре, берут из реестра права и пространственную единицу, однако стандартный состав этих моделей не содержит статистики цен сделок [25].</w:t>
+        <w:t>Статья 66 Земельного кодекса разводит две величины. Кадастровая стоимость определяется в порядке законодательства об оценочной деятельности и о государственной кадастровой оценке. Если рыночная стоимость участка установлена в предусмотренном порядке, кадастровая стоимость принимается равной этой рыночной [1; 5]. Пока такой процедуры не было, величина в ЕГРН остается результатом массовой оценки и не является ценой оферты. Прототип Kara и соавторов показывает, как единицы кадастровой оценки можно связать с моделью LADM [27]. В настоящей работе эта публикация используется только как пример того, что кадастровая модель описывает учетную единицу, а не цену конкретного объявления.</w:t>
       </w:r>
     </w:p>
     <w:p>
@@ -1578,7 +1675,7 @@
           <w:color w:val="000000"/>
           <w:sz w:val="28"/>
         </w:rPr>
-        <w:t>Массовая оценка группирует участки по видам использования и по территории. Методические указания, утвержденные приказом Росреестра от 04.08.2021 № П/0336, выделяют садоводство отдельно от индивидуальной жилой застройки [8]. Учебные и научные работы по кадастровой оценке показывают, что в расчет попадают основные характеристики ЕГРН, а не индивидуальные потребительские свойства конкретного участка [14; 20]. Удельный показатель усредняет положение внутри группы: он учитывает квартал и вид использования и не учитывает колодец, подъезд конкретной улицы и фактическое состояние сетей. Поэтому добросовестно определенная кадастровая стоимость может расходиться с ценами предложений в конкретном товариществе. Местоположение при этом остается главным ценообразующим фактором рыночной стоимости, а ряд характеристик ЕГРН заполнен полнее, чем ряд цен сделок [18].</w:t>
+        <w:t>Массовая оценка группирует участки по видам использования и по территории. Методические указания, утвержденные приказом Росреестра от 04.08.2021 № П/0336, выделяют садоводство отдельно от индивидуальной жилой застройки [10]. В расчет массовой оценки попадают характеристики ЕГРН, а не колодец, подъезд и состояние сетей конкретного участка [25]. Поэтому кадастровая стоимость может расходиться с ценами предложений в одном товариществе. Статья Курлова посвящена предиктивной модели рыночной стоимости, а не наполнению ЕГРН, поэтому на состав реестра она здесь не опирается [20].</w:t>
       </w:r>
     </w:p>
     <w:p>
@@ -1595,7 +1692,7 @@
           <w:color w:val="000000"/>
           <w:sz w:val="28"/>
         </w:rPr>
-        <w:t>Для земельного налога используется кадастровая стоимость, внесенная в ЕГРН и подлежащая применению на 1 января налогового периода [1; 5]. Ставку в пределах, заданных налоговым законодательством, устанавливает муниципалитет. Для садоводства федеральный предел составляет 0,3 процента, местная ставка может быть ниже. Из реестра берутся стоимость, категория и вид разрешенного использования, а ставка лежит вне ЕГРН. Реестр для налога необходим, однако одной карточкой сумма налога не определяется. Отдельная проблема информационного обеспечения состоит в том, что единого ресурса цен сделок и предложений до сих пор нет: характеристики ЕГРН могут быть уточнены заявлением, а рыночная цена таким образом в реестр не вносится, поэтому в отчетах о кадастровой оценке преобладают цены предложений [17; 23].</w:t>
+        <w:t>Для земельного налога используется кадастровая стоимость, внесенная в ЕГРН и подлежащая применению на 1 января налогового периода [1; 5]. Ставку в пределах, заданных налоговым законодательством, устанавливает муниципалитет. Для садоводства федеральный предел составляет 0,3 процента, местная ставка может быть ниже. Из реестра берутся стоимость, категория и вид разрешенного использования, а ставка лежит вне ЕГРН. Реестр для налога необходим, однако одной карточкой сумма налога не определяется. Отдельная проблема информационного обеспечения состоит в том, что единого ресурса цен сделок и предложений до сих пор нет: характеристики ЕГРН могут быть уточнены заявлением, а рыночная цена таким образом в реестр не вносится, поэтому в отчетах о кадастровой оценке преобладают цены предложений [23; 24].</w:t>
       </w:r>
     </w:p>
     <w:p>
@@ -1612,7 +1709,7 @@
           <w:color w:val="000000"/>
           <w:sz w:val="28"/>
         </w:rPr>
-        <w:t>Разные решения требуют разного состава сведений. Отождествление объекта на местности требует кадастрового номера, адреса и координат. Проверка полномочий продавца требует актуальной записи о праве и об отсутствии ограничений. Назначение цены требует площади из ЕГРН и рыночных аналогов, которых в ЕГРН нет. Расчет налога требует кадастровой стоимости и местной ставки. Решение банка о залоге обычно требует установленных границ: участок без координат, сохраняющий статус ранее учтенного, кредитная организация часто не принимает. Решение о строительстве садового дома требует вида разрешенного использования и дополнительно градостроительного регламента, который ведется вне ЕГРН [4]. Сводка приведена в таблице 1.</w:t>
+        <w:t>Разные решения требуют разного состава сведений. Чтобы опознать объект на местности, нужны кадастровый номер, адрес и координаты. Чтобы проверить продавца, нужна актуальная запись о праве и об ограничениях. Чтобы назначить цену, нужны площадь из ЕГРН и рыночные аналоги, которых в ЕГРН нет. Чтобы посчитать налог, нужны кадастровая стоимость и местная ставка. Для залога банк обычно запрашивает участок с установленными границами. Это условие договора с кредитной организацией, а не норма ЕГРН, и в работе оно не выдается за правило закона. Для садового дома нужны вид разрешенного использования и градостроительный регламент, которого в ЕГРН нет [4]. Сводка приведена в таблице 1.</w:t>
       </w:r>
     </w:p>
     <w:p>
@@ -2440,7 +2537,7 @@
           <w:color w:val="000000"/>
           <w:sz w:val="28"/>
         </w:rPr>
-        <w:t>Для незастроенного садового участка основным является сравнительный подход: имеется рынок сходных объектов [6; 9; 13; 15]. Затратный подход не применяется, потому что земля не создается как улучшение. Доходный подход не применяется: он требует сведений о доходе, а устойчивой аренды такого участка в источниках, сопоставимых с ЕГРН, нет [19]. Справочная карточка при этом не показывает цену договора, поэтому аналоги берутся из предложений и корректируются на торг. Реестр описывает объект и не содержит самих цен [17].</w:t>
+        <w:t>Для незастроенного садового участка применен сравнительный подход: есть рынок сходных объектов. Выбор подхода опирается на ФСО V «Подходы и методы оценки», утвержденный тем же приказом № 200 [11], и на учебники [16; 21]. Затратный подход не применяется, потому что землю нельзя воспроизвести как улучшение. Доходный подход не применяется, потому что по участку нет сведений об аренде или ином доходе, без которых ФСО V этот подход не строится. Статья о доходном подходе при массовой оценке земель иного хозяйственного использования здесь не подтверждает отказ от подхода: у садового участка просто нет исходных данных о доходе [19]. Карточка ЕГРН цену договора не показывает, поэтому аналоги берутся из объявлений [23].</w:t>
       </w:r>
     </w:p>
     <w:p>
@@ -2496,7 +2593,7 @@
           <w:color w:val="000000"/>
           <w:sz w:val="28"/>
         </w:rPr>
-        <w:t>Обработка объекта повторяет путь рисунка 1. Сначала собраны публичная карточка Росреестра, карточка и карта НСПД, затем разобран межевой план от 09.09.2015. Координаты проверены расчетом, по ним построен разбивочный чертеж, после чего сопоставлены рыночная и кадастровая стоимости.</w:t>
+        <w:t>Порядок работы соответствует рисунку 1. Сначала собраны публичная карточка Росреестра, карточка и карта НСПД, затем разобран межевой план от 09.09.2015. Координаты проверены расчетом, по ним построен разбивочный чертеж, после чего кадастровая стоимость сопоставлена с учебным расчетом рыночной. Выписки о переходе прав в комплекте нет, в открытой карточке нет каталога координат, сведений о коммуникациях и отдельного списка зон с особыми условиями. Эти пробелы не заполнялись предположениями.</w:t>
       </w:r>
     </w:p>
     <w:p>
@@ -2513,7 +2610,7 @@
           <w:color w:val="000000"/>
           <w:sz w:val="28"/>
         </w:rPr>
-        <w:t>По справочной информации Росреестра, обновленной 28.09.2026, объект является земельным участком, статус записи — «актуально». Кадастровый номер 50:28:0000000:51403 присвоен 24.04.2015. Форма собственности — частная. Адрес: Российская Федерация, Московская область, г. о. Домодедово, тер. СНТ «Ветеран-5», з/у 7. Площадь — 1 005 кв. м. Категория земель — земли сельскохозяйственного назначения. Вид разрешенного использования — для садоводства. Кадастровая стоимость — 3 078 864,73 руб., дата определения стоимости — 01.01.2022, дата внесения сведения — 05.12.2025. В разделе прав указана собственность, номер регистрации 50-50/028-50/028/005/2016-1164/1 от 22.03.2016 [27].</w:t>
+        <w:t>По справочной информации Росреестра, обновленной 28.09.2026, объект является земельным участком, статус записи — «актуально». Кадастровый номер 50:28:0000000:51403 присвоен 24.04.2015. Форма собственности — частная. Адрес: Российская Федерация, Московская область, г. о. Домодедово, тер. СНТ «Ветеран-5», з/у 7. Площадь — 1 005 кв. м. Категория земель — земли сельскохозяйственного назначения. Вид разрешенного использования — для садоводства. Кадастровая стоимость — 3 078 864,73 руб., дата определения стоимости — 01.01.2022, дата внесения сведения — 05.12.2025. В разделе прав указана собственность, номер регистрации 50-50/028-50/028/005/2016-1164/1 от 22.03.2016 [29].</w:t>
       </w:r>
     </w:p>
     <w:p>
@@ -2530,7 +2627,7 @@
           <w:color w:val="000000"/>
           <w:sz w:val="28"/>
         </w:rPr>
-        <w:t>Карточка НСПД подтверждает тот же номер, ту же дату присвоения номера, ту же площадь как уточненную, ту же категорию, тот же вид разрешенного использования и частную форму собственности. Дополнительно указаны вид земельного участка «землепользование», кадастровый квартал 50:28:0090134 и удельный показатель кадастровой стоимости 3 063,55 руб./кв. м. Статус в этой карточке обозначен как «ранее учтенный» [28]. На карте участок показан замкнутым контуром среди иных участков ЕГРН и выделен при запросе пересечений вместе с участками 50:28:0090134:4, 50:28:0090134:10 и 50:28:0090134:104.</w:t>
+        <w:t>Карточка НСПД подтверждает тот же номер, ту же дату присвоения номера, ту же площадь как уточненную, ту же категорию, тот же вид разрешенного использования и частную форму собственности. Дополнительно указаны вид земельного участка «землепользование», кадастровый квартал 50:28:0090134 и удельный показатель кадастровой стоимости 3 063,55 руб./кв. м. Статус в этой карточке обозначен как «ранее учтенный» [30]. На карте участок показан замкнутым контуром среди иных участков ЕГРН и выделен при запросе пересечений вместе с участками 50:28:0090134:4, 50:28:0090134:10 и 50:28:0090134:104.</w:t>
       </w:r>
     </w:p>
     <w:p>
@@ -2547,7 +2644,7 @@
           <w:color w:val="000000"/>
           <w:sz w:val="28"/>
         </w:rPr>
-        <w:t>Межевой план подготовлен 09.09.2015 в результате кадастровых работ по уточнению местоположения границы участка 50:28:0000000:51403. Адрес в плане: Московская область, Домодедовский район, садоводческое товарищество «Ветеран-5», уч. № 7. Заказчик работ — Морсаков Михаил Николаевич. Кадастровый инженер — Мурагина Елизавета Васильевна, номер квалификационного аттестата 50-10-140, исполнитель — ООО «ЦГиКУ». План составлен по требованиям закона о кадастровой деятельности, действовавшим на дату работ [3; 29]. В исходных материалах работы этот план приведен как документ по участку; он же размещен Центром геодезических и кадастровых услуг в качестве образца. Кадастровый номер, адрес товарищества и площадь в плане совпадают с действующей карточкой, поэтому план принят как источник геометрических сведений именно этого участка. Контактные данные инженера в текст не переносятся: для проверки пригодности реестра они не требуются.</w:t>
+        <w:t>Межевой план подготовлен 09.09.2015 по уточнению границы участка 50:28:0000000:51403. Адрес в плане: Московская область, Домодедовский район, садоводческое товарищество «Ветеран-5», уч. № 7. Заказчик работ в тексте обозначен инициалами М. Н. М., кадастровый инженер — Е. В. М., аттестат 50-10-140, исполнитель — ООО «ЦГиКУ». План составлен по требованиям закона о кадастровой деятельности, действовавшим на дату работ [3; 31]. Файл плана опубликован ЦГиКУ как образец межевого плана. Это не выписка, заказанная для настоящей работы. План принят как источник геометрии именно этого участка, потому что кадастровый номер, адрес товарищества и площадь 1 005 кв. м в нем совпадают с действующей карточкой Росреестра. Совпадение не заменяет архивное реестровое дело: каталог в самой карточке не показан, и прямое тождество каждой координаты плана и действующей записи ЕГРН по открытым материалам не проверяется.</w:t>
       </w:r>
     </w:p>
     <w:p>
@@ -4242,7 +4339,7 @@
           <w:color w:val="000000"/>
           <w:sz w:val="28"/>
         </w:rPr>
-        <w:t>По таблице 2 совпадают кадастровый номер, дата его присвоения 24.04.2015, площадь 1 005 кв. м, категория земель сельскохозяйственного назначения, вид разрешенного использования «для садоводства», частная форма собственности и набор смежных участков 50:28:0090134:4, :10 и :104. Кадастровая стоимость 3 078 864,73 руб. совпадает в карточке Росреестра и в НСПД. В межевом плане 2015 года ее нет, поскольку действующий тур оценки относится к 2022 году. Не совпадают статус («актуально» как состояние записи и «ранее учтенный» как происхождение объекта), квартал в номере (0000000) и квартал фактического расположения (50:28:0090134), формулировка адреса (городской округ Домодедово и Домодедовский район; в акте согласования дополнительно названа деревня Соломахово). Каталог координат есть только в плане. Заказчик работ Морсаков М. Н. назван в плане и не является записью о действующем правообладателе: собственность зарегистрирована 22.03.2016, а открытая карточка фамилию не показывает. Зданий план не содержит, вкладка «Объекты» НСПД в исходных материалах отсутствует. Пересечения на карте показали смежные участки, а не перечень зон с особыми условиями использования территории. Эти расхождения далее не усредняются.</w:t>
+        <w:t>По таблице 2 совпадают кадастровый номер, дата его присвоения 24.04.2015, площадь 1 005 кв. м, категория земель сельскохозяйственного назначения, вид разрешенного использования «для садоводства», частная форма собственности и набор смежных участков 50:28:0090134:4, :10 и :104. Кадастровая стоимость 3 078 864,73 руб. совпадает в карточке Росреестра и в НСПД. В межевом плане 2015 года ее нет, поскольку действующий цикл государственной кадастровой оценки относится к 2022 году. Не совпадают статус («актуально» как состояние записи и «ранее учтенный» как происхождение объекта), квартал в номере (0000000) и квартал фактического расположения (50:28:0090134), формулировка адреса (городской округ Домодедово и Домодедовский район; в акте согласования дополнительно названа деревня Соломахово). Каталог координат есть только в плане. Заказчик работ М. Н. М. назван в плане и не является записью о действующем правообладателе: собственность зарегистрирована 22.03.2016, а открытая карточка фамилию не показывает. Зданий план не содержит, вкладка «Объекты» НСПД в исходных материалах отсутствует. Пересечения на карте показали смежные участки, а не перечень зон с особыми условиями использования территории. Эти расхождения далее разбираются по отдельности, а не сводятся к одной «средней» записи.</w:t>
       </w:r>
     </w:p>
     <w:p>
@@ -4259,7 +4356,7 @@
           <w:color w:val="000000"/>
           <w:sz w:val="28"/>
         </w:rPr>
-        <w:t>Площадь во всех трех источниках равна 1 005 кв. м. Это главный положительный результат сопоставления: величина, которая попала в ЕГРН, совпадает и с действующей карточкой, и с межевым планом, и с удельной проверкой кадастровой стоимости. Деление 3 078 864,73 / 1 005 дает 3 063,547 руб./кв. м, что при округлении до копейки совпадает с удельным показателем НСПД 3 063,55 руб./кв. м. Расхождение произведения 3 063,55 × 1 005 с записанной стоимостью составляет около 3 руб. и объясняется округлением удельного показателя, а не иной площадью.</w:t>
+        <w:t>Площадь во всех трех источниках равна 1 005 кв. м. Это главный положительный результат сопоставления: величина, которая попала в ЕГРН, совпадает и с действующей карточкой, и с межевым планом, и с проверкой через удельный показатель кадастровой стоимости. Деление 3 078 864,73 / 1 005 дает 3 063,547 руб./кв. м, что при округлении до копейки совпадает с удельным показателем НСПД 3 063,55 руб./кв. м. Расхождение произведения 3 063,55 × 1 005 с записанной стоимостью составляет около 3 руб. и объясняется округлением удельного показателя, а не иной площадью.</w:t>
       </w:r>
     </w:p>
     <w:p>
@@ -4310,7 +4407,7 @@
           <w:color w:val="000000"/>
           <w:sz w:val="28"/>
         </w:rPr>
-        <w:t>Статусы «актуально» и «ранее учтенный» отвечают на разные вопросы. В карточке Росреестра «актуально» означает, что запись не погашена. В НСПД «ранее учтенный» описывает происхождение объекта: он существовал до современной кадастровой записи. После уточнения границы 2015 года и при показанном на карте контуре логично ожидать признак установленной границы. По одной подписи на экране покупатель этого не поймет. Выписка с координатами в исходных материалах отсутствует, поэтому контур признан отображенным на карте, а как запись ЕГРН подтверждены площадь и факт учета.</w:t>
+        <w:t>Статусы «актуально» и «ранее учтенный» отвечают на разные вопросы. В карточке Росреестра «актуально» означает, что запись не погашена. В НСПД «ранее учтенный» описывает происхождение объекта: он существовал до современной кадастровой записи. После уточнения границы 2015 года и при показанном на карте контуре ожидается признак установленной границы. По одной подписи на экране происхождение объекта и состояние границы не различаются. Выписка с координатами в исходных материалах отсутствует, поэтому контур признан отображенным на карте, а как запись ЕГРН подтверждены площадь и факт учета.</w:t>
       </w:r>
     </w:p>
     <w:p>
@@ -4361,7 +4458,7 @@
           <w:color w:val="000000"/>
           <w:sz w:val="28"/>
         </w:rPr>
-        <w:t>Кадастровая стоимость определена по состоянию на 01.01.2022. Эта дата совпадает с туром государственной кадастровой оценки земель Московской области, результаты которого утверждены распоряжением Минимущества Московской области от 28.11.2022 № 15ВР-2452 и применяются с 01.01.2023 [10]. Дата внесения 05.12.2025 фиксирует момент актуальной записи в просматриваемой карточке. Сама по себе она не означает, что 5 декабря 2025 года участок оценили заново. Для налога имеет значение стоимость, действующая на 1 января соответствующего года. Подмена даты определения датой внесения была бы ошибкой использования сведений ЕГРН.</w:t>
+        <w:t>Кадастровая стоимость определена по состоянию на 01.01.2022. Эта дата совпадает с циклом государственной кадастровой оценки земель Московской области, результаты которого утверждены распоряжением Минимущества Московской области от 28.11.2022 № 15ВР-2452 и применяются с 01.01.2023 [12]. Дата внесения 05.12.2025 фиксирует момент актуальной записи в просматриваемой карточке. Сама по себе она не означает, что 5 декабря 2025 года участок оценили заново. Для налога имеет значение стоимость, действующая на 1 января соответствующего года. Подмена даты определения датой внесения была бы ошибкой использования сведений ЕГРН.</w:t>
       </w:r>
     </w:p>
     <w:p>
@@ -4395,7 +4492,7 @@
           <w:color w:val="000000"/>
           <w:sz w:val="28"/>
         </w:rPr>
-        <w:t>Геометрические сведения, которые реестр получает из межевого плана, проверены заново по каталогу координат. Система координат — МСК-50. Метод определения координат — спутниковые геодезические измерения. Исходный пункт — «Шахово», пирамида, 3 класс, X = 419 546,85 м, Y = 2 214 903,66 м. Средство измерений — комплект спутниковой геодезической аппаратуры Leica GS 15, свидетельство о поверке от 10.07.2015 № 075048, срок до 10.07.2016. На дату плана поверка была действующей. Зданий, сооружений и объектов незавершенного строительства на участке план не указывает [29].</w:t>
+        <w:t>Геометрические сведения, которые реестр получает из межевого плана, проверены заново по каталогу координат. Система координат — МСК-50. Метод определения координат — спутниковые геодезические измерения. Исходный пункт — «Шахово», пирамида, 3 класс, X = 419 546,85 м, Y = 2 214 903,66 м. Средство измерений — комплект спутниковой геодезической аппаратуры Leica GS 15, свидетельство о поверке от 10.07.2015 № 075048, срок до 10.07.2016. На дату плана поверка была действующей. Зданий, сооружений и объектов незавершенного строительства на участке план не указывает [31].</w:t>
       </w:r>
     </w:p>
     <w:p>
@@ -5579,7 +5676,7 @@
           <w:color w:val="000000"/>
           <w:sz w:val="28"/>
         </w:rPr>
-        <w:t>Горизонтальные проложения, записанные в плане, равны 21,57 м (н1–н2), 5,75 м (н2–н3), 37,65 м (н3–н4), 27,09 м (н4–н5) и 36,15 м (н5–н1). Независимый расчет по координатам дает 21,574 м, 5,748 м, 37,648 м, 27,086 м и 36,153 м. После округления до 0,01 м все пять длин совпадают с планом. Периметр составляет 128,21 м. Расхождение отсутствует, следовательно, каталог и ведомость длин описывают один и тот же контур, а не два разных источника, случайно подшитых в один файл.</w:t>
+        <w:t>Горизонтальные проложения, записанные в плане, равны 21,57 м (н1–н2), 5,75 м (н2–н3), 37,65 м (н3–н4), 27,09 м (н4–н5) и 36,15 м (н5–н1). Независимый расчет по координатам дает 21,574 м, 5,748 м, 37,648 м, 27,086 м и 36,153 м. После округления до 0,01 м все пять длин совпадают с планом. Периметр составляет 128,21 м. Расхождение отсутствует, следовательно, каталог и ведомость длин описывают один и тот же контур, а не два несвязанных фрагмента одного документа.</w:t>
       </w:r>
     </w:p>
     <w:p>
@@ -6581,7 +6678,7 @@
           <w:color w:val="000000"/>
           <w:sz w:val="28"/>
         </w:rPr>
-        <w:t>Сумма пяти внутренних углов равна 540,00°, что совпадает с теоретическими 540° в пределах округления секунд. Контур замкнут и не содержит геометрического брака. Угол при точке н2 близок к 178°: точка лежит на северной стороне почти в створе н1–н3 и не является углом поворота между разными собственниками. По акту согласования вся линия н1–н3 относится к одному смежному участку 50:28:0090134:4. Точка н2 — излом границы примерно на 1°40′, а не отдельное смежество. Практически участок представляет собой четырехугольник около 37,6 м на 27,1 м с небольшим изломом северной стороны. Для разбивки на местности выносить нужно все пять точек: пропуск н2 сместит северную границу.</w:t>
+        <w:t>Сумма пяти внутренних углов равна 540,00°, что совпадает с теоретическими 540° в пределах округления секунд. Контур замкнут и не содержит геометрического брака. Угол при точке н2 близок к 178°: точка лежит на северной стороне почти в створе н1–н3 и не является углом поворота между разными собственниками. По акту согласования вся линия н1–н3 относится к одному смежному участку 50:28:0090134:4. Точка н2 — излом границы примерно на 1°40′, а не отдельное смежество. По форме контур близок к четырехугольнику около 37,6 м на 27,1 м с небольшим изломом северной стороны. Для разбивки на местности выносить нужно все пять точек: пропуск н2 сместит северную границу.</w:t>
       </w:r>
     </w:p>
     <w:p>
@@ -6615,7 +6712,7 @@
           <w:color w:val="000000"/>
           <w:sz w:val="28"/>
         </w:rPr>
-        <w:t>Погрешность площади по формуле (3) при Mt = 0,20 м, как записано в плане, равна 22,19 кв. м и в плане принята равной 22 кв. м. При арифметически точном Mt = 0,209 м погрешность составляет 23,17 кв. м, то есть 23 кв. м после округления. Расхождение формульной записи плана (0,20 м вместо 0,21 м) существует, но оно не выводит площадь за допуск и не создает второго значения площади. В дальнейших расчетах использована площадь реестра 1 005 кв. м и допуск плана ±22 кв. м. Допуск составляет 2,2 процента площади.</w:t>
+        <w:t>Погрешность площади по формуле (3) при Mt = 0,20 м, как записано в плане и как требует приказ № П/0393 для садоводства, равна 22,19 кв. м. В плане она принята равной 22 кв. м. При не округленном корне Mt = 0,2088 м получается 23,17 кв. м. Если в ту же формулу подставить уже округленное значение 0,209 м, получается 23,19 кв. м. Разница в 0,02 кв. м объясняется только шагом округления Mt, а не двумя разными площадями. Далее используются площадь реестра 1 005 кв. м и допуск плана ±22 кв. м. Допуск составляет 2,2 процента площади.</w:t>
       </w:r>
     </w:p>
     <w:p>
@@ -6666,7 +6763,7 @@
           <w:color w:val="000000"/>
           <w:sz w:val="28"/>
         </w:rPr>
-        <w:t>Смежества плана и пересечения НСПД описывают один набор участков. Линии н1–н3 и н4–н5 граничат с 50:28:0090134:4, правообладатель — СНТ «Ветеран-5» на праве коллективной совместной собственности, от имени товарищества в акте указан председатель Малышкин Игорь Васильевич. Линия н3–н4 граничит с 50:28:0090134:104, в плане назван Евдокимов Алексей Алексеевич. Линия н5–н1 граничит с 50:28:0090134:10: вид права, правообладатель и адрес для связи в плане отсутствуют, в акте сделана запись «граница ранее согласована». Возражений по акту нет, спор не зафиксирован [29]. Для рынка согласованный акт повышает пригодность границы. Неустановленный правообладатель на западной стороне остается единственным содержательным дефектом согласования.</w:t>
+        <w:t>Смежества плана и пересечения НСПД описывают один набор участков. Линии н1–н3 и н4–н5 граничат с 50:28:0090134:4, правообладатель — СНТ «Ветеран-5» на праве коллективной совместной собственности, от имени товарищества в акте указан председатель И. В. М. Линия н3–н4 граничит с 50:28:0090134:104, в плане назван смежный правообладатель А. А. Е. Линия н5–н1 граничит с 50:28:0090134:10: вид права, правообладатель и адрес для связи в плане отсутствуют, в акте сделана запись «граница ранее согласована». Возражений по акту нет, спор не зафиксирован [31]. Для рынка согласованный акт повышает пригодность границы. Неустановленный правообладатель на западной стороне остается единственным содержательным дефектом согласования.</w:t>
       </w:r>
     </w:p>
     <w:p>
@@ -7688,7 +7785,7 @@
           <w:color w:val="000000"/>
           <w:sz w:val="28"/>
         </w:rPr>
-        <w:t>Затратный подход не применялся: свободный земельный участок нельзя заменить себестоимостью «создания земли» [13; 15]. Доходный подход не применялся: арендной платы по участку нет, а подставлять вместо дохода кадастровую стоимость нельзя [19]. Использован сравнительный подход [9]. Поправки записаны коэффициентами. Коэффициент 1,00 означает, что элемент у аналога и у объекта совпадает.</w:t>
+        <w:t>Затратный подход не применялся: свободный земельный участок нельзя заменить себестоимостью создания земли [16; 21]. Доходный подход не применялся, потому что арендной платы и иных сведений о доходе нет. Это требование ФСО V [11], а не вывод из статьи о доходном подходе при массовой оценке земель другого назначения [19]. Подставлять вместо дохода кадастровую стоимость нельзя. Использован сравнительный подход, он же предусмотрен ФСО V [11]. Поправки записаны коэффициентами. Коэффициент 1,00 означает, что элемент у аналога и у объекта совпадает. Справочника поправок по садовым участкам Домодедово в открытом доступе нет, поэтому коэффициенты 0,85; 0,88; 0,90; 0,92; 0,95 и 1,03 и веса 0,20; 0,30; 0,50 — экспертные допущения учебной работы. Они названы явно, чтобы расчет можно было повторить и оспорить.</w:t>
       </w:r>
     </w:p>
     <w:p>
@@ -7722,7 +7819,7 @@
           <w:color w:val="000000"/>
           <w:sz w:val="28"/>
         </w:rPr>
-        <w:t>Аналоги взяты из трех объявлений ЦИАН, открытых 19.10.2026 [30]. Дома в цену не входят. Ближе всех к объекту объявление из того же товарищества.</w:t>
+        <w:t>Аналоги взяты из трех объявлений ЦИАН, открытых 19.10.2026 [32]. Дома в цену не входят. Ближе всех к объекту объявление из того же товарищества.</w:t>
       </w:r>
     </w:p>
     <w:p>
@@ -9513,7 +9610,7 @@
                 <w:color w:val="000000"/>
                 <w:sz w:val="24"/>
               </w:rPr>
-              <w:t>гараж 9×4 м, летний водопровод</w:t>
+              <w:t>гараж 9×4 м, уличный туалет</w:t>
             </w:r>
           </w:p>
         </w:tc>
@@ -9567,7 +9664,7 @@
           <w:color w:val="000000"/>
           <w:sz w:val="28"/>
         </w:rPr>
-        <w:t>Коммуникации объекта в ЕГРН не указаны. У аналога 1 есть электричество и газ по границе, коэффициент 0,88. У аналога 2 сети не указаны, коэффициент 1,00. У аналога 3 есть электричество и колодец, газа нет, коэффициент 0,90. Площади 11 и 10 соток близки к 10,05 сотки, поправка на площадь не вводилась. Все три участка в городском округе Домодедово, отдельная поправка на километраж не вводилась.</w:t>
+        <w:t>Коммуникации объекта в ЕГРН не указаны. У аналога 1 есть электричество и газ по границе, коэффициент 0,88. У аналога 2 сети не указаны, коэффициент 1,00. У аналога 3 электричество и колодец учтены коэффициентом 0,90, газа нет. Площади 11 и 10 соток близки к 10,05 сотки, поправка на площадь не вводилась. По местоположению коэффициент 1,00 у всех трех. Объявления указывают 35, 41 и 40 км от МКАД по шоссе А-105, то есть один южный участок округа Домодедово. Расстояние самого объекта до МКАД в ЕГРН не указано, поэтому километровая поправка не из чего выводилась бы. Близость аналога 3 учтена не коэффициентом места, а весом 0,50.</w:t>
       </w:r>
     </w:p>
     <w:p>
@@ -9584,7 +9681,7 @@
           <w:color w:val="000000"/>
           <w:sz w:val="28"/>
         </w:rPr>
-        <w:t>Граница объекта уточнена планом 2015 года. В объявлениях 1 и 2 об этом ничего нет, к ним добавлено 3 процента, коэффициент 1,03. У аналога 3 межевание сделано в апреле 2026 года, коэффициент 1,00. Гараж 9×4 м, летний водопровод и туалет входят в цену только аналога 3. Это не дом, но и не голая земля, поэтому цена снижена на 10 процентов, коэффициент 0,90. К аналогам 1 и 2 такая поправка не нужна.</w:t>
+        <w:t>Граница объекта уточнена планом 2015 года. В объявлениях 1 и 2 об этом ничего нет, к ним добавлено 3 процента, коэффициент 1,03. У аналога 3 межевание сделано в апреле 2026 года, коэффициент 1,00. Колодец и электричество аналога 3 уже учтены поправкой на коммуникации. Отдельно, коэффициентом 0,90, сняты только гараж 9×4 м и уличный туалет: это улучшения, а не сети. Летний водопровод к колодцу второй раз не корректировался, чтобы одно и то же благоустройство не учесть дважды. К аналогам 1 и 2 такая поправка не нужна.</w:t>
       </w:r>
     </w:p>
     <w:p>
@@ -11561,7 +11658,7 @@
                 <w:color w:val="000000"/>
                 <w:sz w:val="24"/>
               </w:rPr>
-              <w:t>142 232</w:t>
+              <w:t>142 231</w:t>
             </w:r>
           </w:p>
         </w:tc>
@@ -11871,7 +11968,7 @@
                 <w:color w:val="000000"/>
                 <w:sz w:val="24"/>
               </w:rPr>
-              <w:t>142 232</w:t>
+              <w:t>142 231</w:t>
             </w:r>
           </w:p>
         </w:tc>
@@ -11931,7 +12028,7 @@
                 <w:color w:val="000000"/>
                 <w:sz w:val="24"/>
               </w:rPr>
-              <w:t>38 162</w:t>
+              <w:t>38 161,5</w:t>
             </w:r>
           </w:p>
         </w:tc>
@@ -11961,7 +12058,7 @@
                 <w:color w:val="000000"/>
                 <w:sz w:val="24"/>
               </w:rPr>
-              <w:t>65 408</w:t>
+              <w:t>65 407,5</w:t>
             </w:r>
           </w:p>
         </w:tc>
@@ -11998,7 +12095,7 @@
           <w:color w:val="000000"/>
           <w:sz w:val="28"/>
         </w:rPr>
-        <w:t>Вклады равны 0,20 × 193 310 = 38 662 руб., 0,30 × 127 205 = 38 162 руб. и 0,50 × 130 815 = 65 408 руб. Сумма — 142 232 руб. за сотку. Произведение 142 232 × 10,05 = 1 429 432 руб. Цены взяты из объявлений, поэтому итог округлен до тысяч: 1 429 000 руб. на 19.10.2026. От принятой суммы удельный показатель равен 1 429 000 / 1 005 = 1 421,89 руб./кв. м и 1 429 000 / 10,05 = 142 189 руб. за сотку.</w:t>
+        <w:t>Вклады равны 0,20 × 193 310 = 38 662 руб., 0,30 × 127 205 = 38 161,5 руб. и 0,50 × 130 815 = 65 407,5 руб. Сумма вкладов — 142 231 руб. за сотку. Округление половинок до целого рубля дало бы 142 232 и разошлось бы с точной суммой на 1 руб., поэтому половины оставлены. Произведение 142 231 × 10,05 = 1 429 421,55 руб. Цены взяты из объявлений, поэтому итог округлен до тысяч: 1 429 000 руб. на 19.10.2026. От принятой суммы удельный показатель равен 1 429 000 / 1 005 = 1 421,89 руб./кв. м и 1 429 000 / 10,05 = 142 189 руб. за сотку. Набор ограничен тремя объявлениями на дату оценки. Аналог 1 лежит в другом товариществе, на землях населенных пунктов и с газом у границы, поэтому его вес снижен до 0,20.</w:t>
       </w:r>
     </w:p>
     <w:p>
@@ -12109,7 +12206,7 @@
           <w:color w:val="000000"/>
           <w:sz w:val="28"/>
         </w:rPr>
-        <w:t>Разрыв сам по себе не доказывает ошибку в арифметике кадастровой записи. УПКС сходится с площадью, дата определения относится к туру 2022 года, категория и вид использования соответствуют садоводству [8; 10]. Массовый показатель группы видов использования не совпал с ценами двух садовых объявлений округа на 19.10.2026. ЕГРН здесь хранит кадастровую стоимость и не хранит цену сделки. Если назначить цену 3,08 млн руб. по карточке, в договор попадет налоговая величина на 01.01.2022, а не цена, которую видно по объявлениям.</w:t>
+        <w:t>Разрыв сам по себе не доказывает ошибку в арифметике кадастровой записи. УПКС сходится с площадью, дата определения относится к циклу государственной кадастровой оценки 2022 года, категория и вид использования соответствуют садоводству [10; 12]. Массовый показатель группы видов использования не совпал с ценами трех садовых объявлений округа на 19.10.2026. ЕГРН здесь хранит кадастровую стоимость и не хранит цену сделки. Если назначить цену 3,08 млн руб. по карточке, в договор попадет налоговая величина на 01.01.2022, а не цена, которую видно по объявлениям.</w:t>
       </w:r>
     </w:p>
     <w:p>
@@ -12126,7 +12223,7 @@
           <w:color w:val="000000"/>
           <w:sz w:val="28"/>
         </w:rPr>
-        <w:t>Земельный налог считается от кадастровой стоимости. Решением Совета депутатов городского округа Домодедово от 25.09.2007 № 1-4/53 для садовых участков ставка равна 0,15 процента [11]. Налог по записи ЕГРН: 3 078 864,73 × 0,0015 = 4 618,30 руб. в год. Если бы базой была рыночная стоимость, налог составил бы 1 429 000 × 0,0015 = 2 143,50 руб. Разница — 2 474,80 руб. в год. Установить кадастровую стоимость в размере рыночной можно по закону [1; 5], но для этого нужен отчет оценщика. При разнице около 2,5 тыс. руб. в год такой отчет за короткий срок владения не окупается. Для налога остается кадастровая стоимость, для цены продажи — рынок.</w:t>
+        <w:t>Земельный налог считается от кадастровой стоимости. Ставку устанавливает решение Совета депутатов городского округа Домодедово от 25.09.2007 № 1-4/53 [13]. До 1 января 2025 года для садоводства в этом решении была ставка 0,15 процента: 3 078 864,73 × 0,0015 = 4 618,30 руб. в год. Решением того же Совета от 23.10.2024 № 1-4/1486 пункт о ставках изложен заново и применяется с 01.01.2025. Для участка, приобретенного для садоводства и не используемого в предпринимательской деятельности, ставка равна 0,3 процента. Налог по действующей ставке: 3 078 864,73 × 0,003 = 9 236,59 руб. в год. Если бы базой была рыночная стоимость, налог составил бы 1 429 000 × 0,003 = 4 287 руб. Разница — 4 949,59 руб. в год. Установить кадастровую стоимость в размере рыночной можно по статье 66 Земельного кодекса и закону № 237-ФЗ [1; 5], но для этого нужен отчет оценщика по закону № 135-ФЗ [6]. При разнице около 5 тыс. руб. в год такой отчет за короткий срок владения не окупается. Для налога остается кадастровая стоимость, для цены продажи — рынок.</w:t>
       </w:r>
     </w:p>
     <w:p>
@@ -12572,7 +12669,7 @@
                 <w:color w:val="000000"/>
                 <w:sz w:val="24"/>
               </w:rPr>
-              <w:t>Налог при ставке 0,15 %, руб./год</w:t>
+              <w:t>Налог при ставке 0,3 % с 01.01.2025, руб./год</w:t>
             </w:r>
           </w:p>
         </w:tc>
@@ -12602,7 +12699,7 @@
                 <w:color w:val="000000"/>
                 <w:sz w:val="24"/>
               </w:rPr>
-              <w:t>4 618,30</w:t>
+              <w:t>9 236,59</w:t>
             </w:r>
           </w:p>
         </w:tc>
@@ -12632,7 +12729,7 @@
                 <w:color w:val="000000"/>
                 <w:sz w:val="24"/>
               </w:rPr>
-              <w:t>2 143,50</w:t>
+              <w:t>4 287,00</w:t>
             </w:r>
           </w:p>
         </w:tc>
@@ -12820,7 +12917,7 @@
           <w:color w:val="000000"/>
           <w:sz w:val="28"/>
         </w:rPr>
-        <w:t>Перед любой сделкой с участком 50:28:0000000:51403 следует заказать не справочный просмотр, а выписку из ЕГРН об основных характеристиках и зарегистрированных правах и выписку о переходе прав. Первая должна подтвердить правообладателя, отсутствие или наличие ипотеки, ареста и иных ограничений, а также состав характеристики «местоположение границы». Вторая покажет, совпадает ли цепочка с записью от 22.03.2016 и со свидетельствами 1993 года, названными в межевом плане. Пока эти документы не получены, фамилия заказчика работ 2015 года не должна указываться в договоре как фамилия продавца.</w:t>
+        <w:t>Перед любой сделкой с участком 50:28:0000000:51403 следует заказать не справочный просмотр, а выписку из ЕГРН об основных характеристиках и зарегистрированных правах и выписку о переходе прав. Порядок предоставления этих сведений установлен статьей 62 Федерального закона № 218-ФЗ: запрос направляется в орган регистрации прав, срок по общему правилу — три рабочих дня [2]. Первая выписка должна подтвердить правообладателя, отсутствие или наличие ипотеки, ареста и иных ограничений, а также состав характеристики «местоположение границы». Вторая покажет, совпадает ли цепочка с записью от 22.03.2016 и со свидетельствами 1993 года, названными в межевом плане. Пока эти документы не получены, инициалы заказчика работ 2015 года не должны указываться в договоре как имя продавца. Запрос доступен любому заинтересованному лицу, отдельного изменения закона для этого не требуется.</w:t>
       </w:r>
     </w:p>
     <w:p>
@@ -12854,7 +12951,7 @@
           <w:color w:val="000000"/>
           <w:sz w:val="28"/>
         </w:rPr>
-        <w:t>Цену в объявлении не стоит ставить равной кадастровой стоимости 3 078 864,73 руб. Ориентир на 19.10.2026 по трем объявлениям ЦИАН — 1 429 000 руб. Это учебный расчет, не оферта. Перед реальной продажей его нужно пересчитать по свежим объявлениям, а если банк или стороны просят отчет — подтвердить оценщиком. Налог при этом считается от кадастровой стоимости: 4 618,30 руб. в год при ставке 0,15 процента. Менять кадастровую стоимость на рыночную имеет смысл при долгом владении и при наличии отчета. В остальных случаях кадастровая стоимость остается базой налога, рыночная — ориентиром цены.</w:t>
+        <w:t>Цену в объявлении не стоит ставить равной кадастровой стоимости. Ориентир цены и налог сведены в таблице 8 и в параграфе 2.3: первый получен учебным расчетом и не является офертой, второй считается от кадастровой стоимости по решению № 1-4/53 в редакции, действующей с 01.01.2025 [13]. Перед реальной продажей расчет нужно пересчитать по свежим объявлениям. Если банк или стороны просят отчет, его готовит оценщик, состоящий в саморегулируемой организации [6]. Установить кадастровую стоимость в размере рыночной позволяет статья 66 Земельного кодекса в порядке закона № 237-ФЗ [1; 5]. При небольшой годовой разнице налога такой отчет за короткий срок владения не окупается, поэтому для налога остается кадастровая стоимость, для цены продажи — рынок.</w:t>
       </w:r>
     </w:p>
     <w:p>
@@ -12888,7 +12985,7 @@
           <w:color w:val="000000"/>
           <w:sz w:val="28"/>
         </w:rPr>
-        <w:t>Имеет смысл один раз запросить выписку с координатами и сверить ее с каталогом межевого плана. Если координаты в выписке совпадут с н1–н5, вопрос о переносе сведений плана в реестр будет закрыт окончательно, а пометка «ранее учтенный» в НСПД останется особенностью отображения, а не дефектом границы. Если координаты в выписке отсутствуют или расходятся с планом больше чем на погрешность, следует ставить вопрос об уточнении сведений или об исправлении реестровой ошибки в порядке, предусмотренном Федеральным законом № 218-ФЗ [2]. До этой сверки утверждать, что в реестре лежит именно каталог 2015 года, нельзя, хотя площадь и смежества на это указывают.</w:t>
+        <w:t>Имеет смысл один раз запросить выписку с координатами и сверить ее с каталогом межевого плана. Если координаты в выписке совпадут с н1–н5, вопрос о переносе сведений плана в реестр будет закрыт, а пометка «ранее учтенный» в НСПД останется особенностью отображения, а не дефектом границы. Если координаты в выписке отсутствуют или расходятся с планом больше чем на Mt, вопрос ставится об уточнении границы либо об исправлении реестровой ошибки по Федеральному закону № 218-ФЗ: исправляет ее орган регистрации прав, а не стороны договора [2]. До этой сверки утверждать, что в реестре лежит именно каталог 2015 года, нельзя, хотя площадь и смежества на это указывают.</w:t>
       </w:r>
     </w:p>
     <w:p>
@@ -12905,7 +13002,24 @@
           <w:color w:val="000000"/>
           <w:sz w:val="28"/>
         </w:rPr>
-        <w:t>Покупателю стоит отдельно запросить сведения, которых нет ни в карточке, ни в межевом плане: наличие электроснабжения и водоснабжения, возможность подъезда в течение года, состав членских взносов СНТ «Ветеран-5», отсутствие зданий, возведенных после 2015 года и не отраженных в ЕГРН. Эти сведения влияют на цену сильнее, чем допуск площади в 22 кв. м. Отсутствие этих сведений в реестре не восполняется предположением по карте. Они остаются за пределами того, что ЕГРН способен гарантировать.</w:t>
+        <w:t>Покупателю стоит отдельно запросить сведения, которых нет ни в карточке, ни в межевом плане: наличие электроснабжения и водоснабжения, возможность подъезда в течение года, состав членских взносов СНТ «Ветеран-5», отсутствие зданий, возведенных после 2015 года и не отраженных в ЕГРН. Эти сведения влияют на цену сильнее, чем допуск площади. Отсутствие этих сведений в реестре не восполняется предположением по карте. Они остаются за пределами того, что ЕГРН способен гарантировать.</w:t>
+      </w:r>
+    </w:p>
+    <w:p>
+      <w:pPr>
+        <w:spacing w:line="360" w:lineRule="auto" w:before="0" w:after="0"/>
+        <w:ind w:firstLine="709" w:left="0"/>
+        <w:jc w:val="both"/>
+      </w:pPr>
+      <w:r>
+        <w:rPr>
+          <w:rFonts w:ascii="Times New Roman" w:hAnsi="Times New Roman" w:cs="Times New Roman" w:eastAsia="Times New Roman"/>
+          <w:b w:val="0"/>
+          <w:i w:val="0"/>
+          <w:color w:val="000000"/>
+          <w:sz w:val="28"/>
+        </w:rPr>
+        <w:t>Проверку перед договором удобно свести к короткому листу, не повторяя цифры параграфа 2.3. Сначала номер, площадь и адрес по выписке, полученной в порядке статьи 62 Федерального закона № 218-ФЗ [2]. Затем категория земель и вид разрешенного использования, переписанные дословно. Потом правообладатель и ограничения, включая сведения реестра границ о зонах с особыми условиями. Дальше координаты выписки сверяются с каталогом межевого плана. В конце кадастровая стоимость с датой определения отделяется от цены договора: первая идет в налог по статье 66 Земельного кодекса [1], вторая берется вне реестра. Сведение пригодно для договора, если оно есть в выписке, не противоречит межевому плану и закрывает именно тот вопрос, для которого запрошен документ. Сведение непригодно как единственное основание, если оно взято только со справочного экрана либо усреднено массовой оценкой. Лист выписку не заменяет и правовой режим участка не меняет.</w:t>
       </w:r>
     </w:p>
     <w:p>
@@ -12939,7 +13053,7 @@
           <w:color w:val="000000"/>
           <w:sz w:val="28"/>
         </w:rPr>
-        <w:t>По одному садовому участку видны ограничения, которые повторяются и на других ранее учтенных участках. Карточка Росреестра пишет «актуально», НСПД — «ранее учтенный». В номере стоит нулевой квартал 50:28:0000000, а на карте участок лежит в квартале 50:28:0090134. Кадастровая стоимость показана рядом с площадью и легко читается как цена. Контур нарисован, а каталог координат в открытый просмотр не выведен.</w:t>
+        <w:t>На исследованном участке видны ограничения показа сведений. Переносить их на другие ранее учтенные участки по одному примеру нельзя: для этого нужны еще два-три контрольных объекта того же массива. На этом участке карточка Росреестра пишет «актуально», НСПД — «ранее учтенный». В номере стоит нулевой квартал 50:28:0000000, а на карте участок лежит в квартале 50:28:0090134. Кадастровая стоимость показана рядом с площадью и легко читается как цена. Контур нарисован, а каталог координат в открытый просмотр не выведен.</w:t>
       </w:r>
     </w:p>
     <w:p>
@@ -13024,7 +13138,7 @@
           <w:color w:val="000000"/>
           <w:sz w:val="28"/>
         </w:rPr>
-        <w:t>Пока в открытом ЕГРН нет обезличенных цен сделок по кварталу и виду использования, сравнение идет по объявлениям [17; 23]. Для учебной работы это допустимо, для пересмотра кадастровой стоимости недостаточно. Такой слой можно было бы собирать по переходу права, не показывая стороны договора. Пока его нет, в расчете, как в параграфе 2.3, нужно прямо писать, что аналоги взяты из ЦИАН, а не из реестра. Поиск ошибок в сведениях ЕГРН, в том числе через сервисы НСПД, задачу цены не закрывает [20].</w:t>
+        <w:t>Пока в открытом ЕГРН нет обезличенных цен сделок по кварталу и виду использования, сравнение идет по объявлениям [23; 24]. Для учебной работы это допустимо, для пересмотра кадастровой стоимости недостаточно. Такой слой можно было бы собирать по переходу права, не показывая стороны договора. Пока его нет, в расчете, как в параграфе 2.3, нужно прямо писать, что аналоги взяты из ЦИАН, а не из реестра. Публикации об искусственном интеллекте описывают обработку ценовых данных внутри кадастровой оценки, а не поиск ошибок в записи ЕГРН и не замену цены сделки [22].</w:t>
       </w:r>
     </w:p>
     <w:p>
@@ -13041,92 +13155,7 @@
           <w:color w:val="000000"/>
           <w:sz w:val="28"/>
         </w:rPr>
-        <w:t>Менять категорию, вид использования, площадь и запись о собственности участка 50:28:0000000:51403 для этого не требуется. Нужно иначе показывать уже имеющиеся сведения и иначе ими пользоваться. Кадастровая стоимость не должна подменять цену сделки, а справочная карточка — выписку [26].</w:t>
-      </w:r>
-    </w:p>
-    <w:p>
-      <w:pPr>
-        <w:spacing w:line="360" w:lineRule="auto" w:before="240" w:after="240"/>
-        <w:ind w:firstLine="0" w:left="0"/>
-        <w:jc w:val="center"/>
-      </w:pPr>
-      <w:r>
-        <w:rPr>
-          <w:rFonts w:ascii="Times New Roman" w:hAnsi="Times New Roman" w:cs="Times New Roman" w:eastAsia="Times New Roman"/>
-          <w:b/>
-          <w:i w:val="0"/>
-          <w:color w:val="000000"/>
-          <w:sz w:val="28"/>
-        </w:rPr>
-        <w:t>3.3 Использование сведений ЕГРН и межевого плана при подготовке сделки</w:t>
-      </w:r>
-    </w:p>
-    <w:p>
-      <w:pPr>
-        <w:spacing w:line="360" w:lineRule="auto" w:before="0" w:after="0"/>
-        <w:ind w:firstLine="709" w:left="0"/>
-        <w:jc w:val="both"/>
-      </w:pPr>
-      <w:r>
-        <w:rPr>
-          <w:rFonts w:ascii="Times New Roman" w:hAnsi="Times New Roman" w:cs="Times New Roman" w:eastAsia="Times New Roman"/>
-          <w:b w:val="0"/>
-          <w:i w:val="0"/>
-          <w:color w:val="000000"/>
-          <w:sz w:val="28"/>
-        </w:rPr>
-        <w:t>Для участка 50:28:0000000:51403 комплект к сделке собирается из двух групп документов. Первая группа подтверждает запись реестра: выписка об основных характеристиках и зарегистрированных правах, выписка о переходе прав и при необходимости выписка о кадастровой стоимости [2; 27]. Вторая группа объясняет границу: межевой план от 09.09.2015 с каталогом точек н1–н5, акт согласования и разбивочный чертеж настоящей работы [29]. Публичная карточка и карта НСПД остаются средством предварительного отбора и не заменяют выписку [28].</w:t>
-      </w:r>
-    </w:p>
-    <w:p>
-      <w:pPr>
-        <w:spacing w:line="360" w:lineRule="auto" w:before="0" w:after="0"/>
-        <w:ind w:firstLine="709" w:left="0"/>
-        <w:jc w:val="both"/>
-      </w:pPr>
-      <w:r>
-        <w:rPr>
-          <w:rFonts w:ascii="Times New Roman" w:hAnsi="Times New Roman" w:cs="Times New Roman" w:eastAsia="Times New Roman"/>
-          <w:b w:val="0"/>
-          <w:i w:val="0"/>
-          <w:color w:val="000000"/>
-          <w:sz w:val="28"/>
-        </w:rPr>
-        <w:t>Проверку удобно вести в одном порядке. Сначала кадастровый номер, площадь 1 005 кв. м и адрес товарищества. Затем категория земель и вид разрешенного использования. Потом правообладатель и ограничения. Дальше координаты выписки сверяются с каталогом межевого плана. В конце кадастровая стоимость 3 078 864,73 руб. отделяется от цены договора. При ставке 0,15 процента она дает налог 4 618,30 руб. в год, а ориентир цены на 19.10.2026 — 1 429 000 руб. [11].</w:t>
-      </w:r>
-    </w:p>
-    <w:p>
-      <w:pPr>
-        <w:spacing w:line="360" w:lineRule="auto" w:before="0" w:after="0"/>
-        <w:ind w:firstLine="709" w:left="0"/>
-        <w:jc w:val="both"/>
-      </w:pPr>
-      <w:r>
-        <w:rPr>
-          <w:rFonts w:ascii="Times New Roman" w:hAnsi="Times New Roman" w:cs="Times New Roman" w:eastAsia="Times New Roman"/>
-          <w:b w:val="0"/>
-          <w:i w:val="0"/>
-          <w:color w:val="000000"/>
-          <w:sz w:val="28"/>
-        </w:rPr>
-        <w:t>Критерий достаточности здесь практический. Сведение пригодно для договора, если оно содержится в выписке, не противоречит межевому плану и относится к вопросу, который закрывает соответствующий документ [22]. Сведение непригодно как единственное основание, если оно получено только из справочного экрана, усреднено массовой оценкой либо в реестре отсутствует. Для данного участка к пригодным сведениям относятся номер, площадь, категория, вид использования и факт зарегистрированной собственности. К недостаточным относятся фамилия продавца, гарантия отсутствия обременений, коммуникации и рыночная цена.</w:t>
-      </w:r>
-    </w:p>
-    <w:p>
-      <w:pPr>
-        <w:spacing w:line="360" w:lineRule="auto" w:before="0" w:after="0"/>
-        <w:ind w:firstLine="709" w:left="0"/>
-        <w:jc w:val="both"/>
-      </w:pPr>
-      <w:r>
-        <w:rPr>
-          <w:rFonts w:ascii="Times New Roman" w:hAnsi="Times New Roman" w:cs="Times New Roman" w:eastAsia="Times New Roman"/>
-          <w:b w:val="0"/>
-          <w:i w:val="0"/>
-          <w:color w:val="000000"/>
-          <w:sz w:val="28"/>
-        </w:rPr>
-        <w:t>Такой порядок не изменяет правовой режим участка и не заменяет отчет оценщика. Он показывает совместное использование сведений ЕГРН и межевого плана: реестр индивидуализирует объект и право, план дает координаты для разбивки, а цена определяется вне реестра по сопоставимым предложениям [17; 30].</w:t>
+        <w:t>Менять категорию, вид использования, площадь и запись о собственности участка 50:28:0000000:51403 для этого не требуется. Подписи на экране может изменить оператор ФГИС ЕГРН и портала НСПД в пределах государственной программы, утвержденной постановлением Правительства РФ от 01.12.2021 № 2148, без поправок в закон и без смены правового режима участка [7]. Ожидаемый эффект — меньше случаев, когда справочный экран читают как выписку, а кадастровую стоимость как цену. Исправление самой записи, если координаты выписки разойдутся с планом, идет отдельно: его выполняет орган регистрации прав по правилам реестровой ошибки [2]. Кадастровая стоимость не должна подменять цену сделки, а справочная карточка — выписку [1; 2]. Зарубежный обзор кадастра и управления землей подтверждает только общий тезис: кадастр поддерживает рынок, когда сведения об объекте и о праве доступны и понятны участнику оборота [28].</w:t>
       </w:r>
     </w:p>
     <w:p>
@@ -13165,7 +13194,7 @@
           <w:color w:val="000000"/>
           <w:sz w:val="28"/>
         </w:rPr>
-        <w:t>ЕГРН дает рынку сведения об объекте: что участок существует, какова площадь, где проходит граница, какой правовой режим, какое право зарегистрировано и какая кадастровая стоимость. Рыночную цену реестр не назначает. Открытая карточка не заменяет выписку о правах. Граница, координаты и площадь приходят в реестр из межевого плана, поэтому качество записи зависит и от кадастровых работ, и от того, видит ли покупатель их результат.</w:t>
+        <w:t>По задаче 1. Информационное обеспечение рынка недвижимости — это сведения, по которым объект опознают, право проверяют и налоговую величину отделяют от цены. ЕГРН занимает в этом наборе центральное место. Рядом остаются государственная кадастровая оценка, портал НСПД, коммерческие базы объявлений и статистика цен. С 1 января 2017 года реестр соединил учет объектов, который раньше вел государственный кадастр недвижимости, и регистрацию прав, которую раньше вел ЕГРП. По статье 7 Федерального закона № 218-ФЗ в состав ЕГРН входит и реестр границ. Без него нельзя судить о зонах с особыми условиями использования территории.</w:t>
       </w:r>
     </w:p>
     <w:p>
@@ -13182,7 +13211,7 @@
           <w:color w:val="000000"/>
           <w:sz w:val="28"/>
         </w:rPr>
-        <w:t>На примере земельного участка 50:28:0000000:51403 это положение проверено по трем источникам. Публичная карточка Росреестра, карточка НСПД и межевой план от 09.09.2015 одинаково указывают площадь 1 005 кв. м, категорию земель сельскохозяйственного назначения и использование для садоводства. Кадастровая стоимость 3 078 864,73 руб. соответствует удельному показателю 3 063,55 руб./кв. м и туру оценки на 01.01.2022. Собственность зарегистрирована записью от 22.03.2016. Кадастровый номер имеет нулевой квартал, а фактически участок расположен в квартале 50:28:0090134 на территории СНТ «Ветеран-5» городского округа Домодедово.</w:t>
+        <w:t>По задаче 2. Граница в реестре — каталог координат характерных точек, а не линия на снимке. Межевой план передает в орган регистрации координаты, их погрешность и площадь. Для земель сельскохозяйственного назначения, предоставленных для садоводства, нормативная средняя квадратическая погрешность положения точки равна 0,20 м. Запись плана с этой величиной совпадает с действующим нормативом. Для иных земель сельскохозяйственного назначения норматив иной, поэтому категорию и вид использования при проверке границы подменять нельзя.</w:t>
       </w:r>
     </w:p>
     <w:p>
@@ -13199,7 +13228,7 @@
           <w:color w:val="000000"/>
           <w:sz w:val="28"/>
         </w:rPr>
-        <w:t>Геометрический контроль каталога н1–н5 подтвердил длины сторон, периметр 128,21 м и площадь 1 004,99 кв. м, которая округляется до реестровых 1 005 кв. м. Предельная погрешность площади составляет ±22 кв. м. Сумма внутренних углов совпала с теоретическими 540°. Расстояние до исходного пункта «Шахово» совпало с подписью 3,17 км на схеме плана. Смежества плана совпали с пересечениями на карте. Контур пригоден для идентификации объекта и для разбивки пяти характерных точек. Западная сторона требует внимания: правообладатель смежного участка 50:28:0090134:10 в плане не установлен. Запись формулы средней квадратической погрешности в плане (0,20 м при расчетном значении 0,21 м) на вывод о площади не повлияла.</w:t>
+        <w:t>По задаче 3. Из реестра для рынка пригодны кадастровый номер, площадь, категория земель, вид разрешенного использования, запись о праве и кадастровая стоимость как база налога. Непригодны как единственное основание открытая карточка вместо выписки, пустой экран вместо сведений об ограничениях и кадастровая стоимость вместо цены сделки. Массовая оценка и цена отдельного объявления — разные величины. Условие банка об установленных границах является условием договора, а не нормой ЕГРН.</w:t>
       </w:r>
     </w:p>
     <w:p>
@@ -13216,7 +13245,7 @@
           <w:color w:val="000000"/>
           <w:sz w:val="28"/>
         </w:rPr>
-        <w:t>Рыночная стоимость на 19.10.2026 по трем объявлениям ЦИАН с поправками на торг, категорию земель, коммуникации, границу и гараж аналога 3 составила 1 429 000 руб., или 1 421,89 руб./кв. м. Это в 2,15 раза ниже кадастровой стоимости. Земельный налог при ставке 0,15 процента составляет 4 618,30 руб. в год. Кадастровая стоимость годится для налога и не годится как цена продажи. Затратный и доходный подходы не применялись: сведений о доходе нет, а гараж аналога 3 учтен коэффициентом, а не себестоимостью.</w:t>
+        <w:t>По задаче 4. По участку 50:28:0000000:51403 карточка Росреестра, карточка НСПД и межевой план от 09.09.2015 сходятся в площади, категории и виде использования. Геометрический контроль каталога н1–н5 подтвердил замкнутость контура, сумму внутренних углов и допуск площади. План использован как образец, опубликованный исполнителем работ: номер, адрес товарищества и площадь совпали с действующей карточкой. Каталог в открытой записи не показан, поэтому тождество каждой координаты плана и действующей записи ЕГРН по имеющимся материалам не доказано. Исследован один участок. Переносить вывод на все ранее учтенные участки нельзя.</w:t>
       </w:r>
     </w:p>
     <w:p>
@@ -13233,7 +13262,7 @@
           <w:color w:val="000000"/>
           <w:sz w:val="28"/>
         </w:rPr>
-        <w:t>Открытых сведений недостаточно, чтобы назвать актуального правообладателя, гарантировать отсутствие обременений, подтвердить коммуникации и полный перечень зон с особыми условиями. Статус «ранее учтенный» в НСПД при статусе «актуально» в карточке Росреестра и при показанном контуре требует сверки с выпиской, содержащей координаты. Эти пробелы являются частью вывода, а не недочетом расчета: они показывают границу пригодности ЕГРН.</w:t>
+        <w:t>По задаче 5. Рыночная стоимость рассчитана сравнительным подходом как контрольный показатель, а не как самостоятельная оценка для отчета. По трем объявлениям ориентир оказался ниже кадастровой стоимости примерно вдвое: отношение двух величин равно 2,15. Коэффициенты и веса — экспертные допущения учебной работы, справочника по садовым участкам округа в открытом доступе нет. Доходный подход не применялся, потому что сведений о доходе нет. Расчет показывает, что кадастровая стоимость не заменяет цену, и сам не заменяет отчет оценщика.</w:t>
       </w:r>
     </w:p>
     <w:p>
@@ -13250,7 +13279,24 @@
           <w:color w:val="000000"/>
           <w:sz w:val="28"/>
         </w:rPr>
-        <w:t>Рекомендации разделены на три части. По самому участку перед сделкой нужны выписки о правах и о переходе прав, цена должна опираться на рынок, а ограждение — на каталог координат. По системе ведения и показа сведений предложено согласовать статус границы в публичных сервисах, показывать фактический квартал при нулевом номере квартала, отделять кадастровую стоимость от цены сделки, сообщать число точек и погрешность контура и явно указывать наличие ограничений. Для подготовки сделки реестр и межевой план используются совместно: первый индивидуализирует объект и право, второй дает координаты разбивки. В этих пределах сведения ЕГРН пригодны как информационное обеспечение рынка недвижимости.</w:t>
+        <w:t>По задаче 6. Перед сделкой нужны выписки о характеристиках, правах и переходе прав в порядке статьи 62 Федерального закона № 218-ФЗ. Ограждение выносится по каталогу координат, а не по картинке публичной карты. Показ уже имеющихся сведений в открытых сервисах можно уточнить силами оператора системы в рамках программы НСПД, не меняя правовой режим участка: одинаково подписать состояние границы, показать фактический квартал, отделить кадастровую стоимость от цены и прямо указать, зарегистрированы ли ограничения и есть ли пересечение с зонами. Если координаты выписки разойдутся с планом, запись исправляет орган регистрации прав.</w:t>
+      </w:r>
+    </w:p>
+    <w:p>
+      <w:pPr>
+        <w:spacing w:line="360" w:lineRule="auto" w:before="0" w:after="0"/>
+        <w:ind w:firstLine="709" w:left="0"/>
+        <w:jc w:val="both"/>
+      </w:pPr>
+      <w:r>
+        <w:rPr>
+          <w:rFonts w:ascii="Times New Roman" w:hAnsi="Times New Roman" w:cs="Times New Roman" w:eastAsia="Times New Roman"/>
+          <w:b w:val="0"/>
+          <w:i w:val="0"/>
+          <w:color w:val="000000"/>
+          <w:sz w:val="28"/>
+        </w:rPr>
+        <w:t>Практическая значимость работы состоит в том, что по одному участку разделены сведения для договора, для налога и для разбивки. Открытых материалов недостаточно, чтобы назвать актуального правообладателя, гарантировать отсутствие обременений и подтвердить коммуникации. Эти пробелы входят в вывод о пригодности ЕГРН. Продолжить работу можно сверкой координат выписки с каталогом плана и разбором еще двух-трех ранее учтенных участков того же товарищества.</w:t>
       </w:r>
     </w:p>
     <w:p>
@@ -13273,6 +13319,23 @@
           <w:sz w:val="28"/>
         </w:rPr>
         <w:t>СПИСОК ИСПОЛЬЗОВАННЫХ ИСТОЧНИКОВ</w:t>
+      </w:r>
+    </w:p>
+    <w:p>
+      <w:pPr>
+        <w:spacing w:line="360" w:lineRule="auto" w:before="0" w:after="120"/>
+        <w:ind w:firstLine="0" w:left="0"/>
+        <w:jc w:val="center"/>
+      </w:pPr>
+      <w:r>
+        <w:rPr>
+          <w:rFonts w:ascii="Times New Roman" w:hAnsi="Times New Roman" w:cs="Times New Roman" w:eastAsia="Times New Roman"/>
+          <w:b/>
+          <w:i w:val="0"/>
+          <w:color w:val="000000"/>
+          <w:sz w:val="28"/>
+        </w:rPr>
+        <w:t>Нормативные правовые акты</w:t>
       </w:r>
     </w:p>
     <w:p>
@@ -13391,7 +13454,7 @@
           <w:color w:val="000000"/>
           <w:sz w:val="28"/>
         </w:rPr>
-        <w:t>7. Об утверждении формы и состава сведений межевого плана, требований к его подготовке : приказ Росреестра от 14.12.2021 № П/0592 (зарегистрирован в Минюсте России 31.03.2022 № 68008).</w:t>
+        <w:t>7. Об утверждении государственной программы Российской Федерации «Национальная система пространственных данных» : постановление Правительства РФ от 01.12.2021 № 2148 (в редакции, применяемой в 2026 г.).</w:t>
       </w:r>
     </w:p>
     <w:p>
@@ -13408,7 +13471,7 @@
           <w:color w:val="000000"/>
           <w:sz w:val="28"/>
         </w:rPr>
-        <w:t>8. Об утверждении Методических указаний о государственной кадастровой оценке : приказ Росреестра от 04.08.2021 № П/0336.</w:t>
+        <w:t>8. Об утверждении формы и состава сведений межевого плана, требований к его подготовке : приказ Росреестра от 14.12.2021 № П/0592 (зарегистрирован в Минюсте России 31.03.2022 № 68008).</w:t>
       </w:r>
     </w:p>
     <w:p>
@@ -13425,7 +13488,7 @@
           <w:color w:val="000000"/>
           <w:sz w:val="28"/>
         </w:rPr>
-        <w:t>9. Об утверждении федеральных стандартов оценки : приказ Минэкономразвития России от 14.04.2022 № 200.</w:t>
+        <w:t>9. Об утверждении требований к точности и методам определения координат характерных точек границ земельного участка, требований к точности и методам определения координат характерных точек контура здания, сооружения или объекта незавершенного строительства на земельном участке, а также требований к определению площади здания, сооружения, помещения, машино-места : приказ Росреестра от 23.10.2020 № П/0393 (зарегистрирован в Минюсте России 16.11.2020 № 60938; в редакции, применяемой в 2026 г.).</w:t>
       </w:r>
     </w:p>
     <w:p>
@@ -13442,7 +13505,7 @@
           <w:color w:val="000000"/>
           <w:sz w:val="28"/>
         </w:rPr>
-        <w:t>10. Об утверждении результатов определения кадастровой стоимости : распоряжение Министерства имущественных отношений Московской области от 28.11.2022 № 15ВР-2452.</w:t>
+        <w:t>10. Об утверждении Методических указаний о государственной кадастровой оценке : приказ Росреестра от 04.08.2021 № П/0336.</w:t>
       </w:r>
     </w:p>
     <w:p>
@@ -13459,7 +13522,7 @@
           <w:color w:val="000000"/>
           <w:sz w:val="28"/>
         </w:rPr>
-        <w:t>11. Об установлении и введении в действие земельного налога : решение Совета депутатов городского округа Домодедово Московской области от 25.09.2007 № 1-4/53 (в редакции, применяемой в 2026 г.).</w:t>
+        <w:t>11. Об утверждении федеральных стандартов оценки и о внесении изменений в некоторые приказы Минэкономразвития России о федеральных стандартах оценки : приказ Минэкономразвития России от 14.04.2022 № 200 (утверждены ФСО I, ФСО II, ФСО III, ФСО IV, ФСО V и ФСО VI).</w:t>
       </w:r>
     </w:p>
     <w:p>
@@ -13476,7 +13539,7 @@
           <w:color w:val="000000"/>
           <w:sz w:val="28"/>
         </w:rPr>
-        <w:t>12. Варламов, А. А. Кадастровая деятельность : учебник / А. А. Варламов, С. А. Гальченко, Е. И. Аврунев ; под общ. ред. А. А. Варламова. — 2-е изд., доп. — Москва : ФОРУМ : ИНФРА-М, 2023. — 280 с. — ISBN 978-5-00091-576-9.</w:t>
+        <w:t>12. Об утверждении результатов определения кадастровой стоимости : распоряжение Министерства имущественных отношений Московской области от 28.11.2022 № 15ВР-2452 (результаты по состоянию на 01.01.2022, применяются с 01.01.2023).</w:t>
       </w:r>
     </w:p>
     <w:p>
@@ -13493,7 +13556,24 @@
           <w:color w:val="000000"/>
           <w:sz w:val="28"/>
         </w:rPr>
-        <w:t>13. Варламов, А. А. Оценка объектов недвижимости : учебник / А. А. Варламов, С. И. Комаров. — 3-е изд., перераб. и доп. — Москва : ИНФРА-М, 2023. — 320 с. — ISBN 978-5-16-016316-1.</w:t>
+        <w:t>13. Об установлении и введении в действие земельного налога : решение Совета депутатов городского округа Домодедово Московской области от 25.09.2007 № 1-4/53 (в редакции решения от 23.10.2024 № 1-4/1486, действующей с 01.01.2025).</w:t>
+      </w:r>
+    </w:p>
+    <w:p>
+      <w:pPr>
+        <w:spacing w:line="360" w:lineRule="auto" w:before="200" w:after="120"/>
+        <w:ind w:firstLine="0" w:left="0"/>
+        <w:jc w:val="center"/>
+      </w:pPr>
+      <w:r>
+        <w:rPr>
+          <w:rFonts w:ascii="Times New Roman" w:hAnsi="Times New Roman" w:cs="Times New Roman" w:eastAsia="Times New Roman"/>
+          <w:b/>
+          <w:i w:val="0"/>
+          <w:color w:val="000000"/>
+          <w:sz w:val="28"/>
+        </w:rPr>
+        <w:t>Литература</w:t>
       </w:r>
     </w:p>
     <w:p>
@@ -13510,7 +13590,7 @@
           <w:color w:val="000000"/>
           <w:sz w:val="28"/>
         </w:rPr>
-        <w:t>14. Пылаева, А. В. Основы кадастровой оценки недвижимости : учебное пособие для среднего профессионального образования / А. В. Пылаева. — 3-е изд., испр. и доп. — Москва : Юрайт, 2022. — 196 с. — ISBN 978-5-534-14560-1.</w:t>
+        <w:t>14. Арутюнов, Д. В. Анализ информационного обеспечения ЕГРН / Д. В. Арутюнов, Е. И. Аврунев // Интерэкспо ГЕО-Сибирь. — Новосибирск : СГУГиТ, 2024. — Т. 1. — С. 35–41. — DOI: 10.33764/2687-041X-2024-1-35-41.</w:t>
       </w:r>
     </w:p>
     <w:p>
@@ -13527,7 +13607,7 @@
           <w:color w:val="000000"/>
           <w:sz w:val="28"/>
         </w:rPr>
-        <w:t>15. Межуева, Т. В. Оценка стоимости недвижимости : учебное пособие / Т. В. Межуева. — Новосибирск : СГУГиТ, 2023. — 73 с. — ISBN 978-5-907711-35-8.</w:t>
+        <w:t>15. Варламов, А. А. Кадастровая деятельность : учебник / А. А. Варламов, С. А. Гальченко, Е. И. Аврунев ; под общ. ред. А. А. Варламова. — 2-е изд., доп. — Москва : ФОРУМ : ИНФРА-М, 2023. — 280 с. — ISBN 978-5-00091-576-9.</w:t>
       </w:r>
     </w:p>
     <w:p>
@@ -13544,7 +13624,7 @@
           <w:color w:val="000000"/>
           <w:sz w:val="28"/>
         </w:rPr>
-        <w:t>16. Арутюнов, Д. В. Анализ информационного обеспечения ЕГРН / Д. В. Арутюнов, Е. И. Аврунев // Интерэкспо ГЕО-Сибирь. — Новосибирск : СГУГиТ, 2024. — Т. 1. — С. 35–41. — DOI: 10.33764/2687-041X-2024-1-35-41.</w:t>
+        <w:t>16. Варламов, А. А. Оценка объектов недвижимости : учебник / А. А. Варламов, С. И. Комаров. — 3-е изд., перераб. и доп. — Москва : ИНФРА-М, 2023. — 320 с. — ISBN 978-5-16-016316-1.</w:t>
       </w:r>
     </w:p>
     <w:p>
@@ -13561,7 +13641,7 @@
           <w:color w:val="000000"/>
           <w:sz w:val="28"/>
         </w:rPr>
-        <w:t>17. Пылаева, А. В. Мониторинг рынка недвижимости в условиях создания Национальной системы пространственных данных / А. В. Пылаева, О. В. Кольченко // Интерэкспо ГЕО-Сибирь. — Новосибирск : СГУГиТ, 2023. — С. 65–73. — DOI: 10.33764/2618-981X-2023-1-2-65-73.</w:t>
+        <w:t>17. Григорьев, С. А. Достоверность сведений ЕГРН и ее критерии / С. А. Григорьев // Вестник СГУГиТ. — 2021. — Т. 26, № 4. — С. 100–107. — DOI: 10.33764/2411-1759-2021-26-4-100-107.</w:t>
       </w:r>
     </w:p>
     <w:p>
@@ -13578,7 +13658,7 @@
           <w:color w:val="000000"/>
           <w:sz w:val="28"/>
         </w:rPr>
-        <w:t>18. Курлов, А. В. Использование предиктивной геоинформационной модели для оценки рыночной стоимости земельных участков в экспертной системе / А. В. Курлов // Вестник СГУГиТ. — 2023. — Т. 28, № 5. — С. 103–112. — DOI: 10.33764/2411-1759-2023-28-5-103-112.</w:t>
+        <w:t>18. Козина, М. В. Анализ проблем формирования Единого информационного ресурса о земле и недвижимости / М. В. Козина, А. Е. Власова // Интерэкспо ГЕО-Сибирь. — Новосибирск : СГУГиТ, 2023. — С. 101–108. — DOI: 10.33764/2687-041X-2023-1-101-108.</w:t>
       </w:r>
     </w:p>
     <w:p>
@@ -13612,7 +13692,7 @@
           <w:color w:val="000000"/>
           <w:sz w:val="28"/>
         </w:rPr>
-        <w:t>20. Пылаева, А. В. Искусственный интеллект и нейронные сети — инструменты кадастровой оценки недвижимости в составе Национальной системы пространственных данных / А. В. Пылаева, М. В. Акинин // Имущественные отношения в Российской Федерации. — 2024. — № 4 (271). — С. 23–31.</w:t>
+        <w:t>20. Курлов, А. В. Использование предиктивной геоинформационной модели для оценки рыночной стоимости земельных участков в экспертной системе / А. В. Курлов // Вестник СГУГиТ. — 2023. — Т. 28, № 5. — С. 103–112. — DOI: 10.33764/2411-1759-2023-28-5-103-112.</w:t>
       </w:r>
     </w:p>
     <w:p>
@@ -13629,7 +13709,7 @@
           <w:color w:val="000000"/>
           <w:sz w:val="28"/>
         </w:rPr>
-        <w:t>21. Козина, М. В. Анализ проблем формирования Единого информационного ресурса о земле и недвижимости / М. В. Козина, А. Е. Власова // Интерэкспо ГЕО-Сибирь. — Новосибирск : СГУГиТ, 2023. — С. 101–108. — DOI: 10.33764/2687-041X-2023-1-101-108.</w:t>
+        <w:t>21. Межуева, Т. В. Оценка стоимости недвижимости : учебное пособие / Т. В. Межуева. — Новосибирск : СГУГиТ, 2023. — 73 с. — ISBN 978-5-907711-35-8.</w:t>
       </w:r>
     </w:p>
     <w:p>
@@ -13646,7 +13726,7 @@
           <w:color w:val="000000"/>
           <w:sz w:val="28"/>
         </w:rPr>
-        <w:t>22. Григорьев, С. А. Достоверность сведений ЕГРН и ее критерии / С. А. Григорьев // Вестник СГУГиТ. — 2021. — Т. 26, № 4. — С. 100–107. — DOI: 10.33764/2411-1759-2021-26-4-100-107.</w:t>
+        <w:t>22. Пылаева, А. В. Искусственный интеллект и нейронные сети — инструменты кадастровой оценки недвижимости в составе Национальной системы пространственных данных / А. В. Пылаева, М. В. Акинин // Имущественные отношения в Российской Федерации. — 2024. — № 4 (271). — С. 23–31.</w:t>
       </w:r>
     </w:p>
     <w:p>
@@ -13663,7 +13743,7 @@
           <w:color w:val="000000"/>
           <w:sz w:val="28"/>
         </w:rPr>
-        <w:t>23. Пылаева, А. В. О роли статистических показателей развития территории в государственной кадастровой оценке / А. В. Пылаева, О. В. Кольченко // Вестник СГУГиТ. — 2024. — Т. 29, № 3. — С. 177–191. — DOI: 10.33764/2411-1759-2024-29-3-177-191.</w:t>
+        <w:t>23. Пылаева, А. В. Мониторинг рынка недвижимости в условиях создания Национальной системы пространственных данных / А. В. Пылаева, О. В. Кольченко // Интерэкспо ГЕО-Сибирь. — Новосибирск : СГУГиТ, 2023. — С. 65–73. — DOI: 10.33764/2618-981X-2023-1-2-65-73.</w:t>
       </w:r>
     </w:p>
     <w:p>
@@ -13680,7 +13760,7 @@
           <w:color w:val="000000"/>
           <w:sz w:val="28"/>
         </w:rPr>
-        <w:t>24. Carranza, J. P. Mass appraisal as affordable public policy: open data and machine learning for mapping urban land values / J. P. Carranza, M. A. Piumetto, C. M. Lucca, E. Da Silva // Land Use Policy. — 2022. — Vol. 119. — Art. 106211. — DOI: 10.1016/j.landusepol.2022.106211.</w:t>
+        <w:t>24. Пылаева, А. В. О роли статистических показателей развития территории в государственной кадастровой оценке / А. В. Пылаева, О. В. Кольченко // Вестник СГУГиТ. — 2024. — Т. 29, № 3. — С. 177–191. — DOI: 10.33764/2411-1759-2024-29-3-177-191.</w:t>
       </w:r>
     </w:p>
     <w:p>
@@ -13697,7 +13777,7 @@
           <w:color w:val="000000"/>
           <w:sz w:val="28"/>
         </w:rPr>
-        <w:t>25. Kara, A. Visualisation and dissemination of 3D valuation units and groups – an LADM valuation information compliant prototype / A. Kara, P. van Oosterom, R. Kathmann, C. Lemmen // Land Use Policy. — 2023. — Art. 106829. — DOI: 10.1016/j.landusepol.2023.106829.</w:t>
+        <w:t>25. Пылаева, А. В. Основы кадастровой оценки недвижимости : учебное пособие для среднего профессионального образования / А. В. Пылаева. — 3-е изд., испр. и доп. — Москва : Юрайт, 2022. — 196 с. — ISBN 978-5-534-14560-1.</w:t>
       </w:r>
     </w:p>
     <w:p>
@@ -13714,7 +13794,7 @@
           <w:color w:val="000000"/>
           <w:sz w:val="28"/>
         </w:rPr>
-        <w:t>26. Potsiou, C. Perspectives on cadastre and land management in support of sustainable real estate markets / C. Potsiou, G. Navratil // Land. — 2024. — Vol. 13. — Art. 573. — DOI: 10.3390/land13050573.</w:t>
+        <w:t>26. Carranza, J. P. Mass appraisal as affordable public policy: open data and machine learning for mapping urban land values / J. P. Carranza, M. A. Piumetto, C. M. Lucca, E. Da Silva // Land Use Policy. — 2022. — Vol. 119. — Art. 106211. — DOI: 10.1016/j.landusepol.2022.106211.</w:t>
       </w:r>
     </w:p>
     <w:p>
@@ -13731,7 +13811,7 @@
           <w:color w:val="000000"/>
           <w:sz w:val="28"/>
         </w:rPr>
-        <w:t>27. Справочная информация по объектам недвижимости в режиме online. Земельный участок 50:28:0000000:51403, дата обновления сведений 28.09.2026 // Росреестр. — URL: https://lk.rosreestr.ru/eservices/real-estate-objects-online (дата обращения: 18.10.2026).</w:t>
+        <w:t>27. Kara, A. Visualisation and dissemination of 3D valuation units and groups – an LADM valuation information compliant prototype / A. Kara, P. van Oosterom, R. Kathmann, C. Lemmen // Land Use Policy. — 2023. — Art. 106829. — DOI: 10.1016/j.landusepol.2023.106829.</w:t>
       </w:r>
     </w:p>
     <w:p>
@@ -13748,7 +13828,24 @@
           <w:color w:val="000000"/>
           <w:sz w:val="28"/>
         </w:rPr>
-        <w:t>28. Земельный участок 50:28:0000000:51403 // Национальная система пространственных данных. — URL: https://nspd.gov.ru/ (дата обращения: 18.10.2026).</w:t>
+        <w:t>28. Potsiou, C. Perspectives on cadastre and land management in support of sustainable real estate markets / C. Potsiou, G. Navratil // Land. — 2024. — Vol. 13. — Art. 573. — DOI: 10.3390/land13050573.</w:t>
+      </w:r>
+    </w:p>
+    <w:p>
+      <w:pPr>
+        <w:spacing w:line="360" w:lineRule="auto" w:before="200" w:after="120"/>
+        <w:ind w:firstLine="0" w:left="0"/>
+        <w:jc w:val="center"/>
+      </w:pPr>
+      <w:r>
+        <w:rPr>
+          <w:rFonts w:ascii="Times New Roman" w:hAnsi="Times New Roman" w:cs="Times New Roman" w:eastAsia="Times New Roman"/>
+          <w:b/>
+          <w:i w:val="0"/>
+          <w:color w:val="000000"/>
+          <w:sz w:val="28"/>
+        </w:rPr>
+        <w:t>Интернет-ресурсы</w:t>
       </w:r>
     </w:p>
     <w:p>
@@ -13765,7 +13862,7 @@
           <w:color w:val="000000"/>
           <w:sz w:val="28"/>
         </w:rPr>
-        <w:t>29. Межевой план земельного участка с кадастровым номером 50:28:0000000:51403 от 09.09.2015 / кадастровый инженер Мурагина Е. В. — исходные материалы курсовой работы. — URL: https://cgiku.ru/obrazets-mezhevogo-plana-zemel-nogo-uchastka/ (дата обращения: 18.10.2026).</w:t>
+        <w:t>29. Справочная информация по объектам недвижимости в режиме online. Земельный участок 50:28:0000000:51403, дата обновления сведений 28.09.2026. Сведения получены запросом публичного сервиса 18.10.2026, копия экрана приведена в приложении Д // Росреестр. — URL: https://lk.rosreestr.ru/eservices/real-estate-objects-online (дата обращения: 18.10.2026).</w:t>
       </w:r>
     </w:p>
     <w:p>
@@ -13782,7 +13879,58 @@
           <w:color w:val="000000"/>
           <w:sz w:val="28"/>
         </w:rPr>
-        <w:t>30. Объявления о продаже земельных участков: СНТ «Аякс», 11 сот., № 330889759; СНТ «Борисово-2», 10 сот., № 329905960; СНТ «Ветеран-5», уч. 79, 10 сот., № 331691566 // ЦИАН. — URL: https://www.cian.ru/sale/suburban/330889759/ ; https://www.cian.ru/sale/suburban/329905960/ ; https://www.cian.ru/sale/suburban/331691566/ (дата обращения: 19.10.2026).</w:t>
+        <w:t>30. Карточка и карта земельного участка 50:28:0000000:51403. Сведения получены просмотром портала по кадастровому номеру 18.10.2026 и использованы в таблице 2 // Национальная система пространственных данных. — URL: https://nspd.gov.ru/ (дата обращения: 18.10.2026).</w:t>
+      </w:r>
+    </w:p>
+    <w:p>
+      <w:pPr>
+        <w:spacing w:line="360" w:lineRule="auto" w:before="0" w:after="40"/>
+        <w:ind w:left="567" w:hanging="567"/>
+        <w:jc w:val="both"/>
+      </w:pPr>
+      <w:r>
+        <w:rPr>
+          <w:rFonts w:ascii="Times New Roman" w:hAnsi="Times New Roman" w:cs="Times New Roman" w:eastAsia="Times New Roman"/>
+          <w:b w:val="0"/>
+          <w:i w:val="0"/>
+          <w:color w:val="000000"/>
+          <w:sz w:val="28"/>
+        </w:rPr>
+        <w:t>31. Межевой план земельного участка с кадастровым номером 50:28:0000000:51403 от 09.09.2015 / кадастровый инженер Е. В. М. Файл опубликован ООО «ЦГиКУ» как образец межевого плана и принят в работу, поскольку номер, адрес товарищества и площадь совпадают с карточкой Росреестра. — URL: https://cgiku.ru/obrazets-mezhevogo-plana-zemel-nogo-uchastka/ (дата обращения: 18.10.2026).</w:t>
+      </w:r>
+    </w:p>
+    <w:p>
+      <w:pPr>
+        <w:spacing w:line="360" w:lineRule="auto" w:before="0" w:after="40"/>
+        <w:ind w:left="567" w:hanging="567"/>
+        <w:jc w:val="both"/>
+      </w:pPr>
+      <w:r>
+        <w:rPr>
+          <w:rFonts w:ascii="Times New Roman" w:hAnsi="Times New Roman" w:cs="Times New Roman" w:eastAsia="Times New Roman"/>
+          <w:b w:val="0"/>
+          <w:i w:val="0"/>
+          <w:color w:val="000000"/>
+          <w:sz w:val="28"/>
+        </w:rPr>
+        <w:t>32. Объявления о продаже земельных участков, просмотренные 19.10.2026: СНТ «Аякс», 11 сот., № 330889759; СНТ «Борисово-2», 10 сот., № 329905960; СНТ «Ветеран-5», уч. 79, 10 сот., № 331691566 // ЦИАН. — URL: https://www.cian.ru/sale/suburban/330889759/ ; https://www.cian.ru/sale/suburban/329905960/ ; https://www.cian.ru/sale/suburban/331691566/ (дата обращения: 19.10.2026).</w:t>
+      </w:r>
+    </w:p>
+    <w:p>
+      <w:pPr>
+        <w:spacing w:line="360" w:lineRule="auto" w:before="0" w:after="40"/>
+        <w:ind w:left="567" w:hanging="567"/>
+        <w:jc w:val="both"/>
+      </w:pPr>
+      <w:r>
+        <w:rPr>
+          <w:rFonts w:ascii="Times New Roman" w:hAnsi="Times New Roman" w:cs="Times New Roman" w:eastAsia="Times New Roman"/>
+          <w:b w:val="0"/>
+          <w:i w:val="0"/>
+          <w:color w:val="000000"/>
+          <w:sz w:val="28"/>
+        </w:rPr>
+        <w:t>33. Количество земельных участков без учтенных границ в России сократилось более чем на девять миллионов : сообщение от 28.02.2025 (в ЕГРН учтено 60,9 млн земельных участков, координатное описание границ имеют 43,5 млн) // Строительная газета. — URL: https://stroygaz.ru/news/regulation/kolichestvo-zemelnykh-uchastkov-bez-uchtennykh-granits-v-rossii-sokratilos-bolee-chem-na-devyat-mill/ (дата обращения: 19.10.2026).</w:t>
       </w:r>
     </w:p>
     <w:p>
@@ -17096,7 +17244,7 @@
           <w:color w:val="000000"/>
           <w:sz w:val="28"/>
         </w:rPr>
-        <w:t>Полученная площадь 1 004,99 кв. м округляется до 1 005 кв. м. При Mt = 0,20 м предельная погрешность ΔP = 3,5 × 0,20 × √1005 = 22,19 кв. м, в плане принята равной 22 кв. м. При Mt = 0,209 м погрешность равна 23,17 кв. м.</w:t>
+        <w:t>Полученная площадь 1 004,99 кв. м округляется до 1 005 кв. м. При Mt = 0,20 м предельная погрешность ΔP = 3,5 × 0,20 × √1005 = 22,19 кв. м, в плане принята равной 22 кв. м. При не округленном корне Mt = 0,2088 м получается 23,17 кв. м. Если подставить уже округленное значение 0,209 м, получается 23,19 кв. м. Разница объясняется шагом округления Mt.</w:t>
       </w:r>
     </w:p>
     <w:p>
@@ -17622,7 +17770,7 @@
                 <w:color w:val="000000"/>
                 <w:sz w:val="24"/>
               </w:rPr>
-              <w:t>142 232 руб./сотка</w:t>
+              <w:t>142 231 руб./сотка</w:t>
             </w:r>
           </w:p>
         </w:tc>
@@ -17752,7 +17900,7 @@
                 <w:color w:val="000000"/>
                 <w:sz w:val="24"/>
               </w:rPr>
-              <w:t>1 429 432 руб.</w:t>
+              <w:t>1 429 421,55 руб.</w:t>
             </w:r>
           </w:p>
         </w:tc>
@@ -18047,7 +18195,72 @@
                 <w:color w:val="000000"/>
                 <w:sz w:val="24"/>
               </w:rPr>
-              <w:t>Налог по кадастровой стоимости, 0,15 %</w:t>
+              <w:t>Налог по кадастровой стоимости, 0,3 % с 01.01.2025</w:t>
+            </w:r>
+          </w:p>
+        </w:tc>
+        <w:tc>
+          <w:tcPr>
+            <w:tcW w:type="dxa" w:w="3969"/>
+            <w:vAlign w:val="center"/>
+            <w:tcBorders>
+              <w:top w:val="single" w:sz="4" w:space="0" w:color="000000"/>
+              <w:left w:val="single" w:sz="4" w:space="0" w:color="000000"/>
+              <w:bottom w:val="single" w:sz="4" w:space="0" w:color="000000"/>
+              <w:right w:val="single" w:sz="4" w:space="0" w:color="000000"/>
+            </w:tcBorders>
+          </w:tcPr>
+          <w:p>
+            <w:pPr>
+              <w:spacing w:line="240" w:lineRule="auto" w:before="0" w:after="0"/>
+              <w:ind w:firstLine="0" w:left="0"/>
+              <w:jc w:val="center"/>
+            </w:pPr>
+            <w:r/>
+            <w:r>
+              <w:rPr>
+                <w:rFonts w:ascii="Times New Roman" w:hAnsi="Times New Roman" w:cs="Times New Roman" w:eastAsia="Times New Roman"/>
+                <w:b w:val="0"/>
+                <w:i w:val="0"/>
+                <w:color w:val="000000"/>
+                <w:sz w:val="24"/>
+              </w:rPr>
+              <w:t>9 236,59 руб./год</w:t>
+            </w:r>
+          </w:p>
+        </w:tc>
+      </w:tr>
+      <w:tr>
+        <w:trPr>
+          <w:cantSplit/>
+        </w:trPr>
+        <w:tc>
+          <w:tcPr>
+            <w:tcW w:type="dxa" w:w="5670"/>
+            <w:vAlign w:val="center"/>
+            <w:tcBorders>
+              <w:top w:val="single" w:sz="4" w:space="0" w:color="000000"/>
+              <w:left w:val="single" w:sz="4" w:space="0" w:color="000000"/>
+              <w:bottom w:val="single" w:sz="4" w:space="0" w:color="000000"/>
+              <w:right w:val="single" w:sz="4" w:space="0" w:color="000000"/>
+            </w:tcBorders>
+          </w:tcPr>
+          <w:p>
+            <w:pPr>
+              <w:spacing w:line="240" w:lineRule="auto" w:before="0" w:after="0"/>
+              <w:ind w:firstLine="0" w:left="0"/>
+              <w:jc w:val="center"/>
+            </w:pPr>
+            <w:r/>
+            <w:r>
+              <w:rPr>
+                <w:rFonts w:ascii="Times New Roman" w:hAnsi="Times New Roman" w:cs="Times New Roman" w:eastAsia="Times New Roman"/>
+                <w:b w:val="0"/>
+                <w:i w:val="0"/>
+                <w:color w:val="000000"/>
+                <w:sz w:val="24"/>
+              </w:rPr>
+              <w:t>Налог при прежней ставке 0,15 %</w:t>
             </w:r>
           </w:p>
         </w:tc>
@@ -18153,7 +18366,7 @@
           <w:color w:val="000000"/>
           <w:sz w:val="28"/>
         </w:rPr>
-        <w:t>Ниже приведены копии листов исходного комплекта, на которые опирается основная часть: справочная карточка Росреестра, каталог координат межевого плана, чертеж плана и акт согласования границы. Полный комплект экранов карты НСПД использован при составлении таблицы 2.</w:t>
+        <w:t>Ниже приведены копии листов исходного комплекта, на которые опирается основная часть: справочная карточка Росреестра, полученная запросом публичного сервиса 18.10.2026, каталог координат межевого плана, чертеж плана и акт согласования границы. Полный комплект экранов карты НСПД использован при составлении таблицы 2. На копиях сохранены имена, как они напечатаны в источнике. В основном тексте заказчик, кадастровый инженер, председатель товарищества и смежный правообладатель обозначены инициалами.</w:t>
       </w:r>
     </w:p>
     <w:p>
